--- a/zht/docx/142.content.docx
+++ b/zht/docx/142.content.docx
@@ -19,7 +19,7 @@
         <w:rPr>
           <w:lang w:val="zh_TW" w:bidi="zh_TW"/>
         </w:rPr>
-        <w:t>Resource: 聖經詞典 (Tyndale)</w:t>
+        <w:t>Resource: Tyndale Open Bible Dictionary</w:t>
       </w:r>
       <w:r>
         <w:rPr>
@@ -112,7 +112,7 @@
         <w:rPr>
           <w:lang w:val="zh_TW" w:bidi="zh_TW"/>
         </w:rPr>
-        <w:t>聖經詞典 (Tyndale)</w:t>
+        <w:t>Tyndale Open Bible Dictionary</w:t>
       </w:r>
     </w:p>
     <w:p>
@@ -149,7 +149,7 @@
         <w:rPr>
           <w:lang w:val="zh_TW" w:bidi="zh_TW"/>
         </w:rPr>
-        <w:t>wen</w:t>
+        <w:t>tu</w:t>
       </w:r>
       <w:r>
         <w:rPr>
@@ -212,7 +212,7 @@
         <w:rPr>
           <w:lang w:val="zh_TW" w:bidi="zh_TW"/>
         </w:rPr>
-        <w:t>溫柔</w:t>
+        <w:t>土八‧該隱</w:t>
       </w:r>
       <w:r>
         <w:rPr>
@@ -231,7 +231,7 @@
         <w:rPr>
           <w:lang w:val="zh_TW" w:bidi="zh_TW"/>
         </w:rPr>
-        <w:t>舊約聖經將溫柔描述為謙卑或屈身的態度（</w:t>
+        <w:t>拉麥和他的妻子洗拉的兒子（</w:t>
       </w:r>
       <w:hyperlink r:id="rId13">
         <w:r>
@@ -242,14 +242,14 @@
             <w:color w:val="0000EE"/>
             <w:u w:val="single"/>
           </w:rPr>
-          <w:t>撒下22:36</w:t>
+          <w:t>創4:22</w:t>
         </w:r>
       </w:hyperlink>
       <w:r>
         <w:rPr>
           <w:lang w:val="zh_TW" w:bidi="zh_TW"/>
         </w:rPr>
-        <w:t>；參</w:t>
+        <w:t>）。他是「打造各樣銅鐵利器的」。雖然文本並未聲稱他是第一位或所有鐵匠的「祖師」，但許多學者認為，文本原先與第</w:t>
       </w:r>
       <w:hyperlink r:id="rId14">
         <w:r>
@@ -260,14 +260,14 @@
             <w:color w:val="0000EE"/>
             <w:u w:val="single"/>
           </w:rPr>
-          <w:t>詩18:35</w:t>
+          <w:t>20</w:t>
         </w:r>
       </w:hyperlink>
       <w:r>
         <w:rPr>
           <w:lang w:val="zh_TW" w:bidi="zh_TW"/>
         </w:rPr>
-        <w:t>）。「溫柔」或「溫柔地」可以指禮貌和不做作（</w:t>
+        <w:t>和</w:t>
       </w:r>
       <w:hyperlink r:id="rId15">
         <w:r>
@@ -278,86 +278,24 @@
             <w:color w:val="0000EE"/>
             <w:u w:val="single"/>
           </w:rPr>
-          <w:t>箴15:4</w:t>
+          <w:t>21</w:t>
         </w:r>
       </w:hyperlink>
       <w:r>
         <w:rPr>
           <w:lang w:val="zh_TW" w:bidi="zh_TW"/>
         </w:rPr>
-        <w:t>），安靜而柔和（</w:t>
-      </w:r>
-      <w:hyperlink r:id="rId16">
-        <w:r>
-          <w:rPr>
-            <w:lang w:val="zh_TW" w:bidi="zh_TW"/>
-          </w:rPr>
-          <w:rPr>
-            <w:color w:val="0000EE"/>
-            <w:u w:val="single"/>
-          </w:rPr>
-          <w:t>申32:2</w:t>
-        </w:r>
-      </w:hyperlink>
-      <w:r>
-        <w:rPr>
-          <w:lang w:val="zh_TW" w:bidi="zh_TW"/>
-        </w:rPr>
-        <w:t>；</w:t>
-      </w:r>
-      <w:hyperlink r:id="rId17">
-        <w:r>
-          <w:rPr>
-            <w:lang w:val="zh_TW" w:bidi="zh_TW"/>
-          </w:rPr>
-          <w:rPr>
-            <w:color w:val="0000EE"/>
-            <w:u w:val="single"/>
-          </w:rPr>
-          <w:t>賽8:6</w:t>
-        </w:r>
-      </w:hyperlink>
-      <w:r>
-        <w:rPr>
-          <w:lang w:val="zh_TW" w:bidi="zh_TW"/>
-        </w:rPr>
-        <w:t>），或柔軟且寬容（</w:t>
-      </w:r>
-      <w:hyperlink r:id="rId18">
-        <w:r>
-          <w:rPr>
-            <w:lang w:val="zh_TW" w:bidi="zh_TW"/>
-          </w:rPr>
-          <w:rPr>
-            <w:color w:val="0000EE"/>
-            <w:u w:val="single"/>
-          </w:rPr>
-          <w:t>撒下18:5</w:t>
-        </w:r>
-      </w:hyperlink>
-      <w:r>
-        <w:rPr>
-          <w:lang w:val="zh_TW" w:bidi="zh_TW"/>
-        </w:rPr>
-        <w:t>；</w:t>
-      </w:r>
-      <w:hyperlink r:id="rId19">
-        <w:r>
-          <w:rPr>
-            <w:lang w:val="zh_TW" w:bidi="zh_TW"/>
-          </w:rPr>
-          <w:rPr>
-            <w:color w:val="0000EE"/>
-            <w:u w:val="single"/>
-          </w:rPr>
-          <w:t>伯15:11</w:t>
-        </w:r>
-      </w:hyperlink>
-      <w:r>
-        <w:rPr>
-          <w:lang w:val="zh_TW" w:bidi="zh_TW"/>
-        </w:rPr>
-        <w:t>）。</w:t>
+        <w:t>節呈平行，以暗示他是第一位。</w:t>
+      </w:r>
+      <w:r>
+        <w:rPr>
+          <w:lang w:val="zh_TW" w:bidi="zh_TW"/>
+        </w:rPr>
+      </w:r>
+      <w:r>
+        <w:rPr>
+          <w:lang w:val="zh_TW" w:bidi="zh_TW"/>
+        </w:rPr>
       </w:r>
     </w:p>
     <w:p>
@@ -367,285 +305,21 @@
           <w:lang w:val="zh_TW" w:bidi="zh_TW"/>
         </w:rPr>
       </w:r>
-      <w:r>
-        <w:rPr>
-          <w:lang w:val="zh_TW" w:bidi="zh_TW"/>
-        </w:rPr>
-        <w:t>在新約聖經中，有幾個詞被翻譯為「溫柔」、「溫和」或「溫柔地」。其不同的意思包括：</w:t>
-      </w:r>
     </w:p>
     <w:p>
       <w:pPr>
-        <w:pStyle w:val="ListNumber"/>
-        <w:numPr>
-          <w:ilvl w:val="0"/>
-          <w:numId w:val="14"/>
-        </w:numPr>
-        <w:spacing w:line="240" w:lineRule="auto"/>
-        <w:ind w:left="720"/>
-      </w:pPr>
-      <w:r>
-        <w:rPr>
-          <w:lang w:val="zh_TW" w:bidi="zh_TW"/>
-        </w:rPr>
-      </w:r>
-      <w:r>
-        <w:rPr>
-          <w:lang w:val="zh_TW" w:bidi="zh_TW"/>
-        </w:rPr>
-        <w:t>柔和、柔順、忍耐（</w:t>
-      </w:r>
-      <w:hyperlink r:id="rId20">
-        <w:r>
-          <w:rPr>
-            <w:lang w:val="zh_TW" w:bidi="zh_TW"/>
-          </w:rPr>
-          <w:rPr>
-            <w:color w:val="0000EE"/>
-            <w:u w:val="single"/>
-          </w:rPr>
-          <w:t>太11:29</w:t>
-        </w:r>
-      </w:hyperlink>
-      <w:r>
-        <w:rPr>
-          <w:lang w:val="zh_TW" w:bidi="zh_TW"/>
-        </w:rPr>
-        <w:t>；</w:t>
-      </w:r>
-      <w:hyperlink r:id="rId21">
-        <w:r>
-          <w:rPr>
-            <w:lang w:val="zh_TW" w:bidi="zh_TW"/>
-          </w:rPr>
-          <w:rPr>
-            <w:color w:val="0000EE"/>
-            <w:u w:val="single"/>
-          </w:rPr>
-          <w:t>林前4:21</w:t>
-        </w:r>
-      </w:hyperlink>
-      <w:r>
-        <w:rPr>
-          <w:lang w:val="zh_TW" w:bidi="zh_TW"/>
-        </w:rPr>
-        <w:t>；</w:t>
-      </w:r>
-      <w:hyperlink r:id="rId22">
-        <w:r>
-          <w:rPr>
-            <w:lang w:val="zh_TW" w:bidi="zh_TW"/>
-          </w:rPr>
-          <w:rPr>
-            <w:color w:val="0000EE"/>
-            <w:u w:val="single"/>
-          </w:rPr>
-          <w:t>林後10:1</w:t>
-        </w:r>
-      </w:hyperlink>
-      <w:r>
-        <w:rPr>
-          <w:lang w:val="zh_TW" w:bidi="zh_TW"/>
-        </w:rPr>
-        <w:t>；</w:t>
-      </w:r>
-      <w:hyperlink r:id="rId23">
-        <w:r>
-          <w:rPr>
-            <w:lang w:val="zh_TW" w:bidi="zh_TW"/>
-          </w:rPr>
-          <w:rPr>
-            <w:color w:val="0000EE"/>
-            <w:u w:val="single"/>
-          </w:rPr>
-          <w:t>加5:23</w:t>
-        </w:r>
-      </w:hyperlink>
-      <w:r>
-        <w:rPr>
-          <w:lang w:val="zh_TW" w:bidi="zh_TW"/>
-        </w:rPr>
-        <w:t>；</w:t>
-      </w:r>
-      <w:hyperlink r:id="rId24">
-        <w:r>
-          <w:rPr>
-            <w:lang w:val="zh_TW" w:bidi="zh_TW"/>
-          </w:rPr>
-          <w:rPr>
-            <w:color w:val="0000EE"/>
-            <w:u w:val="single"/>
-          </w:rPr>
-          <w:t>提前6:11</w:t>
-        </w:r>
-      </w:hyperlink>
-      <w:r>
-        <w:rPr>
-          <w:lang w:val="zh_TW" w:bidi="zh_TW"/>
-        </w:rPr>
-        <w:t>；</w:t>
-      </w:r>
-      <w:hyperlink r:id="rId25">
-        <w:r>
-          <w:rPr>
-            <w:lang w:val="zh_TW" w:bidi="zh_TW"/>
-          </w:rPr>
-          <w:rPr>
-            <w:color w:val="0000EE"/>
-            <w:u w:val="single"/>
-          </w:rPr>
-          <w:t>彼前3:4、15</w:t>
-        </w:r>
-      </w:hyperlink>
-      <w:r>
-        <w:rPr>
-          <w:lang w:val="zh_TW" w:bidi="zh_TW"/>
-        </w:rPr>
-        <w:t>），或禮貌和謙遜的態度（</w:t>
-      </w:r>
-      <w:hyperlink r:id="rId26">
-        <w:r>
-          <w:rPr>
-            <w:lang w:val="zh_TW" w:bidi="zh_TW"/>
-          </w:rPr>
-          <w:rPr>
-            <w:color w:val="0000EE"/>
-            <w:u w:val="single"/>
-          </w:rPr>
-          <w:t>提後2:25</w:t>
-        </w:r>
-      </w:hyperlink>
-      <w:r>
-        <w:rPr>
-          <w:lang w:val="zh_TW" w:bidi="zh_TW"/>
-        </w:rPr>
-        <w:t>）；</w:t>
-      </w:r>
-    </w:p>
-    <w:p>
-      <w:pPr>
-        <w:pStyle w:val="ListNumber"/>
-        <w:spacing w:line="240" w:lineRule="auto"/>
-        <w:ind w:left="720"/>
-      </w:pPr>
-      <w:r>
-        <w:rPr>
-          <w:lang w:val="zh_TW" w:bidi="zh_TW"/>
-        </w:rPr>
-      </w:r>
-      <w:r>
-        <w:rPr>
-          <w:lang w:val="zh_TW" w:bidi="zh_TW"/>
-        </w:rPr>
-        <w:t>對他人表達的善意（</w:t>
-      </w:r>
-      <w:hyperlink r:id="rId27">
-        <w:r>
-          <w:rPr>
-            <w:lang w:val="zh_TW" w:bidi="zh_TW"/>
-          </w:rPr>
-          <w:rPr>
-            <w:color w:val="0000EE"/>
-            <w:u w:val="single"/>
-          </w:rPr>
-          <w:t>帖前2:7</w:t>
-        </w:r>
-      </w:hyperlink>
-      <w:r>
-        <w:rPr>
-          <w:lang w:val="zh_TW" w:bidi="zh_TW"/>
-        </w:rPr>
-        <w:t>；</w:t>
-      </w:r>
-      <w:hyperlink r:id="rId28">
-        <w:r>
-          <w:rPr>
-            <w:lang w:val="zh_TW" w:bidi="zh_TW"/>
-          </w:rPr>
-          <w:rPr>
-            <w:color w:val="0000EE"/>
-            <w:u w:val="single"/>
-          </w:rPr>
-          <w:t>提後2:24</w:t>
-        </w:r>
-      </w:hyperlink>
-      <w:r>
-        <w:rPr>
-          <w:lang w:val="zh_TW" w:bidi="zh_TW"/>
-        </w:rPr>
-        <w:t>）；</w:t>
-      </w:r>
-    </w:p>
-    <w:p>
-      <w:pPr>
-        <w:pStyle w:val="ListNumber"/>
-        <w:spacing w:line="240" w:lineRule="auto"/>
-        <w:ind w:left="720"/>
-      </w:pPr>
-      <w:r>
-        <w:rPr>
-          <w:lang w:val="zh_TW" w:bidi="zh_TW"/>
-        </w:rPr>
-      </w:r>
-      <w:r>
-        <w:rPr>
-          <w:lang w:val="zh_TW" w:bidi="zh_TW"/>
-        </w:rPr>
-        <w:t>在各種情況下適當、公平或合適的行為（</w:t>
-      </w:r>
-      <w:hyperlink r:id="rId29">
-        <w:r>
-          <w:rPr>
-            <w:lang w:val="zh_TW" w:bidi="zh_TW"/>
-          </w:rPr>
-          <w:rPr>
-            <w:color w:val="0000EE"/>
-            <w:u w:val="single"/>
-          </w:rPr>
-          <w:t>提前3:3</w:t>
-        </w:r>
-      </w:hyperlink>
-      <w:r>
-        <w:rPr>
-          <w:lang w:val="zh_TW" w:bidi="zh_TW"/>
-        </w:rPr>
-        <w:t>；</w:t>
-      </w:r>
-      <w:hyperlink r:id="rId30">
-        <w:r>
-          <w:rPr>
-            <w:lang w:val="zh_TW" w:bidi="zh_TW"/>
-          </w:rPr>
-          <w:rPr>
-            <w:color w:val="0000EE"/>
-            <w:u w:val="single"/>
-          </w:rPr>
-          <w:t>多3:2</w:t>
-        </w:r>
-      </w:hyperlink>
-      <w:r>
-        <w:rPr>
-          <w:lang w:val="zh_TW" w:bidi="zh_TW"/>
-        </w:rPr>
-        <w:t>；</w:t>
-      </w:r>
-      <w:hyperlink r:id="rId31">
-        <w:r>
-          <w:rPr>
-            <w:lang w:val="zh_TW" w:bidi="zh_TW"/>
-          </w:rPr>
-          <w:rPr>
-            <w:color w:val="0000EE"/>
-            <w:u w:val="single"/>
-          </w:rPr>
-          <w:t>彼前2:18</w:t>
-        </w:r>
-      </w:hyperlink>
-      <w:r>
-        <w:rPr>
-          <w:lang w:val="zh_TW" w:bidi="zh_TW"/>
-        </w:rPr>
-        <w:t>）。</w:t>
+        <w:pStyle w:val="Heading2"/>
+      </w:pPr>
+      <w:r>
+        <w:rPr>
+          <w:lang w:val="zh_TW" w:bidi="zh_TW"/>
+        </w:rPr>
+        <w:t>土地</w:t>
+      </w:r>
+      <w:r>
+        <w:rPr>
+          <w:lang w:val="zh_TW" w:bidi="zh_TW"/>
+        </w:rPr>
       </w:r>
     </w:p>
     <w:p>
@@ -659,71 +333,7 @@
         <w:rPr>
           <w:lang w:val="zh_TW" w:bidi="zh_TW"/>
         </w:rPr>
-        <w:t>教會領袖和其他信徒被教導要溫柔地對待犯錯的人（</w:t>
-      </w:r>
-      <w:hyperlink r:id="rId32">
-        <w:r>
-          <w:rPr>
-            <w:lang w:val="zh_TW" w:bidi="zh_TW"/>
-          </w:rPr>
-          <w:rPr>
-            <w:color w:val="0000EE"/>
-            <w:u w:val="single"/>
-          </w:rPr>
-          <w:t>加6:1</w:t>
-        </w:r>
-      </w:hyperlink>
-      <w:r>
-        <w:rPr>
-          <w:lang w:val="zh_TW" w:bidi="zh_TW"/>
-        </w:rPr>
-        <w:t>），反對信仰的人（</w:t>
-      </w:r>
-      <w:hyperlink r:id="rId26">
-        <w:r>
-          <w:rPr>
-            <w:lang w:val="zh_TW" w:bidi="zh_TW"/>
-          </w:rPr>
-          <w:rPr>
-            <w:color w:val="0000EE"/>
-            <w:u w:val="single"/>
-          </w:rPr>
-          <w:t>提後2:25</w:t>
-        </w:r>
-      </w:hyperlink>
-      <w:r>
-        <w:rPr>
-          <w:lang w:val="zh_TW" w:bidi="zh_TW"/>
-        </w:rPr>
-        <w:t>），或無知和被誤導的人（</w:t>
-      </w:r>
-      <w:hyperlink r:id="rId33">
-        <w:r>
-          <w:rPr>
-            <w:lang w:val="zh_TW" w:bidi="zh_TW"/>
-          </w:rPr>
-          <w:rPr>
-            <w:color w:val="0000EE"/>
-            <w:u w:val="single"/>
-          </w:rPr>
-          <w:t>來5:2</w:t>
-        </w:r>
-      </w:hyperlink>
-      <w:r>
-        <w:rPr>
-          <w:lang w:val="zh_TW" w:bidi="zh_TW"/>
-        </w:rPr>
-        <w:t>）。</w:t>
-      </w:r>
-      <w:r>
-        <w:rPr>
-          <w:lang w:val="zh_TW" w:bidi="zh_TW"/>
-        </w:rPr>
-      </w:r>
-      <w:r>
-        <w:rPr>
-          <w:lang w:val="zh_TW" w:bidi="zh_TW"/>
-        </w:rPr>
+        <w:t>人與土地的關係是舊約聖經中的重要主題。在創世記裡，地與旱地被造，成為人居住並與神相交的地方。人被賦予管理大地、治理動物的任務，好使自己的需要得以滿足，並將榮耀歸給造物主。然而，自從人墮落之後，他們不僅與神和彼此隔絕，也與他們所居住的土地隔絕。他們被趕出伊甸園，大地也受咒詛。他們不得不汗流滿面地勞苦，才能制服土地並維持生計，因為收成被荊棘和蒺藜所阻。</w:t>
       </w:r>
     </w:p>
     <w:p>
@@ -733,21 +343,29 @@
           <w:lang w:val="zh_TW" w:bidi="zh_TW"/>
         </w:rPr>
       </w:r>
-    </w:p>
-    <w:p>
-      <w:pPr>
-        <w:pStyle w:val="Heading2"/>
-      </w:pPr>
-      <w:r>
-        <w:rPr>
-          <w:lang w:val="zh_TW" w:bidi="zh_TW"/>
-        </w:rPr>
-        <w:t>文士</w:t>
-      </w:r>
-      <w:r>
-        <w:rPr>
-          <w:lang w:val="zh_TW" w:bidi="zh_TW"/>
-        </w:rPr>
+      <w:r>
+        <w:rPr>
+          <w:lang w:val="zh_TW" w:bidi="zh_TW"/>
+        </w:rPr>
+        <w:t>該隱殺了他的弟弟之後，受到刑罰，要承受更嚴重的土地咒詛。神告訴他，即使他辛苦勞作，土地也不會為他效力，迫使他漂流無定。該隱失去永久的居所，被剝奪享受安息與昌盛的機會。該隱因為犯罪，無法實現他對「歸屬之地」的渴望。（</w:t>
+      </w:r>
+      <w:hyperlink r:id="rId16">
+        <w:r>
+          <w:rPr>
+            <w:lang w:val="zh_TW" w:bidi="zh_TW"/>
+          </w:rPr>
+          <w:rPr>
+            <w:color w:val="0000EE"/>
+            <w:u w:val="single"/>
+          </w:rPr>
+          <w:t>創4:12</w:t>
+        </w:r>
+      </w:hyperlink>
+      <w:r>
+        <w:rPr>
+          <w:lang w:val="zh_TW" w:bidi="zh_TW"/>
+        </w:rPr>
+        <w:t>）。</w:t>
       </w:r>
     </w:p>
     <w:p>
@@ -761,7 +379,43 @@
         <w:rPr>
           <w:lang w:val="zh_TW" w:bidi="zh_TW"/>
         </w:rPr>
-        <w:t>指舊約時代早期，那些負責書寫和記錄資訊的人。在巴比倫被擄歸回之後，文士成為一個學者階層，為百姓做教導、抄寫和解釋猶太律法的工作。他們在福音書中主要作為耶穌的對手出現。</w:t>
+        <w:t>洪水之後，神因著審判極其邪惡的人而毀滅世界，但人又再一次惹動神的忿怒；人建造巴別塔，是要在不依靠神的情況下高舉人的能力。於是神介入，使人的語言混亂，並「使眾人分散在全地上」（</w:t>
+      </w:r>
+      <w:hyperlink r:id="rId17">
+        <w:r>
+          <w:rPr>
+            <w:lang w:val="zh_TW" w:bidi="zh_TW"/>
+          </w:rPr>
+          <w:rPr>
+            <w:color w:val="0000EE"/>
+            <w:u w:val="single"/>
+          </w:rPr>
+          <w:t>11:9</w:t>
+        </w:r>
+      </w:hyperlink>
+      <w:r>
+        <w:rPr>
+          <w:lang w:val="zh_TW" w:bidi="zh_TW"/>
+        </w:rPr>
+        <w:t>）。</w:t>
+      </w:r>
+      <w:hyperlink r:id="rId18">
+        <w:r>
+          <w:rPr>
+            <w:lang w:val="zh_TW" w:bidi="zh_TW"/>
+          </w:rPr>
+          <w:rPr>
+            <w:color w:val="0000EE"/>
+            <w:u w:val="single"/>
+          </w:rPr>
+          <w:t>創世記一至十一章</w:t>
+        </w:r>
+      </w:hyperlink>
+      <w:r>
+        <w:rPr>
+          <w:lang w:val="zh_TW" w:bidi="zh_TW"/>
+        </w:rPr>
+        <w:t>的敘事呈現出一個連續的脈絡：人因著罪與悖逆，不斷失去土地，並承受隨之而來的匱乏。</w:t>
       </w:r>
     </w:p>
     <w:p>
@@ -772,7 +426,7 @@
         <w:rPr>
           <w:lang w:val="zh_TW" w:bidi="zh_TW"/>
         </w:rPr>
-        <w:t>巴比倫被擄前的文士</w:t>
+        <w:t>土地與亞伯拉罕之約</w:t>
       </w:r>
     </w:p>
     <w:p>
@@ -786,27 +440,9 @@
         <w:rPr>
           <w:lang w:val="zh_TW" w:bidi="zh_TW"/>
         </w:rPr>
-        <w:t>在古代以色列，閱讀和書寫的能力並不普及，公共生活的各個方面都需要專業人士。這似乎是聖經對「文士」一詞最早的理解，並無特別的宗教意涵。文士負責保存記錄或抄寫</w:t>
-      </w:r>
-    </w:p>
-    <w:p>
-      <w:pPr>
-        <w:pStyle w:val="ListBullet"/>
-        <w:spacing w:line="240" w:lineRule="auto"/>
-        <w:ind w:left="720"/>
-      </w:pPr>
-      <w:r>
-        <w:rPr>
-          <w:lang w:val="zh_TW" w:bidi="zh_TW"/>
-        </w:rPr>
-      </w:r>
-      <w:r>
-        <w:rPr>
-          <w:lang w:val="zh_TW" w:bidi="zh_TW"/>
-        </w:rPr>
-        <w:t>法律文件（</w:t>
-      </w:r>
-      <w:hyperlink r:id="rId34">
+        <w:t>在亞伯拉罕的時代，神介入人類歷史，為一群分別出來歸於自己的人，預備一個特別的家園。在這裡，聖經中首次提到應許之地的主題。神對亞伯拉罕說：「你要離開本地、本族、父家，往我所要指示你的地去。我必叫你成為大國」（</w:t>
+      </w:r>
+      <w:hyperlink r:id="rId19">
         <w:r>
           <w:rPr>
             <w:lang w:val="zh_TW" w:bidi="zh_TW"/>
@@ -815,34 +451,16 @@
             <w:color w:val="0000EE"/>
             <w:u w:val="single"/>
           </w:rPr>
-          <w:t>耶32:12</w:t>
+          <w:t>創12:1–2</w:t>
         </w:r>
       </w:hyperlink>
       <w:r>
         <w:rPr>
           <w:lang w:val="zh_TW" w:bidi="zh_TW"/>
         </w:rPr>
-        <w:t>），</w:t>
-      </w:r>
-    </w:p>
-    <w:p>
-      <w:pPr>
-        <w:pStyle w:val="ListBullet"/>
-        <w:spacing w:line="240" w:lineRule="auto"/>
-        <w:ind w:left="720"/>
-      </w:pPr>
-      <w:r>
-        <w:rPr>
-          <w:lang w:val="zh_TW" w:bidi="zh_TW"/>
-        </w:rPr>
-      </w:r>
-      <w:r>
-        <w:rPr>
-          <w:lang w:val="zh_TW" w:bidi="zh_TW"/>
-        </w:rPr>
-        <w:t>軍事檔案（</w:t>
-      </w:r>
-      <w:hyperlink r:id="rId35">
+        <w:t>）。這個應許在</w:t>
+      </w:r>
+      <w:hyperlink r:id="rId20">
         <w:r>
           <w:rPr>
             <w:lang w:val="zh_TW" w:bidi="zh_TW"/>
@@ -851,34 +469,16 @@
             <w:color w:val="0000EE"/>
             <w:u w:val="single"/>
           </w:rPr>
-          <w:t>代下26:11</w:t>
+          <w:t>創十二章7節</w:t>
         </w:r>
       </w:hyperlink>
       <w:r>
         <w:rPr>
           <w:lang w:val="zh_TW" w:bidi="zh_TW"/>
         </w:rPr>
-        <w:t>），</w:t>
-      </w:r>
-    </w:p>
-    <w:p>
-      <w:pPr>
-        <w:pStyle w:val="ListBullet"/>
-        <w:spacing w:line="240" w:lineRule="auto"/>
-        <w:ind w:left="720"/>
-      </w:pPr>
-      <w:r>
-        <w:rPr>
-          <w:lang w:val="zh_TW" w:bidi="zh_TW"/>
-        </w:rPr>
-      </w:r>
-      <w:r>
-        <w:rPr>
-          <w:lang w:val="zh_TW" w:bidi="zh_TW"/>
-        </w:rPr>
-        <w:t>其它公文（</w:t>
-      </w:r>
-      <w:hyperlink r:id="rId36">
+        <w:t>，</w:t>
+      </w:r>
+      <w:hyperlink r:id="rId21">
         <w:r>
           <w:rPr>
             <w:lang w:val="zh_TW" w:bidi="zh_TW"/>
@@ -887,16 +487,16 @@
             <w:color w:val="0000EE"/>
             <w:u w:val="single"/>
           </w:rPr>
-          <w:t>士8:14</w:t>
+          <w:t>十三章14至18節</w:t>
         </w:r>
       </w:hyperlink>
       <w:r>
         <w:rPr>
           <w:lang w:val="zh_TW" w:bidi="zh_TW"/>
         </w:rPr>
-        <w:t>；</w:t>
-      </w:r>
-      <w:hyperlink r:id="rId37">
+        <w:t>，</w:t>
+      </w:r>
+      <w:hyperlink r:id="rId22">
         <w:r>
           <w:rPr>
             <w:lang w:val="zh_TW" w:bidi="zh_TW"/>
@@ -905,34 +505,16 @@
             <w:color w:val="0000EE"/>
             <w:u w:val="single"/>
           </w:rPr>
-          <w:t>賽50:1</w:t>
+          <w:t>十五章7至21節</w:t>
         </w:r>
       </w:hyperlink>
       <w:r>
         <w:rPr>
           <w:lang w:val="zh_TW" w:bidi="zh_TW"/>
         </w:rPr>
-        <w:t>），或</w:t>
-      </w:r>
-    </w:p>
-    <w:p>
-      <w:pPr>
-        <w:pStyle w:val="ListBullet"/>
-        <w:spacing w:line="240" w:lineRule="auto"/>
-        <w:ind w:left="720"/>
-      </w:pPr>
-      <w:r>
-        <w:rPr>
-          <w:lang w:val="zh_TW" w:bidi="zh_TW"/>
-        </w:rPr>
-      </w:r>
-      <w:r>
-        <w:rPr>
-          <w:lang w:val="zh_TW" w:bidi="zh_TW"/>
-        </w:rPr>
-        <w:t>私人書信（</w:t>
-      </w:r>
-      <w:hyperlink r:id="rId38">
+        <w:t>，</w:t>
+      </w:r>
+      <w:hyperlink r:id="rId23">
         <w:r>
           <w:rPr>
             <w:lang w:val="zh_TW" w:bidi="zh_TW"/>
@@ -941,7 +523,25 @@
             <w:color w:val="0000EE"/>
             <w:u w:val="single"/>
           </w:rPr>
-          <w:t>耶36:18</w:t>
+          <w:t>十七章7至8節</w:t>
+        </w:r>
+      </w:hyperlink>
+      <w:r>
+        <w:rPr>
+          <w:lang w:val="zh_TW" w:bidi="zh_TW"/>
+        </w:rPr>
+        <w:t>中進一步擴展。神告訴亞伯拉罕，他的後裔要以迦南地「永遠為業」（</w:t>
+      </w:r>
+      <w:hyperlink r:id="rId24">
+        <w:r>
+          <w:rPr>
+            <w:lang w:val="zh_TW" w:bidi="zh_TW"/>
+          </w:rPr>
+          <w:rPr>
+            <w:color w:val="0000EE"/>
+            <w:u w:val="single"/>
+          </w:rPr>
+          <w:t>17:8</w:t>
         </w:r>
       </w:hyperlink>
       <w:r>
@@ -962,205 +562,72 @@
         <w:rPr>
           <w:lang w:val="zh_TW" w:bidi="zh_TW"/>
         </w:rPr>
-        <w:t>文士對於王室行政至關重要。文士長通常擔任</w:t>
+        <w:t>舊約聖經的敘事隨後追溯亞伯拉罕的後裔，經由以撒和雅各，並記載雅各的家族遷往埃及，在那裡大約經過四百年，他們成為強大而人數眾多的民族。在這段時期，神再次重申關於迦南地要歸屬的應許（</w:t>
+      </w:r>
+      <w:hyperlink r:id="rId25">
+        <w:r>
+          <w:rPr>
+            <w:lang w:val="zh_TW" w:bidi="zh_TW"/>
+          </w:rPr>
+          <w:rPr>
+            <w:color w:val="0000EE"/>
+            <w:u w:val="single"/>
+          </w:rPr>
+          <w:t>創28:15，</w:t>
+        </w:r>
+      </w:hyperlink>
+      <w:hyperlink r:id="rId26">
+        <w:r>
+          <w:rPr>
+            <w:lang w:val="zh_TW" w:bidi="zh_TW"/>
+          </w:rPr>
+          <w:rPr>
+            <w:color w:val="0000EE"/>
+            <w:u w:val="single"/>
+          </w:rPr>
+          <w:t>35:11–12，</w:t>
+        </w:r>
+      </w:hyperlink>
+      <w:hyperlink r:id="rId27">
+        <w:r>
+          <w:rPr>
+            <w:lang w:val="zh_TW" w:bidi="zh_TW"/>
+          </w:rPr>
+          <w:rPr>
+            <w:color w:val="0000EE"/>
+            <w:u w:val="single"/>
+          </w:rPr>
+          <w:t>46:3–4，</w:t>
+        </w:r>
+      </w:hyperlink>
+      <w:hyperlink r:id="rId28">
+        <w:r>
+          <w:rPr>
+            <w:lang w:val="zh_TW" w:bidi="zh_TW"/>
+          </w:rPr>
+          <w:rPr>
+            <w:color w:val="0000EE"/>
+            <w:u w:val="single"/>
+          </w:rPr>
+          <w:t>50:24</w:t>
+        </w:r>
+      </w:hyperlink>
+      <w:r>
+        <w:rPr>
+          <w:lang w:val="zh_TW" w:bidi="zh_TW"/>
+        </w:rPr>
+        <w:t>），並且不斷擺在亞伯拉罕後裔面前，作為神立約應許中不可或缺的一部分。</w:t>
       </w:r>
     </w:p>
     <w:p>
       <w:pPr>
-        <w:pStyle w:val="ListBullet"/>
-        <w:spacing w:line="240" w:lineRule="auto"/>
-        <w:ind w:left="720"/>
-      </w:pPr>
-      <w:r>
-        <w:rPr>
-          <w:lang w:val="zh_TW" w:bidi="zh_TW"/>
-        </w:rPr>
-      </w:r>
-      <w:r>
-        <w:rPr>
-          <w:lang w:val="zh_TW" w:bidi="zh_TW"/>
-        </w:rPr>
-        <w:t>王室書記（</w:t>
-      </w:r>
-      <w:hyperlink r:id="rId39">
-        <w:r>
-          <w:rPr>
-            <w:lang w:val="zh_TW" w:bidi="zh_TW"/>
-          </w:rPr>
-          <w:rPr>
-            <w:color w:val="0000EE"/>
-            <w:u w:val="single"/>
-          </w:rPr>
-          <w:t>王上4:3</w:t>
-        </w:r>
-      </w:hyperlink>
-      <w:r>
-        <w:rPr>
-          <w:lang w:val="zh_TW" w:bidi="zh_TW"/>
-        </w:rPr>
-        <w:t>；</w:t>
-      </w:r>
-      <w:hyperlink r:id="rId40">
-        <w:r>
-          <w:rPr>
-            <w:lang w:val="zh_TW" w:bidi="zh_TW"/>
-          </w:rPr>
-          <w:rPr>
-            <w:color w:val="0000EE"/>
-            <w:u w:val="single"/>
-          </w:rPr>
-          <w:t>代下24:11</w:t>
-        </w:r>
-      </w:hyperlink>
-      <w:r>
-        <w:rPr>
-          <w:lang w:val="zh_TW" w:bidi="zh_TW"/>
-        </w:rPr>
-        <w:t>），</w:t>
-      </w:r>
-    </w:p>
-    <w:p>
-      <w:pPr>
-        <w:pStyle w:val="ListBullet"/>
-        <w:spacing w:line="240" w:lineRule="auto"/>
-        <w:ind w:left="720"/>
-      </w:pPr>
-      <w:r>
-        <w:rPr>
-          <w:lang w:val="zh_TW" w:bidi="zh_TW"/>
-        </w:rPr>
-      </w:r>
-      <w:r>
-        <w:rPr>
-          <w:lang w:val="zh_TW" w:bidi="zh_TW"/>
-        </w:rPr>
-        <w:t>謀士（</w:t>
-      </w:r>
-      <w:hyperlink r:id="rId41">
-        <w:r>
-          <w:rPr>
-            <w:lang w:val="zh_TW" w:bidi="zh_TW"/>
-          </w:rPr>
-          <w:rPr>
-            <w:color w:val="0000EE"/>
-            <w:u w:val="single"/>
-          </w:rPr>
-          <w:t>撒下8:16–17</w:t>
-        </w:r>
-      </w:hyperlink>
-      <w:r>
-        <w:rPr>
-          <w:lang w:val="zh_TW" w:bidi="zh_TW"/>
-        </w:rPr>
-        <w:t>；</w:t>
-      </w:r>
-      <w:hyperlink r:id="rId42">
-        <w:r>
-          <w:rPr>
-            <w:lang w:val="zh_TW" w:bidi="zh_TW"/>
-          </w:rPr>
-          <w:rPr>
-            <w:color w:val="0000EE"/>
-            <w:u w:val="single"/>
-          </w:rPr>
-          <w:t>王下18:18</w:t>
-        </w:r>
-      </w:hyperlink>
-      <w:r>
-        <w:rPr>
-          <w:lang w:val="zh_TW" w:bidi="zh_TW"/>
-        </w:rPr>
-        <w:t>，</w:t>
-      </w:r>
-      <w:hyperlink r:id="rId43">
-        <w:r>
-          <w:rPr>
-            <w:lang w:val="zh_TW" w:bidi="zh_TW"/>
-          </w:rPr>
-          <w:rPr>
-            <w:color w:val="0000EE"/>
-            <w:u w:val="single"/>
-          </w:rPr>
-          <w:t>22:12</w:t>
-        </w:r>
-      </w:hyperlink>
-      <w:r>
-        <w:rPr>
-          <w:lang w:val="zh_TW" w:bidi="zh_TW"/>
-        </w:rPr>
-        <w:t>；</w:t>
-      </w:r>
-      <w:hyperlink r:id="rId44">
-        <w:r>
-          <w:rPr>
-            <w:lang w:val="zh_TW" w:bidi="zh_TW"/>
-          </w:rPr>
-          <w:rPr>
-            <w:color w:val="0000EE"/>
-            <w:u w:val="single"/>
-          </w:rPr>
-          <w:t>代上27:32</w:t>
-        </w:r>
-      </w:hyperlink>
-      <w:r>
-        <w:rPr>
-          <w:lang w:val="zh_TW" w:bidi="zh_TW"/>
-        </w:rPr>
-        <w:t>；</w:t>
-      </w:r>
-      <w:hyperlink r:id="rId45">
-        <w:r>
-          <w:rPr>
-            <w:lang w:val="zh_TW" w:bidi="zh_TW"/>
-          </w:rPr>
-          <w:rPr>
-            <w:color w:val="0000EE"/>
-            <w:u w:val="single"/>
-          </w:rPr>
-          <w:t>賽36:3</w:t>
-        </w:r>
-      </w:hyperlink>
-      <w:r>
-        <w:rPr>
-          <w:lang w:val="zh_TW" w:bidi="zh_TW"/>
-        </w:rPr>
-        <w:t>），和</w:t>
-      </w:r>
-    </w:p>
-    <w:p>
-      <w:pPr>
-        <w:pStyle w:val="ListBullet"/>
-        <w:spacing w:line="240" w:lineRule="auto"/>
-        <w:ind w:left="720"/>
-      </w:pPr>
-      <w:r>
-        <w:rPr>
-          <w:lang w:val="zh_TW" w:bidi="zh_TW"/>
-        </w:rPr>
-      </w:r>
-      <w:r>
-        <w:rPr>
-          <w:lang w:val="zh_TW" w:bidi="zh_TW"/>
-        </w:rPr>
-        <w:t>財務監督（</w:t>
-      </w:r>
-      <w:hyperlink r:id="rId46">
-        <w:r>
-          <w:rPr>
-            <w:lang w:val="zh_TW" w:bidi="zh_TW"/>
-          </w:rPr>
-          <w:rPr>
-            <w:color w:val="0000EE"/>
-            <w:u w:val="single"/>
-          </w:rPr>
-          <w:t>王下22:3–4</w:t>
-        </w:r>
-      </w:hyperlink>
-      <w:r>
-        <w:rPr>
-          <w:lang w:val="zh_TW" w:bidi="zh_TW"/>
-        </w:rPr>
-        <w:t>）。</w:t>
+        <w:pStyle w:val="Heading3"/>
+      </w:pPr>
+      <w:r>
+        <w:rPr>
+          <w:lang w:val="zh_TW" w:bidi="zh_TW"/>
+        </w:rPr>
+        <w:t>土地與摩西之約</w:t>
       </w:r>
     </w:p>
     <w:p>
@@ -1174,9 +641,9 @@
         <w:rPr>
           <w:lang w:val="zh_TW" w:bidi="zh_TW"/>
         </w:rPr>
-        <w:t>書記也與祭司職分有關，負責聖殿的紀錄工作（</w:t>
-      </w:r>
-      <w:hyperlink r:id="rId47">
+        <w:t>當神呼召摩西帶領以色列人出埃及時，祂將摩西的使命與祂對列祖成就的應許連繫在一起：「我也記念我的約……我要以你們為我的百姓，我也要作你們的神……我起誓應許給亞伯拉罕、以撒、雅各的那地，我要把你們領進去，將那地賜給你們為業」（</w:t>
+      </w:r>
+      <w:hyperlink r:id="rId29">
         <w:r>
           <w:rPr>
             <w:lang w:val="zh_TW" w:bidi="zh_TW"/>
@@ -1185,16 +652,16 @@
             <w:color w:val="0000EE"/>
             <w:u w:val="single"/>
           </w:rPr>
-          <w:t>代上24:6</w:t>
+          <w:t>出6:5–8</w:t>
         </w:r>
       </w:hyperlink>
       <w:r>
         <w:rPr>
           <w:lang w:val="zh_TW" w:bidi="zh_TW"/>
         </w:rPr>
-        <w:t>；</w:t>
-      </w:r>
-      <w:hyperlink r:id="rId48">
+        <w:t>）。神拯救以色列人出埃及，有兩個原因：第一，是要以色列人在西奈山成為神的約民；第二，是要以色列人承受神應許他們列祖的地。然而，至關重要的是，隨著摩西之約的建立，以色列人能否繼續擁有那地，已取決於他們是否順服。如果以色列人違背約中的義務，他們就要招來咒詛，其中最嚴厲的，便是被趕逐出應許之地（</w:t>
+      </w:r>
+      <w:hyperlink r:id="rId30">
         <w:r>
           <w:rPr>
             <w:lang w:val="zh_TW" w:bidi="zh_TW"/>
@@ -1203,25 +670,32 @@
             <w:color w:val="0000EE"/>
             <w:u w:val="single"/>
           </w:rPr>
-          <w:t>代下34:13–15</w:t>
+          <w:t>利26:32–33</w:t>
         </w:r>
       </w:hyperlink>
       <w:r>
         <w:rPr>
           <w:lang w:val="zh_TW" w:bidi="zh_TW"/>
         </w:rPr>
+        <w:t>）。這並不表示神會完全或永遠棄絕祂的百姓與那地，因為神也應許說，當祂的百姓悔改時，「我就要記念我與雅各所立的約……並要記念這地」（</w:t>
+      </w:r>
+      <w:hyperlink r:id="rId31">
+        <w:r>
+          <w:rPr>
+            <w:lang w:val="zh_TW" w:bidi="zh_TW"/>
+          </w:rPr>
+          <w:rPr>
+            <w:color w:val="0000EE"/>
+            <w:u w:val="single"/>
+          </w:rPr>
+          <w:t>利26:42</w:t>
+        </w:r>
+      </w:hyperlink>
+      <w:r>
+        <w:rPr>
+          <w:lang w:val="zh_TW" w:bidi="zh_TW"/>
+        </w:rPr>
         <w:t>）。</w:t>
-      </w:r>
-    </w:p>
-    <w:p>
-      <w:pPr>
-        <w:pStyle w:val="Heading3"/>
-      </w:pPr>
-      <w:r>
-        <w:rPr>
-          <w:lang w:val="zh_TW" w:bidi="zh_TW"/>
-        </w:rPr>
-        <w:t>巴比倫被擄歸回後的文士</w:t>
       </w:r>
     </w:p>
     <w:p>
@@ -1235,9 +709,9 @@
         <w:rPr>
           <w:lang w:val="zh_TW" w:bidi="zh_TW"/>
         </w:rPr>
-        <w:t>猶太人被擄歸回後，在以斯拉和尼希米的領導下，猶太信仰傳統得以重建。此時「文士」一詞更具體地指那些聚集在一起，研究並解釋妥拉（猶太律法）的人。文士成為教師的專業，能給猶太百姓準確保存並解釋摩西律法。在這時期的開始，以斯拉被視為理想的文士，他是「通達耶和華誡命和賜以色列之律例的文士」（</w:t>
-      </w:r>
-      <w:hyperlink r:id="rId49">
+        <w:t>在大衛作王期間，有關土地的應許至少已經部分應驗。雖然約書亞帶領百姓進入那地時，應許已經開始成就，但那時的疆界並未達到神對亞伯拉罕所應許的範圍（</w:t>
+      </w:r>
+      <w:hyperlink r:id="rId32">
         <w:r>
           <w:rPr>
             <w:lang w:val="zh_TW" w:bidi="zh_TW"/>
@@ -1246,7 +720,79 @@
             <w:color w:val="0000EE"/>
             <w:u w:val="single"/>
           </w:rPr>
-          <w:t>拉7:11</w:t>
+          <w:t>創15:18</w:t>
+        </w:r>
+      </w:hyperlink>
+      <w:r>
+        <w:rPr>
+          <w:lang w:val="zh_TW" w:bidi="zh_TW"/>
+        </w:rPr>
+        <w:t>），而且許多已佔領的地方仍有舊居民的抵抗勢力（</w:t>
+      </w:r>
+      <w:hyperlink r:id="rId33">
+        <w:r>
+          <w:rPr>
+            <w:lang w:val="zh_TW" w:bidi="zh_TW"/>
+          </w:rPr>
+          <w:rPr>
+            <w:color w:val="0000EE"/>
+            <w:u w:val="single"/>
+          </w:rPr>
+          <w:t>書13:1–6</w:t>
+        </w:r>
+      </w:hyperlink>
+      <w:r>
+        <w:rPr>
+          <w:lang w:val="zh_TW" w:bidi="zh_TW"/>
+        </w:rPr>
+        <w:t>；</w:t>
+      </w:r>
+      <w:hyperlink r:id="rId34">
+        <w:r>
+          <w:rPr>
+            <w:lang w:val="zh_TW" w:bidi="zh_TW"/>
+          </w:rPr>
+          <w:rPr>
+            <w:color w:val="0000EE"/>
+            <w:u w:val="single"/>
+          </w:rPr>
+          <w:t>士1章</w:t>
+        </w:r>
+      </w:hyperlink>
+      <w:r>
+        <w:rPr>
+          <w:lang w:val="zh_TW" w:bidi="zh_TW"/>
+        </w:rPr>
+        <w:t>）。直到大衛的時代，他們才完全奪取這地，如同起初所應許的一樣。（</w:t>
+      </w:r>
+      <w:hyperlink r:id="rId35">
+        <w:r>
+          <w:rPr>
+            <w:lang w:val="zh_TW" w:bidi="zh_TW"/>
+          </w:rPr>
+          <w:rPr>
+            <w:color w:val="0000EE"/>
+            <w:u w:val="single"/>
+          </w:rPr>
+          <w:t>撒下8章</w:t>
+        </w:r>
+      </w:hyperlink>
+      <w:r>
+        <w:rPr>
+          <w:lang w:val="zh_TW" w:bidi="zh_TW"/>
+        </w:rPr>
+        <w:t>；</w:t>
+      </w:r>
+      <w:hyperlink r:id="rId36">
+        <w:r>
+          <w:rPr>
+            <w:lang w:val="zh_TW" w:bidi="zh_TW"/>
+          </w:rPr>
+          <w:rPr>
+            <w:color w:val="0000EE"/>
+            <w:u w:val="single"/>
+          </w:rPr>
+          <w:t>王上4:21、24</w:t>
         </w:r>
       </w:hyperlink>
       <w:r>
@@ -1267,27 +813,9 @@
         <w:rPr>
           <w:lang w:val="zh_TW" w:bidi="zh_TW"/>
         </w:rPr>
-        <w:t>便西拉智訓（</w:t>
-      </w:r>
-      <w:r>
-        <w:rPr>
-          <w:lang w:val="zh_TW" w:bidi="zh_TW"/>
-        </w:rPr>
-        <w:t>The book of Sirach</w:t>
-      </w:r>
-      <w:r>
-        <w:rPr>
-          <w:lang w:val="zh_TW" w:bidi="zh_TW"/>
-        </w:rPr>
-        <w:t>）</w:t>
-      </w:r>
-      <w:r>
-        <w:rPr>
-          <w:lang w:val="zh_TW" w:bidi="zh_TW"/>
-        </w:rPr>
-        <w:t>描述文士是能夠深刻理解經文的隱含意義的人（</w:t>
-      </w:r>
-      <w:hyperlink r:id="rId50">
+        <w:t>所羅門獻殿時，再一次強調君王要遵守律法，以及約中的順服與承受土地之間的關聯。（</w:t>
+      </w:r>
+      <w:hyperlink r:id="rId37">
         <w:r>
           <w:rPr>
             <w:lang w:val="zh_TW" w:bidi="zh_TW"/>
@@ -1296,199 +824,14 @@
             <w:color w:val="0000EE"/>
             <w:u w:val="single"/>
           </w:rPr>
-          <w:t>便西拉智訓39:2–3</w:t>
+          <w:t>王上9:4–9</w:t>
         </w:r>
       </w:hyperlink>
       <w:r>
         <w:rPr>
           <w:lang w:val="zh_TW" w:bidi="zh_TW"/>
         </w:rPr>
-        <w:t>），這種理解源於他勤奮研究律法、先知書和聖卷的結果（</w:t>
-      </w:r>
-      <w:hyperlink r:id="rId51">
-        <w:r>
-          <w:rPr>
-            <w:lang w:val="zh_TW" w:bidi="zh_TW"/>
-          </w:rPr>
-          <w:rPr>
-            <w:color w:val="0000EE"/>
-            <w:u w:val="single"/>
-          </w:rPr>
-          <w:t>38:24</w:t>
-        </w:r>
-      </w:hyperlink>
-      <w:r>
-        <w:rPr>
-          <w:lang w:val="zh_TW" w:bidi="zh_TW"/>
-        </w:rPr>
-        <w:t>及以下，</w:t>
-      </w:r>
-      <w:hyperlink r:id="rId52">
-        <w:r>
-          <w:rPr>
-            <w:lang w:val="zh_TW" w:bidi="zh_TW"/>
-          </w:rPr>
-          <w:rPr>
-            <w:color w:val="0000EE"/>
-            <w:u w:val="single"/>
-          </w:rPr>
-          <w:t>39:1</w:t>
-        </w:r>
-      </w:hyperlink>
-      <w:r>
-        <w:rPr>
-          <w:lang w:val="zh_TW" w:bidi="zh_TW"/>
-        </w:rPr>
-        <w:t>）。因此，文士能夠為百姓和國擔任審判官和謀士（</w:t>
-      </w:r>
-      <w:hyperlink r:id="rId53">
-        <w:r>
-          <w:rPr>
-            <w:lang w:val="zh_TW" w:bidi="zh_TW"/>
-          </w:rPr>
-          <w:rPr>
-            <w:color w:val="0000EE"/>
-            <w:u w:val="single"/>
-          </w:rPr>
-          <w:t>38:33</w:t>
-        </w:r>
-      </w:hyperlink>
-      <w:r>
-        <w:rPr>
-          <w:lang w:val="zh_TW" w:bidi="zh_TW"/>
-        </w:rPr>
-        <w:t>，</w:t>
-      </w:r>
-      <w:hyperlink r:id="rId54">
-        <w:r>
-          <w:rPr>
-            <w:lang w:val="zh_TW" w:bidi="zh_TW"/>
-          </w:rPr>
-          <w:rPr>
-            <w:color w:val="0000EE"/>
-            <w:u w:val="single"/>
-          </w:rPr>
-          <w:t>39:4–8</w:t>
-        </w:r>
-      </w:hyperlink>
-      <w:r>
-        <w:rPr>
-          <w:lang w:val="zh_TW" w:bidi="zh_TW"/>
-        </w:rPr>
-        <w:t>）。由於文士在一個由律法統治的社會中有不可或缺的地位，他應當受到世世代代的讚譽和尊敬（</w:t>
-      </w:r>
-      <w:hyperlink r:id="rId55">
-        <w:r>
-          <w:rPr>
-            <w:lang w:val="zh_TW" w:bidi="zh_TW"/>
-          </w:rPr>
-          <w:rPr>
-            <w:color w:val="0000EE"/>
-            <w:u w:val="single"/>
-          </w:rPr>
-          <w:t>39:9</w:t>
-        </w:r>
-      </w:hyperlink>
-      <w:r>
-        <w:rPr>
-          <w:lang w:val="zh_TW" w:bidi="zh_TW"/>
-        </w:rPr>
-        <w:t>）。到公元前二世紀，文士成為猶太社會中一個相當獨特的階級。從這時期開始，文士與法利賽人的興起有密切聯繫，多數文士都隸屬於他們（見新約中的密切關係：</w:t>
-      </w:r>
-      <w:hyperlink r:id="rId56">
-        <w:r>
-          <w:rPr>
-            <w:lang w:val="zh_TW" w:bidi="zh_TW"/>
-          </w:rPr>
-          <w:rPr>
-            <w:color w:val="0000EE"/>
-            <w:u w:val="single"/>
-          </w:rPr>
-          <w:t>太5:20</w:t>
-        </w:r>
-      </w:hyperlink>
-      <w:r>
-        <w:rPr>
-          <w:lang w:val="zh_TW" w:bidi="zh_TW"/>
-        </w:rPr>
-        <w:t>，</w:t>
-      </w:r>
-      <w:hyperlink r:id="rId57">
-        <w:r>
-          <w:rPr>
-            <w:lang w:val="zh_TW" w:bidi="zh_TW"/>
-          </w:rPr>
-          <w:rPr>
-            <w:color w:val="0000EE"/>
-            <w:u w:val="single"/>
-          </w:rPr>
-          <w:t>12:38，</w:t>
-        </w:r>
-      </w:hyperlink>
-      <w:hyperlink r:id="rId58">
-        <w:r>
-          <w:rPr>
-            <w:lang w:val="zh_TW" w:bidi="zh_TW"/>
-          </w:rPr>
-          <w:rPr>
-            <w:color w:val="0000EE"/>
-            <w:u w:val="single"/>
-          </w:rPr>
-          <w:t>15:1</w:t>
-        </w:r>
-      </w:hyperlink>
-      <w:r>
-        <w:rPr>
-          <w:lang w:val="zh_TW" w:bidi="zh_TW"/>
-        </w:rPr>
-        <w:t>；</w:t>
-      </w:r>
-      <w:hyperlink r:id="rId59">
-        <w:r>
-          <w:rPr>
-            <w:lang w:val="zh_TW" w:bidi="zh_TW"/>
-          </w:rPr>
-          <w:rPr>
-            <w:color w:val="0000EE"/>
-            <w:u w:val="single"/>
-          </w:rPr>
-          <w:t>可7:5</w:t>
-        </w:r>
-      </w:hyperlink>
-      <w:r>
-        <w:rPr>
-          <w:lang w:val="zh_TW" w:bidi="zh_TW"/>
-        </w:rPr>
-        <w:t>；</w:t>
-      </w:r>
-      <w:hyperlink r:id="rId60">
-        <w:r>
-          <w:rPr>
-            <w:lang w:val="zh_TW" w:bidi="zh_TW"/>
-          </w:rPr>
-          <w:rPr>
-            <w:color w:val="0000EE"/>
-            <w:u w:val="single"/>
-          </w:rPr>
-          <w:t>路6:7</w:t>
-        </w:r>
-      </w:hyperlink>
-      <w:r>
-        <w:rPr>
-          <w:lang w:val="zh_TW" w:bidi="zh_TW"/>
-        </w:rPr>
-        <w:t>）。</w:t>
-      </w:r>
-    </w:p>
-    <w:p>
-      <w:pPr>
-        <w:pStyle w:val="Heading3"/>
-      </w:pPr>
-      <w:r>
-        <w:rPr>
-          <w:lang w:val="zh_TW" w:bidi="zh_TW"/>
-        </w:rPr>
-        <w:t>訓練和地位</w:t>
+        <w:t>）。百姓不順服神便會失去土地，也使聖殿毀壞。</w:t>
       </w:r>
     </w:p>
     <w:p>
@@ -1502,9 +845,9 @@
         <w:rPr>
           <w:lang w:val="zh_TW" w:bidi="zh_TW"/>
         </w:rPr>
-        <w:t>最初，文士都是在祭司家族中接受訓練，這些家族成員從事同樣的職業，且代代相傳。身為這些家族的一員，他們的工作就有了保障（</w:t>
-      </w:r>
-      <w:hyperlink r:id="rId61">
+        <w:t>分裂王國時期的歷史，大多是百姓與君王共同背約的歷史。耶和華一再藉著先知警告他們，這樣的不順服只會導致被逐出那地，但他們充耳不聞（</w:t>
+      </w:r>
+      <w:hyperlink r:id="rId38">
         <w:r>
           <w:rPr>
             <w:lang w:val="zh_TW" w:bidi="zh_TW"/>
@@ -1513,14 +856,62 @@
             <w:color w:val="0000EE"/>
             <w:u w:val="single"/>
           </w:rPr>
-          <w:t>代上2:55</w:t>
+          <w:t>賽6:11–12</w:t>
         </w:r>
       </w:hyperlink>
       <w:r>
         <w:rPr>
           <w:lang w:val="zh_TW" w:bidi="zh_TW"/>
         </w:rPr>
-        <w:t>）。後來，所有社會階層的人都可接受相關訓練。到耶穌時代，許多有影響力的文士來自非祭司家庭。訓練從年幼時開始，在教師或拉比的個別指導下進行。拉比教導有關猶太律法的所有內容及其解釋。</w:t>
+        <w:t>；</w:t>
+      </w:r>
+      <w:hyperlink r:id="rId39">
+        <w:r>
+          <w:rPr>
+            <w:lang w:val="zh_TW" w:bidi="zh_TW"/>
+          </w:rPr>
+          <w:rPr>
+            <w:color w:val="0000EE"/>
+            <w:u w:val="single"/>
+          </w:rPr>
+          <w:t>摩5:27，</w:t>
+        </w:r>
+      </w:hyperlink>
+      <w:hyperlink r:id="rId40">
+        <w:r>
+          <w:rPr>
+            <w:lang w:val="zh_TW" w:bidi="zh_TW"/>
+          </w:rPr>
+          <w:rPr>
+            <w:color w:val="0000EE"/>
+            <w:u w:val="single"/>
+          </w:rPr>
+          <w:t>7:17</w:t>
+        </w:r>
+      </w:hyperlink>
+      <w:r>
+        <w:rPr>
+          <w:lang w:val="zh_TW" w:bidi="zh_TW"/>
+        </w:rPr>
+        <w:t>；</w:t>
+      </w:r>
+      <w:hyperlink r:id="rId41">
+        <w:r>
+          <w:rPr>
+            <w:lang w:val="zh_TW" w:bidi="zh_TW"/>
+          </w:rPr>
+          <w:rPr>
+            <w:color w:val="0000EE"/>
+            <w:u w:val="single"/>
+          </w:rPr>
+          <w:t>何9:17</w:t>
+        </w:r>
+      </w:hyperlink>
+      <w:r>
+        <w:rPr>
+          <w:lang w:val="zh_TW" w:bidi="zh_TW"/>
+        </w:rPr>
+        <w:t>）。君王一次又一次證明自己不配擔任這職分。</w:t>
       </w:r>
     </w:p>
     <w:p>
@@ -1534,9 +925,9 @@
         <w:rPr>
           <w:lang w:val="zh_TW" w:bidi="zh_TW"/>
         </w:rPr>
-        <w:t>由於摩西書寫的律法無法直接應對被擄歸回後的各種情況，文士的技能成為了一個極其重要的貢獻。他們建立的「口傳律法（oral law）」被視為與書面猶太律法同等重要。因此，對於那些渴望取悅神的人來說，這些律法同樣具有約束力（見</w:t>
-      </w:r>
-      <w:hyperlink r:id="rId62">
+        <w:t>當百姓執意行惡時，耶利米宣告尼布甲尼撒要成為耶和華的器皿，把他們趕出那地（</w:t>
+      </w:r>
+      <w:hyperlink r:id="rId42">
         <w:r>
           <w:rPr>
             <w:lang w:val="zh_TW" w:bidi="zh_TW"/>
@@ -1545,16 +936,10 @@
             <w:color w:val="0000EE"/>
             <w:u w:val="single"/>
           </w:rPr>
-          <w:t>可7:6–13</w:t>
+          <w:t>耶21:2，</w:t>
         </w:r>
       </w:hyperlink>
-      <w:r>
-        <w:rPr>
-          <w:lang w:val="zh_TW" w:bidi="zh_TW"/>
-        </w:rPr>
-        <w:t>）。由於文士有專業知識，他們參與猶太公會，即充當以色列最高法院的長老議會。文士是該公會中唯一來自非大祭司和長老等最高社會階層的成員（</w:t>
-      </w:r>
-      <w:hyperlink r:id="rId63">
+      <w:hyperlink r:id="rId43">
         <w:r>
           <w:rPr>
             <w:lang w:val="zh_TW" w:bidi="zh_TW"/>
@@ -1563,16 +948,10 @@
             <w:color w:val="0000EE"/>
             <w:u w:val="single"/>
           </w:rPr>
-          <w:t>太26:57</w:t>
+          <w:t>22:25，</w:t>
         </w:r>
       </w:hyperlink>
-      <w:r>
-        <w:rPr>
-          <w:lang w:val="zh_TW" w:bidi="zh_TW"/>
-        </w:rPr>
-        <w:t>；</w:t>
-      </w:r>
-      <w:hyperlink r:id="rId64">
+      <w:hyperlink r:id="rId44">
         <w:r>
           <w:rPr>
             <w:lang w:val="zh_TW" w:bidi="zh_TW"/>
@@ -1581,16 +960,10 @@
             <w:color w:val="0000EE"/>
             <w:u w:val="single"/>
           </w:rPr>
-          <w:t>可14:43、53</w:t>
+          <w:t>25:8–9，</w:t>
         </w:r>
       </w:hyperlink>
-      <w:r>
-        <w:rPr>
-          <w:lang w:val="zh_TW" w:bidi="zh_TW"/>
-        </w:rPr>
-        <w:t>；</w:t>
-      </w:r>
-      <w:hyperlink r:id="rId65">
+      <w:hyperlink r:id="rId45">
         <w:r>
           <w:rPr>
             <w:lang w:val="zh_TW" w:bidi="zh_TW"/>
@@ -1599,16 +972,10 @@
             <w:color w:val="0000EE"/>
             <w:u w:val="single"/>
           </w:rPr>
-          <w:t>路22:66</w:t>
+          <w:t>27:6，</w:t>
         </w:r>
       </w:hyperlink>
-      <w:r>
-        <w:rPr>
-          <w:lang w:val="zh_TW" w:bidi="zh_TW"/>
-        </w:rPr>
-        <w:t>；</w:t>
-      </w:r>
-      <w:hyperlink r:id="rId66">
+      <w:hyperlink r:id="rId46">
         <w:r>
           <w:rPr>
             <w:lang w:val="zh_TW" w:bidi="zh_TW"/>
@@ -1617,14 +984,44 @@
             <w:color w:val="0000EE"/>
             <w:u w:val="single"/>
           </w:rPr>
-          <w:t>徒23:9</w:t>
+          <w:t>28:14，</w:t>
         </w:r>
       </w:hyperlink>
-      <w:r>
-        <w:rPr>
-          <w:lang w:val="zh_TW" w:bidi="zh_TW"/>
-        </w:rPr>
-        <w:t>）。</w:t>
+      <w:hyperlink r:id="rId47">
+        <w:r>
+          <w:rPr>
+            <w:lang w:val="zh_TW" w:bidi="zh_TW"/>
+          </w:rPr>
+          <w:rPr>
+            <w:color w:val="0000EE"/>
+            <w:u w:val="single"/>
+          </w:rPr>
+          <w:t>29:21</w:t>
+        </w:r>
+      </w:hyperlink>
+      <w:r>
+        <w:rPr>
+          <w:lang w:val="zh_TW" w:bidi="zh_TW"/>
+        </w:rPr>
+        <w:t>）。然而，耶利米與其他先知也把眼光放在被擄以後，宣告將來會復興與歸回應許之地（</w:t>
+      </w:r>
+      <w:hyperlink r:id="rId48">
+        <w:r>
+          <w:rPr>
+            <w:lang w:val="zh_TW" w:bidi="zh_TW"/>
+          </w:rPr>
+          <w:rPr>
+            <w:color w:val="0000EE"/>
+            <w:u w:val="single"/>
+          </w:rPr>
+          <w:t>耶32:6–25</w:t>
+        </w:r>
+      </w:hyperlink>
+      <w:r>
+        <w:rPr>
+          <w:lang w:val="zh_TW" w:bidi="zh_TW"/>
+        </w:rPr>
+        <w:t>）。在歷史上，這些事實際成就於波斯王塞魯士大帝統治時期（公元前538年），並記載在以斯拉記和尼希米記中。</w:t>
       </w:r>
     </w:p>
     <w:p>
@@ -1638,9 +1035,9 @@
         <w:rPr>
           <w:lang w:val="zh_TW" w:bidi="zh_TW"/>
         </w:rPr>
-        <w:t>文士在猶太社區中備受尊敬。他們是猶太律法的權威教師，不僅在聖殿內（</w:t>
-      </w:r>
-      <w:hyperlink r:id="rId67">
+        <w:t>在解釋時出現的難題，就是要尋找某些有關被擄歸回的預言，如何得到充分的應驗（參</w:t>
+      </w:r>
+      <w:hyperlink r:id="rId49">
         <w:r>
           <w:rPr>
             <w:lang w:val="zh_TW" w:bidi="zh_TW"/>
@@ -1649,16 +1046,16 @@
             <w:color w:val="0000EE"/>
             <w:u w:val="single"/>
           </w:rPr>
-          <w:t>路2:46</w:t>
+          <w:t>結37章</w:t>
         </w:r>
       </w:hyperlink>
       <w:r>
         <w:rPr>
           <w:lang w:val="zh_TW" w:bidi="zh_TW"/>
         </w:rPr>
-        <w:t>），也在猶太和加利利的各會堂中（</w:t>
-      </w:r>
-      <w:hyperlink r:id="rId68">
+        <w:t>；</w:t>
+      </w:r>
+      <w:hyperlink r:id="rId50">
         <w:r>
           <w:rPr>
             <w:lang w:val="zh_TW" w:bidi="zh_TW"/>
@@ -1667,152 +1064,14 @@
             <w:color w:val="0000EE"/>
             <w:u w:val="single"/>
           </w:rPr>
-          <w:t>5:17</w:t>
+          <w:t>摩9:14–15</w:t>
         </w:r>
       </w:hyperlink>
       <w:r>
         <w:rPr>
           <w:lang w:val="zh_TW" w:bidi="zh_TW"/>
         </w:rPr>
-        <w:t>）教導。他們同時也是公會的重要成員，穿著特製的長衣（</w:t>
-      </w:r>
-      <w:hyperlink r:id="rId69">
-        <w:r>
-          <w:rPr>
-            <w:lang w:val="zh_TW" w:bidi="zh_TW"/>
-          </w:rPr>
-          <w:rPr>
-            <w:color w:val="0000EE"/>
-            <w:u w:val="single"/>
-          </w:rPr>
-          <w:t>可12:38</w:t>
-        </w:r>
-      </w:hyperlink>
-      <w:r>
-        <w:rPr>
-          <w:lang w:val="zh_TW" w:bidi="zh_TW"/>
-        </w:rPr>
-        <w:t>），下擺有作為紀念的穗子，並在手臂上佩戴裝有經文的「佩經盒（</w:t>
-      </w:r>
-      <w:r>
-        <w:rPr>
-          <w:lang w:val="zh_TW" w:bidi="zh_TW"/>
-        </w:rPr>
-        <w:t>prayer boxes</w:t>
-      </w:r>
-      <w:r>
-        <w:rPr>
-          <w:lang w:val="zh_TW" w:bidi="zh_TW"/>
-        </w:rPr>
-        <w:t>）」（</w:t>
-      </w:r>
-      <w:hyperlink r:id="rId70">
-        <w:r>
-          <w:rPr>
-            <w:lang w:val="zh_TW" w:bidi="zh_TW"/>
-          </w:rPr>
-          <w:rPr>
-            <w:color w:val="0000EE"/>
-            <w:u w:val="single"/>
-          </w:rPr>
-          <w:t>太23:5</w:t>
-        </w:r>
-      </w:hyperlink>
-      <w:r>
-        <w:rPr>
-          <w:lang w:val="zh_TW" w:bidi="zh_TW"/>
-        </w:rPr>
-        <w:t>）。這樣的服裝使他們備受注目，吸引人在街上向他們問安（</w:t>
-      </w:r>
-      <w:hyperlink r:id="rId69">
-        <w:r>
-          <w:rPr>
-            <w:lang w:val="zh_TW" w:bidi="zh_TW"/>
-          </w:rPr>
-          <w:rPr>
-            <w:color w:val="0000EE"/>
-            <w:u w:val="single"/>
-          </w:rPr>
-          <w:t>可12:38</w:t>
-        </w:r>
-      </w:hyperlink>
-      <w:r>
-        <w:rPr>
-          <w:lang w:val="zh_TW" w:bidi="zh_TW"/>
-        </w:rPr>
-        <w:t>）。他們被尊稱為「拉比」或「師傅」（</w:t>
-      </w:r>
-      <w:hyperlink r:id="rId71">
-        <w:r>
-          <w:rPr>
-            <w:lang w:val="zh_TW" w:bidi="zh_TW"/>
-          </w:rPr>
-          <w:rPr>
-            <w:color w:val="0000EE"/>
-            <w:u w:val="single"/>
-          </w:rPr>
-          <w:t>太23:7</w:t>
-        </w:r>
-      </w:hyperlink>
-      <w:r>
-        <w:rPr>
-          <w:lang w:val="zh_TW" w:bidi="zh_TW"/>
-        </w:rPr>
-        <w:t>），在敬拜和社交場合中享有首座（</w:t>
-      </w:r>
-      <w:hyperlink r:id="rId72">
-        <w:r>
-          <w:rPr>
-            <w:lang w:val="zh_TW" w:bidi="zh_TW"/>
-          </w:rPr>
-          <w:rPr>
-            <w:color w:val="0000EE"/>
-            <w:u w:val="single"/>
-          </w:rPr>
-          <w:t>太23:2</w:t>
-        </w:r>
-      </w:hyperlink>
-      <w:r>
-        <w:rPr>
-          <w:lang w:val="zh_TW" w:bidi="zh_TW"/>
-        </w:rPr>
-        <w:t>；</w:t>
-      </w:r>
-      <w:hyperlink r:id="rId73">
-        <w:r>
-          <w:rPr>
-            <w:lang w:val="zh_TW" w:bidi="zh_TW"/>
-          </w:rPr>
-          <w:rPr>
-            <w:color w:val="0000EE"/>
-            <w:u w:val="single"/>
-          </w:rPr>
-          <w:t>可12:39</w:t>
-        </w:r>
-      </w:hyperlink>
-      <w:r>
-        <w:rPr>
-          <w:lang w:val="zh_TW" w:bidi="zh_TW"/>
-        </w:rPr>
-        <w:t>；</w:t>
-      </w:r>
-      <w:hyperlink r:id="rId74">
-        <w:r>
-          <w:rPr>
-            <w:lang w:val="zh_TW" w:bidi="zh_TW"/>
-          </w:rPr>
-          <w:rPr>
-            <w:color w:val="0000EE"/>
-            <w:u w:val="single"/>
-          </w:rPr>
-          <w:t>路20:46</w:t>
-        </w:r>
-      </w:hyperlink>
-      <w:r>
-        <w:rPr>
-          <w:lang w:val="zh_TW" w:bidi="zh_TW"/>
-        </w:rPr>
-        <w:t>）。</w:t>
+        <w:t>），因為這些預言描繪的是在一位大衛後裔君王統治下，以色列將大大昌盛，並且永遠得享那地為業。兩約之間似乎並不能成為這些預言的合理應驗。</w:t>
       </w:r>
     </w:p>
     <w:p>
@@ -1823,7 +1082,7 @@
         <w:rPr>
           <w:lang w:val="zh_TW" w:bidi="zh_TW"/>
         </w:rPr>
-        <w:t>耶穌時代的文士</w:t>
+        <w:t>土地與新約</w:t>
       </w:r>
     </w:p>
     <w:p>
@@ -1837,27 +1096,9 @@
         <w:rPr>
           <w:lang w:val="zh_TW" w:bidi="zh_TW"/>
         </w:rPr>
-        <w:t>在耶穌的事工期間，文士主要是那些對猶太律法的要求極為關注的人。路加稱文士為「律法師」，藉此向他的外邦（非猶太）聽眾和讀者說明文士的主要職責是解釋猶太律法。文士經常批評耶穌，他們多次指責耶穌違反猶太律法，例如：</w:t>
-      </w:r>
-    </w:p>
-    <w:p>
-      <w:pPr>
-        <w:pStyle w:val="ListBullet"/>
-        <w:spacing w:line="240" w:lineRule="auto"/>
-        <w:ind w:left="720"/>
-      </w:pPr>
-      <w:r>
-        <w:rPr>
-          <w:lang w:val="zh_TW" w:bidi="zh_TW"/>
-        </w:rPr>
-      </w:r>
-      <w:r>
-        <w:rPr>
-          <w:lang w:val="zh_TW" w:bidi="zh_TW"/>
-        </w:rPr>
-        <w:t>當耶穌赦免罪人時（</w:t>
-      </w:r>
-      <w:hyperlink r:id="rId75">
+        <w:t>在新約聖經裡，「土地」的主題不再那麼突出，並且多半被賦予屬靈的象徵意義。希伯來書的作者暗示，亞伯拉罕明白這土地的應許並不只是地理上的成就，而是指向更高且更令人滿足的天家。亞伯拉看透了世界上一切事物的不完全與暫時性，所以眼光超越了土地應許在今世的成就，仰望那有根基的城，就是神所經營所建造的（</w:t>
+      </w:r>
+      <w:hyperlink r:id="rId51">
         <w:r>
           <w:rPr>
             <w:lang w:val="zh_TW" w:bidi="zh_TW"/>
@@ -1866,16 +1107,16 @@
             <w:color w:val="0000EE"/>
             <w:u w:val="single"/>
           </w:rPr>
-          <w:t>太9:1–3</w:t>
+          <w:t>來11:10</w:t>
         </w:r>
       </w:hyperlink>
       <w:r>
         <w:rPr>
           <w:lang w:val="zh_TW" w:bidi="zh_TW"/>
         </w:rPr>
-        <w:t>；</w:t>
-      </w:r>
-      <w:hyperlink r:id="rId76">
+        <w:t>），並且尋求一個「更美的家鄉，就是在天上的」（</w:t>
+      </w:r>
+      <w:hyperlink r:id="rId52">
         <w:r>
           <w:rPr>
             <w:lang w:val="zh_TW" w:bidi="zh_TW"/>
@@ -1884,34 +1125,16 @@
             <w:color w:val="0000EE"/>
             <w:u w:val="single"/>
           </w:rPr>
-          <w:t>路5:17–26</w:t>
+          <w:t>16節</w:t>
         </w:r>
       </w:hyperlink>
       <w:r>
         <w:rPr>
           <w:lang w:val="zh_TW" w:bidi="zh_TW"/>
         </w:rPr>
-        <w:t>）</w:t>
-      </w:r>
-    </w:p>
-    <w:p>
-      <w:pPr>
-        <w:pStyle w:val="ListBullet"/>
-        <w:spacing w:line="240" w:lineRule="auto"/>
-        <w:ind w:left="720"/>
-      </w:pPr>
-      <w:r>
-        <w:rPr>
-          <w:lang w:val="zh_TW" w:bidi="zh_TW"/>
-        </w:rPr>
-      </w:r>
-      <w:r>
-        <w:rPr>
-          <w:lang w:val="zh_TW" w:bidi="zh_TW"/>
-        </w:rPr>
-        <w:t>當他們認為耶穌在安息日工作（</w:t>
-      </w:r>
-      <w:hyperlink r:id="rId77">
+        <w:t>）。在新約聖經中，以色列所得的土地應許與進入迦南，被理解為預表將來神子民要進入的天上安息（</w:t>
+      </w:r>
+      <w:hyperlink r:id="rId53">
         <w:r>
           <w:rPr>
             <w:lang w:val="zh_TW" w:bidi="zh_TW"/>
@@ -1920,16 +1143,16 @@
             <w:color w:val="0000EE"/>
             <w:u w:val="single"/>
           </w:rPr>
-          <w:t>路6:1–2</w:t>
+          <w:t>來3–4章</w:t>
         </w:r>
       </w:hyperlink>
       <w:r>
         <w:rPr>
           <w:lang w:val="zh_TW" w:bidi="zh_TW"/>
         </w:rPr>
-        <w:t>）或醫治人時（</w:t>
-      </w:r>
-      <w:hyperlink r:id="rId78">
+        <w:t>）。或許，這也解釋了舊約聖經為何強調以色列人遵行神律法與承受土地之間的關聯。當以色列人未能活出聖潔，他們就失去預表蒙福的資格，因此不得進入那地，或被逐出那地。新約聖經顯明，神的旨意是為祂的子民預備一個永恆的家鄉。在那裡，神這位君王直接而公義地掌權，萬事都順服祂的旨意，死亡與罪惡被廢去，祂子民一切的需要都要完全得著滿足（</w:t>
+      </w:r>
+      <w:hyperlink r:id="rId54">
         <w:r>
           <w:rPr>
             <w:lang w:val="zh_TW" w:bidi="zh_TW"/>
@@ -1938,34 +1161,16 @@
             <w:color w:val="0000EE"/>
             <w:u w:val="single"/>
           </w:rPr>
-          <w:t>6–11</w:t>
+          <w:t>來11:13–16</w:t>
         </w:r>
       </w:hyperlink>
       <w:r>
         <w:rPr>
           <w:lang w:val="zh_TW" w:bidi="zh_TW"/>
         </w:rPr>
-        <w:t>節），沒有適當遵守安息日</w:t>
-      </w:r>
-    </w:p>
-    <w:p>
-      <w:pPr>
-        <w:pStyle w:val="ListBullet"/>
-        <w:spacing w:line="240" w:lineRule="auto"/>
-        <w:ind w:left="720"/>
-      </w:pPr>
-      <w:r>
-        <w:rPr>
-          <w:lang w:val="zh_TW" w:bidi="zh_TW"/>
-        </w:rPr>
-      </w:r>
-      <w:r>
-        <w:rPr>
-          <w:lang w:val="zh_TW" w:bidi="zh_TW"/>
-        </w:rPr>
-        <w:t>當他們發現耶穌不遵守他們的儀式性洗手禮（</w:t>
-      </w:r>
-      <w:hyperlink r:id="rId79">
+        <w:t>；</w:t>
+      </w:r>
+      <w:hyperlink r:id="rId55">
         <w:r>
           <w:rPr>
             <w:lang w:val="zh_TW" w:bidi="zh_TW"/>
@@ -1974,32 +1179,14 @@
             <w:color w:val="0000EE"/>
             <w:u w:val="single"/>
           </w:rPr>
-          <w:t>可7:2–5</w:t>
+          <w:t>啟21章</w:t>
         </w:r>
       </w:hyperlink>
       <w:r>
         <w:rPr>
           <w:lang w:val="zh_TW" w:bidi="zh_TW"/>
         </w:rPr>
-        <w:t>）且忽視禁食的做法時（</w:t>
-      </w:r>
-      <w:hyperlink r:id="rId80">
-        <w:r>
-          <w:rPr>
-            <w:lang w:val="zh_TW" w:bidi="zh_TW"/>
-          </w:rPr>
-          <w:rPr>
-            <w:color w:val="0000EE"/>
-            <w:u w:val="single"/>
-          </w:rPr>
-          <w:t>路5:33–39</w:t>
-        </w:r>
-      </w:hyperlink>
-      <w:r>
-        <w:rPr>
-          <w:lang w:val="zh_TW" w:bidi="zh_TW"/>
-        </w:rPr>
-        <w:t>）</w:t>
+        <w:t>）。</w:t>
       </w:r>
     </w:p>
     <w:p>
@@ -2013,9 +1200,9 @@
         <w:rPr>
           <w:lang w:val="zh_TW" w:bidi="zh_TW"/>
         </w:rPr>
-        <w:t>不出意料，他們特別反對耶穌與猶太社會中的不潔淨者（禮儀上不潔）和被排斥者交往（</w:t>
-      </w:r>
-      <w:hyperlink r:id="rId81">
+        <w:t>一些人認為，舊約有關土地的應許僅具有預表性的意義。因著基督道成肉身的光照，凡聖經中有關將來那地的應許，都要在教會裡得著屬靈層面得著應驗。如今教會就是新的以色列，承受舊約聖經應許的後嗣。因為神的國如今是一個屬靈的現實，所以若仍期待舊約中有關以色列歸回那地、並在大衛之子基督的統治下，進入和平與昌盛時期的預言，在將來會有實際的應驗，就被視為誤解舊約（參</w:t>
+      </w:r>
+      <w:hyperlink r:id="rId56">
         <w:r>
           <w:rPr>
             <w:lang w:val="zh_TW" w:bidi="zh_TW"/>
@@ -2024,16 +1211,10 @@
             <w:color w:val="0000EE"/>
             <w:u w:val="single"/>
           </w:rPr>
-          <w:t>可2:16–17</w:t>
+          <w:t>賽2:1–5，</w:t>
         </w:r>
       </w:hyperlink>
-      <w:r>
-        <w:rPr>
-          <w:lang w:val="zh_TW" w:bidi="zh_TW"/>
-        </w:rPr>
-        <w:t>；</w:t>
-      </w:r>
-      <w:hyperlink r:id="rId82">
+      <w:hyperlink r:id="rId57">
         <w:r>
           <w:rPr>
             <w:lang w:val="zh_TW" w:bidi="zh_TW"/>
@@ -2042,16 +1223,10 @@
             <w:color w:val="0000EE"/>
             <w:u w:val="single"/>
           </w:rPr>
-          <w:t>路15:1–2</w:t>
+          <w:t>11:6–11；</w:t>
         </w:r>
       </w:hyperlink>
-      <w:r>
-        <w:rPr>
-          <w:lang w:val="zh_TW" w:bidi="zh_TW"/>
-        </w:rPr>
-        <w:t>）。他們經常試圖用有關猶太律法的問題來陷害耶穌（</w:t>
-      </w:r>
-      <w:hyperlink r:id="rId59">
+      <w:hyperlink r:id="rId49">
         <w:r>
           <w:rPr>
             <w:lang w:val="zh_TW" w:bidi="zh_TW"/>
@@ -2060,16 +1235,10 @@
             <w:color w:val="0000EE"/>
             <w:u w:val="single"/>
           </w:rPr>
-          <w:t>可7:5</w:t>
+          <w:t>結37；</w:t>
         </w:r>
       </w:hyperlink>
-      <w:r>
-        <w:rPr>
-          <w:lang w:val="zh_TW" w:bidi="zh_TW"/>
-        </w:rPr>
-        <w:t>，</w:t>
-      </w:r>
-      <w:hyperlink r:id="rId83">
+      <w:hyperlink r:id="rId50">
         <w:r>
           <w:rPr>
             <w:lang w:val="zh_TW" w:bidi="zh_TW"/>
@@ -2078,230 +1247,14 @@
             <w:color w:val="0000EE"/>
             <w:u w:val="single"/>
           </w:rPr>
-          <w:t>12:28、35</w:t>
+          <w:t>摩9:14–15</w:t>
         </w:r>
       </w:hyperlink>
       <w:r>
         <w:rPr>
           <w:lang w:val="zh_TW" w:bidi="zh_TW"/>
         </w:rPr>
-        <w:t>；</w:t>
-      </w:r>
-      <w:hyperlink r:id="rId84">
-        <w:r>
-          <w:rPr>
-            <w:lang w:val="zh_TW" w:bidi="zh_TW"/>
-          </w:rPr>
-          <w:rPr>
-            <w:color w:val="0000EE"/>
-            <w:u w:val="single"/>
-          </w:rPr>
-          <w:t>路11:53</w:t>
-        </w:r>
-      </w:hyperlink>
-      <w:r>
-        <w:rPr>
-          <w:lang w:val="zh_TW" w:bidi="zh_TW"/>
-        </w:rPr>
-        <w:t>；</w:t>
-      </w:r>
-      <w:hyperlink r:id="rId85">
-        <w:r>
-          <w:rPr>
-            <w:lang w:val="zh_TW" w:bidi="zh_TW"/>
-          </w:rPr>
-          <w:rPr>
-            <w:color w:val="0000EE"/>
-            <w:u w:val="single"/>
-          </w:rPr>
-          <w:t>約8:3–4</w:t>
-        </w:r>
-      </w:hyperlink>
-      <w:r>
-        <w:rPr>
-          <w:lang w:val="zh_TW" w:bidi="zh_TW"/>
-        </w:rPr>
-        <w:t>）。他們要求耶穌明確表明自己的身份（</w:t>
-      </w:r>
-      <w:hyperlink r:id="rId57">
-        <w:r>
-          <w:rPr>
-            <w:lang w:val="zh_TW" w:bidi="zh_TW"/>
-          </w:rPr>
-          <w:rPr>
-            <w:color w:val="0000EE"/>
-            <w:u w:val="single"/>
-          </w:rPr>
-          <w:t>太12:38</w:t>
-        </w:r>
-      </w:hyperlink>
-      <w:r>
-        <w:rPr>
-          <w:lang w:val="zh_TW" w:bidi="zh_TW"/>
-        </w:rPr>
-        <w:t>），並揭示祂行神蹟的權柄來源（</w:t>
-      </w:r>
-      <w:hyperlink r:id="rId86">
-        <w:r>
-          <w:rPr>
-            <w:lang w:val="zh_TW" w:bidi="zh_TW"/>
-          </w:rPr>
-          <w:rPr>
-            <w:color w:val="0000EE"/>
-            <w:u w:val="single"/>
-          </w:rPr>
-          <w:t>可3:22</w:t>
-        </w:r>
-      </w:hyperlink>
-      <w:r>
-        <w:rPr>
-          <w:lang w:val="zh_TW" w:bidi="zh_TW"/>
-        </w:rPr>
-        <w:t>；</w:t>
-      </w:r>
-      <w:hyperlink r:id="rId87">
-        <w:r>
-          <w:rPr>
-            <w:lang w:val="zh_TW" w:bidi="zh_TW"/>
-          </w:rPr>
-          <w:rPr>
-            <w:color w:val="0000EE"/>
-            <w:u w:val="single"/>
-          </w:rPr>
-          <w:t>路20:1–4</w:t>
-        </w:r>
-      </w:hyperlink>
-      <w:r>
-        <w:rPr>
-          <w:lang w:val="zh_TW" w:bidi="zh_TW"/>
-        </w:rPr>
-        <w:t>）。儘管有少數文士接受耶穌（</w:t>
-      </w:r>
-      <w:hyperlink r:id="rId88">
-        <w:r>
-          <w:rPr>
-            <w:lang w:val="zh_TW" w:bidi="zh_TW"/>
-          </w:rPr>
-          <w:rPr>
-            <w:color w:val="0000EE"/>
-            <w:u w:val="single"/>
-          </w:rPr>
-          <w:t>太8:19</w:t>
-        </w:r>
-      </w:hyperlink>
-      <w:r>
-        <w:rPr>
-          <w:lang w:val="zh_TW" w:bidi="zh_TW"/>
-        </w:rPr>
-        <w:t>，</w:t>
-      </w:r>
-      <w:hyperlink r:id="rId89">
-        <w:r>
-          <w:rPr>
-            <w:lang w:val="zh_TW" w:bidi="zh_TW"/>
-          </w:rPr>
-          <w:rPr>
-            <w:color w:val="0000EE"/>
-            <w:u w:val="single"/>
-          </w:rPr>
-          <w:t>13:52</w:t>
-        </w:r>
-      </w:hyperlink>
-      <w:r>
-        <w:rPr>
-          <w:lang w:val="zh_TW" w:bidi="zh_TW"/>
-        </w:rPr>
-        <w:t>；</w:t>
-      </w:r>
-      <w:hyperlink r:id="rId90">
-        <w:r>
-          <w:rPr>
-            <w:lang w:val="zh_TW" w:bidi="zh_TW"/>
-          </w:rPr>
-          <w:rPr>
-            <w:color w:val="0000EE"/>
-            <w:u w:val="single"/>
-          </w:rPr>
-          <w:t>可12:32</w:t>
-        </w:r>
-      </w:hyperlink>
-      <w:r>
-        <w:rPr>
-          <w:lang w:val="zh_TW" w:bidi="zh_TW"/>
-        </w:rPr>
-        <w:t>；</w:t>
-      </w:r>
-      <w:hyperlink r:id="rId91">
-        <w:r>
-          <w:rPr>
-            <w:lang w:val="zh_TW" w:bidi="zh_TW"/>
-          </w:rPr>
-          <w:rPr>
-            <w:color w:val="0000EE"/>
-            <w:u w:val="single"/>
-          </w:rPr>
-          <w:t>約3:1–2</w:t>
-        </w:r>
-      </w:hyperlink>
-      <w:r>
-        <w:rPr>
-          <w:lang w:val="zh_TW" w:bidi="zh_TW"/>
-        </w:rPr>
-        <w:t>），但大多數文士對耶穌充滿敵意，這也是由於耶穌的聲望日漸高漲，威脅到他們的權威（</w:t>
-      </w:r>
-      <w:hyperlink r:id="rId92">
-        <w:r>
-          <w:rPr>
-            <w:lang w:val="zh_TW" w:bidi="zh_TW"/>
-          </w:rPr>
-          <w:rPr>
-            <w:color w:val="0000EE"/>
-            <w:u w:val="single"/>
-          </w:rPr>
-          <w:t>太7:29</w:t>
-        </w:r>
-      </w:hyperlink>
-      <w:r>
-        <w:rPr>
-          <w:lang w:val="zh_TW" w:bidi="zh_TW"/>
-        </w:rPr>
-        <w:t>），並危及城鎮的安全（</w:t>
-      </w:r>
-      <w:hyperlink r:id="rId93">
-        <w:r>
-          <w:rPr>
-            <w:lang w:val="zh_TW" w:bidi="zh_TW"/>
-          </w:rPr>
-          <w:rPr>
-            <w:color w:val="0000EE"/>
-            <w:u w:val="single"/>
-          </w:rPr>
-          <w:t>太21:15</w:t>
-        </w:r>
-      </w:hyperlink>
-      <w:r>
-        <w:rPr>
-          <w:lang w:val="zh_TW" w:bidi="zh_TW"/>
-        </w:rPr>
-        <w:t>；</w:t>
-      </w:r>
-      <w:hyperlink r:id="rId94">
-        <w:r>
-          <w:rPr>
-            <w:lang w:val="zh_TW" w:bidi="zh_TW"/>
-          </w:rPr>
-          <w:rPr>
-            <w:color w:val="0000EE"/>
-            <w:u w:val="single"/>
-          </w:rPr>
-          <w:t>可11:18</w:t>
-        </w:r>
-      </w:hyperlink>
-      <w:r>
-        <w:rPr>
-          <w:lang w:val="zh_TW" w:bidi="zh_TW"/>
-        </w:rPr>
-        <w:t>）。</w:t>
+        <w:t>）。住在基督裡，就被看作是對舊約時代有形地理應許的充分應驗。</w:t>
       </w:r>
     </w:p>
     <w:p>
@@ -2315,9 +1268,9 @@
         <w:rPr>
           <w:lang w:val="zh_TW" w:bidi="zh_TW"/>
         </w:rPr>
-        <w:t>他們反對耶穌的另一個重要原因是耶穌揭露了他們的假冒為善與腐敗。耶穌公開指責他們追求公眾的認可（</w:t>
-      </w:r>
-      <w:hyperlink r:id="rId95">
+        <w:t>另一些人雖然不否認這些舊約現實具有預表性的意義，但他們認為有關土地的應許，仍然在其原本的具體、地理層面上有效。他們指出，保羅在</w:t>
+      </w:r>
+      <w:hyperlink r:id="rId58">
         <w:r>
           <w:rPr>
             <w:lang w:val="zh_TW" w:bidi="zh_TW"/>
@@ -2326,16 +1279,16 @@
             <w:color w:val="0000EE"/>
             <w:u w:val="single"/>
           </w:rPr>
-          <w:t>太23:5–7</w:t>
+          <w:t>羅馬書九至十一章</w:t>
         </w:r>
       </w:hyperlink>
       <w:r>
         <w:rPr>
           <w:lang w:val="zh_TW" w:bidi="zh_TW"/>
         </w:rPr>
-        <w:t>；</w:t>
-      </w:r>
-      <w:hyperlink r:id="rId96">
+        <w:t>論證，以色列民族仍有未來。雖然以色列在歷史中不斷不順服神，最終更拒絕彌賽亞，但神的揀選與呼召是不可廢棄的，以色列仍要被接回到那棵他們先前被折下的橄欖樹上。路加福音記載，耶路撒冷要被外邦人踐踏，直到外邦人的日期滿足（</w:t>
+      </w:r>
+      <w:hyperlink r:id="rId59">
         <w:r>
           <w:rPr>
             <w:lang w:val="zh_TW" w:bidi="zh_TW"/>
@@ -2344,16 +1297,16 @@
             <w:color w:val="0000EE"/>
             <w:u w:val="single"/>
           </w:rPr>
-          <w:t>可12:38–39</w:t>
+          <w:t>路21:24</w:t>
         </w:r>
       </w:hyperlink>
       <w:r>
         <w:rPr>
           <w:lang w:val="zh_TW" w:bidi="zh_TW"/>
         </w:rPr>
-        <w:t>；</w:t>
-      </w:r>
-      <w:hyperlink r:id="rId97">
+        <w:t>），表明將來必有一個時期，耶路撒冷要再度歸於猶太民族。然而，這並不必然意味著今日的以色列國，就是直接應驗舊約應許的歸回。舊約顯明，歸回的契機要出於信心（</w:t>
+      </w:r>
+      <w:hyperlink r:id="rId60">
         <w:r>
           <w:rPr>
             <w:lang w:val="zh_TW" w:bidi="zh_TW"/>
@@ -2362,381 +1315,14 @@
             <w:color w:val="0000EE"/>
             <w:u w:val="single"/>
           </w:rPr>
-          <w:t>路11:43</w:t>
+          <w:t>申30:1–16</w:t>
         </w:r>
       </w:hyperlink>
       <w:r>
         <w:rPr>
           <w:lang w:val="zh_TW" w:bidi="zh_TW"/>
         </w:rPr>
-        <w:t>）。他們外表看似正確和聖潔，內心卻充滿腐敗（</w:t>
-      </w:r>
-      <w:hyperlink r:id="rId98">
-        <w:r>
-          <w:rPr>
-            <w:lang w:val="zh_TW" w:bidi="zh_TW"/>
-          </w:rPr>
-          <w:rPr>
-            <w:color w:val="0000EE"/>
-            <w:u w:val="single"/>
-          </w:rPr>
-          <w:t>太23:25–28</w:t>
-        </w:r>
-      </w:hyperlink>
-      <w:r>
-        <w:rPr>
-          <w:lang w:val="zh_TW" w:bidi="zh_TW"/>
-        </w:rPr>
-        <w:t>；</w:t>
-      </w:r>
-      <w:hyperlink r:id="rId99">
-        <w:r>
-          <w:rPr>
-            <w:lang w:val="zh_TW" w:bidi="zh_TW"/>
-          </w:rPr>
-          <w:rPr>
-            <w:color w:val="0000EE"/>
-            <w:u w:val="single"/>
-          </w:rPr>
-          <w:t>路11:39–41</w:t>
-        </w:r>
-      </w:hyperlink>
-      <w:r>
-        <w:rPr>
-          <w:lang w:val="zh_TW" w:bidi="zh_TW"/>
-        </w:rPr>
-        <w:t>）。換句話說，他們看似遵守所有的規則，但卻缺乏真誠。</w:t>
-      </w:r>
-    </w:p>
-    <w:p>
-      <w:pPr/>
-      <w:r>
-        <w:rPr>
-          <w:lang w:val="zh_TW" w:bidi="zh_TW"/>
-        </w:rPr>
-      </w:r>
-      <w:r>
-        <w:rPr>
-          <w:lang w:val="zh_TW" w:bidi="zh_TW"/>
-        </w:rPr>
-        <w:t>耶穌也攻擊文士所教導的口傳猶太律法的原則，稱這律法是「重擔」，連文士自己都不遵守（</w:t>
-      </w:r>
-      <w:hyperlink r:id="rId100">
-        <w:r>
-          <w:rPr>
-            <w:lang w:val="zh_TW" w:bidi="zh_TW"/>
-          </w:rPr>
-          <w:rPr>
-            <w:color w:val="0000EE"/>
-            <w:u w:val="single"/>
-          </w:rPr>
-          <w:t>太23:2–4、13–22</w:t>
-        </w:r>
-      </w:hyperlink>
-      <w:r>
-        <w:rPr>
-          <w:lang w:val="zh_TW" w:bidi="zh_TW"/>
-        </w:rPr>
-        <w:t>；</w:t>
-      </w:r>
-      <w:hyperlink r:id="rId101">
-        <w:r>
-          <w:rPr>
-            <w:lang w:val="zh_TW" w:bidi="zh_TW"/>
-          </w:rPr>
-          <w:rPr>
-            <w:color w:val="0000EE"/>
-            <w:u w:val="single"/>
-          </w:rPr>
-          <w:t>路11:46</w:t>
-        </w:r>
-      </w:hyperlink>
-      <w:r>
-        <w:rPr>
-          <w:lang w:val="zh_TW" w:bidi="zh_TW"/>
-        </w:rPr>
-        <w:t>）。他們強調律法的細節，卻忽視了更重要的公義、憐憫和信實（</w:t>
-      </w:r>
-      <w:hyperlink r:id="rId102">
-        <w:r>
-          <w:rPr>
-            <w:lang w:val="zh_TW" w:bidi="zh_TW"/>
-          </w:rPr>
-          <w:rPr>
-            <w:color w:val="0000EE"/>
-            <w:u w:val="single"/>
-          </w:rPr>
-          <w:t>太23:23–24</w:t>
-        </w:r>
-      </w:hyperlink>
-      <w:r>
-        <w:rPr>
-          <w:lang w:val="zh_TW" w:bidi="zh_TW"/>
-        </w:rPr>
-        <w:t>；</w:t>
-      </w:r>
-      <w:hyperlink r:id="rId103">
-        <w:r>
-          <w:rPr>
-            <w:lang w:val="zh_TW" w:bidi="zh_TW"/>
-          </w:rPr>
-          <w:rPr>
-            <w:color w:val="0000EE"/>
-            <w:u w:val="single"/>
-          </w:rPr>
-          <w:t>可12:40</w:t>
-        </w:r>
-      </w:hyperlink>
-      <w:r>
-        <w:rPr>
-          <w:lang w:val="zh_TW" w:bidi="zh_TW"/>
-        </w:rPr>
-        <w:t>；</w:t>
-      </w:r>
-      <w:hyperlink r:id="rId104">
-        <w:r>
-          <w:rPr>
-            <w:lang w:val="zh_TW" w:bidi="zh_TW"/>
-          </w:rPr>
-          <w:rPr>
-            <w:color w:val="0000EE"/>
-            <w:u w:val="single"/>
-          </w:rPr>
-          <w:t>路11:42</w:t>
-        </w:r>
-      </w:hyperlink>
-      <w:r>
-        <w:rPr>
-          <w:lang w:val="zh_TW" w:bidi="zh_TW"/>
-        </w:rPr>
-        <w:t>）。他們自視為舊約先知的後裔，但耶穌告訴他們，如果他們活在先知的時代，他們也會殺害那些先知（</w:t>
-      </w:r>
-      <w:hyperlink r:id="rId105">
-        <w:r>
-          <w:rPr>
-            <w:lang w:val="zh_TW" w:bidi="zh_TW"/>
-          </w:rPr>
-          <w:rPr>
-            <w:color w:val="0000EE"/>
-            <w:u w:val="single"/>
-          </w:rPr>
-          <w:t>太23:29–36</w:t>
-        </w:r>
-      </w:hyperlink>
-      <w:r>
-        <w:rPr>
-          <w:lang w:val="zh_TW" w:bidi="zh_TW"/>
-        </w:rPr>
-        <w:t>；</w:t>
-      </w:r>
-      <w:hyperlink r:id="rId106">
-        <w:r>
-          <w:rPr>
-            <w:lang w:val="zh_TW" w:bidi="zh_TW"/>
-          </w:rPr>
-          <w:rPr>
-            <w:color w:val="0000EE"/>
-            <w:u w:val="single"/>
-          </w:rPr>
-          <w:t>路20:9–19</w:t>
-        </w:r>
-      </w:hyperlink>
-      <w:r>
-        <w:rPr>
-          <w:lang w:val="zh_TW" w:bidi="zh_TW"/>
-        </w:rPr>
-        <w:t>）。</w:t>
-      </w:r>
-    </w:p>
-    <w:p>
-      <w:pPr/>
-      <w:r>
-        <w:rPr>
-          <w:lang w:val="zh_TW" w:bidi="zh_TW"/>
-        </w:rPr>
-      </w:r>
-      <w:r>
-        <w:rPr>
-          <w:lang w:val="zh_TW" w:bidi="zh_TW"/>
-        </w:rPr>
-        <w:t>因此，文士急於逮捕耶穌並不令人驚訝（</w:t>
-      </w:r>
-      <w:hyperlink r:id="rId107">
-        <w:r>
-          <w:rPr>
-            <w:lang w:val="zh_TW" w:bidi="zh_TW"/>
-          </w:rPr>
-          <w:rPr>
-            <w:color w:val="0000EE"/>
-            <w:u w:val="single"/>
-          </w:rPr>
-          <w:t>可14:1</w:t>
-        </w:r>
-      </w:hyperlink>
-      <w:r>
-        <w:rPr>
-          <w:lang w:val="zh_TW" w:bidi="zh_TW"/>
-        </w:rPr>
-        <w:t>；</w:t>
-      </w:r>
-      <w:hyperlink r:id="rId84">
-        <w:r>
-          <w:rPr>
-            <w:lang w:val="zh_TW" w:bidi="zh_TW"/>
-          </w:rPr>
-          <w:rPr>
-            <w:color w:val="0000EE"/>
-            <w:u w:val="single"/>
-          </w:rPr>
-          <w:t>路11:53</w:t>
-        </w:r>
-      </w:hyperlink>
-      <w:r>
-        <w:rPr>
-          <w:lang w:val="zh_TW" w:bidi="zh_TW"/>
-        </w:rPr>
-        <w:t>）。耶穌對猶太律法的解釋，威脅到了他們在社會中的地位和權柄。文士與他們的對手（猶太祭司）聯手策劃逮捕耶穌（</w:t>
-      </w:r>
-      <w:hyperlink r:id="rId108">
-        <w:r>
-          <w:rPr>
-            <w:lang w:val="zh_TW" w:bidi="zh_TW"/>
-          </w:rPr>
-          <w:rPr>
-            <w:color w:val="0000EE"/>
-            <w:u w:val="single"/>
-          </w:rPr>
-          <w:t>可14:43</w:t>
-        </w:r>
-      </w:hyperlink>
-      <w:r>
-        <w:rPr>
-          <w:lang w:val="zh_TW" w:bidi="zh_TW"/>
-        </w:rPr>
-        <w:t>）。當耶穌在他們和公會其他成員面前受審時，他們參與構建了一個足以判耶穌死刑的罪名（</w:t>
-      </w:r>
-      <w:hyperlink r:id="rId109">
-        <w:r>
-          <w:rPr>
-            <w:lang w:val="zh_TW" w:bidi="zh_TW"/>
-          </w:rPr>
-          <w:rPr>
-            <w:color w:val="0000EE"/>
-            <w:u w:val="single"/>
-          </w:rPr>
-          <w:t>太26:57–66</w:t>
-        </w:r>
-      </w:hyperlink>
-      <w:r>
-        <w:rPr>
-          <w:lang w:val="zh_TW" w:bidi="zh_TW"/>
-        </w:rPr>
-        <w:t>）。當耶穌被帶到希律面前時，他們與其他人一起極力指控耶穌（</w:t>
-      </w:r>
-      <w:hyperlink r:id="rId110">
-        <w:r>
-          <w:rPr>
-            <w:lang w:val="zh_TW" w:bidi="zh_TW"/>
-          </w:rPr>
-          <w:rPr>
-            <w:color w:val="0000EE"/>
-            <w:u w:val="single"/>
-          </w:rPr>
-          <w:t>路23:10</w:t>
-        </w:r>
-      </w:hyperlink>
-      <w:r>
-        <w:rPr>
-          <w:lang w:val="zh_TW" w:bidi="zh_TW"/>
-        </w:rPr>
-        <w:t>）。最終，他們與公會的其他成員一起戲弄在十字架上的耶穌（</w:t>
-      </w:r>
-      <w:hyperlink r:id="rId111">
-        <w:r>
-          <w:rPr>
-            <w:lang w:val="zh_TW" w:bidi="zh_TW"/>
-          </w:rPr>
-          <w:rPr>
-            <w:color w:val="0000EE"/>
-            <w:u w:val="single"/>
-          </w:rPr>
-          <w:t>太27:41–43</w:t>
-        </w:r>
-      </w:hyperlink>
-      <w:r>
-        <w:rPr>
-          <w:lang w:val="zh_TW" w:bidi="zh_TW"/>
-        </w:rPr>
-        <w:t>）。在公元70年耶路撒冷被毀之前，文士繼續與公會合作，反對早期的基督教會。他們還促使司提反的殉道（</w:t>
-      </w:r>
-      <w:hyperlink r:id="rId112">
-        <w:r>
-          <w:rPr>
-            <w:lang w:val="zh_TW" w:bidi="zh_TW"/>
-          </w:rPr>
-          <w:rPr>
-            <w:color w:val="0000EE"/>
-            <w:u w:val="single"/>
-          </w:rPr>
-          <w:t>徒6:12–14</w:t>
-        </w:r>
-      </w:hyperlink>
-      <w:r>
-        <w:rPr>
-          <w:lang w:val="zh_TW" w:bidi="zh_TW"/>
-        </w:rPr>
-        <w:t>）。</w:t>
-      </w:r>
-    </w:p>
-    <w:p>
-      <w:pPr/>
-      <w:r>
-        <w:rPr>
-          <w:lang w:val="zh_TW" w:bidi="zh_TW"/>
-        </w:rPr>
-      </w:r>
-      <w:r>
-        <w:rPr>
-          <w:i/>
-          <w:lang w:val="zh_TW" w:bidi="zh_TW"/>
-        </w:rPr>
-        <w:t>另見</w:t>
-      </w:r>
-      <w:r>
-        <w:rPr>
-          <w:lang w:val="zh_TW" w:bidi="zh_TW"/>
-        </w:rPr>
-        <w:t xml:space="preserve"> </w:t>
-      </w:r>
-      <w:r>
-        <w:rPr>
-          <w:lang w:val="zh_TW" w:bidi="zh_TW"/>
-        </w:rPr>
-        <w:t>猶太教；</w:t>
-      </w:r>
-      <w:r>
-        <w:rPr>
-          <w:lang w:val="zh_TW" w:bidi="zh_TW"/>
-        </w:rPr>
-        <w:t>法利賽人</w:t>
-      </w:r>
-      <w:r>
-        <w:rPr>
-          <w:lang w:val="zh_TW" w:bidi="zh_TW"/>
-        </w:rPr>
-        <w:t>；</w:t>
-      </w:r>
-      <w:r>
-        <w:rPr>
-          <w:lang w:val="zh_TW" w:bidi="zh_TW"/>
-        </w:rPr>
-        <w:t>抄寫員</w:t>
-      </w:r>
-      <w:r>
-        <w:rPr>
-          <w:lang w:val="zh_TW" w:bidi="zh_TW"/>
-        </w:rPr>
-        <w:t>。</w:t>
+        <w:t>）；以色列人今天回到故土，卻仍舊不信神。同時，猶太民族在歷世歷代中的奇妙保存，以及近代以色列國的重建，也許可以理解為預示或徵象，舊約土地的應許將來會更完全成就。</w:t>
       </w:r>
       <w:r>
         <w:rPr>
@@ -4638,12 +3224,6 @@
   </w:num>
   <w:num w:numId="13" w16cid:durableId="592781308">
     <w:abstractNumId w:val="11"/>
-  </w:num>
-  <w:num w:numId="14">
-    <w:abstractNumId w:val="3"/>
-    <w:lvlOverride w:ilvl="0">
-      <w:startOverride w:val="1"/>
-    </w:lvlOverride>
   </w:num>
   <w:numIdMacAtCleanup w:val="10"/>
 </w:numbering>

--- a/zht/docx/142.content.docx
+++ b/zht/docx/142.content.docx
@@ -149,7 +149,7 @@
         <w:rPr>
           <w:lang w:val="zh_TW" w:bidi="zh_TW"/>
         </w:rPr>
-        <w:t>tu</w:t>
+        <w:t>tian</w:t>
       </w:r>
       <w:r>
         <w:rPr>
@@ -212,7 +212,7 @@
         <w:rPr>
           <w:lang w:val="zh_TW" w:bidi="zh_TW"/>
         </w:rPr>
-        <w:t>土八‧該隱</w:t>
+        <w:t>天</w:t>
       </w:r>
       <w:r>
         <w:rPr>
@@ -231,7 +231,57 @@
         <w:rPr>
           <w:lang w:val="zh_TW" w:bidi="zh_TW"/>
         </w:rPr>
-        <w:t>拉麥和他的妻子洗拉的兒子（</w:t>
+        <w:t>在聖經中，天可以有兩種不同的意思。第一，它可以指我們頭上的天空，那裡有雲彩、飛鳥和星辰。第二，它可以指神特別的居所（神所居住的屬靈之處）。</w:t>
+      </w:r>
+    </w:p>
+    <w:p>
+      <w:pPr/>
+      <w:r>
+        <w:rPr>
+          <w:lang w:val="zh_TW" w:bidi="zh_TW"/>
+        </w:rPr>
+      </w:r>
+      <w:r>
+        <w:rPr>
+          <w:lang w:val="zh_TW" w:bidi="zh_TW"/>
+        </w:rPr>
+        <w:t>原本用來描述「天」的希伯來文詞語頗有意思，因為它是雙數形式，似乎暗示有兩個天的存在。有些學者認為，這正好對應我們剛提到的兩種不同意思，就是物質的天（天空）和屬靈的天（神所在之處）。然而，也有學者認為，這種雙數形式只是古老的表達方式，用來表示不止一樣東西而已。</w:t>
+      </w:r>
+    </w:p>
+    <w:p>
+      <w:pPr>
+        <w:pStyle w:val="Heading3"/>
+      </w:pPr>
+      <w:r>
+        <w:rPr>
+          <w:lang w:val="zh_TW" w:bidi="zh_TW"/>
+        </w:rPr>
+        <w:t>舊約聖經中的天</w:t>
+      </w:r>
+    </w:p>
+    <w:p>
+      <w:pPr>
+        <w:pStyle w:val="Heading4"/>
+      </w:pPr>
+      <w:r>
+        <w:rPr>
+          <w:lang w:val="zh_TW" w:bidi="zh_TW"/>
+        </w:rPr>
+        <w:t>天空與天氣</w:t>
+      </w:r>
+    </w:p>
+    <w:p>
+      <w:pPr/>
+      <w:r>
+        <w:rPr>
+          <w:lang w:val="zh_TW" w:bidi="zh_TW"/>
+        </w:rPr>
+      </w:r>
+      <w:r>
+        <w:rPr>
+          <w:lang w:val="zh_TW" w:bidi="zh_TW"/>
+        </w:rPr>
+        <w:t>舊約聖經的作者將物理上的天（天空）視為「穹蒼」，像拱形般覆蓋在地之上，由根基和柱子支撐（</w:t>
       </w:r>
       <w:hyperlink r:id="rId13">
         <w:r>
@@ -242,14 +292,14 @@
             <w:color w:val="0000EE"/>
             <w:u w:val="single"/>
           </w:rPr>
-          <w:t>創4:22</w:t>
-        </w:r>
-      </w:hyperlink>
-      <w:r>
-        <w:rPr>
-          <w:lang w:val="zh_TW" w:bidi="zh_TW"/>
-        </w:rPr>
-        <w:t>）。他是「打造各樣銅鐵利器的」。雖然文本並未聲稱他是第一位或所有鐵匠的「祖師」，但許多學者認為，文本原先與第</w:t>
+          <w:t>撒下22:8</w:t>
+        </w:r>
+      </w:hyperlink>
+      <w:r>
+        <w:rPr>
+          <w:lang w:val="zh_TW" w:bidi="zh_TW"/>
+        </w:rPr>
+        <w:t>）。雨水是從天上的門降下來的（</w:t>
       </w:r>
       <w:hyperlink r:id="rId14">
         <w:r>
@@ -260,7 +310,33 @@
             <w:color w:val="0000EE"/>
             <w:u w:val="single"/>
           </w:rPr>
-          <w:t>20</w:t>
+          <w:t>詩78:23</w:t>
+        </w:r>
+      </w:hyperlink>
+      <w:r>
+        <w:rPr>
+          <w:lang w:val="zh_TW" w:bidi="zh_TW"/>
+        </w:rPr>
+        <w:t>）。</w:t>
+      </w:r>
+    </w:p>
+    <w:p>
+      <w:pPr/>
+      <w:r>
+        <w:rPr>
+          <w:lang w:val="zh_TW" w:bidi="zh_TW"/>
+        </w:rPr>
+      </w:r>
+      <w:hyperlink r:id="rId15">
+        <w:r>
+          <w:rPr>
+            <w:lang w:val="zh_TW" w:bidi="zh_TW"/>
+          </w:rPr>
+          <w:rPr>
+            <w:color w:val="0000EE"/>
+            <w:u w:val="single"/>
+          </w:rPr>
+          <w:t>詩篇八篇</w:t>
         </w:r>
       </w:hyperlink>
       <w:r>
@@ -269,33 +345,275 @@
         </w:rPr>
         <w:t>和</w:t>
       </w:r>
-      <w:hyperlink r:id="rId15">
-        <w:r>
-          <w:rPr>
-            <w:lang w:val="zh_TW" w:bidi="zh_TW"/>
-          </w:rPr>
-          <w:rPr>
-            <w:color w:val="0000EE"/>
-            <w:u w:val="single"/>
-          </w:rPr>
-          <w:t>21</w:t>
-        </w:r>
-      </w:hyperlink>
-      <w:r>
-        <w:rPr>
-          <w:lang w:val="zh_TW" w:bidi="zh_TW"/>
-        </w:rPr>
-        <w:t>節呈平行，以暗示他是第一位。</w:t>
-      </w:r>
-      <w:r>
-        <w:rPr>
-          <w:lang w:val="zh_TW" w:bidi="zh_TW"/>
-        </w:rPr>
-      </w:r>
-      <w:r>
-        <w:rPr>
-          <w:lang w:val="zh_TW" w:bidi="zh_TW"/>
-        </w:rPr>
+      <w:hyperlink r:id="rId16">
+        <w:r>
+          <w:rPr>
+            <w:lang w:val="zh_TW" w:bidi="zh_TW"/>
+          </w:rPr>
+          <w:rPr>
+            <w:color w:val="0000EE"/>
+            <w:u w:val="single"/>
+          </w:rPr>
+          <w:t>十九篇1至6節</w:t>
+        </w:r>
+      </w:hyperlink>
+      <w:r>
+        <w:rPr>
+          <w:lang w:val="zh_TW" w:bidi="zh_TW"/>
+        </w:rPr>
+        <w:t>都有描述天。舊約聖經將天描述為以下自然現象的所在：</w:t>
+      </w:r>
+    </w:p>
+    <w:p>
+      <w:pPr>
+        <w:pStyle w:val="ListBullet"/>
+        <w:spacing w:line="240" w:lineRule="auto"/>
+        <w:ind w:left="720"/>
+      </w:pPr>
+      <w:r>
+        <w:rPr>
+          <w:lang w:val="zh_TW" w:bidi="zh_TW"/>
+        </w:rPr>
+      </w:r>
+      <w:r>
+        <w:rPr>
+          <w:lang w:val="zh_TW" w:bidi="zh_TW"/>
+        </w:rPr>
+        <w:t>雲（</w:t>
+      </w:r>
+      <w:hyperlink r:id="rId17">
+        <w:r>
+          <w:rPr>
+            <w:lang w:val="zh_TW" w:bidi="zh_TW"/>
+          </w:rPr>
+          <w:rPr>
+            <w:color w:val="0000EE"/>
+            <w:u w:val="single"/>
+          </w:rPr>
+          <w:t>詩147:8</w:t>
+        </w:r>
+      </w:hyperlink>
+      <w:r>
+        <w:rPr>
+          <w:lang w:val="zh_TW" w:bidi="zh_TW"/>
+        </w:rPr>
+        <w:t>）</w:t>
+      </w:r>
+    </w:p>
+    <w:p>
+      <w:pPr>
+        <w:pStyle w:val="ListBullet"/>
+        <w:spacing w:line="240" w:lineRule="auto"/>
+        <w:ind w:left="720"/>
+      </w:pPr>
+      <w:r>
+        <w:rPr>
+          <w:lang w:val="zh_TW" w:bidi="zh_TW"/>
+        </w:rPr>
+      </w:r>
+      <w:r>
+        <w:rPr>
+          <w:lang w:val="zh_TW" w:bidi="zh_TW"/>
+        </w:rPr>
+        <w:t>風（</w:t>
+      </w:r>
+      <w:hyperlink r:id="rId18">
+        <w:r>
+          <w:rPr>
+            <w:lang w:val="zh_TW" w:bidi="zh_TW"/>
+          </w:rPr>
+          <w:rPr>
+            <w:color w:val="0000EE"/>
+            <w:u w:val="single"/>
+          </w:rPr>
+          <w:t>亞2:6</w:t>
+        </w:r>
+      </w:hyperlink>
+      <w:r>
+        <w:rPr>
+          <w:lang w:val="zh_TW" w:bidi="zh_TW"/>
+        </w:rPr>
+        <w:t>，譯註：和合本譯為四方）</w:t>
+      </w:r>
+    </w:p>
+    <w:p>
+      <w:pPr>
+        <w:pStyle w:val="ListBullet"/>
+        <w:spacing w:line="240" w:lineRule="auto"/>
+        <w:ind w:left="720"/>
+      </w:pPr>
+      <w:r>
+        <w:rPr>
+          <w:lang w:val="zh_TW" w:bidi="zh_TW"/>
+        </w:rPr>
+      </w:r>
+      <w:r>
+        <w:rPr>
+          <w:lang w:val="zh_TW" w:bidi="zh_TW"/>
+        </w:rPr>
+        <w:t>雨水（</w:t>
+      </w:r>
+      <w:hyperlink r:id="rId19">
+        <w:r>
+          <w:rPr>
+            <w:lang w:val="zh_TW" w:bidi="zh_TW"/>
+          </w:rPr>
+          <w:rPr>
+            <w:color w:val="0000EE"/>
+            <w:u w:val="single"/>
+          </w:rPr>
+          <w:t>申11:11</w:t>
+        </w:r>
+      </w:hyperlink>
+      <w:r>
+        <w:rPr>
+          <w:lang w:val="zh_TW" w:bidi="zh_TW"/>
+        </w:rPr>
+        <w:t>）</w:t>
+      </w:r>
+    </w:p>
+    <w:p>
+      <w:pPr>
+        <w:pStyle w:val="ListBullet"/>
+        <w:spacing w:line="240" w:lineRule="auto"/>
+        <w:ind w:left="720"/>
+      </w:pPr>
+      <w:r>
+        <w:rPr>
+          <w:lang w:val="zh_TW" w:bidi="zh_TW"/>
+        </w:rPr>
+      </w:r>
+      <w:r>
+        <w:rPr>
+          <w:lang w:val="zh_TW" w:bidi="zh_TW"/>
+        </w:rPr>
+        <w:t>雷（</w:t>
+      </w:r>
+      <w:hyperlink r:id="rId20">
+        <w:r>
+          <w:rPr>
+            <w:lang w:val="zh_TW" w:bidi="zh_TW"/>
+          </w:rPr>
+          <w:rPr>
+            <w:color w:val="0000EE"/>
+            <w:u w:val="single"/>
+          </w:rPr>
+          <w:t>撒上2:10</w:t>
+        </w:r>
+      </w:hyperlink>
+      <w:r>
+        <w:rPr>
+          <w:lang w:val="zh_TW" w:bidi="zh_TW"/>
+        </w:rPr>
+        <w:t>）</w:t>
+      </w:r>
+    </w:p>
+    <w:p>
+      <w:pPr>
+        <w:pStyle w:val="ListBullet"/>
+        <w:spacing w:line="240" w:lineRule="auto"/>
+        <w:ind w:left="720"/>
+      </w:pPr>
+      <w:r>
+        <w:rPr>
+          <w:lang w:val="zh_TW" w:bidi="zh_TW"/>
+        </w:rPr>
+      </w:r>
+      <w:r>
+        <w:rPr>
+          <w:lang w:val="zh_TW" w:bidi="zh_TW"/>
+        </w:rPr>
+        <w:t>甘露（</w:t>
+      </w:r>
+      <w:hyperlink r:id="rId21">
+        <w:r>
+          <w:rPr>
+            <w:lang w:val="zh_TW" w:bidi="zh_TW"/>
+          </w:rPr>
+          <w:rPr>
+            <w:color w:val="0000EE"/>
+            <w:u w:val="single"/>
+          </w:rPr>
+          <w:t>申33:13</w:t>
+        </w:r>
+      </w:hyperlink>
+      <w:r>
+        <w:rPr>
+          <w:lang w:val="zh_TW" w:bidi="zh_TW"/>
+        </w:rPr>
+        <w:t>）</w:t>
+      </w:r>
+    </w:p>
+    <w:p>
+      <w:pPr>
+        <w:pStyle w:val="ListBullet"/>
+        <w:spacing w:line="240" w:lineRule="auto"/>
+        <w:ind w:left="720"/>
+      </w:pPr>
+      <w:r>
+        <w:rPr>
+          <w:lang w:val="zh_TW" w:bidi="zh_TW"/>
+        </w:rPr>
+      </w:r>
+      <w:r>
+        <w:rPr>
+          <w:lang w:val="zh_TW" w:bidi="zh_TW"/>
+        </w:rPr>
+        <w:t>霜（</w:t>
+      </w:r>
+      <w:hyperlink r:id="rId22">
+        <w:r>
+          <w:rPr>
+            <w:lang w:val="zh_TW" w:bidi="zh_TW"/>
+          </w:rPr>
+          <w:rPr>
+            <w:color w:val="0000EE"/>
+            <w:u w:val="single"/>
+          </w:rPr>
+          <w:t>伯38:29</w:t>
+        </w:r>
+      </w:hyperlink>
+      <w:r>
+        <w:rPr>
+          <w:lang w:val="zh_TW" w:bidi="zh_TW"/>
+        </w:rPr>
+        <w:t>）</w:t>
+      </w:r>
+    </w:p>
+    <w:p>
+      <w:pPr>
+        <w:pStyle w:val="ListBullet"/>
+        <w:spacing w:line="240" w:lineRule="auto"/>
+        <w:ind w:left="720"/>
+      </w:pPr>
+      <w:r>
+        <w:rPr>
+          <w:lang w:val="zh_TW" w:bidi="zh_TW"/>
+        </w:rPr>
+      </w:r>
+      <w:r>
+        <w:rPr>
+          <w:lang w:val="zh_TW" w:bidi="zh_TW"/>
+        </w:rPr>
+        <w:t>飛鳥（</w:t>
+      </w:r>
+      <w:hyperlink r:id="rId23">
+        <w:r>
+          <w:rPr>
+            <w:lang w:val="zh_TW" w:bidi="zh_TW"/>
+          </w:rPr>
+          <w:rPr>
+            <w:color w:val="0000EE"/>
+            <w:u w:val="single"/>
+          </w:rPr>
+          <w:t>創1:26、30</w:t>
+        </w:r>
+      </w:hyperlink>
+      <w:r>
+        <w:rPr>
+          <w:lang w:val="zh_TW" w:bidi="zh_TW"/>
+        </w:rPr>
+        <w:t>）</w:t>
       </w:r>
     </w:p>
     <w:p>
@@ -305,6 +623,1711 @@
           <w:lang w:val="zh_TW" w:bidi="zh_TW"/>
         </w:rPr>
       </w:r>
+      <w:r>
+        <w:rPr>
+          <w:lang w:val="zh_TW" w:bidi="zh_TW"/>
+        </w:rPr>
+        <w:t>天也是毀滅性力量的來源：</w:t>
+      </w:r>
+    </w:p>
+    <w:p>
+      <w:pPr>
+        <w:pStyle w:val="ListBullet"/>
+        <w:spacing w:line="240" w:lineRule="auto"/>
+        <w:ind w:left="720"/>
+      </w:pPr>
+      <w:r>
+        <w:rPr>
+          <w:lang w:val="zh_TW" w:bidi="zh_TW"/>
+        </w:rPr>
+      </w:r>
+      <w:r>
+        <w:rPr>
+          <w:lang w:val="zh_TW" w:bidi="zh_TW"/>
+        </w:rPr>
+        <w:t>冰雹（</w:t>
+      </w:r>
+      <w:hyperlink r:id="rId24">
+        <w:r>
+          <w:rPr>
+            <w:lang w:val="zh_TW" w:bidi="zh_TW"/>
+          </w:rPr>
+          <w:rPr>
+            <w:color w:val="0000EE"/>
+            <w:u w:val="single"/>
+          </w:rPr>
+          <w:t>書10:11</w:t>
+        </w:r>
+      </w:hyperlink>
+      <w:r>
+        <w:rPr>
+          <w:lang w:val="zh_TW" w:bidi="zh_TW"/>
+        </w:rPr>
+        <w:t>）</w:t>
+      </w:r>
+    </w:p>
+    <w:p>
+      <w:pPr>
+        <w:pStyle w:val="ListBullet"/>
+        <w:spacing w:line="240" w:lineRule="auto"/>
+        <w:ind w:left="720"/>
+      </w:pPr>
+      <w:r>
+        <w:rPr>
+          <w:lang w:val="zh_TW" w:bidi="zh_TW"/>
+        </w:rPr>
+      </w:r>
+      <w:r>
+        <w:rPr>
+          <w:lang w:val="zh_TW" w:bidi="zh_TW"/>
+        </w:rPr>
+        <w:t>火與硫磺（</w:t>
+      </w:r>
+      <w:hyperlink r:id="rId25">
+        <w:r>
+          <w:rPr>
+            <w:lang w:val="zh_TW" w:bidi="zh_TW"/>
+          </w:rPr>
+          <w:rPr>
+            <w:color w:val="0000EE"/>
+            <w:u w:val="single"/>
+          </w:rPr>
+          <w:t>創19:24</w:t>
+        </w:r>
+      </w:hyperlink>
+      <w:r>
+        <w:rPr>
+          <w:lang w:val="zh_TW" w:bidi="zh_TW"/>
+        </w:rPr>
+        <w:t>）。</w:t>
+      </w:r>
+    </w:p>
+    <w:p>
+      <w:pPr/>
+      <w:r>
+        <w:rPr>
+          <w:lang w:val="zh_TW" w:bidi="zh_TW"/>
+        </w:rPr>
+      </w:r>
+      <w:r>
+        <w:rPr>
+          <w:lang w:val="zh_TW" w:bidi="zh_TW"/>
+        </w:rPr>
+        <w:t>新約聖經延續了這種描寫，把天空看作天氣發生之處，有雲彩與風暴（</w:t>
+      </w:r>
+      <w:hyperlink r:id="rId26">
+        <w:r>
+          <w:rPr>
+            <w:lang w:val="zh_TW" w:bidi="zh_TW"/>
+          </w:rPr>
+          <w:rPr>
+            <w:color w:val="0000EE"/>
+            <w:u w:val="single"/>
+          </w:rPr>
+          <w:t>太16:2</w:t>
+        </w:r>
+      </w:hyperlink>
+      <w:r>
+        <w:rPr>
+          <w:lang w:val="zh_TW" w:bidi="zh_TW"/>
+        </w:rPr>
+        <w:t>；</w:t>
+      </w:r>
+      <w:hyperlink r:id="rId27">
+        <w:r>
+          <w:rPr>
+            <w:lang w:val="zh_TW" w:bidi="zh_TW"/>
+          </w:rPr>
+          <w:rPr>
+            <w:color w:val="0000EE"/>
+            <w:u w:val="single"/>
+          </w:rPr>
+          <w:t>路4:25</w:t>
+        </w:r>
+      </w:hyperlink>
+      <w:r>
+        <w:rPr>
+          <w:lang w:val="zh_TW" w:bidi="zh_TW"/>
+        </w:rPr>
+        <w:t>）。天空同時也是飛鳥飛翔的地方（</w:t>
+      </w:r>
+      <w:hyperlink r:id="rId28">
+        <w:r>
+          <w:rPr>
+            <w:lang w:val="zh_TW" w:bidi="zh_TW"/>
+          </w:rPr>
+          <w:rPr>
+            <w:color w:val="0000EE"/>
+            <w:u w:val="single"/>
+          </w:rPr>
+          <w:t>路9:58</w:t>
+        </w:r>
+      </w:hyperlink>
+      <w:r>
+        <w:rPr>
+          <w:lang w:val="zh_TW" w:bidi="zh_TW"/>
+        </w:rPr>
+        <w:t>）。</w:t>
+      </w:r>
+    </w:p>
+    <w:p>
+      <w:pPr>
+        <w:pStyle w:val="Heading4"/>
+      </w:pPr>
+      <w:r>
+        <w:rPr>
+          <w:lang w:val="zh_TW" w:bidi="zh_TW"/>
+        </w:rPr>
+        <w:t>太空與天體</w:t>
+      </w:r>
+    </w:p>
+    <w:p>
+      <w:pPr/>
+      <w:r>
+        <w:rPr>
+          <w:lang w:val="zh_TW" w:bidi="zh_TW"/>
+        </w:rPr>
+      </w:r>
+      <w:r>
+        <w:rPr>
+          <w:lang w:val="zh_TW" w:bidi="zh_TW"/>
+        </w:rPr>
+        <w:t>以色列人對天的理解還包括太空，即整個宇宙。天上的星體被看作神的創造物，並不具有自主的能力。這些星體包括：</w:t>
+      </w:r>
+    </w:p>
+    <w:p>
+      <w:pPr>
+        <w:pStyle w:val="ListBullet"/>
+        <w:spacing w:line="240" w:lineRule="auto"/>
+        <w:ind w:left="720"/>
+      </w:pPr>
+      <w:r>
+        <w:rPr>
+          <w:lang w:val="zh_TW" w:bidi="zh_TW"/>
+        </w:rPr>
+      </w:r>
+      <w:r>
+        <w:rPr>
+          <w:lang w:val="zh_TW" w:bidi="zh_TW"/>
+        </w:rPr>
+        <w:t>太陽</w:t>
+      </w:r>
+    </w:p>
+    <w:p>
+      <w:pPr>
+        <w:pStyle w:val="ListBullet"/>
+        <w:spacing w:line="240" w:lineRule="auto"/>
+        <w:ind w:left="720"/>
+      </w:pPr>
+      <w:r>
+        <w:rPr>
+          <w:lang w:val="zh_TW" w:bidi="zh_TW"/>
+        </w:rPr>
+      </w:r>
+      <w:r>
+        <w:rPr>
+          <w:lang w:val="zh_TW" w:bidi="zh_TW"/>
+        </w:rPr>
+        <w:t>月亮</w:t>
+      </w:r>
+    </w:p>
+    <w:p>
+      <w:pPr>
+        <w:pStyle w:val="ListBullet"/>
+        <w:spacing w:line="240" w:lineRule="auto"/>
+        <w:ind w:left="720"/>
+      </w:pPr>
+      <w:r>
+        <w:rPr>
+          <w:lang w:val="zh_TW" w:bidi="zh_TW"/>
+        </w:rPr>
+      </w:r>
+      <w:r>
+        <w:rPr>
+          <w:lang w:val="zh_TW" w:bidi="zh_TW"/>
+        </w:rPr>
+        <w:t>行星</w:t>
+      </w:r>
+    </w:p>
+    <w:p>
+      <w:pPr>
+        <w:pStyle w:val="ListBullet"/>
+        <w:spacing w:line="240" w:lineRule="auto"/>
+        <w:ind w:left="720"/>
+      </w:pPr>
+      <w:r>
+        <w:rPr>
+          <w:lang w:val="zh_TW" w:bidi="zh_TW"/>
+        </w:rPr>
+      </w:r>
+      <w:r>
+        <w:rPr>
+          <w:lang w:val="zh_TW" w:bidi="zh_TW"/>
+        </w:rPr>
+        <w:t>星星（被視為天空穹蒼中的光體；</w:t>
+      </w:r>
+      <w:hyperlink r:id="rId29">
+        <w:r>
+          <w:rPr>
+            <w:lang w:val="zh_TW" w:bidi="zh_TW"/>
+          </w:rPr>
+          <w:rPr>
+            <w:color w:val="0000EE"/>
+            <w:u w:val="single"/>
+          </w:rPr>
+          <w:t>創1:14，</w:t>
+        </w:r>
+      </w:hyperlink>
+      <w:hyperlink r:id="rId30">
+        <w:r>
+          <w:rPr>
+            <w:lang w:val="zh_TW" w:bidi="zh_TW"/>
+          </w:rPr>
+          <w:rPr>
+            <w:color w:val="0000EE"/>
+            <w:u w:val="single"/>
+          </w:rPr>
+          <w:t>15:5</w:t>
+        </w:r>
+      </w:hyperlink>
+      <w:r>
+        <w:rPr>
+          <w:lang w:val="zh_TW" w:bidi="zh_TW"/>
+        </w:rPr>
+        <w:t>）</w:t>
+      </w:r>
+    </w:p>
+    <w:p>
+      <w:pPr/>
+      <w:r>
+        <w:rPr>
+          <w:lang w:val="zh_TW" w:bidi="zh_TW"/>
+        </w:rPr>
+      </w:r>
+      <w:r>
+        <w:rPr>
+          <w:lang w:val="zh_TW" w:bidi="zh_TW"/>
+        </w:rPr>
+        <w:t>它們不配受敬拜，因為神使人的地位超過它們。以色列人不可敬拜這些天體（</w:t>
+      </w:r>
+      <w:hyperlink r:id="rId31">
+        <w:r>
+          <w:rPr>
+            <w:lang w:val="zh_TW" w:bidi="zh_TW"/>
+          </w:rPr>
+          <w:rPr>
+            <w:color w:val="0000EE"/>
+            <w:u w:val="single"/>
+          </w:rPr>
+          <w:t>出20:4</w:t>
+        </w:r>
+      </w:hyperlink>
+      <w:r>
+        <w:rPr>
+          <w:lang w:val="zh_TW" w:bidi="zh_TW"/>
+        </w:rPr>
+        <w:t>），也不可敬拜代表這些天體的神（</w:t>
+      </w:r>
+      <w:hyperlink r:id="rId32">
+        <w:r>
+          <w:rPr>
+            <w:lang w:val="zh_TW" w:bidi="zh_TW"/>
+          </w:rPr>
+          <w:rPr>
+            <w:color w:val="0000EE"/>
+            <w:u w:val="single"/>
+          </w:rPr>
+          <w:t>耶44:17–25</w:t>
+        </w:r>
+      </w:hyperlink>
+      <w:r>
+        <w:rPr>
+          <w:lang w:val="zh_TW" w:bidi="zh_TW"/>
+        </w:rPr>
+        <w:t>）。他們也不可藉星宿來占卜未來（</w:t>
+      </w:r>
+      <w:hyperlink r:id="rId33">
+        <w:r>
+          <w:rPr>
+            <w:lang w:val="zh_TW" w:bidi="zh_TW"/>
+          </w:rPr>
+          <w:rPr>
+            <w:color w:val="0000EE"/>
+            <w:u w:val="single"/>
+          </w:rPr>
+          <w:t>賽47:13</w:t>
+        </w:r>
+      </w:hyperlink>
+      <w:r>
+        <w:rPr>
+          <w:lang w:val="zh_TW" w:bidi="zh_TW"/>
+        </w:rPr>
+        <w:t>）。這種不信奉星體的態度，使以色列人有別於其它民族。以色列人相信天體是神所造的，其它民族卻把它們當作神來敬拜。</w:t>
+      </w:r>
+    </w:p>
+    <w:p>
+      <w:pPr>
+        <w:pStyle w:val="Heading4"/>
+      </w:pPr>
+      <w:r>
+        <w:rPr>
+          <w:lang w:val="zh_TW" w:bidi="zh_TW"/>
+        </w:rPr>
+        <w:t>三層天</w:t>
+      </w:r>
+    </w:p>
+    <w:p>
+      <w:pPr/>
+      <w:r>
+        <w:rPr>
+          <w:lang w:val="zh_TW" w:bidi="zh_TW"/>
+        </w:rPr>
+      </w:r>
+      <w:r>
+        <w:rPr>
+          <w:lang w:val="zh_TW" w:bidi="zh_TW"/>
+        </w:rPr>
+        <w:t>聖經提到「天上的天」（</w:t>
+      </w:r>
+      <w:hyperlink r:id="rId34">
+        <w:r>
+          <w:rPr>
+            <w:lang w:val="zh_TW" w:bidi="zh_TW"/>
+          </w:rPr>
+          <w:rPr>
+            <w:color w:val="0000EE"/>
+            <w:u w:val="single"/>
+          </w:rPr>
+          <w:t>申10:14</w:t>
+        </w:r>
+      </w:hyperlink>
+      <w:r>
+        <w:rPr>
+          <w:lang w:val="zh_TW" w:bidi="zh_TW"/>
+        </w:rPr>
+        <w:t>；另見</w:t>
+      </w:r>
+      <w:hyperlink r:id="rId35">
+        <w:r>
+          <w:rPr>
+            <w:lang w:val="zh_TW" w:bidi="zh_TW"/>
+          </w:rPr>
+          <w:rPr>
+            <w:color w:val="0000EE"/>
+            <w:u w:val="single"/>
+          </w:rPr>
+          <w:t>王上8:27；</w:t>
+        </w:r>
+      </w:hyperlink>
+      <w:hyperlink r:id="rId36">
+        <w:r>
+          <w:rPr>
+            <w:lang w:val="zh_TW" w:bidi="zh_TW"/>
+          </w:rPr>
+          <w:rPr>
+            <w:color w:val="0000EE"/>
+            <w:u w:val="single"/>
+          </w:rPr>
+          <w:t>詩68:33</w:t>
+        </w:r>
+      </w:hyperlink>
+      <w:r>
+        <w:rPr>
+          <w:lang w:val="zh_TW" w:bidi="zh_TW"/>
+        </w:rPr>
+        <w:t>，</w:t>
+      </w:r>
+      <w:hyperlink r:id="rId37">
+        <w:r>
+          <w:rPr>
+            <w:lang w:val="zh_TW" w:bidi="zh_TW"/>
+          </w:rPr>
+          <w:rPr>
+            <w:color w:val="0000EE"/>
+            <w:u w:val="single"/>
+          </w:rPr>
+          <w:t>148:4</w:t>
+        </w:r>
+      </w:hyperlink>
+      <w:r>
+        <w:rPr>
+          <w:lang w:val="zh_TW" w:bidi="zh_TW"/>
+        </w:rPr>
+        <w:t>）。一些較早期的英文譯本譯作「諸天之天」這個片語，這是翻譯古希伯來文的一種方式，用來強調那最重要的天，即神的居所。</w:t>
+      </w:r>
+    </w:p>
+    <w:p>
+      <w:pPr/>
+      <w:r>
+        <w:rPr>
+          <w:lang w:val="zh_TW" w:bidi="zh_TW"/>
+        </w:rPr>
+      </w:r>
+      <w:r>
+        <w:rPr>
+          <w:lang w:val="zh_TW" w:bidi="zh_TW"/>
+        </w:rPr>
+        <w:t>保羅在一封書信中提到自己被提到「第三層天」（</w:t>
+      </w:r>
+      <w:hyperlink r:id="rId38">
+        <w:r>
+          <w:rPr>
+            <w:lang w:val="zh_TW" w:bidi="zh_TW"/>
+          </w:rPr>
+          <w:rPr>
+            <w:color w:val="0000EE"/>
+            <w:u w:val="single"/>
+          </w:rPr>
+          <w:t>林後12:2</w:t>
+        </w:r>
+      </w:hyperlink>
+      <w:r>
+        <w:rPr>
+          <w:lang w:val="zh_TW" w:bidi="zh_TW"/>
+        </w:rPr>
+        <w:t>）。有人將此聯繫到古希臘的思想，認為天分為三層。中世紀的羅馬天主教也教導過「三層天」的觀念：</w:t>
+      </w:r>
+    </w:p>
+    <w:p>
+      <w:pPr>
+        <w:pStyle w:val="ListNumber"/>
+        <w:numPr>
+          <w:ilvl w:val="0"/>
+          <w:numId w:val="14"/>
+        </w:numPr>
+        <w:spacing w:line="240" w:lineRule="auto"/>
+        <w:ind w:left="720"/>
+      </w:pPr>
+      <w:r>
+        <w:rPr>
+          <w:lang w:val="zh_TW" w:bidi="zh_TW"/>
+        </w:rPr>
+      </w:r>
+      <w:r>
+        <w:rPr>
+          <w:lang w:val="zh_TW" w:bidi="zh_TW"/>
+        </w:rPr>
+        <w:t>水與空氣的天（拉丁文稱為</w:t>
+      </w:r>
+      <w:r>
+        <w:rPr>
+          <w:i/>
+          <w:lang w:val="zh_TW" w:bidi="zh_TW"/>
+        </w:rPr>
+        <w:t>Coelum Aqueum</w:t>
+      </w:r>
+      <w:r>
+        <w:rPr>
+          <w:lang w:val="zh_TW" w:bidi="zh_TW"/>
+        </w:rPr>
+        <w:t>）</w:t>
+      </w:r>
+    </w:p>
+    <w:p>
+      <w:pPr>
+        <w:pStyle w:val="ListNumber"/>
+        <w:spacing w:line="240" w:lineRule="auto"/>
+        <w:ind w:left="720"/>
+      </w:pPr>
+      <w:r>
+        <w:rPr>
+          <w:lang w:val="zh_TW" w:bidi="zh_TW"/>
+        </w:rPr>
+      </w:r>
+      <w:r>
+        <w:rPr>
+          <w:lang w:val="zh_TW" w:bidi="zh_TW"/>
+        </w:rPr>
+        <w:t>星辰的天（拉丁文稱為</w:t>
+      </w:r>
+      <w:r>
+        <w:rPr>
+          <w:i/>
+          <w:lang w:val="zh_TW" w:bidi="zh_TW"/>
+        </w:rPr>
+        <w:t>Coelum Sidereum</w:t>
+      </w:r>
+      <w:r>
+        <w:rPr>
+          <w:lang w:val="zh_TW" w:bidi="zh_TW"/>
+        </w:rPr>
+        <w:t>）</w:t>
+      </w:r>
+    </w:p>
+    <w:p>
+      <w:pPr>
+        <w:pStyle w:val="ListNumber"/>
+        <w:spacing w:line="240" w:lineRule="auto"/>
+        <w:ind w:left="720"/>
+      </w:pPr>
+      <w:r>
+        <w:rPr>
+          <w:lang w:val="zh_TW" w:bidi="zh_TW"/>
+        </w:rPr>
+      </w:r>
+      <w:r>
+        <w:rPr>
+          <w:lang w:val="zh_TW" w:bidi="zh_TW"/>
+        </w:rPr>
+        <w:t>神寶座的天（拉丁文稱為</w:t>
+      </w:r>
+      <w:r>
+        <w:rPr>
+          <w:i/>
+          <w:lang w:val="zh_TW" w:bidi="zh_TW"/>
+        </w:rPr>
+        <w:t>Coelum Empyreum</w:t>
+      </w:r>
+      <w:r>
+        <w:rPr>
+          <w:lang w:val="zh_TW" w:bidi="zh_TW"/>
+        </w:rPr>
+        <w:t>）</w:t>
+      </w:r>
+    </w:p>
+    <w:p>
+      <w:pPr/>
+      <w:r>
+        <w:rPr>
+          <w:lang w:val="zh_TW" w:bidi="zh_TW"/>
+        </w:rPr>
+      </w:r>
+      <w:r>
+        <w:rPr>
+          <w:lang w:val="zh_TW" w:bidi="zh_TW"/>
+        </w:rPr>
+        <w:t>持這種看法的人一般理解「三層天」為：</w:t>
+      </w:r>
+    </w:p>
+    <w:p>
+      <w:pPr>
+        <w:pStyle w:val="ListNumber"/>
+        <w:numPr>
+          <w:ilvl w:val="0"/>
+          <w:numId w:val="15"/>
+        </w:numPr>
+        <w:spacing w:line="240" w:lineRule="auto"/>
+        <w:ind w:left="720"/>
+      </w:pPr>
+      <w:r>
+        <w:rPr>
+          <w:lang w:val="zh_TW" w:bidi="zh_TW"/>
+        </w:rPr>
+      </w:r>
+      <w:r>
+        <w:rPr>
+          <w:lang w:val="zh_TW" w:bidi="zh_TW"/>
+        </w:rPr>
+        <w:t>天空——飛鳥飛翔、雲彩聚集之處</w:t>
+      </w:r>
+    </w:p>
+    <w:p>
+      <w:pPr>
+        <w:pStyle w:val="ListNumber"/>
+        <w:spacing w:line="240" w:lineRule="auto"/>
+        <w:ind w:left="720"/>
+      </w:pPr>
+      <w:r>
+        <w:rPr>
+          <w:lang w:val="zh_TW" w:bidi="zh_TW"/>
+        </w:rPr>
+      </w:r>
+      <w:r>
+        <w:rPr>
+          <w:lang w:val="zh_TW" w:bidi="zh_TW"/>
+        </w:rPr>
+        <w:t>太空——太陽、月亮與星辰所在之處</w:t>
+      </w:r>
+    </w:p>
+    <w:p>
+      <w:pPr>
+        <w:pStyle w:val="ListNumber"/>
+        <w:spacing w:line="240" w:lineRule="auto"/>
+        <w:ind w:left="720"/>
+      </w:pPr>
+      <w:r>
+        <w:rPr>
+          <w:lang w:val="zh_TW" w:bidi="zh_TW"/>
+        </w:rPr>
+      </w:r>
+      <w:r>
+        <w:rPr>
+          <w:lang w:val="zh_TW" w:bidi="zh_TW"/>
+        </w:rPr>
+        <w:t>至高的天——神的居所，並且是信徒死後歸去之處</w:t>
+      </w:r>
+    </w:p>
+    <w:p>
+      <w:pPr>
+        <w:pStyle w:val="Heading3"/>
+      </w:pPr>
+      <w:r>
+        <w:rPr>
+          <w:lang w:val="zh_TW" w:bidi="zh_TW"/>
+        </w:rPr>
+        <w:t>新約聖經中的天</w:t>
+      </w:r>
+    </w:p>
+    <w:p>
+      <w:pPr>
+        <w:pStyle w:val="Heading4"/>
+      </w:pPr>
+      <w:r>
+        <w:rPr>
+          <w:lang w:val="zh_TW" w:bidi="zh_TW"/>
+        </w:rPr>
+        <w:t>耶穌與天</w:t>
+      </w:r>
+    </w:p>
+    <w:p>
+      <w:pPr/>
+      <w:r>
+        <w:rPr>
+          <w:lang w:val="zh_TW" w:bidi="zh_TW"/>
+        </w:rPr>
+      </w:r>
+      <w:r>
+        <w:rPr>
+          <w:lang w:val="zh_TW" w:bidi="zh_TW"/>
+        </w:rPr>
+        <w:t>耶穌教導說，天是神的居所（</w:t>
+      </w:r>
+      <w:hyperlink r:id="rId39">
+        <w:r>
+          <w:rPr>
+            <w:lang w:val="zh_TW" w:bidi="zh_TW"/>
+          </w:rPr>
+          <w:rPr>
+            <w:color w:val="0000EE"/>
+            <w:u w:val="single"/>
+          </w:rPr>
+          <w:t>太6:9</w:t>
+        </w:r>
+      </w:hyperlink>
+      <w:r>
+        <w:rPr>
+          <w:lang w:val="zh_TW" w:bidi="zh_TW"/>
+        </w:rPr>
+        <w:t>）。當耶穌在地上的時候，祂常說自己是從天降下來的（</w:t>
+      </w:r>
+      <w:hyperlink r:id="rId40">
+        <w:r>
+          <w:rPr>
+            <w:lang w:val="zh_TW" w:bidi="zh_TW"/>
+          </w:rPr>
+          <w:rPr>
+            <w:color w:val="0000EE"/>
+            <w:u w:val="single"/>
+          </w:rPr>
+          <w:t>約3:13，</w:t>
+        </w:r>
+      </w:hyperlink>
+      <w:hyperlink r:id="rId41">
+        <w:r>
+          <w:rPr>
+            <w:lang w:val="zh_TW" w:bidi="zh_TW"/>
+          </w:rPr>
+          <w:rPr>
+            <w:color w:val="0000EE"/>
+            <w:u w:val="single"/>
+          </w:rPr>
+          <w:t>6:33–51</w:t>
+        </w:r>
+      </w:hyperlink>
+      <w:r>
+        <w:rPr>
+          <w:lang w:val="zh_TW" w:bidi="zh_TW"/>
+        </w:rPr>
+        <w:t>）。神曾三次從天上發出聲音，確認耶穌所說的話（</w:t>
+      </w:r>
+      <w:hyperlink r:id="rId42">
+        <w:r>
+          <w:rPr>
+            <w:lang w:val="zh_TW" w:bidi="zh_TW"/>
+          </w:rPr>
+          <w:rPr>
+            <w:color w:val="0000EE"/>
+            <w:u w:val="single"/>
+          </w:rPr>
+          <w:t>太3:16–17，</w:t>
+        </w:r>
+      </w:hyperlink>
+      <w:hyperlink r:id="rId43">
+        <w:r>
+          <w:rPr>
+            <w:lang w:val="zh_TW" w:bidi="zh_TW"/>
+          </w:rPr>
+          <w:rPr>
+            <w:color w:val="0000EE"/>
+            <w:u w:val="single"/>
+          </w:rPr>
+          <w:t>17:5</w:t>
+        </w:r>
+      </w:hyperlink>
+      <w:r>
+        <w:rPr>
+          <w:lang w:val="zh_TW" w:bidi="zh_TW"/>
+        </w:rPr>
+        <w:t>；</w:t>
+      </w:r>
+      <w:hyperlink r:id="rId44">
+        <w:r>
+          <w:rPr>
+            <w:lang w:val="zh_TW" w:bidi="zh_TW"/>
+          </w:rPr>
+          <w:rPr>
+            <w:color w:val="0000EE"/>
+            <w:u w:val="single"/>
+          </w:rPr>
+          <w:t>約12:28</w:t>
+        </w:r>
+      </w:hyperlink>
+      <w:r>
+        <w:rPr>
+          <w:lang w:val="zh_TW" w:bidi="zh_TW"/>
+        </w:rPr>
+        <w:t>）。</w:t>
+      </w:r>
+    </w:p>
+    <w:p>
+      <w:pPr>
+        <w:pStyle w:val="Heading4"/>
+      </w:pPr>
+      <w:r>
+        <w:rPr>
+          <w:lang w:val="zh_TW" w:bidi="zh_TW"/>
+        </w:rPr>
+        <w:t>天上的敬拜</w:t>
+      </w:r>
+    </w:p>
+    <w:p>
+      <w:pPr/>
+      <w:r>
+        <w:rPr>
+          <w:lang w:val="zh_TW" w:bidi="zh_TW"/>
+        </w:rPr>
+      </w:r>
+      <w:r>
+        <w:rPr>
+          <w:lang w:val="zh_TW" w:bidi="zh_TW"/>
+        </w:rPr>
+        <w:t>天堂是真正聖所的所在。地上的會幕只是那屬天聖所的影子（</w:t>
+      </w:r>
+      <w:hyperlink r:id="rId45">
+        <w:r>
+          <w:rPr>
+            <w:lang w:val="zh_TW" w:bidi="zh_TW"/>
+          </w:rPr>
+          <w:rPr>
+            <w:color w:val="0000EE"/>
+            <w:u w:val="single"/>
+          </w:rPr>
+          <w:t>來8:1–5</w:t>
+        </w:r>
+      </w:hyperlink>
+      <w:r>
+        <w:rPr>
+          <w:lang w:val="zh_TW" w:bidi="zh_TW"/>
+        </w:rPr>
+        <w:t>）。這正是保羅所提到的「第三層天」（</w:t>
+      </w:r>
+      <w:hyperlink r:id="rId38">
+        <w:r>
+          <w:rPr>
+            <w:lang w:val="zh_TW" w:bidi="zh_TW"/>
+          </w:rPr>
+          <w:rPr>
+            <w:color w:val="0000EE"/>
+            <w:u w:val="single"/>
+          </w:rPr>
+          <w:t>林後12:2</w:t>
+        </w:r>
+      </w:hyperlink>
+      <w:r>
+        <w:rPr>
+          <w:lang w:val="zh_TW" w:bidi="zh_TW"/>
+        </w:rPr>
+        <w:t>）。有時聖經使用「天」一詞，其實是指神自己（參</w:t>
+      </w:r>
+      <w:hyperlink r:id="rId46">
+        <w:r>
+          <w:rPr>
+            <w:lang w:val="zh_TW" w:bidi="zh_TW"/>
+          </w:rPr>
+          <w:rPr>
+            <w:color w:val="0000EE"/>
+            <w:u w:val="single"/>
+          </w:rPr>
+          <w:t>太23:22</w:t>
+        </w:r>
+      </w:hyperlink>
+      <w:r>
+        <w:rPr>
+          <w:lang w:val="zh_TW" w:bidi="zh_TW"/>
+        </w:rPr>
+        <w:t>；</w:t>
+      </w:r>
+      <w:hyperlink r:id="rId47">
+        <w:r>
+          <w:rPr>
+            <w:lang w:val="zh_TW" w:bidi="zh_TW"/>
+          </w:rPr>
+          <w:rPr>
+            <w:color w:val="0000EE"/>
+            <w:u w:val="single"/>
+          </w:rPr>
+          <w:t>路15:18</w:t>
+        </w:r>
+      </w:hyperlink>
+      <w:r>
+        <w:rPr>
+          <w:lang w:val="zh_TW" w:bidi="zh_TW"/>
+        </w:rPr>
+        <w:t>）。</w:t>
+      </w:r>
+    </w:p>
+    <w:p>
+      <w:pPr>
+        <w:pStyle w:val="Heading4"/>
+      </w:pPr>
+      <w:r>
+        <w:rPr>
+          <w:lang w:val="zh_TW" w:bidi="zh_TW"/>
+        </w:rPr>
+        <w:t>耶穌從天上再來</w:t>
+      </w:r>
+    </w:p>
+    <w:p>
+      <w:pPr/>
+      <w:r>
+        <w:rPr>
+          <w:lang w:val="zh_TW" w:bidi="zh_TW"/>
+        </w:rPr>
+      </w:r>
+      <w:r>
+        <w:rPr>
+          <w:lang w:val="zh_TW" w:bidi="zh_TW"/>
+        </w:rPr>
+        <w:t>耶穌升天之後，天使告訴祂的門徒，祂有一天要從天上再來（</w:t>
+      </w:r>
+      <w:hyperlink r:id="rId48">
+        <w:r>
+          <w:rPr>
+            <w:lang w:val="zh_TW" w:bidi="zh_TW"/>
+          </w:rPr>
+          <w:rPr>
+            <w:color w:val="0000EE"/>
+            <w:u w:val="single"/>
+          </w:rPr>
+          <w:t>徒1:6–11</w:t>
+        </w:r>
+      </w:hyperlink>
+      <w:r>
+        <w:rPr>
+          <w:lang w:val="zh_TW" w:bidi="zh_TW"/>
+        </w:rPr>
+        <w:t>）。後來使徒保羅在書信中也寫到這件事（</w:t>
+      </w:r>
+      <w:hyperlink r:id="rId49">
+        <w:r>
+          <w:rPr>
+            <w:lang w:val="zh_TW" w:bidi="zh_TW"/>
+          </w:rPr>
+          <w:rPr>
+            <w:color w:val="0000EE"/>
+            <w:u w:val="single"/>
+          </w:rPr>
+          <w:t>林前15:1–11</w:t>
+        </w:r>
+      </w:hyperlink>
+      <w:r>
+        <w:rPr>
+          <w:lang w:val="zh_TW" w:bidi="zh_TW"/>
+        </w:rPr>
+        <w:t>；</w:t>
+      </w:r>
+      <w:hyperlink r:id="rId50">
+        <w:r>
+          <w:rPr>
+            <w:lang w:val="zh_TW" w:bidi="zh_TW"/>
+          </w:rPr>
+          <w:rPr>
+            <w:color w:val="0000EE"/>
+            <w:u w:val="single"/>
+          </w:rPr>
+          <w:t>弗4:7–16</w:t>
+        </w:r>
+      </w:hyperlink>
+      <w:r>
+        <w:rPr>
+          <w:lang w:val="zh_TW" w:bidi="zh_TW"/>
+        </w:rPr>
+        <w:t>；</w:t>
+      </w:r>
+      <w:hyperlink r:id="rId51">
+        <w:r>
+          <w:rPr>
+            <w:lang w:val="zh_TW" w:bidi="zh_TW"/>
+          </w:rPr>
+          <w:rPr>
+            <w:color w:val="0000EE"/>
+            <w:u w:val="single"/>
+          </w:rPr>
+          <w:t>提前3:16</w:t>
+        </w:r>
+      </w:hyperlink>
+      <w:r>
+        <w:rPr>
+          <w:lang w:val="zh_TW" w:bidi="zh_TW"/>
+        </w:rPr>
+        <w:t>）。這教導成為基督徒信仰中的重要部分，如使徒信經所述（Apostles' Creed，早期的基督教認信）。</w:t>
+      </w:r>
+    </w:p>
+    <w:p>
+      <w:pPr/>
+      <w:r>
+        <w:rPr>
+          <w:lang w:val="zh_TW" w:bidi="zh_TW"/>
+        </w:rPr>
+      </w:r>
+      <w:r>
+        <w:rPr>
+          <w:lang w:val="zh_TW" w:bidi="zh_TW"/>
+        </w:rPr>
+        <w:t>新約聖經常提到耶穌與神同在天上。這是有關耶穌福音的核心之一。聖經教導說，耶穌如今坐在神的右邊（至高榮耀之處），為信靠祂的人代求（</w:t>
+      </w:r>
+      <w:hyperlink r:id="rId52">
+        <w:r>
+          <w:rPr>
+            <w:lang w:val="zh_TW" w:bidi="zh_TW"/>
+          </w:rPr>
+          <w:rPr>
+            <w:color w:val="0000EE"/>
+            <w:u w:val="single"/>
+          </w:rPr>
+          <w:t>來7:25</w:t>
+        </w:r>
+      </w:hyperlink>
+      <w:r>
+        <w:rPr>
+          <w:lang w:val="zh_TW" w:bidi="zh_TW"/>
+        </w:rPr>
+        <w:t>；參</w:t>
+      </w:r>
+      <w:hyperlink r:id="rId53">
+        <w:r>
+          <w:rPr>
+            <w:lang w:val="zh_TW" w:bidi="zh_TW"/>
+          </w:rPr>
+          <w:rPr>
+            <w:color w:val="0000EE"/>
+            <w:u w:val="single"/>
+          </w:rPr>
+          <w:t>可14:62</w:t>
+        </w:r>
+      </w:hyperlink>
+      <w:r>
+        <w:rPr>
+          <w:lang w:val="zh_TW" w:bidi="zh_TW"/>
+        </w:rPr>
+        <w:t>）。</w:t>
+      </w:r>
+    </w:p>
+    <w:p>
+      <w:pPr>
+        <w:pStyle w:val="Heading4"/>
+      </w:pPr>
+      <w:r>
+        <w:rPr>
+          <w:lang w:val="zh_TW" w:bidi="zh_TW"/>
+        </w:rPr>
+        <w:t>天上的國民</w:t>
+      </w:r>
+    </w:p>
+    <w:p>
+      <w:pPr/>
+      <w:r>
+        <w:rPr>
+          <w:lang w:val="zh_TW" w:bidi="zh_TW"/>
+        </w:rPr>
+      </w:r>
+      <w:r>
+        <w:rPr>
+          <w:lang w:val="zh_TW" w:bidi="zh_TW"/>
+        </w:rPr>
+        <w:t>保羅教導說，當耶穌從天上再來時，祂要將信徒的身體改變，與祂榮耀的身體相似（</w:t>
+      </w:r>
+      <w:hyperlink r:id="rId54">
+        <w:r>
+          <w:rPr>
+            <w:lang w:val="zh_TW" w:bidi="zh_TW"/>
+          </w:rPr>
+          <w:rPr>
+            <w:color w:val="0000EE"/>
+            <w:u w:val="single"/>
+          </w:rPr>
+          <w:t>腓3:20–21</w:t>
+        </w:r>
+      </w:hyperlink>
+      <w:r>
+        <w:rPr>
+          <w:lang w:val="zh_TW" w:bidi="zh_TW"/>
+        </w:rPr>
+        <w:t>）。信徒需要這樣屬天的身體，因為他們是天上的國民。</w:t>
+      </w:r>
+    </w:p>
+    <w:p>
+      <w:pPr/>
+      <w:r>
+        <w:rPr>
+          <w:lang w:val="zh_TW" w:bidi="zh_TW"/>
+        </w:rPr>
+      </w:r>
+      <w:r>
+        <w:rPr>
+          <w:lang w:val="zh_TW" w:bidi="zh_TW"/>
+        </w:rPr>
+        <w:t>聖經所說的「天上的國民」，意思就像一個人雖然生活在某個國度，卻遵行自己本國的律例（</w:t>
+      </w:r>
+      <w:hyperlink r:id="rId55">
+        <w:r>
+          <w:rPr>
+            <w:lang w:val="zh_TW" w:bidi="zh_TW"/>
+          </w:rPr>
+          <w:rPr>
+            <w:color w:val="0000EE"/>
+            <w:u w:val="single"/>
+          </w:rPr>
+          <w:t>徒22:28</w:t>
+        </w:r>
+      </w:hyperlink>
+      <w:r>
+        <w:rPr>
+          <w:lang w:val="zh_TW" w:bidi="zh_TW"/>
+        </w:rPr>
+        <w:t>）。這表示基督徒即使活在世上，也當遵行聖經中神的道路，不隨從世界的標準。</w:t>
+      </w:r>
+    </w:p>
+    <w:p>
+      <w:pPr>
+        <w:pStyle w:val="Heading4"/>
+      </w:pPr>
+      <w:r>
+        <w:rPr>
+          <w:lang w:val="zh_TW" w:bidi="zh_TW"/>
+        </w:rPr>
+        <w:t>屬天的福分</w:t>
+      </w:r>
+    </w:p>
+    <w:p>
+      <w:pPr/>
+      <w:r>
+        <w:rPr>
+          <w:lang w:val="zh_TW" w:bidi="zh_TW"/>
+        </w:rPr>
+      </w:r>
+      <w:r>
+        <w:rPr>
+          <w:lang w:val="zh_TW" w:bidi="zh_TW"/>
+        </w:rPr>
+        <w:t>神已經使信徒與基督聯合，並吩咐他們「就當求在上面的事；那裡有基督坐在神的右邊」（</w:t>
+      </w:r>
+      <w:hyperlink r:id="rId56">
+        <w:r>
+          <w:rPr>
+            <w:lang w:val="zh_TW" w:bidi="zh_TW"/>
+          </w:rPr>
+          <w:rPr>
+            <w:color w:val="0000EE"/>
+            <w:u w:val="single"/>
+          </w:rPr>
+          <w:t>西3:1</w:t>
+        </w:r>
+      </w:hyperlink>
+      <w:r>
+        <w:rPr>
+          <w:lang w:val="zh_TW" w:bidi="zh_TW"/>
+        </w:rPr>
+        <w:t>）。基督從天上賜給跟隨祂的人「天上各樣屬靈的福氣」（</w:t>
+      </w:r>
+      <w:hyperlink r:id="rId57">
+        <w:r>
+          <w:rPr>
+            <w:lang w:val="zh_TW" w:bidi="zh_TW"/>
+          </w:rPr>
+          <w:rPr>
+            <w:color w:val="0000EE"/>
+            <w:u w:val="single"/>
+          </w:rPr>
+          <w:t>弗1:3</w:t>
+        </w:r>
+      </w:hyperlink>
+      <w:r>
+        <w:rPr>
+          <w:lang w:val="zh_TW" w:bidi="zh_TW"/>
+        </w:rPr>
+        <w:t>）。「天上」這個表達只出現在以弗所書（</w:t>
+      </w:r>
+      <w:hyperlink r:id="rId58">
+        <w:r>
+          <w:rPr>
+            <w:lang w:val="zh_TW" w:bidi="zh_TW"/>
+          </w:rPr>
+          <w:rPr>
+            <w:color w:val="0000EE"/>
+            <w:u w:val="single"/>
+          </w:rPr>
+          <w:t>弗1:3、20，</w:t>
+        </w:r>
+      </w:hyperlink>
+      <w:hyperlink r:id="rId59">
+        <w:r>
+          <w:rPr>
+            <w:lang w:val="zh_TW" w:bidi="zh_TW"/>
+          </w:rPr>
+          <w:rPr>
+            <w:color w:val="0000EE"/>
+            <w:u w:val="single"/>
+          </w:rPr>
+          <w:t>2:6，</w:t>
+        </w:r>
+      </w:hyperlink>
+      <w:hyperlink r:id="rId60">
+        <w:r>
+          <w:rPr>
+            <w:lang w:val="zh_TW" w:bidi="zh_TW"/>
+          </w:rPr>
+          <w:rPr>
+            <w:color w:val="0000EE"/>
+            <w:u w:val="single"/>
+          </w:rPr>
+          <w:t>3:10，</w:t>
+        </w:r>
+      </w:hyperlink>
+      <w:hyperlink r:id="rId61">
+        <w:r>
+          <w:rPr>
+            <w:lang w:val="zh_TW" w:bidi="zh_TW"/>
+          </w:rPr>
+          <w:rPr>
+            <w:color w:val="0000EE"/>
+            <w:u w:val="single"/>
+          </w:rPr>
+          <w:t>6:12</w:t>
+        </w:r>
+      </w:hyperlink>
+      <w:r>
+        <w:rPr>
+          <w:lang w:val="zh_TW" w:bidi="zh_TW"/>
+        </w:rPr>
+        <w:t>）。這教導我們，屬靈的福分不僅僅屬於將來，信徒如今也能憑信心經歷。因此，聖經說信徒已經有分於「天召」（</w:t>
+      </w:r>
+      <w:hyperlink r:id="rId62">
+        <w:r>
+          <w:rPr>
+            <w:lang w:val="zh_TW" w:bidi="zh_TW"/>
+          </w:rPr>
+          <w:rPr>
+            <w:color w:val="0000EE"/>
+            <w:u w:val="single"/>
+          </w:rPr>
+          <w:t>來3:1，</w:t>
+        </w:r>
+      </w:hyperlink>
+      <w:hyperlink r:id="rId63">
+        <w:r>
+          <w:rPr>
+            <w:lang w:val="zh_TW" w:bidi="zh_TW"/>
+          </w:rPr>
+          <w:rPr>
+            <w:color w:val="0000EE"/>
+            <w:u w:val="single"/>
+          </w:rPr>
+          <w:t>6:4</w:t>
+        </w:r>
+      </w:hyperlink>
+      <w:r>
+        <w:rPr>
+          <w:lang w:val="zh_TW" w:bidi="zh_TW"/>
+        </w:rPr>
+        <w:t>）。</w:t>
+      </w:r>
+    </w:p>
+    <w:p>
+      <w:pPr>
+        <w:pStyle w:val="Heading4"/>
+      </w:pPr>
+      <w:r>
+        <w:rPr>
+          <w:lang w:val="zh_TW" w:bidi="zh_TW"/>
+        </w:rPr>
+        <w:t>天國的未來</w:t>
+      </w:r>
+    </w:p>
+    <w:p>
+      <w:pPr/>
+      <w:r>
+        <w:rPr>
+          <w:lang w:val="zh_TW" w:bidi="zh_TW"/>
+        </w:rPr>
+      </w:r>
+      <w:r>
+        <w:rPr>
+          <w:lang w:val="zh_TW" w:bidi="zh_TW"/>
+        </w:rPr>
+        <w:t>信徒等候耶穌再來的時候，會盼望有新天新地，並有新耶路撒冷。聖經說，那將是一個奇妙的地方，不再有眼淚、憂傷、痛苦、死亡或黑暗，因為神的兒子耶穌就在那裡（</w:t>
+      </w:r>
+      <w:hyperlink r:id="rId64">
+        <w:r>
+          <w:rPr>
+            <w:lang w:val="zh_TW" w:bidi="zh_TW"/>
+          </w:rPr>
+          <w:rPr>
+            <w:color w:val="0000EE"/>
+            <w:u w:val="single"/>
+          </w:rPr>
+          <w:t>啟21:1–4、27，</w:t>
+        </w:r>
+      </w:hyperlink>
+      <w:hyperlink r:id="rId65">
+        <w:r>
+          <w:rPr>
+            <w:lang w:val="zh_TW" w:bidi="zh_TW"/>
+          </w:rPr>
+          <w:rPr>
+            <w:color w:val="0000EE"/>
+            <w:u w:val="single"/>
+          </w:rPr>
+          <w:t>22:1–5</w:t>
+        </w:r>
+      </w:hyperlink>
+      <w:r>
+        <w:rPr>
+          <w:lang w:val="zh_TW" w:bidi="zh_TW"/>
+        </w:rPr>
+        <w:t>）。在那死後的新生命中，也不再有婚姻（</w:t>
+      </w:r>
+      <w:hyperlink r:id="rId66">
+        <w:r>
+          <w:rPr>
+            <w:lang w:val="zh_TW" w:bidi="zh_TW"/>
+          </w:rPr>
+          <w:rPr>
+            <w:color w:val="0000EE"/>
+            <w:u w:val="single"/>
+          </w:rPr>
+          <w:t>路20:27–38</w:t>
+        </w:r>
+      </w:hyperlink>
+      <w:r>
+        <w:rPr>
+          <w:lang w:val="zh_TW" w:bidi="zh_TW"/>
+        </w:rPr>
+        <w:t>）。</w:t>
+      </w:r>
+    </w:p>
+    <w:p>
+      <w:pPr/>
+      <w:r>
+        <w:rPr>
+          <w:lang w:val="zh_TW" w:bidi="zh_TW"/>
+        </w:rPr>
+      </w:r>
+      <w:r>
+        <w:rPr>
+          <w:lang w:val="zh_TW" w:bidi="zh_TW"/>
+        </w:rPr>
+        <w:t>在舊約聖經裡，有兩個人未經死亡便直接被接到天上：</w:t>
+      </w:r>
+    </w:p>
+    <w:p>
+      <w:pPr>
+        <w:pStyle w:val="ListBullet"/>
+        <w:spacing w:line="240" w:lineRule="auto"/>
+        <w:ind w:left="720"/>
+      </w:pPr>
+      <w:r>
+        <w:rPr>
+          <w:lang w:val="zh_TW" w:bidi="zh_TW"/>
+        </w:rPr>
+      </w:r>
+      <w:r>
+        <w:rPr>
+          <w:lang w:val="zh_TW" w:bidi="zh_TW"/>
+        </w:rPr>
+        <w:t>以諾（</w:t>
+      </w:r>
+      <w:hyperlink r:id="rId67">
+        <w:r>
+          <w:rPr>
+            <w:lang w:val="zh_TW" w:bidi="zh_TW"/>
+          </w:rPr>
+          <w:rPr>
+            <w:color w:val="0000EE"/>
+            <w:u w:val="single"/>
+          </w:rPr>
+          <w:t>創5:22–24</w:t>
+        </w:r>
+      </w:hyperlink>
+      <w:r>
+        <w:rPr>
+          <w:lang w:val="zh_TW" w:bidi="zh_TW"/>
+        </w:rPr>
+        <w:t>；</w:t>
+      </w:r>
+      <w:hyperlink r:id="rId68">
+        <w:r>
+          <w:rPr>
+            <w:lang w:val="zh_TW" w:bidi="zh_TW"/>
+          </w:rPr>
+          <w:rPr>
+            <w:color w:val="0000EE"/>
+            <w:u w:val="single"/>
+          </w:rPr>
+          <w:t>來11:5</w:t>
+        </w:r>
+      </w:hyperlink>
+      <w:r>
+        <w:rPr>
+          <w:lang w:val="zh_TW" w:bidi="zh_TW"/>
+        </w:rPr>
+        <w:t>）和</w:t>
+      </w:r>
+    </w:p>
+    <w:p>
+      <w:pPr>
+        <w:pStyle w:val="ListBullet"/>
+        <w:spacing w:line="240" w:lineRule="auto"/>
+        <w:ind w:left="720"/>
+      </w:pPr>
+      <w:r>
+        <w:rPr>
+          <w:lang w:val="zh_TW" w:bidi="zh_TW"/>
+        </w:rPr>
+      </w:r>
+      <w:r>
+        <w:rPr>
+          <w:lang w:val="zh_TW" w:bidi="zh_TW"/>
+        </w:rPr>
+        <w:t>以利亞（</w:t>
+      </w:r>
+      <w:hyperlink r:id="rId69">
+        <w:r>
+          <w:rPr>
+            <w:lang w:val="zh_TW" w:bidi="zh_TW"/>
+          </w:rPr>
+          <w:rPr>
+            <w:color w:val="0000EE"/>
+            <w:u w:val="single"/>
+          </w:rPr>
+          <w:t>王下2:11</w:t>
+        </w:r>
+      </w:hyperlink>
+      <w:r>
+        <w:rPr>
+          <w:lang w:val="zh_TW" w:bidi="zh_TW"/>
+        </w:rPr>
+        <w:t>）</w:t>
+      </w:r>
+    </w:p>
+    <w:p>
+      <w:pPr/>
+      <w:r>
+        <w:rPr>
+          <w:lang w:val="zh_TW" w:bidi="zh_TW"/>
+        </w:rPr>
+      </w:r>
+      <w:r>
+        <w:rPr>
+          <w:lang w:val="zh_TW" w:bidi="zh_TW"/>
+        </w:rPr>
+        <w:t>後來，保羅也曾提到自己被提到第三層天，約翰也曾被召上天上（</w:t>
+      </w:r>
+      <w:hyperlink r:id="rId70">
+        <w:r>
+          <w:rPr>
+            <w:lang w:val="zh_TW" w:bidi="zh_TW"/>
+          </w:rPr>
+          <w:rPr>
+            <w:color w:val="0000EE"/>
+            <w:u w:val="single"/>
+          </w:rPr>
+          <w:t>啟4:1</w:t>
+        </w:r>
+      </w:hyperlink>
+      <w:r>
+        <w:rPr>
+          <w:lang w:val="zh_TW" w:bidi="zh_TW"/>
+        </w:rPr>
+        <w:t>），而神計劃要使天上充滿祂的百姓（參</w:t>
+      </w:r>
+      <w:hyperlink r:id="rId71">
+        <w:r>
+          <w:rPr>
+            <w:lang w:val="zh_TW" w:bidi="zh_TW"/>
+          </w:rPr>
+          <w:rPr>
+            <w:color w:val="0000EE"/>
+            <w:u w:val="single"/>
+          </w:rPr>
+          <w:t>啟19:1</w:t>
+        </w:r>
+      </w:hyperlink>
+      <w:r>
+        <w:rPr>
+          <w:lang w:val="zh_TW" w:bidi="zh_TW"/>
+        </w:rPr>
+        <w:t>）。最終，所有信徒都要在天上與神同住，並且得著新的復活身體。當耶穌再來接祂的百姓時，他們就要得著這些身體（</w:t>
+      </w:r>
+      <w:hyperlink r:id="rId72">
+        <w:r>
+          <w:rPr>
+            <w:lang w:val="zh_TW" w:bidi="zh_TW"/>
+          </w:rPr>
+          <w:rPr>
+            <w:color w:val="0000EE"/>
+            <w:u w:val="single"/>
+          </w:rPr>
+          <w:t>帖前4:16–17</w:t>
+        </w:r>
+      </w:hyperlink>
+      <w:r>
+        <w:rPr>
+          <w:lang w:val="zh_TW" w:bidi="zh_TW"/>
+        </w:rPr>
+        <w:t>；</w:t>
+      </w:r>
+      <w:hyperlink r:id="rId73">
+        <w:r>
+          <w:rPr>
+            <w:lang w:val="zh_TW" w:bidi="zh_TW"/>
+          </w:rPr>
+          <w:rPr>
+            <w:color w:val="0000EE"/>
+            <w:u w:val="single"/>
+          </w:rPr>
+          <w:t>啟19:1–4</w:t>
+        </w:r>
+      </w:hyperlink>
+      <w:r>
+        <w:rPr>
+          <w:lang w:val="zh_TW" w:bidi="zh_TW"/>
+        </w:rPr>
+        <w:t>）。那時，耶穌還要賜下特別的獎賞給祂的跟隨者（</w:t>
+      </w:r>
+      <w:hyperlink r:id="rId74">
+        <w:r>
+          <w:rPr>
+            <w:lang w:val="zh_TW" w:bidi="zh_TW"/>
+          </w:rPr>
+          <w:rPr>
+            <w:color w:val="0000EE"/>
+            <w:u w:val="single"/>
+          </w:rPr>
+          <w:t>太5:12</w:t>
+        </w:r>
+      </w:hyperlink>
+      <w:r>
+        <w:rPr>
+          <w:lang w:val="zh_TW" w:bidi="zh_TW"/>
+        </w:rPr>
+        <w:t>；</w:t>
+      </w:r>
+      <w:hyperlink r:id="rId75">
+        <w:r>
+          <w:rPr>
+            <w:lang w:val="zh_TW" w:bidi="zh_TW"/>
+          </w:rPr>
+          <w:rPr>
+            <w:color w:val="0000EE"/>
+            <w:u w:val="single"/>
+          </w:rPr>
+          <w:t>林前9:25</w:t>
+        </w:r>
+      </w:hyperlink>
+      <w:r>
+        <w:rPr>
+          <w:lang w:val="zh_TW" w:bidi="zh_TW"/>
+        </w:rPr>
+        <w:t>；</w:t>
+      </w:r>
+      <w:hyperlink r:id="rId76">
+        <w:r>
+          <w:rPr>
+            <w:lang w:val="zh_TW" w:bidi="zh_TW"/>
+          </w:rPr>
+          <w:rPr>
+            <w:color w:val="0000EE"/>
+            <w:u w:val="single"/>
+          </w:rPr>
+          <w:t>林後5:1</w:t>
+        </w:r>
+      </w:hyperlink>
+      <w:r>
+        <w:rPr>
+          <w:lang w:val="zh_TW" w:bidi="zh_TW"/>
+        </w:rPr>
+        <w:t>；</w:t>
+      </w:r>
+      <w:hyperlink r:id="rId77">
+        <w:r>
+          <w:rPr>
+            <w:lang w:val="zh_TW" w:bidi="zh_TW"/>
+          </w:rPr>
+          <w:rPr>
+            <w:color w:val="0000EE"/>
+            <w:u w:val="single"/>
+          </w:rPr>
+          <w:t>提後4:8</w:t>
+        </w:r>
+      </w:hyperlink>
+      <w:r>
+        <w:rPr>
+          <w:lang w:val="zh_TW" w:bidi="zh_TW"/>
+        </w:rPr>
+        <w:t>；</w:t>
+      </w:r>
+      <w:hyperlink r:id="rId78">
+        <w:r>
+          <w:rPr>
+            <w:lang w:val="zh_TW" w:bidi="zh_TW"/>
+          </w:rPr>
+          <w:rPr>
+            <w:color w:val="0000EE"/>
+            <w:u w:val="single"/>
+          </w:rPr>
+          <w:t>雅1:12</w:t>
+        </w:r>
+      </w:hyperlink>
+      <w:r>
+        <w:rPr>
+          <w:lang w:val="zh_TW" w:bidi="zh_TW"/>
+        </w:rPr>
+        <w:t>；</w:t>
+      </w:r>
+      <w:hyperlink r:id="rId79">
+        <w:r>
+          <w:rPr>
+            <w:lang w:val="zh_TW" w:bidi="zh_TW"/>
+          </w:rPr>
+          <w:rPr>
+            <w:color w:val="0000EE"/>
+            <w:u w:val="single"/>
+          </w:rPr>
+          <w:t>彼前1:4，</w:t>
+        </w:r>
+      </w:hyperlink>
+      <w:hyperlink r:id="rId80">
+        <w:r>
+          <w:rPr>
+            <w:lang w:val="zh_TW" w:bidi="zh_TW"/>
+          </w:rPr>
+          <w:rPr>
+            <w:color w:val="0000EE"/>
+            <w:u w:val="single"/>
+          </w:rPr>
+          <w:t>5:4</w:t>
+        </w:r>
+      </w:hyperlink>
+      <w:r>
+        <w:rPr>
+          <w:lang w:val="zh_TW" w:bidi="zh_TW"/>
+        </w:rPr>
+        <w:t>；</w:t>
+      </w:r>
+      <w:hyperlink r:id="rId81">
+        <w:r>
+          <w:rPr>
+            <w:lang w:val="zh_TW" w:bidi="zh_TW"/>
+          </w:rPr>
+          <w:rPr>
+            <w:color w:val="0000EE"/>
+            <w:u w:val="single"/>
+          </w:rPr>
+          <w:t>啟2:10，</w:t>
+        </w:r>
+      </w:hyperlink>
+      <w:hyperlink r:id="rId82">
+        <w:r>
+          <w:rPr>
+            <w:lang w:val="zh_TW" w:bidi="zh_TW"/>
+          </w:rPr>
+          <w:rPr>
+            <w:color w:val="0000EE"/>
+            <w:u w:val="single"/>
+          </w:rPr>
+          <w:t>4:10</w:t>
+        </w:r>
+      </w:hyperlink>
+      <w:r>
+        <w:rPr>
+          <w:lang w:val="zh_TW" w:bidi="zh_TW"/>
+        </w:rPr>
+        <w:t>）。</w:t>
+      </w:r>
+    </w:p>
+    <w:p>
+      <w:pPr/>
+      <w:r>
+        <w:rPr>
+          <w:lang w:val="zh_TW" w:bidi="zh_TW"/>
+        </w:rPr>
+      </w:r>
+      <w:r>
+        <w:rPr>
+          <w:i/>
+          <w:lang w:val="zh_TW" w:bidi="zh_TW"/>
+        </w:rPr>
+        <w:t>另見</w:t>
+      </w:r>
+      <w:r>
+        <w:rPr>
+          <w:lang w:val="zh_TW" w:bidi="zh_TW"/>
+        </w:rPr>
+        <w:t xml:space="preserve"> </w:t>
+      </w:r>
+      <w:r>
+        <w:rPr>
+          <w:lang w:val="zh_TW" w:bidi="zh_TW"/>
+        </w:rPr>
+        <w:t>亞伯拉罕的懷抱；</w:t>
+      </w:r>
+      <w:r>
+        <w:rPr>
+          <w:lang w:val="zh_TW" w:bidi="zh_TW"/>
+        </w:rPr>
+        <w:t>新天新地；</w:t>
+      </w:r>
+      <w:r>
+        <w:rPr>
+          <w:lang w:val="zh_TW" w:bidi="zh_TW"/>
+        </w:rPr>
+        <w:t>樂園</w:t>
+      </w:r>
+      <w:r>
+        <w:rPr>
+          <w:lang w:val="zh_TW" w:bidi="zh_TW"/>
+        </w:rPr>
+        <w:t>。</w:t>
+      </w:r>
+      <w:r>
+        <w:rPr>
+          <w:lang w:val="zh_TW" w:bidi="zh_TW"/>
+        </w:rPr>
+      </w:r>
+      <w:r>
+        <w:rPr>
+          <w:lang w:val="zh_TW" w:bidi="zh_TW"/>
+        </w:rPr>
+      </w:r>
+    </w:p>
+    <w:p>
+      <w:pPr/>
+      <w:r>
+        <w:rPr>
+          <w:lang w:val="zh_TW" w:bidi="zh_TW"/>
+        </w:rPr>
+      </w:r>
     </w:p>
     <w:p>
       <w:pPr>
@@ -314,7 +2337,7 @@
         <w:rPr>
           <w:lang w:val="zh_TW" w:bidi="zh_TW"/>
         </w:rPr>
-        <w:t>土地</w:t>
+        <w:t>天啟</w:t>
       </w:r>
       <w:r>
         <w:rPr>
@@ -333,7 +2356,18 @@
         <w:rPr>
           <w:lang w:val="zh_TW" w:bidi="zh_TW"/>
         </w:rPr>
-        <w:t>人與土地的關係是舊約聖經中的重要主題。在創世記裡，地與旱地被造，成為人居住並與神相交的地方。人被賦予管理大地、治理動物的任務，好使自己的需要得以滿足，並將榮耀歸給造物主。然而，自從人墮落之後，他們不僅與神和彼此隔絕，也與他們所居住的土地隔絕。他們被趕出伊甸園，大地也受咒詛。他們不得不汗流滿面地勞苦，才能制服土地並維持生計，因為收成被荊棘和蒺藜所阻。</w:t>
+        <w:t>這個詞源自希臘文，意思是「啟示」（揭示先前隱藏的事物）。它既指一種思維方式，也指一種文學類型。這兩者都涉及未來的事情，特別是有關審判的內容（這在神學上稱為「末世論」，即對末世的研究）。</w:t>
+      </w:r>
+    </w:p>
+    <w:p>
+      <w:pPr>
+        <w:pStyle w:val="Heading3"/>
+      </w:pPr>
+      <w:r>
+        <w:rPr>
+          <w:lang w:val="zh_TW" w:bidi="zh_TW"/>
+        </w:rPr>
+        <w:t>什麼是天啟文學？</w:t>
       </w:r>
     </w:p>
     <w:p>
@@ -347,18 +2381,230 @@
         <w:rPr>
           <w:lang w:val="zh_TW" w:bidi="zh_TW"/>
         </w:rPr>
-        <w:t>該隱殺了他的弟弟之後，受到刑罰，要承受更嚴重的土地咒詛。神告訴他，即使他辛苦勞作，土地也不會為他效力，迫使他漂流無定。該隱失去永久的居所，被剝奪享受安息與昌盛的機會。該隱因為犯罪，無法實現他對「歸屬之地」的渴望。（</w:t>
-      </w:r>
-      <w:hyperlink r:id="rId16">
-        <w:r>
-          <w:rPr>
-            <w:lang w:val="zh_TW" w:bidi="zh_TW"/>
-          </w:rPr>
-          <w:rPr>
-            <w:color w:val="0000EE"/>
-            <w:u w:val="single"/>
-          </w:rPr>
-          <w:t>創4:12</w:t>
+        <w:t>「天啟」文學作品是自稱是來自神的訊息的故事。作者表示這些信息是通常是透過異象所得到的。這類文學通常有兩部分：</w:t>
+      </w:r>
+    </w:p>
+    <w:p>
+      <w:pPr>
+        <w:pStyle w:val="ListNumber"/>
+        <w:numPr>
+          <w:ilvl w:val="0"/>
+          <w:numId w:val="16"/>
+        </w:numPr>
+        <w:spacing w:line="240" w:lineRule="auto"/>
+        <w:ind w:left="720"/>
+      </w:pPr>
+      <w:r>
+        <w:rPr>
+          <w:lang w:val="zh_TW" w:bidi="zh_TW"/>
+        </w:rPr>
+      </w:r>
+      <w:r>
+        <w:rPr>
+          <w:lang w:val="zh_TW" w:bidi="zh_TW"/>
+        </w:rPr>
+        <w:t>對異象的詳細描述</w:t>
+      </w:r>
+    </w:p>
+    <w:p>
+      <w:pPr>
+        <w:pStyle w:val="ListNumber"/>
+        <w:spacing w:line="240" w:lineRule="auto"/>
+        <w:ind w:left="720"/>
+      </w:pPr>
+      <w:r>
+        <w:rPr>
+          <w:lang w:val="zh_TW" w:bidi="zh_TW"/>
+        </w:rPr>
+      </w:r>
+      <w:r>
+        <w:rPr>
+          <w:lang w:val="zh_TW" w:bidi="zh_TW"/>
+        </w:rPr>
+        <w:t>有關異象意義的解釋</w:t>
+      </w:r>
+    </w:p>
+    <w:p>
+      <w:pPr/>
+      <w:r>
+        <w:rPr>
+          <w:lang w:val="zh_TW" w:bidi="zh_TW"/>
+        </w:rPr>
+      </w:r>
+      <w:r>
+        <w:rPr>
+          <w:lang w:val="zh_TW" w:bidi="zh_TW"/>
+        </w:rPr>
+        <w:t>但以理書後半部分記述了許多這類異象（</w:t>
+      </w:r>
+      <w:hyperlink r:id="rId83">
+        <w:r>
+          <w:rPr>
+            <w:lang w:val="zh_TW" w:bidi="zh_TW"/>
+          </w:rPr>
+          <w:rPr>
+            <w:color w:val="0000EE"/>
+            <w:u w:val="single"/>
+          </w:rPr>
+          <w:t>但7–12章</w:t>
+        </w:r>
+      </w:hyperlink>
+      <w:r>
+        <w:rPr>
+          <w:lang w:val="zh_TW" w:bidi="zh_TW"/>
+        </w:rPr>
+        <w:t>）。整卷啟示錄也是如此。此外，舊約先知書中也經常出現啟示性的異象（例如，</w:t>
+      </w:r>
+      <w:hyperlink r:id="rId84">
+        <w:r>
+          <w:rPr>
+            <w:lang w:val="zh_TW" w:bidi="zh_TW"/>
+          </w:rPr>
+          <w:rPr>
+            <w:color w:val="0000EE"/>
+            <w:u w:val="single"/>
+          </w:rPr>
+          <w:t>賽6章</w:t>
+        </w:r>
+      </w:hyperlink>
+      <w:r>
+        <w:rPr>
+          <w:lang w:val="zh_TW" w:bidi="zh_TW"/>
+        </w:rPr>
+        <w:t>；</w:t>
+      </w:r>
+      <w:hyperlink r:id="rId85">
+        <w:r>
+          <w:rPr>
+            <w:lang w:val="zh_TW" w:bidi="zh_TW"/>
+          </w:rPr>
+          <w:rPr>
+            <w:color w:val="0000EE"/>
+            <w:u w:val="single"/>
+          </w:rPr>
+          <w:t>摩7–9章</w:t>
+        </w:r>
+      </w:hyperlink>
+      <w:r>
+        <w:rPr>
+          <w:lang w:val="zh_TW" w:bidi="zh_TW"/>
+        </w:rPr>
+        <w:t>；</w:t>
+      </w:r>
+      <w:hyperlink r:id="rId86">
+        <w:r>
+          <w:rPr>
+            <w:lang w:val="zh_TW" w:bidi="zh_TW"/>
+          </w:rPr>
+          <w:rPr>
+            <w:color w:val="0000EE"/>
+            <w:u w:val="single"/>
+          </w:rPr>
+          <w:t>亞1–6章</w:t>
+        </w:r>
+      </w:hyperlink>
+      <w:r>
+        <w:rPr>
+          <w:lang w:val="zh_TW" w:bidi="zh_TW"/>
+        </w:rPr>
+        <w:t>）。這些異象在天啟文學中特別突出，並決定了這類文學的基本文學形式和結構。有時候，如在但以理書中記載，天啟的先知（apocalyptic seer）通過異夢領受啟示信息。</w:t>
+      </w:r>
+    </w:p>
+    <w:p>
+      <w:pPr/>
+      <w:r>
+        <w:rPr>
+          <w:lang w:val="zh_TW" w:bidi="zh_TW"/>
+        </w:rPr>
+      </w:r>
+      <w:r>
+        <w:rPr>
+          <w:lang w:val="zh_TW" w:bidi="zh_TW"/>
+        </w:rPr>
+        <w:t>而在另一類異象中，如啟示錄，天啟的先知被提到天上。在天上，作者看到並聽到了要傳達給世人的信息（參保羅在</w:t>
+      </w:r>
+      <w:hyperlink r:id="rId87">
+        <w:r>
+          <w:rPr>
+            <w:lang w:val="zh_TW" w:bidi="zh_TW"/>
+          </w:rPr>
+          <w:rPr>
+            <w:color w:val="0000EE"/>
+            <w:u w:val="single"/>
+          </w:rPr>
+          <w:t>林後12:1–4</w:t>
+        </w:r>
+      </w:hyperlink>
+      <w:r>
+        <w:rPr>
+          <w:lang w:val="zh_TW" w:bidi="zh_TW"/>
+        </w:rPr>
+        <w:t>中的經歷）。天啟先知往往無法理解所領受的異象的含義。在這種情況下，一位「解釋的天使」會闡明異象的意義（</w:t>
+      </w:r>
+      <w:hyperlink r:id="rId88">
+        <w:r>
+          <w:rPr>
+            <w:lang w:val="zh_TW" w:bidi="zh_TW"/>
+          </w:rPr>
+          <w:rPr>
+            <w:color w:val="0000EE"/>
+            <w:u w:val="single"/>
+          </w:rPr>
+          <w:t>但8:15–26，</w:t>
+        </w:r>
+      </w:hyperlink>
+      <w:hyperlink r:id="rId89">
+        <w:r>
+          <w:rPr>
+            <w:lang w:val="zh_TW" w:bidi="zh_TW"/>
+          </w:rPr>
+          <w:rPr>
+            <w:color w:val="0000EE"/>
+            <w:u w:val="single"/>
+          </w:rPr>
+          <w:t>9:20–27，</w:t>
+        </w:r>
+      </w:hyperlink>
+      <w:hyperlink r:id="rId90">
+        <w:r>
+          <w:rPr>
+            <w:lang w:val="zh_TW" w:bidi="zh_TW"/>
+          </w:rPr>
+          <w:rPr>
+            <w:color w:val="0000EE"/>
+            <w:u w:val="single"/>
+          </w:rPr>
+          <w:t>10:18–12:4</w:t>
+        </w:r>
+      </w:hyperlink>
+      <w:r>
+        <w:rPr>
+          <w:lang w:val="zh_TW" w:bidi="zh_TW"/>
+        </w:rPr>
+        <w:t>；</w:t>
+      </w:r>
+      <w:hyperlink r:id="rId91">
+        <w:r>
+          <w:rPr>
+            <w:lang w:val="zh_TW" w:bidi="zh_TW"/>
+          </w:rPr>
+          <w:rPr>
+            <w:color w:val="0000EE"/>
+            <w:u w:val="single"/>
+          </w:rPr>
+          <w:t>啟7:13–17，</w:t>
+        </w:r>
+      </w:hyperlink>
+      <w:hyperlink r:id="rId92">
+        <w:r>
+          <w:rPr>
+            <w:lang w:val="zh_TW" w:bidi="zh_TW"/>
+          </w:rPr>
+          <w:rPr>
+            <w:color w:val="0000EE"/>
+            <w:u w:val="single"/>
+          </w:rPr>
+          <w:t>17:7–18</w:t>
         </w:r>
       </w:hyperlink>
       <w:r>
@@ -369,6 +2615,17 @@
       </w:r>
     </w:p>
     <w:p>
+      <w:pPr>
+        <w:pStyle w:val="Heading3"/>
+      </w:pPr>
+      <w:r>
+        <w:rPr>
+          <w:lang w:val="zh_TW" w:bidi="zh_TW"/>
+        </w:rPr>
+        <w:t>聖經中關於末世的兩種思維方式</w:t>
+      </w:r>
+    </w:p>
+    <w:p>
       <w:pPr/>
       <w:r>
         <w:rPr>
@@ -379,43 +2636,255 @@
         <w:rPr>
           <w:lang w:val="zh_TW" w:bidi="zh_TW"/>
         </w:rPr>
-        <w:t>洪水之後，神因著審判極其邪惡的人而毀滅世界，但人又再一次惹動神的忿怒；人建造巴別塔，是要在不依靠神的情況下高舉人的能力。於是神介入，使人的語言混亂，並「使眾人分散在全地上」（</w:t>
-      </w:r>
-      <w:hyperlink r:id="rId17">
-        <w:r>
-          <w:rPr>
-            <w:lang w:val="zh_TW" w:bidi="zh_TW"/>
-          </w:rPr>
-          <w:rPr>
-            <w:color w:val="0000EE"/>
-            <w:u w:val="single"/>
-          </w:rPr>
-          <w:t>11:9</w:t>
-        </w:r>
-      </w:hyperlink>
+        <w:t>聖經中有兩種主要的末世（末世論）思維</w:t>
+      </w:r>
+      <w:r>
+        <w:rPr>
+          <w:lang w:val="zh_TW" w:bidi="zh_TW"/>
+        </w:rPr>
+        <w:t>方式</w:t>
+      </w:r>
+      <w:r>
+        <w:rPr>
+          <w:lang w:val="zh_TW" w:bidi="zh_TW"/>
+        </w:rPr>
+        <w:t>：</w:t>
+      </w:r>
+    </w:p>
+    <w:p>
+      <w:pPr>
+        <w:pStyle w:val="ListNumber"/>
+        <w:numPr>
+          <w:ilvl w:val="0"/>
+          <w:numId w:val="17"/>
+        </w:numPr>
+        <w:spacing w:line="240" w:lineRule="auto"/>
+        <w:ind w:left="720"/>
+      </w:pPr>
+      <w:r>
+        <w:rPr>
+          <w:lang w:val="zh_TW" w:bidi="zh_TW"/>
+        </w:rPr>
+      </w:r>
+      <w:r>
+        <w:rPr>
+          <w:lang w:val="zh_TW" w:bidi="zh_TW"/>
+        </w:rPr>
+        <w:t>預言性末世論（舊約中的主要類型）認為：</w:t>
+      </w:r>
+    </w:p>
+    <w:p>
+      <w:pPr>
+        <w:pStyle w:val="ListBullet"/>
+        <w:spacing w:line="240" w:lineRule="auto"/>
+        <w:ind w:left="1440"/>
+      </w:pPr>
+      <w:r>
+        <w:rPr>
+          <w:lang w:val="zh_TW" w:bidi="zh_TW"/>
+        </w:rPr>
+      </w:r>
+      <w:r>
+        <w:rPr>
+          <w:lang w:val="zh_TW" w:bidi="zh_TW"/>
+        </w:rPr>
+        <w:t>神會在</w:t>
+      </w:r>
+      <w:r>
+        <w:rPr>
+          <w:lang w:val="zh_TW" w:bidi="zh_TW"/>
+        </w:rPr>
+        <w:t>人類</w:t>
+      </w:r>
+      <w:r>
+        <w:rPr>
+          <w:lang w:val="zh_TW" w:bidi="zh_TW"/>
+        </w:rPr>
+        <w:t>歷史中介入行動。</w:t>
+      </w:r>
+    </w:p>
+    <w:p>
+      <w:pPr>
+        <w:pStyle w:val="ListBullet"/>
+        <w:spacing w:line="240" w:lineRule="auto"/>
+        <w:ind w:left="1440"/>
+      </w:pPr>
+      <w:r>
+        <w:rPr>
+          <w:lang w:val="zh_TW" w:bidi="zh_TW"/>
+        </w:rPr>
+      </w:r>
+      <w:r>
+        <w:rPr>
+          <w:lang w:val="zh_TW" w:bidi="zh_TW"/>
+        </w:rPr>
+        <w:t>神會將人類和大自然恢復到人類首次違背神之前的完美狀態</w:t>
+      </w:r>
+      <w:r>
+        <w:rPr>
+          <w:lang w:val="zh_TW" w:bidi="zh_TW"/>
+        </w:rPr>
+        <w:t>。</w:t>
+      </w:r>
+    </w:p>
+    <w:p>
+      <w:pPr>
+        <w:pStyle w:val="ListNumber"/>
+        <w:numPr>
+          <w:ilvl w:val="0"/>
+          <w:numId w:val="18"/>
+        </w:numPr>
+        <w:spacing w:line="240" w:lineRule="auto"/>
+        <w:ind w:left="720"/>
+      </w:pPr>
+      <w:r>
+        <w:rPr>
+          <w:lang w:val="zh_TW" w:bidi="zh_TW"/>
+        </w:rPr>
+      </w:r>
+      <w:r>
+        <w:rPr>
+          <w:lang w:val="zh_TW" w:bidi="zh_TW"/>
+        </w:rPr>
+        <w:t>天啟末世論認為：</w:t>
+      </w:r>
+    </w:p>
+    <w:p>
+      <w:pPr>
+        <w:pStyle w:val="ListBullet"/>
+        <w:spacing w:line="240" w:lineRule="auto"/>
+        <w:ind w:left="1440"/>
+      </w:pPr>
+      <w:r>
+        <w:rPr>
+          <w:lang w:val="zh_TW" w:bidi="zh_TW"/>
+        </w:rPr>
+      </w:r>
+      <w:r>
+        <w:rPr>
+          <w:lang w:val="zh_TW" w:bidi="zh_TW"/>
+        </w:rPr>
+        <w:t>神將摧毀當前這個不完美的世界。</w:t>
+      </w:r>
+    </w:p>
+    <w:p>
+      <w:pPr>
+        <w:pStyle w:val="ListBullet"/>
+        <w:spacing w:line="240" w:lineRule="auto"/>
+        <w:ind w:left="1440"/>
+      </w:pPr>
+      <w:r>
+        <w:rPr>
+          <w:lang w:val="zh_TW" w:bidi="zh_TW"/>
+        </w:rPr>
+      </w:r>
+      <w:r>
+        <w:rPr>
+          <w:lang w:val="zh_TW" w:bidi="zh_TW"/>
+        </w:rPr>
+        <w:t>神將會創造一個全新的完美世界（通常稱為</w:t>
+      </w:r>
+      <w:r>
+        <w:rPr>
+          <w:lang w:val="zh_TW" w:bidi="zh_TW"/>
+        </w:rPr>
+        <w:t>樂園</w:t>
+      </w:r>
       <w:r>
         <w:rPr>
           <w:lang w:val="zh_TW" w:bidi="zh_TW"/>
         </w:rPr>
         <w:t>）。</w:t>
       </w:r>
-      <w:hyperlink r:id="rId18">
-        <w:r>
-          <w:rPr>
-            <w:lang w:val="zh_TW" w:bidi="zh_TW"/>
-          </w:rPr>
-          <w:rPr>
-            <w:color w:val="0000EE"/>
-            <w:u w:val="single"/>
-          </w:rPr>
-          <w:t>創世記一至十一章</w:t>
-        </w:r>
-      </w:hyperlink>
-      <w:r>
-        <w:rPr>
-          <w:lang w:val="zh_TW" w:bidi="zh_TW"/>
-        </w:rPr>
-        <w:t>的敘事呈現出一個連續的脈絡：人因著罪與悖逆，不斷失去土地，並承受隨之而來的匱乏。</w:t>
+    </w:p>
+    <w:p>
+      <w:pPr/>
+      <w:r>
+        <w:rPr>
+          <w:lang w:val="zh_TW" w:bidi="zh_TW"/>
+        </w:rPr>
+      </w:r>
+      <w:r>
+        <w:rPr>
+          <w:lang w:val="zh_TW" w:bidi="zh_TW"/>
+        </w:rPr>
+        <w:t>這兩種觀點都有一個核心信念：神將很快行動，拯救祂的百姓，並懲罰那些傷害他們的人。</w:t>
+      </w:r>
+    </w:p>
+    <w:p>
+      <w:pPr/>
+      <w:r>
+        <w:rPr>
+          <w:lang w:val="zh_TW" w:bidi="zh_TW"/>
+        </w:rPr>
+      </w:r>
+      <w:r>
+        <w:rPr>
+          <w:lang w:val="zh_TW" w:bidi="zh_TW"/>
+        </w:rPr>
+        <w:t>在以色列，天啟末世思想</w:t>
+      </w:r>
+      <w:r>
+        <w:rPr>
+          <w:lang w:val="zh_TW" w:bidi="zh_TW"/>
+        </w:rPr>
+        <w:t>在外邦統治時期</w:t>
+      </w:r>
+      <w:r>
+        <w:rPr>
+          <w:lang w:val="zh_TW" w:bidi="zh_TW"/>
+        </w:rPr>
+        <w:t>變得流行。這一變化始於公元前6世紀初。在此期間，預言性的末世思想開始衰退，而天啟末世思想變得逐漸盛行。</w:t>
+      </w:r>
+    </w:p>
+    <w:p>
+      <w:pPr/>
+      <w:r>
+        <w:rPr>
+          <w:lang w:val="zh_TW" w:bidi="zh_TW"/>
+        </w:rPr>
+      </w:r>
+      <w:r>
+        <w:rPr>
+          <w:lang w:val="zh_TW" w:bidi="zh_TW"/>
+        </w:rPr>
+        <w:t>但以理書是已知最古老的天啟文學範例，寫於公元前6世紀。後來，在公元前5世紀，瑪拉基書</w:t>
+      </w:r>
+      <w:r>
+        <w:rPr>
+          <w:lang w:val="zh_TW" w:bidi="zh_TW"/>
+        </w:rPr>
+        <w:t>被寫成</w:t>
+      </w:r>
+      <w:r>
+        <w:rPr>
+          <w:lang w:val="zh_TW" w:bidi="zh_TW"/>
+        </w:rPr>
+        <w:t>，</w:t>
+      </w:r>
+      <w:r>
+        <w:rPr>
+          <w:lang w:val="zh_TW" w:bidi="zh_TW"/>
+        </w:rPr>
+        <w:t>這</w:t>
+      </w:r>
+      <w:r>
+        <w:rPr>
+          <w:lang w:val="zh_TW" w:bidi="zh_TW"/>
+        </w:rPr>
+        <w:t>是古代以色列最後一卷先知書。在瑪拉基書之後，直到基督教興起，以色列再沒有新的預言書寫成。大多數猶太天啟文學</w:t>
+      </w:r>
+      <w:r>
+        <w:rPr>
+          <w:lang w:val="zh_TW" w:bidi="zh_TW"/>
+        </w:rPr>
+        <w:t>都在但以理書之後寫成</w:t>
+      </w:r>
+      <w:r>
+        <w:rPr>
+          <w:lang w:val="zh_TW" w:bidi="zh_TW"/>
+        </w:rPr>
+        <w:t>，即公元前3世紀至公元2世紀初之間。</w:t>
       </w:r>
     </w:p>
     <w:p>
@@ -426,7 +2895,7 @@
         <w:rPr>
           <w:lang w:val="zh_TW" w:bidi="zh_TW"/>
         </w:rPr>
-        <w:t>土地與亞伯拉罕之約</w:t>
+        <w:t>天啟思維的主要特點</w:t>
       </w:r>
     </w:p>
     <w:p>
@@ -440,36 +2909,2972 @@
         <w:rPr>
           <w:lang w:val="zh_TW" w:bidi="zh_TW"/>
         </w:rPr>
-        <w:t>在亞伯拉罕的時代，神介入人類歷史，為一群分別出來歸於自己的人，預備一個特別的家園。在這裡，聖經中首次提到應許之地的主題。神對亞伯拉罕說：「你要離開本地、本族、父家，往我所要指示你的地去。我必叫你成為大國」（</w:t>
-      </w:r>
-      <w:hyperlink r:id="rId19">
-        <w:r>
-          <w:rPr>
-            <w:lang w:val="zh_TW" w:bidi="zh_TW"/>
-          </w:rPr>
-          <w:rPr>
-            <w:color w:val="0000EE"/>
-            <w:u w:val="single"/>
-          </w:rPr>
-          <w:t>創12:1–2</w:t>
-        </w:r>
-      </w:hyperlink>
-      <w:r>
-        <w:rPr>
-          <w:lang w:val="zh_TW" w:bidi="zh_TW"/>
-        </w:rPr>
-        <w:t>）。這個應許在</w:t>
-      </w:r>
-      <w:hyperlink r:id="rId20">
-        <w:r>
-          <w:rPr>
-            <w:lang w:val="zh_TW" w:bidi="zh_TW"/>
-          </w:rPr>
-          <w:rPr>
-            <w:color w:val="0000EE"/>
-            <w:u w:val="single"/>
-          </w:rPr>
-          <w:t>創十二章7節</w:t>
+        <w:t>天啟文學強調神與撒但之間的衝突，將所有人和事分為兩組：站在神這邊的和站在撒但那邊的。這包括：</w:t>
+      </w:r>
+    </w:p>
+    <w:p>
+      <w:pPr>
+        <w:pStyle w:val="ListBullet"/>
+        <w:spacing w:line="240" w:lineRule="auto"/>
+        <w:ind w:left="720"/>
+      </w:pPr>
+      <w:r>
+        <w:rPr>
+          <w:lang w:val="zh_TW" w:bidi="zh_TW"/>
+        </w:rPr>
+      </w:r>
+      <w:r>
+        <w:rPr>
+          <w:lang w:val="zh_TW" w:bidi="zh_TW"/>
+        </w:rPr>
+        <w:t>人</w:t>
+      </w:r>
+    </w:p>
+    <w:p>
+      <w:pPr>
+        <w:pStyle w:val="ListBullet"/>
+        <w:spacing w:line="240" w:lineRule="auto"/>
+        <w:ind w:left="720"/>
+      </w:pPr>
+      <w:r>
+        <w:rPr>
+          <w:lang w:val="zh_TW" w:bidi="zh_TW"/>
+        </w:rPr>
+      </w:r>
+      <w:r>
+        <w:rPr>
+          <w:lang w:val="zh_TW" w:bidi="zh_TW"/>
+        </w:rPr>
+        <w:t>民族</w:t>
+      </w:r>
+    </w:p>
+    <w:p>
+      <w:pPr>
+        <w:pStyle w:val="ListBullet"/>
+        <w:spacing w:line="240" w:lineRule="auto"/>
+        <w:ind w:left="720"/>
+      </w:pPr>
+      <w:r>
+        <w:rPr>
+          <w:lang w:val="zh_TW" w:bidi="zh_TW"/>
+        </w:rPr>
+      </w:r>
+      <w:r>
+        <w:rPr>
+          <w:lang w:val="zh_TW" w:bidi="zh_TW"/>
+        </w:rPr>
+        <w:t>超自然存在（如天使和鬼魔）</w:t>
+      </w:r>
+    </w:p>
+    <w:p>
+      <w:pPr/>
+      <w:r>
+        <w:rPr>
+          <w:lang w:val="zh_TW" w:bidi="zh_TW"/>
+        </w:rPr>
+      </w:r>
+      <w:r>
+        <w:rPr>
+          <w:lang w:val="zh_TW" w:bidi="zh_TW"/>
+        </w:rPr>
+        <w:t>聖經一直將撒但描述為神和人類的敵人。我們可以在以下故事中看到這一點：</w:t>
+      </w:r>
+    </w:p>
+    <w:p>
+      <w:pPr>
+        <w:pStyle w:val="ListBullet"/>
+        <w:spacing w:line="240" w:lineRule="auto"/>
+        <w:ind w:left="720"/>
+      </w:pPr>
+      <w:r>
+        <w:rPr>
+          <w:lang w:val="zh_TW" w:bidi="zh_TW"/>
+        </w:rPr>
+      </w:r>
+      <w:r>
+        <w:rPr>
+          <w:lang w:val="zh_TW" w:bidi="zh_TW"/>
+        </w:rPr>
+        <w:t>在園中的亞當和夏娃（</w:t>
+      </w:r>
+      <w:hyperlink r:id="rId93">
+        <w:r>
+          <w:rPr>
+            <w:lang w:val="zh_TW" w:bidi="zh_TW"/>
+          </w:rPr>
+          <w:rPr>
+            <w:color w:val="0000EE"/>
+            <w:u w:val="single"/>
+          </w:rPr>
+          <w:t>創3:1–19</w:t>
+        </w:r>
+      </w:hyperlink>
+      <w:r>
+        <w:rPr>
+          <w:lang w:val="zh_TW" w:bidi="zh_TW"/>
+        </w:rPr>
+        <w:t>）</w:t>
+      </w:r>
+    </w:p>
+    <w:p>
+      <w:pPr>
+        <w:pStyle w:val="ListBullet"/>
+        <w:spacing w:line="240" w:lineRule="auto"/>
+        <w:ind w:left="720"/>
+      </w:pPr>
+      <w:r>
+        <w:rPr>
+          <w:lang w:val="zh_TW" w:bidi="zh_TW"/>
+        </w:rPr>
+      </w:r>
+      <w:r>
+        <w:rPr>
+          <w:lang w:val="zh_TW" w:bidi="zh_TW"/>
+        </w:rPr>
+        <w:t>撒但挑戰神關於約伯的事（</w:t>
+      </w:r>
+      <w:hyperlink r:id="rId94">
+        <w:r>
+          <w:rPr>
+            <w:lang w:val="zh_TW" w:bidi="zh_TW"/>
+          </w:rPr>
+          <w:rPr>
+            <w:color w:val="0000EE"/>
+            <w:u w:val="single"/>
+          </w:rPr>
+          <w:t>伯1:6–12，</w:t>
+        </w:r>
+      </w:hyperlink>
+      <w:hyperlink r:id="rId95">
+        <w:r>
+          <w:rPr>
+            <w:lang w:val="zh_TW" w:bidi="zh_TW"/>
+          </w:rPr>
+          <w:rPr>
+            <w:color w:val="0000EE"/>
+            <w:u w:val="single"/>
+          </w:rPr>
+          <w:t>2:1–8</w:t>
+        </w:r>
+      </w:hyperlink>
+      <w:r>
+        <w:rPr>
+          <w:lang w:val="zh_TW" w:bidi="zh_TW"/>
+        </w:rPr>
+        <w:t>）</w:t>
+      </w:r>
+    </w:p>
+    <w:p>
+      <w:pPr/>
+      <w:r>
+        <w:rPr>
+          <w:lang w:val="zh_TW" w:bidi="zh_TW"/>
+        </w:rPr>
+      </w:r>
+      <w:r>
+        <w:rPr>
+          <w:lang w:val="zh_TW" w:bidi="zh_TW"/>
+        </w:rPr>
+        <w:t>然而，天啟文學的作者相信，只要以色列百姓忠實遵循神的律法，撒但的力量就會受到限制。</w:t>
+      </w:r>
+    </w:p>
+    <w:p>
+      <w:pPr/>
+      <w:r>
+        <w:rPr>
+          <w:lang w:val="zh_TW" w:bidi="zh_TW"/>
+        </w:rPr>
+      </w:r>
+      <w:r>
+        <w:rPr>
+          <w:lang w:val="zh_TW" w:bidi="zh_TW"/>
+        </w:rPr>
+        <w:t>以色列長期被外邦統治，這讓猶太人覺得撒但暫時掌控世界的想法非常真實。天啟文學的作者提到歷史上不同時期統治以色列的外邦民族。他們認為這些民族是為撒但效力，是與神和祂的百姓作對的。這些作者相信，因為這些民族敵對神，所以他們最終會被神擊敗。</w:t>
+      </w:r>
+    </w:p>
+    <w:p>
+      <w:pPr/>
+      <w:r>
+        <w:rPr>
+          <w:lang w:val="zh_TW" w:bidi="zh_TW"/>
+        </w:rPr>
+      </w:r>
+      <w:r>
+        <w:rPr>
+          <w:lang w:val="zh_TW" w:bidi="zh_TW"/>
+        </w:rPr>
+        <w:t>天啟文學中最重要的信念是：即使情況看似非常糟糕，神的百姓仍相信他們最終會得勝。這並不等於相信任何事情都無法改變。相反，他們堅信神掌管一切，並會幫助祂的百姓戰勝所有敵人，無論是地上的或是屬靈世界中的敵人。</w:t>
+      </w:r>
+    </w:p>
+    <w:p>
+      <w:pPr/>
+      <w:r>
+        <w:rPr>
+          <w:lang w:val="zh_TW" w:bidi="zh_TW"/>
+        </w:rPr>
+      </w:r>
+      <w:r>
+        <w:rPr>
+          <w:lang w:val="zh_TW" w:bidi="zh_TW"/>
+        </w:rPr>
+        <w:t>許多天啟文學描述了以色列（或基督教會）未來將發生的事情。這些故事總是以神和祂的百姓最終的偉大得勝作結。例如，在但以理書中，神向尼布甲尼撒王展示了一個夢，並由但以理解釋這個夢的含義。</w:t>
+      </w:r>
+      <w:r>
+        <w:rPr>
+          <w:lang w:val="zh_TW" w:bidi="zh_TW"/>
+        </w:rPr>
+        <w:t>夢中有一座</w:t>
+      </w:r>
+      <w:r>
+        <w:rPr>
+          <w:lang w:val="zh_TW" w:bidi="zh_TW"/>
+        </w:rPr>
+        <w:t>由不同材料組成的巨大雕像，每個部分代表不同的王國，這些王國將先後統治其它民族。最後，一塊不是人手鑿出的石頭</w:t>
+      </w:r>
+      <w:r>
+        <w:rPr>
+          <w:lang w:val="zh_TW" w:bidi="zh_TW"/>
+        </w:rPr>
+        <w:t>從山而出</w:t>
+      </w:r>
+      <w:r>
+        <w:rPr>
+          <w:lang w:val="zh_TW" w:bidi="zh_TW"/>
+        </w:rPr>
+        <w:t>，摧毀了整座雕像。這塊石頭象徵神的國度（</w:t>
+      </w:r>
+      <w:hyperlink r:id="rId96">
+        <w:r>
+          <w:rPr>
+            <w:lang w:val="zh_TW" w:bidi="zh_TW"/>
+          </w:rPr>
+          <w:rPr>
+            <w:color w:val="0000EE"/>
+            <w:u w:val="single"/>
+          </w:rPr>
+          <w:t>但2:31–45）</w:t>
+        </w:r>
+      </w:hyperlink>
+      <w:r>
+        <w:rPr>
+          <w:lang w:val="zh_TW" w:bidi="zh_TW"/>
+        </w:rPr>
+        <w:t>。</w:t>
+      </w:r>
+    </w:p>
+    <w:p>
+      <w:pPr>
+        <w:pStyle w:val="Heading3"/>
+      </w:pPr>
+      <w:r>
+        <w:rPr>
+          <w:lang w:val="zh_TW" w:bidi="zh_TW"/>
+        </w:rPr>
+        <w:t>預言性與天啟性思維之間的差異</w:t>
+      </w:r>
+    </w:p>
+    <w:p>
+      <w:pPr/>
+      <w:r>
+        <w:rPr>
+          <w:lang w:val="zh_TW" w:bidi="zh_TW"/>
+        </w:rPr>
+      </w:r>
+      <w:r>
+        <w:rPr>
+          <w:lang w:val="zh_TW" w:bidi="zh_TW"/>
+        </w:rPr>
+        <w:t>關於末日的兩種思維方式（預言性和天啟性）在</w:t>
+      </w:r>
+      <w:r>
+        <w:rPr>
+          <w:lang w:val="zh_TW" w:bidi="zh_TW"/>
+        </w:rPr>
+        <w:t>幾個方面有所不同。</w:t>
+      </w:r>
+      <w:r>
+        <w:rPr>
+          <w:lang w:val="zh_TW" w:bidi="zh_TW"/>
+        </w:rPr>
+        <w:t>其中一個主要區別是神如何實現祂最終的勝利。</w:t>
+      </w:r>
+    </w:p>
+    <w:p>
+      <w:pPr/>
+      <w:r>
+        <w:rPr>
+          <w:lang w:val="zh_TW" w:bidi="zh_TW"/>
+        </w:rPr>
+      </w:r>
+      <w:r>
+        <w:rPr>
+          <w:lang w:val="zh_TW" w:bidi="zh_TW"/>
+        </w:rPr>
+        <w:t>在天啟文學中，大多數作者認為，神會在最終得勝之前引發一場影響全世界的大災難。不同的書卷對此有不同的描述：</w:t>
+      </w:r>
+    </w:p>
+    <w:p>
+      <w:pPr>
+        <w:pStyle w:val="ListBullet"/>
+        <w:spacing w:line="240" w:lineRule="auto"/>
+        <w:ind w:left="720"/>
+      </w:pPr>
+      <w:r>
+        <w:rPr>
+          <w:lang w:val="zh_TW" w:bidi="zh_TW"/>
+        </w:rPr>
+      </w:r>
+      <w:r>
+        <w:rPr>
+          <w:lang w:val="zh_TW" w:bidi="zh_TW"/>
+        </w:rPr>
+        <w:t>在但以理書中，神將介入人類歷史，擊敗邪惡，並建立祂的國度。</w:t>
+      </w:r>
+    </w:p>
+    <w:p>
+      <w:pPr>
+        <w:pStyle w:val="ListBullet"/>
+        <w:spacing w:line="240" w:lineRule="auto"/>
+        <w:ind w:left="720"/>
+      </w:pPr>
+      <w:r>
+        <w:rPr>
+          <w:lang w:val="zh_TW" w:bidi="zh_TW"/>
+        </w:rPr>
+      </w:r>
+      <w:r>
+        <w:rPr>
+          <w:lang w:val="zh_TW" w:bidi="zh_TW"/>
+        </w:rPr>
+        <w:t>在啟示錄中，神會先徹底毀滅舊世界，然後創造一個全新的世界（</w:t>
+      </w:r>
+      <w:hyperlink r:id="rId97">
+        <w:r>
+          <w:rPr>
+            <w:lang w:val="zh_TW" w:bidi="zh_TW"/>
+          </w:rPr>
+          <w:rPr>
+            <w:color w:val="0000EE"/>
+            <w:u w:val="single"/>
+          </w:rPr>
+          <w:t>啟21:1</w:t>
+        </w:r>
+      </w:hyperlink>
+      <w:r>
+        <w:rPr>
+          <w:lang w:val="zh_TW" w:bidi="zh_TW"/>
+        </w:rPr>
+        <w:t>；參</w:t>
+      </w:r>
+      <w:hyperlink r:id="rId98">
+        <w:r>
+          <w:rPr>
+            <w:lang w:val="zh_TW" w:bidi="zh_TW"/>
+          </w:rPr>
+          <w:rPr>
+            <w:color w:val="0000EE"/>
+            <w:u w:val="single"/>
+          </w:rPr>
+          <w:t>彼後3:10</w:t>
+        </w:r>
+      </w:hyperlink>
+      <w:r>
+        <w:rPr>
+          <w:lang w:val="zh_TW" w:bidi="zh_TW"/>
+        </w:rPr>
+        <w:t>）。</w:t>
+      </w:r>
+    </w:p>
+    <w:p>
+      <w:pPr/>
+      <w:r>
+        <w:rPr>
+          <w:lang w:val="zh_TW" w:bidi="zh_TW"/>
+        </w:rPr>
+      </w:r>
+      <w:r>
+        <w:rPr>
+          <w:lang w:val="zh_TW" w:bidi="zh_TW"/>
+        </w:rPr>
+        <w:t>天啟文學的普遍觀點是：情況</w:t>
+      </w:r>
+      <w:r>
+        <w:rPr>
+          <w:lang w:val="zh_TW" w:bidi="zh_TW"/>
+        </w:rPr>
+        <w:t>在好轉</w:t>
+      </w:r>
+      <w:r>
+        <w:rPr>
+          <w:lang w:val="zh_TW" w:bidi="zh_TW"/>
+        </w:rPr>
+        <w:t>之前會變得更糟。從大約公元前1000年到600年，以色列國力強盛而獨立。在這段和平時期，百姓不太擔心未來的災難。但在公元前586年，巴比倫軍隊摧毀耶路撒冷後，</w:t>
+      </w:r>
+      <w:r>
+        <w:rPr>
+          <w:lang w:val="zh_TW" w:bidi="zh_TW"/>
+        </w:rPr>
+        <w:t>一切都改變了</w:t>
+      </w:r>
+      <w:r>
+        <w:rPr>
+          <w:lang w:val="zh_TW" w:bidi="zh_TW"/>
+        </w:rPr>
+        <w:t>。</w:t>
+      </w:r>
+    </w:p>
+    <w:p>
+      <w:pPr/>
+      <w:r>
+        <w:rPr>
+          <w:lang w:val="zh_TW" w:bidi="zh_TW"/>
+        </w:rPr>
+      </w:r>
+      <w:r>
+        <w:rPr>
+          <w:lang w:val="zh_TW" w:bidi="zh_TW"/>
+        </w:rPr>
+        <w:t>在此之後，許多猶太作家</w:t>
+      </w:r>
+      <w:r>
+        <w:rPr>
+          <w:lang w:val="zh_TW" w:bidi="zh_TW"/>
+        </w:rPr>
+        <w:t>相信</w:t>
+      </w:r>
+      <w:r>
+        <w:rPr>
+          <w:lang w:val="zh_TW" w:bidi="zh_TW"/>
+        </w:rPr>
+        <w:t>只有神才能解決他們的問題。他們</w:t>
+      </w:r>
+      <w:r>
+        <w:rPr>
+          <w:lang w:val="zh_TW" w:bidi="zh_TW"/>
+        </w:rPr>
+        <w:t>認為</w:t>
+      </w:r>
+      <w:r>
+        <w:rPr>
+          <w:lang w:val="zh_TW" w:bidi="zh_TW"/>
+        </w:rPr>
+        <w:t>神必須親自介入，並直接掌管世界，以幫助祂的百姓。</w:t>
+      </w:r>
+    </w:p>
+    <w:p>
+      <w:pPr/>
+      <w:r>
+        <w:rPr>
+          <w:lang w:val="zh_TW" w:bidi="zh_TW"/>
+        </w:rPr>
+      </w:r>
+      <w:r>
+        <w:rPr>
+          <w:lang w:val="zh_TW" w:bidi="zh_TW"/>
+        </w:rPr>
+        <w:t>預言將來的作者持有一個重要信念：</w:t>
+      </w:r>
+      <w:r>
+        <w:rPr>
+          <w:lang w:val="zh_TW" w:bidi="zh_TW"/>
+        </w:rPr>
+        <w:t>他們將世界的時間分為兩個不同的時期</w:t>
+      </w:r>
+      <w:r>
+        <w:rPr>
+          <w:lang w:val="zh_TW" w:bidi="zh_TW"/>
+        </w:rPr>
+        <w:t>。他們相信</w:t>
+      </w:r>
+      <w:r>
+        <w:rPr>
+          <w:lang w:val="zh_TW" w:bidi="zh_TW"/>
+        </w:rPr>
+        <w:t>當前</w:t>
+      </w:r>
+      <w:r>
+        <w:rPr>
+          <w:lang w:val="zh_TW" w:bidi="zh_TW"/>
+        </w:rPr>
+        <w:t>的時代是邪惡的，</w:t>
+      </w:r>
+      <w:r>
+        <w:rPr>
+          <w:lang w:val="zh_TW" w:bidi="zh_TW"/>
+        </w:rPr>
+        <w:t>但更好的時代即將到來</w:t>
+      </w:r>
+      <w:r>
+        <w:rPr>
+          <w:lang w:val="zh_TW" w:bidi="zh_TW"/>
+        </w:rPr>
+        <w:t>。「</w:t>
+      </w:r>
+      <w:r>
+        <w:rPr>
+          <w:lang w:val="zh_TW" w:bidi="zh_TW"/>
+        </w:rPr>
+        <w:t>這世代</w:t>
+      </w:r>
+      <w:r>
+        <w:rPr>
+          <w:lang w:val="zh_TW" w:bidi="zh_TW"/>
+        </w:rPr>
+        <w:t>」是</w:t>
+      </w:r>
+      <w:r>
+        <w:rPr>
+          <w:lang w:val="zh_TW" w:bidi="zh_TW"/>
+        </w:rPr>
+        <w:t>當前邪惡</w:t>
+      </w:r>
+      <w:r>
+        <w:rPr>
+          <w:lang w:val="zh_TW" w:bidi="zh_TW"/>
+        </w:rPr>
+        <w:t>的</w:t>
+      </w:r>
+      <w:r>
+        <w:rPr>
+          <w:lang w:val="zh_TW" w:bidi="zh_TW"/>
+        </w:rPr>
+        <w:t>時代</w:t>
+      </w:r>
+      <w:r>
+        <w:rPr>
+          <w:lang w:val="zh_TW" w:bidi="zh_TW"/>
+        </w:rPr>
+        <w:t>，由撒但及其爪牙所支配。「</w:t>
+      </w:r>
+      <w:r>
+        <w:rPr>
+          <w:lang w:val="zh_TW" w:bidi="zh_TW"/>
+        </w:rPr>
+        <w:t>將來的世代</w:t>
+      </w:r>
+      <w:r>
+        <w:rPr>
+          <w:lang w:val="zh_TW" w:bidi="zh_TW"/>
+        </w:rPr>
+        <w:t>」將帶來神國的祝福。</w:t>
+      </w:r>
+    </w:p>
+    <w:p>
+      <w:pPr/>
+      <w:r>
+        <w:rPr>
+          <w:lang w:val="zh_TW" w:bidi="zh_TW"/>
+        </w:rPr>
+      </w:r>
+      <w:r>
+        <w:rPr>
+          <w:lang w:val="zh_TW" w:bidi="zh_TW"/>
+        </w:rPr>
+        <w:t>在新時代開始之前，許多重要事件將會發生。這些事件將結束當前的邪惡時代，並開始神的良善新時代。當保羅在</w:t>
+      </w:r>
+      <w:hyperlink r:id="rId99">
+        <w:r>
+          <w:rPr>
+            <w:lang w:val="zh_TW" w:bidi="zh_TW"/>
+          </w:rPr>
+          <w:rPr>
+            <w:color w:val="0000EE"/>
+            <w:u w:val="single"/>
+          </w:rPr>
+          <w:t>哥林多後書四章4節</w:t>
+        </w:r>
+      </w:hyperlink>
+      <w:r>
+        <w:rPr>
+          <w:lang w:val="zh_TW" w:bidi="zh_TW"/>
+        </w:rPr>
+        <w:t>中提到「這世界的神」時，他指的是撒但對「這世界」的統治。</w:t>
+      </w:r>
+    </w:p>
+    <w:p>
+      <w:pPr/>
+      <w:r>
+        <w:rPr>
+          <w:lang w:val="zh_TW" w:bidi="zh_TW"/>
+        </w:rPr>
+      </w:r>
+      <w:r>
+        <w:rPr>
+          <w:lang w:val="zh_TW" w:bidi="zh_TW"/>
+        </w:rPr>
+        <w:t>天啟主義的另一個特徵是渴望神縮短當前的邪惡日子。撰寫天啟文學的人希望神能迅速帶來神的國。正如但以理會問：「這奇異的事到幾時才應驗呢？」（</w:t>
+      </w:r>
+      <w:hyperlink r:id="rId100">
+        <w:r>
+          <w:rPr>
+            <w:lang w:val="zh_TW" w:bidi="zh_TW"/>
+          </w:rPr>
+          <w:rPr>
+            <w:color w:val="0000EE"/>
+            <w:u w:val="single"/>
+          </w:rPr>
+          <w:t>但12:6</w:t>
+        </w:r>
+      </w:hyperlink>
+      <w:r>
+        <w:rPr>
+          <w:lang w:val="zh_TW" w:bidi="zh_TW"/>
+        </w:rPr>
+        <w:t>），約翰也會呼喊：「主耶穌啊，我願你來！」（</w:t>
+      </w:r>
+      <w:hyperlink r:id="rId101">
+        <w:r>
+          <w:rPr>
+            <w:lang w:val="zh_TW" w:bidi="zh_TW"/>
+          </w:rPr>
+          <w:rPr>
+            <w:color w:val="0000EE"/>
+            <w:u w:val="single"/>
+          </w:rPr>
+          <w:t>啟22:20</w:t>
+        </w:r>
+      </w:hyperlink>
+      <w:r>
+        <w:rPr>
+          <w:lang w:val="zh_TW" w:bidi="zh_TW"/>
+        </w:rPr>
+        <w:t>）。渴慕神的迅速介入並帶來得勝，使人在困境中仍能持守盼望，並鼓勵神的百姓以與將來國度相稱的方式生活（</w:t>
+      </w:r>
+      <w:hyperlink r:id="rId102">
+        <w:r>
+          <w:rPr>
+            <w:lang w:val="zh_TW" w:bidi="zh_TW"/>
+          </w:rPr>
+          <w:rPr>
+            <w:color w:val="0000EE"/>
+            <w:u w:val="single"/>
+          </w:rPr>
+          <w:t>彼後3:11–13</w:t>
+        </w:r>
+      </w:hyperlink>
+      <w:r>
+        <w:rPr>
+          <w:lang w:val="zh_TW" w:bidi="zh_TW"/>
+        </w:rPr>
+        <w:t>；</w:t>
+      </w:r>
+      <w:hyperlink r:id="rId103">
+        <w:r>
+          <w:rPr>
+            <w:lang w:val="zh_TW" w:bidi="zh_TW"/>
+          </w:rPr>
+          <w:rPr>
+            <w:color w:val="0000EE"/>
+            <w:u w:val="single"/>
+          </w:rPr>
+          <w:t>啟21:5–8</w:t>
+        </w:r>
+      </w:hyperlink>
+      <w:r>
+        <w:rPr>
+          <w:lang w:val="zh_TW" w:bidi="zh_TW"/>
+        </w:rPr>
+        <w:t>）。</w:t>
+      </w:r>
+    </w:p>
+    <w:p>
+      <w:pPr>
+        <w:pStyle w:val="Heading3"/>
+      </w:pPr>
+      <w:r>
+        <w:rPr>
+          <w:lang w:val="zh_TW" w:bidi="zh_TW"/>
+        </w:rPr>
+        <w:t>重要的天啟文學</w:t>
+      </w:r>
+    </w:p>
+    <w:p>
+      <w:pPr/>
+      <w:r>
+        <w:rPr>
+          <w:lang w:val="zh_TW" w:bidi="zh_TW"/>
+        </w:rPr>
+      </w:r>
+      <w:r>
+        <w:rPr>
+          <w:lang w:val="zh_TW" w:bidi="zh_TW"/>
+        </w:rPr>
+        <w:t>但以理書是舊約聖經正典中唯一的天啟文學，而啟示錄是新約聖經正典中唯一的天啟文學。猶太教和基督教還有其它關於末世異象的書卷未被納入聖經正典中。</w:t>
+        <w:br/>
+      </w:r>
+      <w:r>
+        <w:rPr>
+          <w:lang w:val="zh_TW" w:bidi="zh_TW"/>
+        </w:rPr>
+        <w:t>這些其它書卷是在不同時期寫成的：</w:t>
+      </w:r>
+    </w:p>
+    <w:p>
+      <w:pPr>
+        <w:pStyle w:val="ListBullet"/>
+        <w:spacing w:line="240" w:lineRule="auto"/>
+        <w:ind w:left="720"/>
+      </w:pPr>
+      <w:r>
+        <w:rPr>
+          <w:lang w:val="zh_TW" w:bidi="zh_TW"/>
+        </w:rPr>
+      </w:r>
+      <w:r>
+        <w:rPr>
+          <w:lang w:val="zh_TW" w:bidi="zh_TW"/>
+        </w:rPr>
+        <w:t>猶太天啟書卷寫於大約公元前300年至公元150年間。</w:t>
+      </w:r>
+    </w:p>
+    <w:p>
+      <w:pPr>
+        <w:pStyle w:val="ListBullet"/>
+        <w:spacing w:line="240" w:lineRule="auto"/>
+        <w:ind w:left="720"/>
+      </w:pPr>
+      <w:r>
+        <w:rPr>
+          <w:lang w:val="zh_TW" w:bidi="zh_TW"/>
+        </w:rPr>
+      </w:r>
+      <w:r>
+        <w:rPr>
+          <w:lang w:val="zh_TW" w:bidi="zh_TW"/>
+        </w:rPr>
+        <w:t>基督教的天啟書卷寫於大約公元100年至公元400年之間。</w:t>
+      </w:r>
+    </w:p>
+    <w:p>
+      <w:pPr/>
+      <w:r>
+        <w:rPr>
+          <w:lang w:val="zh_TW" w:bidi="zh_TW"/>
+        </w:rPr>
+      </w:r>
+      <w:r>
+        <w:rPr>
+          <w:lang w:val="zh_TW" w:bidi="zh_TW"/>
+        </w:rPr>
+        <w:t>末世文學的風格也可以在聖經的其它部分找到，而不僅限於完全關於末世的書卷。例如，耶穌在橄欖山上講述了關於未來的重要教訓。這段教訓記錄在</w:t>
+      </w:r>
+      <w:hyperlink r:id="rId104">
+        <w:r>
+          <w:rPr>
+            <w:lang w:val="zh_TW" w:bidi="zh_TW"/>
+          </w:rPr>
+          <w:rPr>
+            <w:color w:val="0000EE"/>
+            <w:u w:val="single"/>
+          </w:rPr>
+          <w:t>馬可福音第十三章</w:t>
+        </w:r>
+      </w:hyperlink>
+      <w:r>
+        <w:rPr>
+          <w:lang w:val="zh_TW" w:bidi="zh_TW"/>
+        </w:rPr>
+        <w:t>、</w:t>
+      </w:r>
+      <w:hyperlink r:id="rId105">
+        <w:r>
+          <w:rPr>
+            <w:lang w:val="zh_TW" w:bidi="zh_TW"/>
+          </w:rPr>
+          <w:rPr>
+            <w:color w:val="0000EE"/>
+            <w:u w:val="single"/>
+          </w:rPr>
+          <w:t>馬太福音第二十四章</w:t>
+        </w:r>
+      </w:hyperlink>
+      <w:r>
+        <w:rPr>
+          <w:lang w:val="zh_TW" w:bidi="zh_TW"/>
+        </w:rPr>
+        <w:t>和</w:t>
+      </w:r>
+      <w:hyperlink r:id="rId106">
+        <w:r>
+          <w:rPr>
+            <w:lang w:val="zh_TW" w:bidi="zh_TW"/>
+          </w:rPr>
+          <w:rPr>
+            <w:color w:val="0000EE"/>
+            <w:u w:val="single"/>
+          </w:rPr>
+          <w:t>路加福音第二十一章</w:t>
+        </w:r>
+      </w:hyperlink>
+      <w:r>
+        <w:rPr>
+          <w:lang w:val="zh_TW" w:bidi="zh_TW"/>
+        </w:rPr>
+        <w:t>。聖經學者常將這段教訓稱為「小啟示錄」，因為它以類似的方式談論末世。一卷書若要被視為真正的末世文學，它必須具備我們接下來要討論的大部分特徵。</w:t>
+      </w:r>
+    </w:p>
+    <w:p>
+      <w:pPr/>
+      <w:r>
+        <w:rPr>
+          <w:lang w:val="zh_TW" w:bidi="zh_TW"/>
+        </w:rPr>
+      </w:r>
+      <w:r>
+        <w:rPr>
+          <w:lang w:val="zh_TW" w:bidi="zh_TW"/>
+        </w:rPr>
+        <w:t>除了但以理書和啟示錄外，大多數關於末世的書卷都是作者假借他人之名寫成的。他們常常使用聖經中重要人物的名字來使他們的書看起來更重要。</w:t>
+      </w:r>
+    </w:p>
+    <w:p>
+      <w:pPr/>
+      <w:r>
+        <w:rPr>
+          <w:lang w:val="zh_TW" w:bidi="zh_TW"/>
+        </w:rPr>
+      </w:r>
+      <w:r>
+        <w:rPr>
+          <w:lang w:val="zh_TW" w:bidi="zh_TW"/>
+        </w:rPr>
+        <w:t>其中一個例子就是「以諾一書（1 Enoch）」。在大約公元前200年至公元100年之間，有多位</w:t>
+      </w:r>
+      <w:r>
+        <w:rPr>
+          <w:lang w:val="zh_TW" w:bidi="zh_TW"/>
+        </w:rPr>
+        <w:t>匿名</w:t>
+      </w:r>
+      <w:r>
+        <w:rPr>
+          <w:lang w:val="zh_TW" w:bidi="zh_TW"/>
+        </w:rPr>
+        <w:t>作者撰寫了這卷書。他們聲稱這卷書是由亞當的早期後裔之一——以諾——所寫（</w:t>
+      </w:r>
+      <w:hyperlink r:id="rId107">
+        <w:r>
+          <w:rPr>
+            <w:lang w:val="zh_TW" w:bidi="zh_TW"/>
+          </w:rPr>
+          <w:rPr>
+            <w:color w:val="0000EE"/>
+            <w:u w:val="single"/>
+          </w:rPr>
+          <w:t>創5:21–24</w:t>
+        </w:r>
+      </w:hyperlink>
+      <w:r>
+        <w:rPr>
+          <w:lang w:val="zh_TW" w:bidi="zh_TW"/>
+        </w:rPr>
+        <w:t>）。但以諾的生活年代遠早於這本書實際寫成的時間。由於許多這</w:t>
+      </w:r>
+      <w:r>
+        <w:rPr>
+          <w:lang w:val="zh_TW" w:bidi="zh_TW"/>
+        </w:rPr>
+        <w:t>類</w:t>
+      </w:r>
+      <w:r>
+        <w:rPr>
+          <w:lang w:val="zh_TW" w:bidi="zh_TW"/>
+        </w:rPr>
+        <w:t>書卷使用了假名，學者們通常稱之為「偽經」。</w:t>
+      </w:r>
+    </w:p>
+    <w:p>
+      <w:pPr/>
+      <w:r>
+        <w:rPr>
+          <w:lang w:val="zh_TW" w:bidi="zh_TW"/>
+        </w:rPr>
+      </w:r>
+      <w:r>
+        <w:rPr>
+          <w:lang w:val="zh_TW" w:bidi="zh_TW"/>
+        </w:rPr>
+        <w:t>其他猶太作者也使用了舊約聖經中重要人物的名字來撰寫關於末世的書卷，例如：</w:t>
+      </w:r>
+    </w:p>
+    <w:p>
+      <w:pPr>
+        <w:pStyle w:val="ListBullet"/>
+        <w:spacing w:line="240" w:lineRule="auto"/>
+        <w:ind w:left="720"/>
+      </w:pPr>
+      <w:r>
+        <w:rPr>
+          <w:lang w:val="zh_TW" w:bidi="zh_TW"/>
+        </w:rPr>
+      </w:r>
+      <w:r>
+        <w:rPr>
+          <w:lang w:val="zh_TW" w:bidi="zh_TW"/>
+        </w:rPr>
+        <w:t>亞當與夏娃</w:t>
+      </w:r>
+    </w:p>
+    <w:p>
+      <w:pPr>
+        <w:pStyle w:val="ListBullet"/>
+        <w:spacing w:line="240" w:lineRule="auto"/>
+        <w:ind w:left="720"/>
+      </w:pPr>
+      <w:r>
+        <w:rPr>
+          <w:lang w:val="zh_TW" w:bidi="zh_TW"/>
+        </w:rPr>
+      </w:r>
+      <w:r>
+        <w:rPr>
+          <w:lang w:val="zh_TW" w:bidi="zh_TW"/>
+        </w:rPr>
+        <w:t>摩西</w:t>
+      </w:r>
+    </w:p>
+    <w:p>
+      <w:pPr>
+        <w:pStyle w:val="ListBullet"/>
+        <w:spacing w:line="240" w:lineRule="auto"/>
+        <w:ind w:left="720"/>
+      </w:pPr>
+      <w:r>
+        <w:rPr>
+          <w:lang w:val="zh_TW" w:bidi="zh_TW"/>
+        </w:rPr>
+      </w:r>
+      <w:r>
+        <w:rPr>
+          <w:lang w:val="zh_TW" w:bidi="zh_TW"/>
+        </w:rPr>
+        <w:t>以賽亞</w:t>
+      </w:r>
+    </w:p>
+    <w:p>
+      <w:pPr>
+        <w:pStyle w:val="ListBullet"/>
+        <w:spacing w:line="240" w:lineRule="auto"/>
+        <w:ind w:left="720"/>
+      </w:pPr>
+      <w:r>
+        <w:rPr>
+          <w:lang w:val="zh_TW" w:bidi="zh_TW"/>
+        </w:rPr>
+      </w:r>
+      <w:r>
+        <w:rPr>
+          <w:lang w:val="zh_TW" w:bidi="zh_TW"/>
+        </w:rPr>
+        <w:t>巴錄書</w:t>
+      </w:r>
+    </w:p>
+    <w:p>
+      <w:pPr>
+        <w:pStyle w:val="ListBullet"/>
+        <w:spacing w:line="240" w:lineRule="auto"/>
+        <w:ind w:left="720"/>
+      </w:pPr>
+      <w:r>
+        <w:rPr>
+          <w:lang w:val="zh_TW" w:bidi="zh_TW"/>
+        </w:rPr>
+      </w:r>
+      <w:r>
+        <w:rPr>
+          <w:lang w:val="zh_TW" w:bidi="zh_TW"/>
+        </w:rPr>
+        <w:t>所羅門</w:t>
+      </w:r>
+    </w:p>
+    <w:p>
+      <w:pPr>
+        <w:pStyle w:val="ListBullet"/>
+        <w:spacing w:line="240" w:lineRule="auto"/>
+        <w:ind w:left="720"/>
+      </w:pPr>
+      <w:r>
+        <w:rPr>
+          <w:lang w:val="zh_TW" w:bidi="zh_TW"/>
+        </w:rPr>
+      </w:r>
+      <w:r>
+        <w:rPr>
+          <w:lang w:val="zh_TW" w:bidi="zh_TW"/>
+        </w:rPr>
+        <w:t>以斯拉</w:t>
+      </w:r>
+    </w:p>
+    <w:p>
+      <w:pPr/>
+      <w:r>
+        <w:rPr>
+          <w:lang w:val="zh_TW" w:bidi="zh_TW"/>
+        </w:rPr>
+      </w:r>
+      <w:r>
+        <w:rPr>
+          <w:lang w:val="zh_TW" w:bidi="zh_TW"/>
+        </w:rPr>
+        <w:t>這些書卷是在舊約正典完成後寫成的。作者很可能借用這些知名人物的名號，以提升作品的可信度並吸引更多讀者。</w:t>
+      </w:r>
+    </w:p>
+    <w:p>
+      <w:pPr/>
+      <w:r>
+        <w:rPr>
+          <w:lang w:val="zh_TW" w:bidi="zh_TW"/>
+        </w:rPr>
+      </w:r>
+      <w:r>
+        <w:rPr>
+          <w:lang w:val="zh_TW" w:bidi="zh_TW"/>
+        </w:rPr>
+        <w:t>基督教作家也採用了類似的做法，他們撰寫書卷，並以彼得、保羅和多馬等重要基督教領袖的名字署名，以增加作品的權威性和影響力。</w:t>
+      </w:r>
+    </w:p>
+    <w:p>
+      <w:pPr/>
+      <w:r>
+        <w:rPr>
+          <w:lang w:val="zh_TW" w:bidi="zh_TW"/>
+        </w:rPr>
+      </w:r>
+      <w:r>
+        <w:rPr>
+          <w:i/>
+          <w:lang w:val="zh_TW" w:bidi="zh_TW"/>
+        </w:rPr>
+        <w:t>另見</w:t>
+      </w:r>
+      <w:r>
+        <w:rPr>
+          <w:lang w:val="zh_TW" w:bidi="zh_TW"/>
+        </w:rPr>
+        <w:t>次經</w:t>
+      </w:r>
+      <w:r>
+        <w:rPr>
+          <w:lang w:val="zh_TW" w:bidi="zh_TW"/>
+        </w:rPr>
+        <w:t>，以了解上述提到的每卷書的討論。</w:t>
+      </w:r>
+      <w:r>
+        <w:rPr>
+          <w:lang w:val="zh_TW" w:bidi="zh_TW"/>
+        </w:rPr>
+      </w:r>
+      <w:r>
+        <w:rPr>
+          <w:lang w:val="zh_TW" w:bidi="zh_TW"/>
+        </w:rPr>
+      </w:r>
+    </w:p>
+    <w:p>
+      <w:pPr/>
+      <w:r>
+        <w:rPr>
+          <w:lang w:val="zh_TW" w:bidi="zh_TW"/>
+        </w:rPr>
+      </w:r>
+    </w:p>
+    <w:p>
+      <w:pPr>
+        <w:pStyle w:val="Heading2"/>
+      </w:pPr>
+      <w:r>
+        <w:rPr>
+          <w:lang w:val="zh_TW" w:bidi="zh_TW"/>
+        </w:rPr>
+        <w:t>天使</w:t>
+      </w:r>
+      <w:r>
+        <w:rPr>
+          <w:lang w:val="zh_TW" w:bidi="zh_TW"/>
+        </w:rPr>
+      </w:r>
+    </w:p>
+    <w:p>
+      <w:pPr/>
+      <w:r>
+        <w:rPr>
+          <w:lang w:val="zh_TW" w:bidi="zh_TW"/>
+        </w:rPr>
+      </w:r>
+      <w:r>
+        <w:rPr>
+          <w:lang w:val="zh_TW" w:bidi="zh_TW"/>
+        </w:rPr>
+        <w:t>神的使者或超自然存在，可以是善，也可以是惡。聖經中的天使比人更有能力。</w:t>
+      </w:r>
+    </w:p>
+    <w:p>
+      <w:pPr/>
+      <w:r>
+        <w:rPr>
+          <w:lang w:val="zh_TW" w:bidi="zh_TW"/>
+        </w:rPr>
+      </w:r>
+      <w:r>
+        <w:rPr>
+          <w:lang w:val="zh_TW" w:bidi="zh_TW"/>
+        </w:rPr>
+        <w:t>聖經首先提到的天使類別是基路伯（cherubim，希伯來文詞語</w:t>
+      </w:r>
+      <w:r>
+        <w:rPr>
+          <w:i/>
+          <w:lang w:val="zh_TW" w:bidi="zh_TW"/>
+        </w:rPr>
+        <w:t>cherub</w:t>
+      </w:r>
+      <w:r>
+        <w:rPr>
+          <w:lang w:val="zh_TW" w:bidi="zh_TW"/>
+        </w:rPr>
+        <w:t>的複數）。他們是神差派的天上活物，在伊甸園看守生命樹（</w:t>
+      </w:r>
+      <w:hyperlink r:id="rId108">
+        <w:r>
+          <w:rPr>
+            <w:lang w:val="zh_TW" w:bidi="zh_TW"/>
+          </w:rPr>
+          <w:rPr>
+            <w:color w:val="0000EE"/>
+            <w:u w:val="single"/>
+          </w:rPr>
+          <w:t>創3:24</w:t>
+        </w:r>
+      </w:hyperlink>
+      <w:r>
+        <w:rPr>
+          <w:lang w:val="zh_TW" w:bidi="zh_TW"/>
+        </w:rPr>
+        <w:t>）。</w:t>
+      </w:r>
+    </w:p>
+    <w:p>
+      <w:pPr/>
+      <w:r>
+        <w:rPr>
+          <w:lang w:val="zh_TW" w:bidi="zh_TW"/>
+        </w:rPr>
+      </w:r>
+      <w:r>
+        <w:rPr>
+          <w:lang w:val="zh_TW" w:bidi="zh_TW"/>
+        </w:rPr>
+        <w:t>聖經作者也會以象徵描繪天使：</w:t>
+      </w:r>
+    </w:p>
+    <w:p>
+      <w:pPr>
+        <w:pStyle w:val="ListBullet"/>
+        <w:spacing w:line="240" w:lineRule="auto"/>
+        <w:ind w:left="720"/>
+      </w:pPr>
+      <w:r>
+        <w:rPr>
+          <w:lang w:val="zh_TW" w:bidi="zh_TW"/>
+        </w:rPr>
+      </w:r>
+      <w:r>
+        <w:rPr>
+          <w:lang w:val="zh_TW" w:bidi="zh_TW"/>
+        </w:rPr>
+        <w:t>約櫃上（</w:t>
+      </w:r>
+      <w:hyperlink r:id="rId109">
+        <w:r>
+          <w:rPr>
+            <w:lang w:val="zh_TW" w:bidi="zh_TW"/>
+          </w:rPr>
+          <w:rPr>
+            <w:color w:val="0000EE"/>
+            <w:u w:val="single"/>
+          </w:rPr>
+          <w:t>出25:18–22</w:t>
+        </w:r>
+      </w:hyperlink>
+      <w:r>
+        <w:rPr>
+          <w:lang w:val="zh_TW" w:bidi="zh_TW"/>
+        </w:rPr>
+        <w:t>），</w:t>
+      </w:r>
+    </w:p>
+    <w:p>
+      <w:pPr>
+        <w:pStyle w:val="ListBullet"/>
+        <w:spacing w:line="240" w:lineRule="auto"/>
+        <w:ind w:left="720"/>
+      </w:pPr>
+      <w:r>
+        <w:rPr>
+          <w:lang w:val="zh_TW" w:bidi="zh_TW"/>
+        </w:rPr>
+      </w:r>
+      <w:r>
+        <w:rPr>
+          <w:lang w:val="zh_TW" w:bidi="zh_TW"/>
+        </w:rPr>
+        <w:t>會幕中（</w:t>
+      </w:r>
+      <w:hyperlink r:id="rId110">
+        <w:r>
+          <w:rPr>
+            <w:lang w:val="zh_TW" w:bidi="zh_TW"/>
+          </w:rPr>
+          <w:rPr>
+            <w:color w:val="0000EE"/>
+            <w:u w:val="single"/>
+          </w:rPr>
+          <w:t>出26:31</w:t>
+        </w:r>
+      </w:hyperlink>
+      <w:r>
+        <w:rPr>
+          <w:lang w:val="zh_TW" w:bidi="zh_TW"/>
+        </w:rPr>
+        <w:t>），以及</w:t>
+      </w:r>
+    </w:p>
+    <w:p>
+      <w:pPr>
+        <w:pStyle w:val="ListBullet"/>
+        <w:spacing w:line="240" w:lineRule="auto"/>
+        <w:ind w:left="720"/>
+      </w:pPr>
+      <w:r>
+        <w:rPr>
+          <w:lang w:val="zh_TW" w:bidi="zh_TW"/>
+        </w:rPr>
+      </w:r>
+      <w:r>
+        <w:rPr>
+          <w:lang w:val="zh_TW" w:bidi="zh_TW"/>
+        </w:rPr>
+        <w:t>聖殿中（</w:t>
+      </w:r>
+      <w:hyperlink r:id="rId111">
+        <w:r>
+          <w:rPr>
+            <w:lang w:val="zh_TW" w:bidi="zh_TW"/>
+          </w:rPr>
+          <w:rPr>
+            <w:color w:val="0000EE"/>
+            <w:u w:val="single"/>
+          </w:rPr>
+          <w:t>代下3:7</w:t>
+        </w:r>
+      </w:hyperlink>
+      <w:r>
+        <w:rPr>
+          <w:lang w:val="zh_TW" w:bidi="zh_TW"/>
+        </w:rPr>
+        <w:t>）。</w:t>
+      </w:r>
+    </w:p>
+    <w:p>
+      <w:pPr/>
+      <w:r>
+        <w:rPr>
+          <w:lang w:val="zh_TW" w:bidi="zh_TW"/>
+        </w:rPr>
+      </w:r>
+      <w:r>
+        <w:rPr>
+          <w:lang w:val="zh_TW" w:bidi="zh_TW"/>
+        </w:rPr>
+        <w:t>先知以西結在異象中，看見天使出現在已經復興的耶路撒冷（</w:t>
+      </w:r>
+      <w:hyperlink r:id="rId112">
+        <w:r>
+          <w:rPr>
+            <w:lang w:val="zh_TW" w:bidi="zh_TW"/>
+          </w:rPr>
+          <w:rPr>
+            <w:color w:val="0000EE"/>
+            <w:u w:val="single"/>
+          </w:rPr>
+          <w:t>結41:18–20</w:t>
+        </w:r>
+      </w:hyperlink>
+      <w:r>
+        <w:rPr>
+          <w:lang w:val="zh_TW" w:bidi="zh_TW"/>
+        </w:rPr>
+        <w:t>）。聖經中提到有名字的天使有兩位：加百列與天使長（或為「首領」）米迦勒（</w:t>
+      </w:r>
+      <w:hyperlink r:id="rId113">
+        <w:r>
+          <w:rPr>
+            <w:lang w:val="zh_TW" w:bidi="zh_TW"/>
+          </w:rPr>
+          <w:rPr>
+            <w:color w:val="0000EE"/>
+            <w:u w:val="single"/>
+          </w:rPr>
+          <w:t>但8:16，</w:t>
+        </w:r>
+      </w:hyperlink>
+      <w:hyperlink r:id="rId114">
+        <w:r>
+          <w:rPr>
+            <w:lang w:val="zh_TW" w:bidi="zh_TW"/>
+          </w:rPr>
+          <w:rPr>
+            <w:color w:val="0000EE"/>
+            <w:u w:val="single"/>
+          </w:rPr>
+          <w:t>9:21，</w:t>
+        </w:r>
+      </w:hyperlink>
+      <w:hyperlink r:id="rId115">
+        <w:r>
+          <w:rPr>
+            <w:lang w:val="zh_TW" w:bidi="zh_TW"/>
+          </w:rPr>
+          <w:rPr>
+            <w:color w:val="0000EE"/>
+            <w:u w:val="single"/>
+          </w:rPr>
+          <w:t>10:13</w:t>
+        </w:r>
+      </w:hyperlink>
+      <w:r>
+        <w:rPr>
+          <w:lang w:val="zh_TW" w:bidi="zh_TW"/>
+        </w:rPr>
+        <w:t>；</w:t>
+      </w:r>
+      <w:hyperlink r:id="rId116">
+        <w:r>
+          <w:rPr>
+            <w:lang w:val="zh_TW" w:bidi="zh_TW"/>
+          </w:rPr>
+          <w:rPr>
+            <w:color w:val="0000EE"/>
+            <w:u w:val="single"/>
+          </w:rPr>
+          <w:t>路1:19、26</w:t>
+        </w:r>
+      </w:hyperlink>
+      <w:r>
+        <w:rPr>
+          <w:lang w:val="zh_TW" w:bidi="zh_TW"/>
+        </w:rPr>
+        <w:t>；</w:t>
+      </w:r>
+      <w:hyperlink r:id="rId117">
+        <w:r>
+          <w:rPr>
+            <w:lang w:val="zh_TW" w:bidi="zh_TW"/>
+          </w:rPr>
+          <w:rPr>
+            <w:color w:val="0000EE"/>
+            <w:u w:val="single"/>
+          </w:rPr>
+          <w:t>猶1:9</w:t>
+        </w:r>
+      </w:hyperlink>
+      <w:r>
+        <w:rPr>
+          <w:lang w:val="zh_TW" w:bidi="zh_TW"/>
+        </w:rPr>
+        <w:t>；</w:t>
+      </w:r>
+      <w:hyperlink r:id="rId118">
+        <w:r>
+          <w:rPr>
+            <w:lang w:val="zh_TW" w:bidi="zh_TW"/>
+          </w:rPr>
+          <w:rPr>
+            <w:color w:val="0000EE"/>
+            <w:u w:val="single"/>
+          </w:rPr>
+          <w:t>啟12:7–9</w:t>
+        </w:r>
+      </w:hyperlink>
+      <w:r>
+        <w:rPr>
+          <w:lang w:val="zh_TW" w:bidi="zh_TW"/>
+        </w:rPr>
+        <w:t>）。</w:t>
+      </w:r>
+    </w:p>
+    <w:p>
+      <w:pPr/>
+      <w:r>
+        <w:rPr>
+          <w:lang w:val="zh_TW" w:bidi="zh_TW"/>
+        </w:rPr>
+      </w:r>
+      <w:r>
+        <w:rPr>
+          <w:lang w:val="zh_TW" w:bidi="zh_TW"/>
+        </w:rPr>
+        <w:t>在聖經中，天使是屬靈的存在，常常擔任使者的角色。英文的angel一詞直接源自希臘文，意思就是「使者」。在</w:t>
+      </w:r>
+      <w:hyperlink r:id="rId119">
+        <w:r>
+          <w:rPr>
+            <w:lang w:val="zh_TW" w:bidi="zh_TW"/>
+          </w:rPr>
+          <w:rPr>
+            <w:color w:val="0000EE"/>
+            <w:u w:val="single"/>
+          </w:rPr>
+          <w:t>路加福音九章52節</w:t>
+        </w:r>
+      </w:hyperlink>
+      <w:r>
+        <w:rPr>
+          <w:lang w:val="zh_TW" w:bidi="zh_TW"/>
+        </w:rPr>
+        <w:t>中，耶穌差遣「使者」走在前面；大多數時候，這個詞語也譯為「天使」，指神所差派的屬靈使者。</w:t>
+      </w:r>
+    </w:p>
+    <w:p>
+      <w:pPr/>
+      <w:r>
+        <w:rPr>
+          <w:lang w:val="zh_TW" w:bidi="zh_TW"/>
+        </w:rPr>
+      </w:r>
+      <w:r>
+        <w:rPr>
+          <w:lang w:val="zh_TW" w:bidi="zh_TW"/>
+        </w:rPr>
+        <w:t>在舊約聖經中，希伯來文詞語既可指人間的使者，也可指屬靈的存在；我們未必能立即分辨該詞語指的是哪一種，尤其因為天使有時會以人的面貌出現。在某些經文中，「神的使者」或類似表達，可能指神親自傳達自己的信息（見</w:t>
+      </w:r>
+      <w:hyperlink r:id="rId120">
+        <w:r>
+          <w:rPr>
+            <w:lang w:val="zh_TW" w:bidi="zh_TW"/>
+          </w:rPr>
+          <w:rPr>
+            <w:color w:val="0000EE"/>
+            <w:u w:val="single"/>
+          </w:rPr>
+          <w:t>創18:2–15</w:t>
+        </w:r>
+      </w:hyperlink>
+      <w:r>
+        <w:rPr>
+          <w:lang w:val="zh_TW" w:bidi="zh_TW"/>
+        </w:rPr>
+        <w:t>）。</w:t>
+      </w:r>
+    </w:p>
+    <w:p>
+      <w:pPr>
+        <w:pStyle w:val="Heading3"/>
+      </w:pPr>
+      <w:r>
+        <w:rPr>
+          <w:lang w:val="zh_TW" w:bidi="zh_TW"/>
+        </w:rPr>
+        <w:t>聖經中天使的角色與職分</w:t>
+      </w:r>
+    </w:p>
+    <w:p>
+      <w:pPr/>
+      <w:r>
+        <w:rPr>
+          <w:lang w:val="zh_TW" w:bidi="zh_TW"/>
+        </w:rPr>
+      </w:r>
+      <w:r>
+        <w:rPr>
+          <w:lang w:val="zh_TW" w:bidi="zh_TW"/>
+        </w:rPr>
+        <w:t>天使在聖經裡向人顯現是為了：</w:t>
+      </w:r>
+    </w:p>
+    <w:p>
+      <w:pPr>
+        <w:pStyle w:val="ListBullet"/>
+        <w:spacing w:line="240" w:lineRule="auto"/>
+        <w:ind w:left="720"/>
+      </w:pPr>
+      <w:r>
+        <w:rPr>
+          <w:lang w:val="zh_TW" w:bidi="zh_TW"/>
+        </w:rPr>
+      </w:r>
+      <w:r>
+        <w:rPr>
+          <w:lang w:val="zh_TW" w:bidi="zh_TW"/>
+        </w:rPr>
+        <w:t>宣告好消息 （</w:t>
+      </w:r>
+      <w:hyperlink r:id="rId121">
+        <w:r>
+          <w:rPr>
+            <w:lang w:val="zh_TW" w:bidi="zh_TW"/>
+          </w:rPr>
+          <w:rPr>
+            <w:color w:val="0000EE"/>
+            <w:u w:val="single"/>
+          </w:rPr>
+          <w:t>士13:3</w:t>
+        </w:r>
+      </w:hyperlink>
+      <w:r>
+        <w:rPr>
+          <w:lang w:val="zh_TW" w:bidi="zh_TW"/>
+        </w:rPr>
+        <w:t>）</w:t>
+      </w:r>
+    </w:p>
+    <w:p>
+      <w:pPr>
+        <w:pStyle w:val="ListBullet"/>
+        <w:spacing w:line="240" w:lineRule="auto"/>
+        <w:ind w:left="720"/>
+      </w:pPr>
+      <w:r>
+        <w:rPr>
+          <w:lang w:val="zh_TW" w:bidi="zh_TW"/>
+        </w:rPr>
+      </w:r>
+      <w:r>
+        <w:rPr>
+          <w:lang w:val="zh_TW" w:bidi="zh_TW"/>
+        </w:rPr>
+        <w:t>警告危險（</w:t>
+      </w:r>
+      <w:hyperlink r:id="rId122">
+        <w:r>
+          <w:rPr>
+            <w:lang w:val="zh_TW" w:bidi="zh_TW"/>
+          </w:rPr>
+          <w:rPr>
+            <w:color w:val="0000EE"/>
+            <w:u w:val="single"/>
+          </w:rPr>
+          <w:t>創19:15</w:t>
+        </w:r>
+      </w:hyperlink>
+      <w:r>
+        <w:rPr>
+          <w:lang w:val="zh_TW" w:bidi="zh_TW"/>
+        </w:rPr>
+        <w:t>）</w:t>
+      </w:r>
+    </w:p>
+    <w:p>
+      <w:pPr>
+        <w:pStyle w:val="ListBullet"/>
+        <w:spacing w:line="240" w:lineRule="auto"/>
+        <w:ind w:left="720"/>
+      </w:pPr>
+      <w:r>
+        <w:rPr>
+          <w:lang w:val="zh_TW" w:bidi="zh_TW"/>
+        </w:rPr>
+      </w:r>
+      <w:r>
+        <w:rPr>
+          <w:lang w:val="zh_TW" w:bidi="zh_TW"/>
+        </w:rPr>
+        <w:t>保護人免受邪惡所害（</w:t>
+      </w:r>
+      <w:hyperlink r:id="rId123">
+        <w:r>
+          <w:rPr>
+            <w:lang w:val="zh_TW" w:bidi="zh_TW"/>
+          </w:rPr>
+          <w:rPr>
+            <w:color w:val="0000EE"/>
+            <w:u w:val="single"/>
+          </w:rPr>
+          <w:t>但3:28，</w:t>
+        </w:r>
+      </w:hyperlink>
+      <w:hyperlink r:id="rId124">
+        <w:r>
+          <w:rPr>
+            <w:lang w:val="zh_TW" w:bidi="zh_TW"/>
+          </w:rPr>
+          <w:rPr>
+            <w:color w:val="0000EE"/>
+            <w:u w:val="single"/>
+          </w:rPr>
+          <w:t>6:22</w:t>
+        </w:r>
+      </w:hyperlink>
+      <w:r>
+        <w:rPr>
+          <w:lang w:val="zh_TW" w:bidi="zh_TW"/>
+        </w:rPr>
+        <w:t>）</w:t>
+      </w:r>
+    </w:p>
+    <w:p>
+      <w:pPr>
+        <w:pStyle w:val="ListBullet"/>
+        <w:spacing w:line="240" w:lineRule="auto"/>
+        <w:ind w:left="720"/>
+      </w:pPr>
+      <w:r>
+        <w:rPr>
+          <w:lang w:val="zh_TW" w:bidi="zh_TW"/>
+        </w:rPr>
+      </w:r>
+      <w:r>
+        <w:rPr>
+          <w:lang w:val="zh_TW" w:bidi="zh_TW"/>
+        </w:rPr>
+        <w:t>引導和保護（</w:t>
+      </w:r>
+      <w:hyperlink r:id="rId125">
+        <w:r>
+          <w:rPr>
+            <w:lang w:val="zh_TW" w:bidi="zh_TW"/>
+          </w:rPr>
+          <w:rPr>
+            <w:color w:val="0000EE"/>
+            <w:u w:val="single"/>
+          </w:rPr>
+          <w:t>出14:19</w:t>
+        </w:r>
+      </w:hyperlink>
+      <w:r>
+        <w:rPr>
+          <w:lang w:val="zh_TW" w:bidi="zh_TW"/>
+        </w:rPr>
+        <w:t>）</w:t>
+      </w:r>
+    </w:p>
+    <w:p>
+      <w:pPr>
+        <w:pStyle w:val="ListBullet"/>
+        <w:spacing w:line="240" w:lineRule="auto"/>
+        <w:ind w:left="720"/>
+      </w:pPr>
+      <w:r>
+        <w:rPr>
+          <w:lang w:val="zh_TW" w:bidi="zh_TW"/>
+        </w:rPr>
+      </w:r>
+      <w:r>
+        <w:rPr>
+          <w:lang w:val="zh_TW" w:bidi="zh_TW"/>
+        </w:rPr>
+        <w:t>供應飲食（</w:t>
+      </w:r>
+      <w:hyperlink r:id="rId126">
+        <w:r>
+          <w:rPr>
+            <w:lang w:val="zh_TW" w:bidi="zh_TW"/>
+          </w:rPr>
+          <w:rPr>
+            <w:color w:val="0000EE"/>
+            <w:u w:val="single"/>
+          </w:rPr>
+          <w:t>創21:14–20</w:t>
+        </w:r>
+      </w:hyperlink>
+      <w:r>
+        <w:rPr>
+          <w:lang w:val="zh_TW" w:bidi="zh_TW"/>
+        </w:rPr>
+        <w:t>；</w:t>
+      </w:r>
+      <w:hyperlink r:id="rId127">
+        <w:r>
+          <w:rPr>
+            <w:lang w:val="zh_TW" w:bidi="zh_TW"/>
+          </w:rPr>
+          <w:rPr>
+            <w:color w:val="0000EE"/>
+            <w:u w:val="single"/>
+          </w:rPr>
+          <w:t>王上19:4–7</w:t>
+        </w:r>
+      </w:hyperlink>
+      <w:r>
+        <w:rPr>
+          <w:lang w:val="zh_TW" w:bidi="zh_TW"/>
+        </w:rPr>
+        <w:t>）</w:t>
+      </w:r>
+    </w:p>
+    <w:p>
+      <w:pPr>
+        <w:pStyle w:val="ListBullet"/>
+        <w:spacing w:line="240" w:lineRule="auto"/>
+        <w:ind w:left="720"/>
+      </w:pPr>
+      <w:r>
+        <w:rPr>
+          <w:lang w:val="zh_TW" w:bidi="zh_TW"/>
+        </w:rPr>
+      </w:r>
+      <w:r>
+        <w:rPr>
+          <w:lang w:val="zh_TW" w:bidi="zh_TW"/>
+        </w:rPr>
+        <w:t>教導（</w:t>
+      </w:r>
+      <w:hyperlink r:id="rId128">
+        <w:r>
+          <w:rPr>
+            <w:lang w:val="zh_TW" w:bidi="zh_TW"/>
+          </w:rPr>
+          <w:rPr>
+            <w:color w:val="0000EE"/>
+            <w:u w:val="single"/>
+          </w:rPr>
+          <w:t>徒7:38</w:t>
+        </w:r>
+      </w:hyperlink>
+      <w:r>
+        <w:rPr>
+          <w:lang w:val="zh_TW" w:bidi="zh_TW"/>
+        </w:rPr>
+        <w:t>；</w:t>
+      </w:r>
+      <w:hyperlink r:id="rId129">
+        <w:r>
+          <w:rPr>
+            <w:lang w:val="zh_TW" w:bidi="zh_TW"/>
+          </w:rPr>
+          <w:rPr>
+            <w:color w:val="0000EE"/>
+            <w:u w:val="single"/>
+          </w:rPr>
+          <w:t>加3:19</w:t>
+        </w:r>
+      </w:hyperlink>
+      <w:r>
+        <w:rPr>
+          <w:lang w:val="zh_TW" w:bidi="zh_TW"/>
+        </w:rPr>
+        <w:t>）</w:t>
+      </w:r>
+    </w:p>
+    <w:p>
+      <w:pPr/>
+      <w:r>
+        <w:rPr>
+          <w:lang w:val="zh_TW" w:bidi="zh_TW"/>
+        </w:rPr>
+      </w:r>
+      <w:r>
+        <w:rPr>
+          <w:lang w:val="zh_TW" w:bidi="zh_TW"/>
+        </w:rPr>
+        <w:t>當基督以救主的身分降生時，天使：</w:t>
+      </w:r>
+    </w:p>
+    <w:p>
+      <w:pPr>
+        <w:pStyle w:val="ListBullet"/>
+        <w:spacing w:line="240" w:lineRule="auto"/>
+        <w:ind w:left="720"/>
+      </w:pPr>
+      <w:r>
+        <w:rPr>
+          <w:lang w:val="zh_TW" w:bidi="zh_TW"/>
+        </w:rPr>
+      </w:r>
+      <w:r>
+        <w:rPr>
+          <w:lang w:val="zh_TW" w:bidi="zh_TW"/>
+        </w:rPr>
+        <w:t>宣告祂的降生（</w:t>
+      </w:r>
+      <w:hyperlink r:id="rId130">
+        <w:r>
+          <w:rPr>
+            <w:lang w:val="zh_TW" w:bidi="zh_TW"/>
+          </w:rPr>
+          <w:rPr>
+            <w:color w:val="0000EE"/>
+            <w:u w:val="single"/>
+          </w:rPr>
+          <w:t>路2:8–15</w:t>
+        </w:r>
+      </w:hyperlink>
+      <w:r>
+        <w:rPr>
+          <w:lang w:val="zh_TW" w:bidi="zh_TW"/>
+        </w:rPr>
+        <w:t>）</w:t>
+      </w:r>
+    </w:p>
+    <w:p>
+      <w:pPr>
+        <w:pStyle w:val="ListBullet"/>
+        <w:spacing w:line="240" w:lineRule="auto"/>
+        <w:ind w:left="720"/>
+      </w:pPr>
+      <w:r>
+        <w:rPr>
+          <w:lang w:val="zh_TW" w:bidi="zh_TW"/>
+        </w:rPr>
+      </w:r>
+      <w:r>
+        <w:rPr>
+          <w:lang w:val="zh_TW" w:bidi="zh_TW"/>
+        </w:rPr>
+        <w:t>引導並警告祂的父母（</w:t>
+      </w:r>
+      <w:hyperlink r:id="rId131">
+        <w:r>
+          <w:rPr>
+            <w:lang w:val="zh_TW" w:bidi="zh_TW"/>
+          </w:rPr>
+          <w:rPr>
+            <w:color w:val="0000EE"/>
+            <w:u w:val="single"/>
+          </w:rPr>
+          <w:t>太2:13</w:t>
+        </w:r>
+      </w:hyperlink>
+      <w:r>
+        <w:rPr>
+          <w:lang w:val="zh_TW" w:bidi="zh_TW"/>
+        </w:rPr>
+        <w:t>）</w:t>
+      </w:r>
+    </w:p>
+    <w:p>
+      <w:pPr>
+        <w:pStyle w:val="ListBullet"/>
+        <w:spacing w:line="240" w:lineRule="auto"/>
+        <w:ind w:left="720"/>
+      </w:pPr>
+      <w:r>
+        <w:rPr>
+          <w:lang w:val="zh_TW" w:bidi="zh_TW"/>
+        </w:rPr>
+      </w:r>
+      <w:r>
+        <w:rPr>
+          <w:lang w:val="zh_TW" w:bidi="zh_TW"/>
+        </w:rPr>
+        <w:t>當祂受到試探時為祂加力（</w:t>
+      </w:r>
+      <w:hyperlink r:id="rId132">
+        <w:r>
+          <w:rPr>
+            <w:lang w:val="zh_TW" w:bidi="zh_TW"/>
+          </w:rPr>
+          <w:rPr>
+            <w:color w:val="0000EE"/>
+            <w:u w:val="single"/>
+          </w:rPr>
+          <w:t>太4:11</w:t>
+        </w:r>
+      </w:hyperlink>
+      <w:r>
+        <w:rPr>
+          <w:lang w:val="zh_TW" w:bidi="zh_TW"/>
+        </w:rPr>
+        <w:t>）</w:t>
+      </w:r>
+    </w:p>
+    <w:p>
+      <w:pPr>
+        <w:pStyle w:val="ListBullet"/>
+        <w:spacing w:line="240" w:lineRule="auto"/>
+        <w:ind w:left="720"/>
+      </w:pPr>
+      <w:r>
+        <w:rPr>
+          <w:lang w:val="zh_TW" w:bidi="zh_TW"/>
+        </w:rPr>
+      </w:r>
+      <w:r>
+        <w:rPr>
+          <w:lang w:val="zh_TW" w:bidi="zh_TW"/>
+        </w:rPr>
+        <w:t>在祂最後的痛苦時刻中加添祂的力量（</w:t>
+      </w:r>
+      <w:hyperlink r:id="rId133">
+        <w:r>
+          <w:rPr>
+            <w:lang w:val="zh_TW" w:bidi="zh_TW"/>
+          </w:rPr>
+          <w:rPr>
+            <w:color w:val="0000EE"/>
+            <w:u w:val="single"/>
+          </w:rPr>
+          <w:t>路22:43–44</w:t>
+        </w:r>
+      </w:hyperlink>
+      <w:r>
+        <w:rPr>
+          <w:lang w:val="zh_TW" w:bidi="zh_TW"/>
+        </w:rPr>
+        <w:t>，見部分抄本）</w:t>
+      </w:r>
+    </w:p>
+    <w:p>
+      <w:pPr>
+        <w:pStyle w:val="ListBullet"/>
+        <w:spacing w:line="240" w:lineRule="auto"/>
+        <w:ind w:left="720"/>
+      </w:pPr>
+      <w:r>
+        <w:rPr>
+          <w:lang w:val="zh_TW" w:bidi="zh_TW"/>
+        </w:rPr>
+      </w:r>
+      <w:r>
+        <w:rPr>
+          <w:lang w:val="zh_TW" w:bidi="zh_TW"/>
+        </w:rPr>
+        <w:t>見證祂復活 （</w:t>
+      </w:r>
+      <w:hyperlink r:id="rId134">
+        <w:r>
+          <w:rPr>
+            <w:lang w:val="zh_TW" w:bidi="zh_TW"/>
+          </w:rPr>
+          <w:rPr>
+            <w:color w:val="0000EE"/>
+            <w:u w:val="single"/>
+          </w:rPr>
+          <w:t>太28:1–6</w:t>
+        </w:r>
+      </w:hyperlink>
+      <w:r>
+        <w:rPr>
+          <w:lang w:val="zh_TW" w:bidi="zh_TW"/>
+        </w:rPr>
+        <w:t>）</w:t>
+      </w:r>
+    </w:p>
+    <w:p>
+      <w:pPr/>
+      <w:r>
+        <w:rPr>
+          <w:lang w:val="zh_TW" w:bidi="zh_TW"/>
+        </w:rPr>
+      </w:r>
+      <w:r>
+        <w:rPr>
+          <w:lang w:val="zh_TW" w:bidi="zh_TW"/>
+        </w:rPr>
+        <w:t>新約聖經裡有幾個天使與人接觸的例子：</w:t>
+      </w:r>
+    </w:p>
+    <w:p>
+      <w:pPr>
+        <w:pStyle w:val="ListBullet"/>
+        <w:spacing w:line="240" w:lineRule="auto"/>
+        <w:ind w:left="720"/>
+      </w:pPr>
+      <w:r>
+        <w:rPr>
+          <w:lang w:val="zh_TW" w:bidi="zh_TW"/>
+        </w:rPr>
+      </w:r>
+      <w:r>
+        <w:rPr>
+          <w:lang w:val="zh_TW" w:bidi="zh_TW"/>
+        </w:rPr>
+        <w:t>耶穌談到孩子有天上的使者看顧他們（</w:t>
+      </w:r>
+      <w:hyperlink r:id="rId135">
+        <w:r>
+          <w:rPr>
+            <w:lang w:val="zh_TW" w:bidi="zh_TW"/>
+          </w:rPr>
+          <w:rPr>
+            <w:color w:val="0000EE"/>
+            <w:u w:val="single"/>
+          </w:rPr>
+          <w:t>太18:10</w:t>
+        </w:r>
+      </w:hyperlink>
+      <w:r>
+        <w:rPr>
+          <w:lang w:val="zh_TW" w:bidi="zh_TW"/>
+        </w:rPr>
+        <w:t>）。</w:t>
+      </w:r>
+    </w:p>
+    <w:p>
+      <w:pPr>
+        <w:pStyle w:val="ListBullet"/>
+        <w:spacing w:line="240" w:lineRule="auto"/>
+        <w:ind w:left="720"/>
+      </w:pPr>
+      <w:r>
+        <w:rPr>
+          <w:lang w:val="zh_TW" w:bidi="zh_TW"/>
+        </w:rPr>
+      </w:r>
+      <w:r>
+        <w:rPr>
+          <w:lang w:val="zh_TW" w:bidi="zh_TW"/>
+        </w:rPr>
+        <w:t>有天使引導腓利（</w:t>
+      </w:r>
+      <w:hyperlink r:id="rId136">
+        <w:r>
+          <w:rPr>
+            <w:lang w:val="zh_TW" w:bidi="zh_TW"/>
+          </w:rPr>
+          <w:rPr>
+            <w:color w:val="0000EE"/>
+            <w:u w:val="single"/>
+          </w:rPr>
+          <w:t>徒8:26</w:t>
+        </w:r>
+      </w:hyperlink>
+      <w:r>
+        <w:rPr>
+          <w:lang w:val="zh_TW" w:bidi="zh_TW"/>
+        </w:rPr>
+        <w:t>）。</w:t>
+      </w:r>
+    </w:p>
+    <w:p>
+      <w:pPr>
+        <w:pStyle w:val="ListBullet"/>
+        <w:spacing w:line="240" w:lineRule="auto"/>
+        <w:ind w:left="720"/>
+      </w:pPr>
+      <w:r>
+        <w:rPr>
+          <w:lang w:val="zh_TW" w:bidi="zh_TW"/>
+        </w:rPr>
+      </w:r>
+      <w:r>
+        <w:rPr>
+          <w:lang w:val="zh_TW" w:bidi="zh_TW"/>
+        </w:rPr>
+        <w:t>有天使把使徒從監裡救出來（</w:t>
+      </w:r>
+      <w:hyperlink r:id="rId137">
+        <w:r>
+          <w:rPr>
+            <w:lang w:val="zh_TW" w:bidi="zh_TW"/>
+          </w:rPr>
+          <w:rPr>
+            <w:color w:val="0000EE"/>
+            <w:u w:val="single"/>
+          </w:rPr>
+          <w:t>徒5:19，</w:t>
+        </w:r>
+      </w:hyperlink>
+      <w:hyperlink r:id="rId138">
+        <w:r>
+          <w:rPr>
+            <w:lang w:val="zh_TW" w:bidi="zh_TW"/>
+          </w:rPr>
+          <w:rPr>
+            <w:color w:val="0000EE"/>
+            <w:u w:val="single"/>
+          </w:rPr>
+          <w:t>12:7–11</w:t>
+        </w:r>
+      </w:hyperlink>
+      <w:r>
+        <w:rPr>
+          <w:lang w:val="zh_TW" w:bidi="zh_TW"/>
+        </w:rPr>
+        <w:t>）。</w:t>
+      </w:r>
+    </w:p>
+    <w:p>
+      <w:pPr>
+        <w:pStyle w:val="ListBullet"/>
+        <w:spacing w:line="240" w:lineRule="auto"/>
+        <w:ind w:left="720"/>
+      </w:pPr>
+      <w:r>
+        <w:rPr>
+          <w:lang w:val="zh_TW" w:bidi="zh_TW"/>
+        </w:rPr>
+      </w:r>
+      <w:r>
+        <w:rPr>
+          <w:lang w:val="zh_TW" w:bidi="zh_TW"/>
+        </w:rPr>
+        <w:t>保羅在可怕的處境中得到天使鼓勵（</w:t>
+      </w:r>
+      <w:hyperlink r:id="rId139">
+        <w:r>
+          <w:rPr>
+            <w:lang w:val="zh_TW" w:bidi="zh_TW"/>
+          </w:rPr>
+          <w:rPr>
+            <w:color w:val="0000EE"/>
+            <w:u w:val="single"/>
+          </w:rPr>
+          <w:t>徒27:21–25</w:t>
+        </w:r>
+      </w:hyperlink>
+      <w:r>
+        <w:rPr>
+          <w:lang w:val="zh_TW" w:bidi="zh_TW"/>
+        </w:rPr>
+        <w:t>）。</w:t>
+      </w:r>
+    </w:p>
+    <w:p>
+      <w:pPr>
+        <w:pStyle w:val="Heading3"/>
+      </w:pPr>
+      <w:r>
+        <w:rPr>
+          <w:lang w:val="zh_TW" w:bidi="zh_TW"/>
+        </w:rPr>
+        <w:t>天使的外貌與異象</w:t>
+      </w:r>
+    </w:p>
+    <w:p>
+      <w:pPr/>
+      <w:r>
+        <w:rPr>
+          <w:lang w:val="zh_TW" w:bidi="zh_TW"/>
+        </w:rPr>
+      </w:r>
+      <w:r>
+        <w:rPr>
+          <w:lang w:val="zh_TW" w:bidi="zh_TW"/>
+        </w:rPr>
+        <w:t>聖經對於天使外貌的描述，往往是指他們有別於常人。例如，把石頭從耶穌墳墓入口挪開的天使，相貌好像閃電，衣服潔白如雪（</w:t>
+      </w:r>
+      <w:hyperlink r:id="rId140">
+        <w:r>
+          <w:rPr>
+            <w:lang w:val="zh_TW" w:bidi="zh_TW"/>
+          </w:rPr>
+          <w:rPr>
+            <w:color w:val="0000EE"/>
+            <w:u w:val="single"/>
+          </w:rPr>
+          <w:t>太28:3</w:t>
+        </w:r>
+      </w:hyperlink>
+      <w:r>
+        <w:rPr>
+          <w:lang w:val="zh_TW" w:bidi="zh_TW"/>
+        </w:rPr>
+        <w:t>）。</w:t>
+      </w:r>
+    </w:p>
+    <w:p>
+      <w:pPr/>
+      <w:r>
+        <w:rPr>
+          <w:lang w:val="zh_TW" w:bidi="zh_TW"/>
+        </w:rPr>
+      </w:r>
+      <w:r>
+        <w:rPr>
+          <w:lang w:val="zh_TW" w:bidi="zh_TW"/>
+        </w:rPr>
+        <w:t>許多關於天使的經文，都是夢境或異象的描述。「雅各的梯子」上有天使上去下來（</w:t>
+      </w:r>
+      <w:hyperlink r:id="rId141">
+        <w:r>
+          <w:rPr>
+            <w:lang w:val="zh_TW" w:bidi="zh_TW"/>
+          </w:rPr>
+          <w:rPr>
+            <w:color w:val="0000EE"/>
+            <w:u w:val="single"/>
+          </w:rPr>
+          <w:t>創28:12</w:t>
+        </w:r>
+      </w:hyperlink>
+      <w:r>
+        <w:rPr>
+          <w:lang w:val="zh_TW" w:bidi="zh_TW"/>
+        </w:rPr>
+        <w:t>）便是一例。在另一個夢裡，天使對雅各說話（</w:t>
+      </w:r>
+      <w:hyperlink r:id="rId142">
+        <w:r>
+          <w:rPr>
+            <w:lang w:val="zh_TW" w:bidi="zh_TW"/>
+          </w:rPr>
+          <w:rPr>
+            <w:color w:val="0000EE"/>
+            <w:u w:val="single"/>
+          </w:rPr>
+          <w:t>創31:11</w:t>
+        </w:r>
+      </w:hyperlink>
+      <w:r>
+        <w:rPr>
+          <w:lang w:val="zh_TW" w:bidi="zh_TW"/>
+        </w:rPr>
+        <w:t>）。哥尼流在異象裡看見天使（</w:t>
+      </w:r>
+      <w:hyperlink r:id="rId143">
+        <w:r>
+          <w:rPr>
+            <w:lang w:val="zh_TW" w:bidi="zh_TW"/>
+          </w:rPr>
+          <w:rPr>
+            <w:color w:val="0000EE"/>
+            <w:u w:val="single"/>
+          </w:rPr>
+          <w:t>徒10:1–3</w:t>
+        </w:r>
+      </w:hyperlink>
+      <w:r>
+        <w:rPr>
+          <w:lang w:val="zh_TW" w:bidi="zh_TW"/>
+        </w:rPr>
+        <w:t>）。較重要的經文包括</w:t>
+      </w:r>
+      <w:hyperlink r:id="rId84">
+        <w:r>
+          <w:rPr>
+            <w:lang w:val="zh_TW" w:bidi="zh_TW"/>
+          </w:rPr>
+          <w:rPr>
+            <w:color w:val="0000EE"/>
+            <w:u w:val="single"/>
+          </w:rPr>
+          <w:t>以賽亞書六章</w:t>
+        </w:r>
+      </w:hyperlink>
+      <w:r>
+        <w:rPr>
+          <w:lang w:val="zh_TW" w:bidi="zh_TW"/>
+        </w:rPr>
+        <w:t>（撒拉弗），以西結書的大部分（基路伯），以及但以理書和撒迦利亞書的許多部分。</w:t>
+      </w:r>
+    </w:p>
+    <w:p>
+      <w:pPr/>
+      <w:r>
+        <w:rPr>
+          <w:lang w:val="zh_TW" w:bidi="zh_TW"/>
+        </w:rPr>
+      </w:r>
+      <w:r>
+        <w:rPr>
+          <w:lang w:val="zh_TW" w:bidi="zh_TW"/>
+        </w:rPr>
+        <w:t>在新約聖經中，三分之一以上提到天使的內容出現在啟示錄。大多數情況下，這些天使是在異象裡出現的榮耀或可畏的形象，不能誤以為他們是人。描述這些異象的語言往往帶著奧祕與隱喻的特質，也因此不容易解釋。</w:t>
+      </w:r>
+    </w:p>
+    <w:p>
+      <w:pPr>
+        <w:pStyle w:val="Heading3"/>
+      </w:pPr>
+      <w:r>
+        <w:rPr>
+          <w:lang w:val="zh_TW" w:bidi="zh_TW"/>
+        </w:rPr>
+        <w:t>基督教神學中的天使</w:t>
+      </w:r>
+    </w:p>
+    <w:p>
+      <w:pPr/>
+      <w:r>
+        <w:rPr>
+          <w:lang w:val="zh_TW" w:bidi="zh_TW"/>
+        </w:rPr>
+      </w:r>
+      <w:r>
+        <w:rPr>
+          <w:lang w:val="zh_TW" w:bidi="zh_TW"/>
+        </w:rPr>
+        <w:t>天使論（angelology）指對天使的教義研究，雖然聖經多次提到天使，但天使論在基督教神學中並不是主要主題。聖經把天使算在神的創造之中（</w:t>
+      </w:r>
+      <w:hyperlink r:id="rId144">
+        <w:r>
+          <w:rPr>
+            <w:lang w:val="zh_TW" w:bidi="zh_TW"/>
+          </w:rPr>
+          <w:rPr>
+            <w:color w:val="0000EE"/>
+            <w:u w:val="single"/>
+          </w:rPr>
+          <w:t>詩148:2</w:t>
+        </w:r>
+      </w:hyperlink>
+      <w:r>
+        <w:rPr>
+          <w:lang w:val="zh_TW" w:bidi="zh_TW"/>
+        </w:rPr>
+        <w:t>；</w:t>
+      </w:r>
+      <w:hyperlink r:id="rId145">
+        <w:r>
+          <w:rPr>
+            <w:lang w:val="zh_TW" w:bidi="zh_TW"/>
+          </w:rPr>
+          <w:rPr>
+            <w:color w:val="0000EE"/>
+            <w:u w:val="single"/>
+          </w:rPr>
+          <w:t>西1:16</w:t>
+        </w:r>
+      </w:hyperlink>
+      <w:r>
+        <w:rPr>
+          <w:lang w:val="zh_TW" w:bidi="zh_TW"/>
+        </w:rPr>
+        <w:t>），經文亦暗示他們見證神創造世界（</w:t>
+      </w:r>
+      <w:hyperlink r:id="rId146">
+        <w:r>
+          <w:rPr>
+            <w:lang w:val="zh_TW" w:bidi="zh_TW"/>
+          </w:rPr>
+          <w:rPr>
+            <w:color w:val="0000EE"/>
+            <w:u w:val="single"/>
+          </w:rPr>
+          <w:t>伯38:7</w:t>
+        </w:r>
+      </w:hyperlink>
+      <w:r>
+        <w:rPr>
+          <w:lang w:val="zh_TW" w:bidi="zh_TW"/>
+        </w:rPr>
+        <w:t>）。無論天使與神的關係多親近，他們和人類一樣，都是受造之物。</w:t>
+      </w:r>
+    </w:p>
+    <w:p>
+      <w:pPr/>
+      <w:r>
+        <w:rPr>
+          <w:lang w:val="zh_TW" w:bidi="zh_TW"/>
+        </w:rPr>
+      </w:r>
+      <w:r>
+        <w:rPr>
+          <w:lang w:val="zh_TW" w:bidi="zh_TW"/>
+        </w:rPr>
+        <w:t>天使是完全屬靈的存在，因此他們不受人類限制所限。他們不會死（</w:t>
+      </w:r>
+      <w:hyperlink r:id="rId147">
+        <w:r>
+          <w:rPr>
+            <w:lang w:val="zh_TW" w:bidi="zh_TW"/>
+          </w:rPr>
+          <w:rPr>
+            <w:color w:val="0000EE"/>
+            <w:u w:val="single"/>
+          </w:rPr>
+          <w:t>路20:36</w:t>
+        </w:r>
+      </w:hyperlink>
+      <w:r>
+        <w:rPr>
+          <w:lang w:val="zh_TW" w:bidi="zh_TW"/>
+        </w:rPr>
+        <w:t>），又不嫁不娶，因此可視為沒有性別（</w:t>
+      </w:r>
+      <w:hyperlink r:id="rId148">
+        <w:r>
+          <w:rPr>
+            <w:lang w:val="zh_TW" w:bidi="zh_TW"/>
+          </w:rPr>
+          <w:rPr>
+            <w:color w:val="0000EE"/>
+            <w:u w:val="single"/>
+          </w:rPr>
+          <w:t>太22:30</w:t>
+        </w:r>
+      </w:hyperlink>
+      <w:r>
+        <w:rPr>
+          <w:lang w:val="zh_TW" w:bidi="zh_TW"/>
+        </w:rPr>
+        <w:t>）。天使向人顯現，若以人的形象出現，人們都把他看作男人，而不是女人或孩子。天使可以用人的語言說話，也能以其它方式影響人的生命，而這能力正是他們在聖經中的基本角色。</w:t>
+      </w:r>
+    </w:p>
+    <w:p>
+      <w:pPr/>
+      <w:r>
+        <w:rPr>
+          <w:lang w:val="zh_TW" w:bidi="zh_TW"/>
+        </w:rPr>
+      </w:r>
+      <w:r>
+        <w:rPr>
+          <w:lang w:val="zh_TW" w:bidi="zh_TW"/>
+        </w:rPr>
+        <w:t>天使的能力與令人敬畏的外貌，有時令人感到害怕，甚至想敬拜他們（</w:t>
+      </w:r>
+      <w:hyperlink r:id="rId149">
+        <w:r>
+          <w:rPr>
+            <w:lang w:val="zh_TW" w:bidi="zh_TW"/>
+          </w:rPr>
+          <w:rPr>
+            <w:color w:val="0000EE"/>
+            <w:u w:val="single"/>
+          </w:rPr>
+          <w:t>太28:2–4</w:t>
+        </w:r>
+      </w:hyperlink>
+      <w:r>
+        <w:rPr>
+          <w:lang w:val="zh_TW" w:bidi="zh_TW"/>
+        </w:rPr>
+        <w:t>）。新約聖經並不認可敬拜天使（</w:t>
+      </w:r>
+      <w:hyperlink r:id="rId150">
+        <w:r>
+          <w:rPr>
+            <w:lang w:val="zh_TW" w:bidi="zh_TW"/>
+          </w:rPr>
+          <w:rPr>
+            <w:color w:val="0000EE"/>
+            <w:u w:val="single"/>
+          </w:rPr>
+          <w:t>西2:18</w:t>
+        </w:r>
+      </w:hyperlink>
+      <w:r>
+        <w:rPr>
+          <w:lang w:val="zh_TW" w:bidi="zh_TW"/>
+        </w:rPr>
+        <w:t>；</w:t>
+      </w:r>
+      <w:hyperlink r:id="rId151">
+        <w:r>
+          <w:rPr>
+            <w:lang w:val="zh_TW" w:bidi="zh_TW"/>
+          </w:rPr>
+          <w:rPr>
+            <w:color w:val="0000EE"/>
+            <w:u w:val="single"/>
+          </w:rPr>
+          <w:t>啟22:8–9</w:t>
+        </w:r>
+      </w:hyperlink>
+      <w:r>
+        <w:rPr>
+          <w:lang w:val="zh_TW" w:bidi="zh_TW"/>
+        </w:rPr>
+        <w:t>）。雖然天使比人強壯並且更有智慧，但他們的能力與知識都受神的限制（</w:t>
+      </w:r>
+      <w:hyperlink r:id="rId152">
+        <w:r>
+          <w:rPr>
+            <w:lang w:val="zh_TW" w:bidi="zh_TW"/>
+          </w:rPr>
+          <w:rPr>
+            <w:color w:val="0000EE"/>
+            <w:u w:val="single"/>
+          </w:rPr>
+          <w:t>詩103:20</w:t>
+        </w:r>
+      </w:hyperlink>
+      <w:r>
+        <w:rPr>
+          <w:lang w:val="zh_TW" w:bidi="zh_TW"/>
+        </w:rPr>
+        <w:t>；</w:t>
+      </w:r>
+      <w:hyperlink r:id="rId153">
+        <w:r>
+          <w:rPr>
+            <w:lang w:val="zh_TW" w:bidi="zh_TW"/>
+          </w:rPr>
+          <w:rPr>
+            <w:color w:val="0000EE"/>
+            <w:u w:val="single"/>
+          </w:rPr>
+          <w:t>太24:36</w:t>
+        </w:r>
+      </w:hyperlink>
+      <w:r>
+        <w:rPr>
+          <w:lang w:val="zh_TW" w:bidi="zh_TW"/>
+        </w:rPr>
+        <w:t>；</w:t>
+      </w:r>
+      <w:hyperlink r:id="rId154">
+        <w:r>
+          <w:rPr>
+            <w:lang w:val="zh_TW" w:bidi="zh_TW"/>
+          </w:rPr>
+          <w:rPr>
+            <w:color w:val="0000EE"/>
+            <w:u w:val="single"/>
+          </w:rPr>
+          <w:t>彼前1:11–12</w:t>
+        </w:r>
+      </w:hyperlink>
+      <w:r>
+        <w:rPr>
+          <w:lang w:val="zh_TW" w:bidi="zh_TW"/>
+        </w:rPr>
+        <w:t>；</w:t>
+      </w:r>
+      <w:hyperlink r:id="rId155">
+        <w:r>
+          <w:rPr>
+            <w:lang w:val="zh_TW" w:bidi="zh_TW"/>
+          </w:rPr>
+          <w:rPr>
+            <w:color w:val="0000EE"/>
+            <w:u w:val="single"/>
+          </w:rPr>
+          <w:t>彼後2:11</w:t>
+        </w:r>
+      </w:hyperlink>
+      <w:r>
+        <w:rPr>
+          <w:lang w:val="zh_TW" w:bidi="zh_TW"/>
+        </w:rPr>
+        <w:t>）。</w:t>
+      </w:r>
+      <w:r>
+        <w:rPr>
+          <w:i/>
+          <w:lang w:val="zh_TW" w:bidi="zh_TW"/>
+        </w:rPr>
+        <w:t>見</w:t>
+      </w:r>
+      <w:r>
+        <w:rPr>
+          <w:lang w:val="zh_TW" w:bidi="zh_TW"/>
+        </w:rPr>
+        <w:t>基路伯，基路伯們</w:t>
+      </w:r>
+      <w:r>
+        <w:rPr>
+          <w:lang w:val="zh_TW" w:bidi="zh_TW"/>
+        </w:rPr>
+        <w:t>;；</w:t>
+      </w:r>
+      <w:r>
+        <w:rPr>
+          <w:lang w:val="zh_TW" w:bidi="zh_TW"/>
+        </w:rPr>
+        <w:t>撒拉弗， 撒拉弗們</w:t>
+      </w:r>
+      <w:r>
+        <w:rPr>
+          <w:lang w:val="zh_TW" w:bidi="zh_TW"/>
+        </w:rPr>
+        <w:t>；</w:t>
+      </w:r>
+      <w:r>
+        <w:rPr>
+          <w:lang w:val="zh_TW" w:bidi="zh_TW"/>
+        </w:rPr>
+        <w:t>鬼魔</w:t>
+      </w:r>
+      <w:r>
+        <w:rPr>
+          <w:lang w:val="zh_TW" w:bidi="zh_TW"/>
+        </w:rPr>
+        <w:t>；</w:t>
+      </w:r>
+      <w:r>
+        <w:rPr>
+          <w:lang w:val="zh_TW" w:bidi="zh_TW"/>
+        </w:rPr>
+        <w:t>鬼附</w:t>
+      </w:r>
+      <w:r>
+        <w:rPr>
+          <w:lang w:val="zh_TW" w:bidi="zh_TW"/>
+        </w:rPr>
+        <w:t>；</w:t>
+      </w:r>
+      <w:r>
+        <w:rPr>
+          <w:lang w:val="zh_TW" w:bidi="zh_TW"/>
+        </w:rPr>
+        <w:t>撒但</w:t>
+      </w:r>
+      <w:r>
+        <w:rPr>
+          <w:lang w:val="zh_TW" w:bidi="zh_TW"/>
+        </w:rPr>
+        <w:t>。</w:t>
+      </w:r>
+      <w:r>
+        <w:rPr>
+          <w:lang w:val="zh_TW" w:bidi="zh_TW"/>
+        </w:rPr>
+      </w:r>
+      <w:r>
+        <w:rPr>
+          <w:lang w:val="zh_TW" w:bidi="zh_TW"/>
+        </w:rPr>
+      </w:r>
+    </w:p>
+    <w:p>
+      <w:pPr/>
+      <w:r>
+        <w:rPr>
+          <w:lang w:val="zh_TW" w:bidi="zh_TW"/>
+        </w:rPr>
+      </w:r>
+    </w:p>
+    <w:p>
+      <w:pPr>
+        <w:pStyle w:val="Heading2"/>
+      </w:pPr>
+      <w:r>
+        <w:rPr>
+          <w:lang w:val="zh_TW" w:bidi="zh_TW"/>
+        </w:rPr>
+        <w:t>天使報喜</w:t>
+      </w:r>
+      <w:r>
+        <w:rPr>
+          <w:lang w:val="zh_TW" w:bidi="zh_TW"/>
+        </w:rPr>
+      </w:r>
+    </w:p>
+    <w:p>
+      <w:pPr/>
+      <w:r>
+        <w:rPr>
+          <w:lang w:val="zh_TW" w:bidi="zh_TW"/>
+        </w:rPr>
+      </w:r>
+      <w:r>
+        <w:rPr>
+          <w:lang w:val="zh_TW" w:bidi="zh_TW"/>
+        </w:rPr>
+        <w:t>天使報喜一詞是指基督教信仰中的一項重大事件：天使加百列奉差遣來到一位名叫馬利亞的年輕女子面前，向她宣告她將因神的聖靈感孕生子。加百列告訴馬利亞，這孩子將以奇妙的方式降生（</w:t>
+      </w:r>
+      <w:hyperlink r:id="rId156">
+        <w:r>
+          <w:rPr>
+            <w:lang w:val="zh_TW" w:bidi="zh_TW"/>
+          </w:rPr>
+          <w:rPr>
+            <w:color w:val="0000EE"/>
+            <w:u w:val="single"/>
+          </w:rPr>
+          <w:t>路1:26</w:t>
+        </w:r>
+      </w:hyperlink>
+      <w:hyperlink r:id="rId156">
+        <w:r>
+          <w:rPr>
+            <w:lang w:val="zh_TW" w:bidi="zh_TW"/>
+          </w:rPr>
+          <w:rPr>
+            <w:color w:val="0000EE"/>
+            <w:u w:val="single"/>
+          </w:rPr>
+          <w:t>-</w:t>
+        </w:r>
+      </w:hyperlink>
+      <w:r>
+        <w:rPr>
+          <w:lang w:val="zh_TW" w:bidi="zh_TW"/>
+        </w:rPr>
+        <w:t>38）。</w:t>
+      </w:r>
+    </w:p>
+    <w:p>
+      <w:pPr>
+        <w:pStyle w:val="Heading3"/>
+      </w:pPr>
+      <w:r>
+        <w:rPr>
+          <w:lang w:val="zh_TW" w:bidi="zh_TW"/>
+        </w:rPr>
+        <w:t>天使向馬利亞</w:t>
+      </w:r>
+      <w:r>
+        <w:rPr>
+          <w:b/>
+          <w:lang w:val="zh_TW" w:bidi="zh_TW"/>
+        </w:rPr>
+        <w:t>傳達的信息</w:t>
+      </w:r>
+    </w:p>
+    <w:p>
+      <w:pPr/>
+      <w:r>
+        <w:rPr>
+          <w:lang w:val="zh_TW" w:bidi="zh_TW"/>
+        </w:rPr>
+      </w:r>
+      <w:r>
+        <w:rPr>
+          <w:lang w:val="zh_TW" w:bidi="zh_TW"/>
+        </w:rPr>
+        <w:t>馬利亞因未婚而懷孕，將面臨許多困難。然而，天使加百列向她問安，並以特別的話語稱她為「蒙大恩的」或「極蒙祝福的」（</w:t>
+      </w:r>
+      <w:hyperlink r:id="rId157">
+        <w:r>
+          <w:rPr>
+            <w:lang w:val="zh_TW" w:bidi="zh_TW"/>
+          </w:rPr>
+          <w:rPr>
+            <w:color w:val="0000EE"/>
+            <w:u w:val="single"/>
+          </w:rPr>
+          <w:t>路1:28</w:t>
+        </w:r>
+      </w:hyperlink>
+      <w:r>
+        <w:rPr>
+          <w:lang w:val="zh_TW" w:bidi="zh_TW"/>
+        </w:rPr>
+        <w:t>）。正如聖經中所有遇見天使的人一樣，馬利亞見到加百列時感到害怕，心中思量：「這樣的問安是什麼意思呢？」（</w:t>
+      </w:r>
+      <w:hyperlink r:id="rId157">
+        <w:r>
+          <w:rPr>
+            <w:lang w:val="zh_TW" w:bidi="zh_TW"/>
+          </w:rPr>
+          <w:rPr>
+            <w:color w:val="0000EE"/>
+            <w:u w:val="single"/>
+          </w:rPr>
+          <w:t>路1:29</w:t>
+        </w:r>
+      </w:hyperlink>
+      <w:r>
+        <w:rPr>
+          <w:lang w:val="zh_TW" w:bidi="zh_TW"/>
+        </w:rPr>
+        <w:t>）。加百列安慰她，並告訴她，神已揀選她懷孕生子，並將孩子取名為耶穌。</w:t>
+      </w:r>
+    </w:p>
+    <w:p>
+      <w:pPr/>
+      <w:r>
+        <w:rPr>
+          <w:lang w:val="zh_TW" w:bidi="zh_TW"/>
+        </w:rPr>
+      </w:r>
+      <w:r>
+        <w:rPr>
+          <w:lang w:val="zh_TW" w:bidi="zh_TW"/>
+        </w:rPr>
+        <w:t>「耶穌」是希伯來名「約書亞」的希臘文形式，意為「耶和華是拯救」。馬太記載，天使向約瑟顯現，宣告馬利亞已因聖靈感孕懷了孩子。這位孩子將被稱為耶穌，「因他要將自己的百姓從罪惡中拯救出來」（</w:t>
+      </w:r>
+      <w:hyperlink r:id="rId158">
+        <w:r>
+          <w:rPr>
+            <w:lang w:val="zh_TW" w:bidi="zh_TW"/>
+          </w:rPr>
+          <w:rPr>
+            <w:color w:val="0000EE"/>
+            <w:u w:val="single"/>
+          </w:rPr>
+          <w:t>太1:18</w:t>
+        </w:r>
+      </w:hyperlink>
+      <w:hyperlink r:id="rId158">
+        <w:r>
+          <w:rPr>
+            <w:lang w:val="zh_TW" w:bidi="zh_TW"/>
+          </w:rPr>
+          <w:rPr>
+            <w:color w:val="0000EE"/>
+            <w:u w:val="single"/>
+          </w:rPr>
+          <w:t>-</w:t>
+        </w:r>
+      </w:hyperlink>
+      <w:r>
+        <w:rPr>
+          <w:lang w:val="zh_TW" w:bidi="zh_TW"/>
+        </w:rPr>
+        <w:t>21）。</w:t>
+      </w:r>
+    </w:p>
+    <w:p>
+      <w:pPr>
+        <w:pStyle w:val="Heading3"/>
+      </w:pPr>
+      <w:r>
+        <w:rPr>
+          <w:lang w:val="zh_TW" w:bidi="zh_TW"/>
+        </w:rPr>
+        <w:t>神關於耶穌的應許</w:t>
+      </w:r>
+    </w:p>
+    <w:p>
+      <w:pPr/>
+      <w:r>
+        <w:rPr>
+          <w:lang w:val="zh_TW" w:bidi="zh_TW"/>
+        </w:rPr>
+      </w:r>
+      <w:r>
+        <w:rPr>
+          <w:lang w:val="zh_TW" w:bidi="zh_TW"/>
+        </w:rPr>
+        <w:t>天使加百列引用了舊約聖經中的意象，預言馬利亞將要生的孩子（</w:t>
+      </w:r>
+      <w:hyperlink r:id="rId159">
+        <w:r>
+          <w:rPr>
+            <w:lang w:val="zh_TW" w:bidi="zh_TW"/>
+          </w:rPr>
+          <w:rPr>
+            <w:color w:val="0000EE"/>
+            <w:u w:val="single"/>
+          </w:rPr>
+          <w:t>路1:32</w:t>
+        </w:r>
+      </w:hyperlink>
+      <w:hyperlink r:id="rId156">
+        <w:r>
+          <w:rPr>
+            <w:lang w:val="zh_TW" w:bidi="zh_TW"/>
+          </w:rPr>
+          <w:rPr>
+            <w:color w:val="0000EE"/>
+            <w:u w:val="single"/>
+          </w:rPr>
+          <w:t>-</w:t>
+        </w:r>
+      </w:hyperlink>
+      <w:hyperlink r:id="rId159">
+        <w:r>
+          <w:rPr>
+            <w:lang w:val="zh_TW" w:bidi="zh_TW"/>
+          </w:rPr>
+          <w:rPr>
+            <w:color w:val="0000EE"/>
+            <w:u w:val="single"/>
+          </w:rPr>
+          <w:t>33</w:t>
+        </w:r>
+      </w:hyperlink>
+      <w:r>
+        <w:rPr>
+          <w:lang w:val="zh_TW" w:bidi="zh_TW"/>
+        </w:rPr>
+        <w:t>）。正如施洗約翰一樣，耶穌也將被稱為大；然而，耶穌的偉大卻具有截然不同的本質。施洗約翰是「在神面前為大」（</w:t>
+      </w:r>
+      <w:hyperlink r:id="rId160">
+        <w:r>
+          <w:rPr>
+            <w:lang w:val="zh_TW" w:bidi="zh_TW"/>
+          </w:rPr>
+          <w:rPr>
+            <w:color w:val="0000EE"/>
+            <w:u w:val="single"/>
+          </w:rPr>
+          <w:t>路1:15</w:t>
+        </w:r>
+      </w:hyperlink>
+      <w:r>
+        <w:rPr>
+          <w:lang w:val="zh_TW" w:bidi="zh_TW"/>
+        </w:rPr>
+        <w:t>），但耶穌卻要被稱為「至高者的兒子」（</w:t>
+      </w:r>
+      <w:hyperlink r:id="rId161">
+        <w:r>
+          <w:rPr>
+            <w:lang w:val="zh_TW" w:bidi="zh_TW"/>
+          </w:rPr>
+          <w:rPr>
+            <w:color w:val="0000EE"/>
+            <w:u w:val="single"/>
+          </w:rPr>
+          <w:t>路1:32</w:t>
+        </w:r>
+      </w:hyperlink>
+      <w:r>
+        <w:rPr>
+          <w:lang w:val="zh_TW" w:bidi="zh_TW"/>
+        </w:rPr>
+        <w:t>）。</w:t>
+      </w:r>
+    </w:p>
+    <w:p>
+      <w:pPr/>
+      <w:r>
+        <w:rPr>
+          <w:lang w:val="zh_TW" w:bidi="zh_TW"/>
+        </w:rPr>
+      </w:r>
+      <w:r>
+        <w:rPr>
+          <w:lang w:val="zh_TW" w:bidi="zh_TW"/>
+        </w:rPr>
+        <w:t>耶穌要承受祂祖大衛的寶座（</w:t>
+      </w:r>
+      <w:hyperlink r:id="rId161">
+        <w:r>
+          <w:rPr>
+            <w:lang w:val="zh_TW" w:bidi="zh_TW"/>
+          </w:rPr>
+          <w:rPr>
+            <w:color w:val="0000EE"/>
+            <w:u w:val="single"/>
+          </w:rPr>
+          <w:t>路1:32</w:t>
+        </w:r>
+      </w:hyperlink>
+      <w:r>
+        <w:rPr>
+          <w:lang w:val="zh_TW" w:bidi="zh_TW"/>
+        </w:rPr>
+        <w:t>），並得著舊約聖經中所應許、屬於大衛後裔之彌賽亞君王的權柄。彌賽亞，意即「受膏者」，是一位具有君王與祭司性質的人物。不同於大衛的是，耶穌將永遠掌權（</w:t>
+      </w:r>
+      <w:hyperlink r:id="rId162">
+        <w:r>
+          <w:rPr>
+            <w:lang w:val="zh_TW" w:bidi="zh_TW"/>
+          </w:rPr>
+          <w:rPr>
+            <w:color w:val="0000EE"/>
+            <w:u w:val="single"/>
+          </w:rPr>
+          <w:t>撒下7:12</w:t>
+        </w:r>
+      </w:hyperlink>
+      <w:hyperlink r:id="rId156">
+        <w:r>
+          <w:rPr>
+            <w:lang w:val="zh_TW" w:bidi="zh_TW"/>
+          </w:rPr>
+          <w:rPr>
+            <w:color w:val="0000EE"/>
+            <w:u w:val="single"/>
+          </w:rPr>
+          <w:t>-</w:t>
+        </w:r>
+      </w:hyperlink>
+      <w:hyperlink r:id="rId162">
+        <w:r>
+          <w:rPr>
+            <w:lang w:val="zh_TW" w:bidi="zh_TW"/>
+          </w:rPr>
+          <w:rPr>
+            <w:color w:val="0000EE"/>
+            <w:u w:val="single"/>
+          </w:rPr>
+          <w:t>16</w:t>
+        </w:r>
+      </w:hyperlink>
+      <w:r>
+        <w:rPr>
+          <w:lang w:val="zh_TW" w:bidi="zh_TW"/>
+        </w:rPr>
+        <w:t>；</w:t>
+      </w:r>
+      <w:hyperlink r:id="rId163">
+        <w:r>
+          <w:rPr>
+            <w:lang w:val="zh_TW" w:bidi="zh_TW"/>
+          </w:rPr>
+          <w:rPr>
+            <w:color w:val="0000EE"/>
+            <w:u w:val="single"/>
+          </w:rPr>
+          <w:t>詩2:7</w:t>
         </w:r>
       </w:hyperlink>
       <w:r>
@@ -478,16 +5883,598 @@
         </w:rPr>
         <w:t>，</w:t>
       </w:r>
-      <w:hyperlink r:id="rId21">
-        <w:r>
-          <w:rPr>
-            <w:lang w:val="zh_TW" w:bidi="zh_TW"/>
-          </w:rPr>
-          <w:rPr>
-            <w:color w:val="0000EE"/>
-            <w:u w:val="single"/>
-          </w:rPr>
-          <w:t>十三章14至18節</w:t>
+      <w:hyperlink r:id="rId164">
+        <w:r>
+          <w:rPr>
+            <w:lang w:val="zh_TW" w:bidi="zh_TW"/>
+          </w:rPr>
+          <w:rPr>
+            <w:color w:val="0000EE"/>
+            <w:u w:val="single"/>
+          </w:rPr>
+          <w:t>89:26</w:t>
+        </w:r>
+      </w:hyperlink>
+      <w:hyperlink r:id="rId156">
+        <w:r>
+          <w:rPr>
+            <w:lang w:val="zh_TW" w:bidi="zh_TW"/>
+          </w:rPr>
+          <w:rPr>
+            <w:color w:val="0000EE"/>
+            <w:u w:val="single"/>
+          </w:rPr>
+          <w:t>-</w:t>
+        </w:r>
+      </w:hyperlink>
+      <w:hyperlink r:id="rId164">
+        <w:r>
+          <w:rPr>
+            <w:lang w:val="zh_TW" w:bidi="zh_TW"/>
+          </w:rPr>
+          <w:rPr>
+            <w:color w:val="0000EE"/>
+            <w:u w:val="single"/>
+          </w:rPr>
+          <w:t>29</w:t>
+        </w:r>
+      </w:hyperlink>
+      <w:r>
+        <w:rPr>
+          <w:lang w:val="zh_TW" w:bidi="zh_TW"/>
+        </w:rPr>
+        <w:t>）。</w:t>
+      </w:r>
+    </w:p>
+    <w:p>
+      <w:pPr/>
+      <w:r>
+        <w:rPr>
+          <w:lang w:val="zh_TW" w:bidi="zh_TW"/>
+        </w:rPr>
+      </w:r>
+      <w:r>
+        <w:rPr>
+          <w:lang w:val="zh_TW" w:bidi="zh_TW"/>
+        </w:rPr>
+        <w:t>馬利亞在</w:t>
+      </w:r>
+      <w:hyperlink r:id="rId165">
+        <w:r>
+          <w:rPr>
+            <w:lang w:val="zh_TW" w:bidi="zh_TW"/>
+          </w:rPr>
+          <w:rPr>
+            <w:color w:val="0000EE"/>
+            <w:u w:val="single"/>
+          </w:rPr>
+          <w:t>路加福音一章34節</w:t>
+        </w:r>
+      </w:hyperlink>
+      <w:r>
+        <w:rPr>
+          <w:lang w:val="zh_TW" w:bidi="zh_TW"/>
+        </w:rPr>
+        <w:t xml:space="preserve"> 所提出的問題：「我沒有出嫁，怎麼有這事呢？」並非出於懷疑，而是對事情將如何成就的好奇。加百列向她解釋說，「至高者的能力」——也就是聖靈——將要「蔭庇」她。這孩子的誕生是藉著神的大能受孕，前所未有。</w:t>
+      </w:r>
+    </w:p>
+    <w:p>
+      <w:pPr/>
+      <w:r>
+        <w:rPr>
+          <w:lang w:val="zh_TW" w:bidi="zh_TW"/>
+        </w:rPr>
+      </w:r>
+      <w:r>
+        <w:rPr>
+          <w:lang w:val="zh_TW" w:bidi="zh_TW"/>
+        </w:rPr>
+        <w:t>加百列又安慰馬利亞說：「因為，出於神的話，沒有一句不帶能力的。」這句話呼應了神昔日向撒拉宣告以撒出生時所說的應許（</w:t>
+      </w:r>
+      <w:hyperlink r:id="rId166">
+        <w:r>
+          <w:rPr>
+            <w:lang w:val="zh_TW" w:bidi="zh_TW"/>
+          </w:rPr>
+          <w:rPr>
+            <w:color w:val="0000EE"/>
+            <w:u w:val="single"/>
+          </w:rPr>
+          <w:t>創18:10</w:t>
+        </w:r>
+      </w:hyperlink>
+      <w:hyperlink r:id="rId166">
+        <w:r>
+          <w:rPr>
+            <w:lang w:val="zh_TW" w:bidi="zh_TW"/>
+          </w:rPr>
+          <w:rPr>
+            <w:color w:val="0000EE"/>
+            <w:u w:val="single"/>
+          </w:rPr>
+          <w:t>-</w:t>
+        </w:r>
+      </w:hyperlink>
+      <w:r>
+        <w:rPr>
+          <w:lang w:val="zh_TW" w:bidi="zh_TW"/>
+        </w:rPr>
+        <w:t>14）。正因耶穌是由聖靈感孕而生，祂將被稱為「聖者」，並被人認出為「神的兒子」（</w:t>
+      </w:r>
+      <w:hyperlink r:id="rId167">
+        <w:r>
+          <w:rPr>
+            <w:lang w:val="zh_TW" w:bidi="zh_TW"/>
+          </w:rPr>
+          <w:rPr>
+            <w:color w:val="0000EE"/>
+            <w:u w:val="single"/>
+          </w:rPr>
+          <w:t>路1:35</w:t>
+        </w:r>
+      </w:hyperlink>
+      <w:r>
+        <w:rPr>
+          <w:lang w:val="zh_TW" w:bidi="zh_TW"/>
+        </w:rPr>
+        <w:t>）。</w:t>
+      </w:r>
+    </w:p>
+    <w:p>
+      <w:pPr>
+        <w:pStyle w:val="Heading3"/>
+      </w:pPr>
+      <w:r>
+        <w:rPr>
+          <w:lang w:val="zh_TW" w:bidi="zh_TW"/>
+        </w:rPr>
+        <w:t>馬利亞的回應與傳承</w:t>
+      </w:r>
+    </w:p>
+    <w:p>
+      <w:pPr/>
+      <w:r>
+        <w:rPr>
+          <w:lang w:val="zh_TW" w:bidi="zh_TW"/>
+        </w:rPr>
+      </w:r>
+      <w:r>
+        <w:rPr>
+          <w:lang w:val="zh_TW" w:bidi="zh_TW"/>
+        </w:rPr>
+        <w:t>馬利亞回應天使加百列時所展現的，是極大的勇氣。她說：「我是主的使女」以及「情願照你的話成就在我身上」（</w:t>
+      </w:r>
+      <w:hyperlink r:id="rId168">
+        <w:r>
+          <w:rPr>
+            <w:lang w:val="zh_TW" w:bidi="zh_TW"/>
+          </w:rPr>
+          <w:rPr>
+            <w:color w:val="0000EE"/>
+            <w:u w:val="single"/>
+          </w:rPr>
+          <w:t>路1:38</w:t>
+        </w:r>
+      </w:hyperlink>
+      <w:r>
+        <w:rPr>
+          <w:lang w:val="zh_TW" w:bidi="zh_TW"/>
+        </w:rPr>
+        <w:t>）。作為一名使女，馬利亞理當順服主人的旨意。然而，作為一位尚未出嫁卻懷孕的女子，她必須面對蒙羞的可能（</w:t>
+      </w:r>
+      <w:hyperlink r:id="rId169">
+        <w:r>
+          <w:rPr>
+            <w:lang w:val="zh_TW" w:bidi="zh_TW"/>
+          </w:rPr>
+          <w:rPr>
+            <w:color w:val="0000EE"/>
+            <w:u w:val="single"/>
+          </w:rPr>
+          <w:t>太1:19</w:t>
+        </w:r>
+      </w:hyperlink>
+      <w:r>
+        <w:rPr>
+          <w:lang w:val="zh_TW" w:bidi="zh_TW"/>
+        </w:rPr>
+        <w:t>），甚至可能承擔死刑的危險（</w:t>
+      </w:r>
+      <w:hyperlink r:id="rId170">
+        <w:r>
+          <w:rPr>
+            <w:lang w:val="zh_TW" w:bidi="zh_TW"/>
+          </w:rPr>
+          <w:rPr>
+            <w:color w:val="0000EE"/>
+            <w:u w:val="single"/>
+          </w:rPr>
+          <w:t>申22:20</w:t>
+        </w:r>
+      </w:hyperlink>
+      <w:hyperlink r:id="rId170">
+        <w:r>
+          <w:rPr>
+            <w:lang w:val="zh_TW" w:bidi="zh_TW"/>
+          </w:rPr>
+          <w:rPr>
+            <w:color w:val="0000EE"/>
+            <w:u w:val="single"/>
+          </w:rPr>
+          <w:t>-</w:t>
+        </w:r>
+      </w:hyperlink>
+      <w:r>
+        <w:rPr>
+          <w:lang w:val="zh_TW" w:bidi="zh_TW"/>
+        </w:rPr>
+        <w:t>24；</w:t>
+      </w:r>
+      <w:hyperlink r:id="rId171">
+        <w:r>
+          <w:rPr>
+            <w:lang w:val="zh_TW" w:bidi="zh_TW"/>
+          </w:rPr>
+          <w:rPr>
+            <w:color w:val="0000EE"/>
+            <w:u w:val="single"/>
+          </w:rPr>
+          <w:t>約8:3</w:t>
+        </w:r>
+      </w:hyperlink>
+      <w:hyperlink r:id="rId171">
+        <w:r>
+          <w:rPr>
+            <w:lang w:val="zh_TW" w:bidi="zh_TW"/>
+          </w:rPr>
+          <w:rPr>
+            <w:color w:val="0000EE"/>
+            <w:u w:val="single"/>
+          </w:rPr>
+          <w:t>-</w:t>
+        </w:r>
+      </w:hyperlink>
+      <w:r>
+        <w:rPr>
+          <w:lang w:val="zh_TW" w:bidi="zh_TW"/>
+        </w:rPr>
+        <w:t>5）。即便如此，馬利亞深知，因著神要在她身上成就的偉大之事：「從今以後，萬代要稱我有福」（</w:t>
+      </w:r>
+      <w:hyperlink r:id="rId172">
+        <w:r>
+          <w:rPr>
+            <w:lang w:val="zh_TW" w:bidi="zh_TW"/>
+          </w:rPr>
+          <w:rPr>
+            <w:color w:val="0000EE"/>
+            <w:u w:val="single"/>
+          </w:rPr>
+          <w:t>路1:48</w:t>
+        </w:r>
+      </w:hyperlink>
+      <w:r>
+        <w:rPr>
+          <w:lang w:val="zh_TW" w:bidi="zh_TW"/>
+        </w:rPr>
+        <w:t>）。</w:t>
+      </w:r>
+    </w:p>
+    <w:p>
+      <w:pPr/>
+      <w:r>
+        <w:rPr>
+          <w:lang w:val="zh_TW" w:bidi="zh_TW"/>
+        </w:rPr>
+      </w:r>
+      <w:r>
+        <w:rPr>
+          <w:lang w:val="zh_TW" w:bidi="zh_TW"/>
+        </w:rPr>
+        <w:t>由於12月25日被視為基督降生的傳統日期，遵循教會年曆的教會，會在其前九個月，也就是3月25日，慶祝「報喜節」（又稱「道成肉身節」，以紀念天使向馬利亞宣告救主降生的時刻。</w:t>
+      </w:r>
+    </w:p>
+    <w:p>
+      <w:pPr/>
+      <w:r>
+        <w:rPr>
+          <w:lang w:val="zh_TW" w:bidi="zh_TW"/>
+        </w:rPr>
+      </w:r>
+      <w:r>
+        <w:rPr>
+          <w:i/>
+          <w:lang w:val="zh_TW" w:bidi="zh_TW"/>
+        </w:rPr>
+        <w:t>另見</w:t>
+      </w:r>
+      <w:r>
+        <w:rPr>
+          <w:lang w:val="zh_TW" w:bidi="zh_TW"/>
+        </w:rPr>
+        <w:t xml:space="preserve"> </w:t>
+      </w:r>
+      <w:r>
+        <w:rPr>
+          <w:lang w:val="zh_TW" w:bidi="zh_TW"/>
+        </w:rPr>
+        <w:t>耶穌由童貞女所生</w:t>
+      </w:r>
+      <w:r>
+        <w:rPr>
+          <w:lang w:val="zh_TW" w:bidi="zh_TW"/>
+        </w:rPr>
+        <w:t>。</w:t>
+      </w:r>
+      <w:r>
+        <w:rPr>
+          <w:lang w:val="zh_TW" w:bidi="zh_TW"/>
+        </w:rPr>
+      </w:r>
+      <w:r>
+        <w:rPr>
+          <w:lang w:val="zh_TW" w:bidi="zh_TW"/>
+        </w:rPr>
+      </w:r>
+    </w:p>
+    <w:p>
+      <w:pPr/>
+      <w:r>
+        <w:rPr>
+          <w:lang w:val="zh_TW" w:bidi="zh_TW"/>
+        </w:rPr>
+      </w:r>
+    </w:p>
+    <w:p>
+      <w:pPr>
+        <w:pStyle w:val="Heading2"/>
+      </w:pPr>
+      <w:r>
+        <w:rPr>
+          <w:lang w:val="zh_TW" w:bidi="zh_TW"/>
+        </w:rPr>
+        <w:t>天文學</w:t>
+      </w:r>
+      <w:r>
+        <w:rPr>
+          <w:lang w:val="zh_TW" w:bidi="zh_TW"/>
+        </w:rPr>
+      </w:r>
+    </w:p>
+    <w:p>
+      <w:pPr/>
+      <w:r>
+        <w:rPr>
+          <w:lang w:val="zh_TW" w:bidi="zh_TW"/>
+        </w:rPr>
+      </w:r>
+      <w:r>
+        <w:rPr>
+          <w:lang w:val="zh_TW" w:bidi="zh_TW"/>
+        </w:rPr>
+        <w:t>天文學（astronomy）是研究地球大氣層以外事物的學科，專注於天體在太空中的位置、運行以及特徵。「天文學」一詞來源自希臘文，意為「星辰的法則」。</w:t>
+      </w:r>
+    </w:p>
+    <w:p>
+      <w:pPr/>
+      <w:r>
+        <w:rPr>
+          <w:lang w:val="zh_TW" w:bidi="zh_TW"/>
+        </w:rPr>
+      </w:r>
+      <w:r>
+        <w:rPr>
+          <w:lang w:val="zh_TW" w:bidi="zh_TW"/>
+        </w:rPr>
+        <w:t>天文學並非現代科學的產物。自古以來，人類就對天空充滿好奇。早期文明夜觀天象，用於預知未來，即占星術（astrology），以及輔助航海導航。</w:t>
+      </w:r>
+    </w:p>
+    <w:p>
+      <w:pPr/>
+      <w:r>
+        <w:rPr>
+          <w:lang w:val="zh_TW" w:bidi="zh_TW"/>
+        </w:rPr>
+      </w:r>
+      <w:r>
+        <w:rPr>
+          <w:lang w:val="zh_TW" w:bidi="zh_TW"/>
+        </w:rPr>
+        <w:t>聖經對天文學也有一些有趣的記載。根據</w:t>
+      </w:r>
+      <w:hyperlink r:id="rId173">
+        <w:r>
+          <w:rPr>
+            <w:lang w:val="zh_TW" w:bidi="zh_TW"/>
+          </w:rPr>
+          <w:rPr>
+            <w:color w:val="0000EE"/>
+            <w:u w:val="single"/>
+          </w:rPr>
+          <w:t>創世記一章14至19節</w:t>
+        </w:r>
+      </w:hyperlink>
+      <w:r>
+        <w:rPr>
+          <w:lang w:val="zh_TW" w:bidi="zh_TW"/>
+        </w:rPr>
+        <w:t>，神創造了日月星辰以：</w:t>
+      </w:r>
+    </w:p>
+    <w:p>
+      <w:pPr>
+        <w:pStyle w:val="ListNumber"/>
+        <w:numPr>
+          <w:ilvl w:val="0"/>
+          <w:numId w:val="19"/>
+        </w:numPr>
+        <w:spacing w:line="240" w:lineRule="auto"/>
+        <w:ind w:left="720"/>
+      </w:pPr>
+      <w:r>
+        <w:rPr>
+          <w:lang w:val="zh_TW" w:bidi="zh_TW"/>
+        </w:rPr>
+      </w:r>
+      <w:r>
+        <w:rPr>
+          <w:lang w:val="zh_TW" w:bidi="zh_TW"/>
+        </w:rPr>
+        <w:t>照亮大地；</w:t>
+      </w:r>
+    </w:p>
+    <w:p>
+      <w:pPr>
+        <w:pStyle w:val="ListNumber"/>
+        <w:spacing w:line="240" w:lineRule="auto"/>
+        <w:ind w:left="720"/>
+      </w:pPr>
+      <w:r>
+        <w:rPr>
+          <w:lang w:val="zh_TW" w:bidi="zh_TW"/>
+        </w:rPr>
+      </w:r>
+      <w:r>
+        <w:rPr>
+          <w:lang w:val="zh_TW" w:bidi="zh_TW"/>
+        </w:rPr>
+        <w:t>訂立節令與節期；</w:t>
+      </w:r>
+    </w:p>
+    <w:p>
+      <w:pPr>
+        <w:pStyle w:val="ListNumber"/>
+        <w:spacing w:line="240" w:lineRule="auto"/>
+        <w:ind w:left="720"/>
+      </w:pPr>
+      <w:r>
+        <w:rPr>
+          <w:lang w:val="zh_TW" w:bidi="zh_TW"/>
+        </w:rPr>
+      </w:r>
+      <w:r>
+        <w:rPr>
+          <w:lang w:val="zh_TW" w:bidi="zh_TW"/>
+        </w:rPr>
+        <w:t>作為「記號」，助人辨識方向。</w:t>
+      </w:r>
+    </w:p>
+    <w:p>
+      <w:pPr/>
+      <w:r>
+        <w:rPr>
+          <w:lang w:val="zh_TW" w:bidi="zh_TW"/>
+        </w:rPr>
+      </w:r>
+      <w:r>
+        <w:rPr>
+          <w:lang w:val="zh_TW" w:bidi="zh_TW"/>
+        </w:rPr>
+        <w:t>「節令」一詞可能是指宗教節期或一年的季節。與巴比倫曆法類似，希伯來曆法是以陰曆為基礎。陰曆利用月亮環繞地球的週期來訂立宗教節期。恆星和行星作為記號的功能，則似乎有關它們如何勾勒天空的輪廓，使人在地上能辨識方向、航行與定位。</w:t>
+      </w:r>
+    </w:p>
+    <w:p>
+      <w:pPr/>
+      <w:r>
+        <w:rPr>
+          <w:lang w:val="zh_TW" w:bidi="zh_TW"/>
+        </w:rPr>
+      </w:r>
+      <w:r>
+        <w:rPr>
+          <w:lang w:val="zh_TW" w:bidi="zh_TW"/>
+        </w:rPr>
+        <w:t>聖經沒有直接提到日蝕或月蝕，但有些經文描述日月變暗，可能是在談論日蝕或月蝕（</w:t>
+      </w:r>
+      <w:hyperlink r:id="rId174">
+        <w:r>
+          <w:rPr>
+            <w:lang w:val="zh_TW" w:bidi="zh_TW"/>
+          </w:rPr>
+          <w:rPr>
+            <w:color w:val="0000EE"/>
+            <w:u w:val="single"/>
+          </w:rPr>
+          <w:t>珥2:31</w:t>
+        </w:r>
+      </w:hyperlink>
+      <w:r>
+        <w:rPr>
+          <w:lang w:val="zh_TW" w:bidi="zh_TW"/>
+        </w:rPr>
+        <w:t>；</w:t>
+      </w:r>
+      <w:hyperlink r:id="rId175">
+        <w:r>
+          <w:rPr>
+            <w:lang w:val="zh_TW" w:bidi="zh_TW"/>
+          </w:rPr>
+          <w:rPr>
+            <w:color w:val="0000EE"/>
+            <w:u w:val="single"/>
+          </w:rPr>
+          <w:t>摩8:9</w:t>
+        </w:r>
+      </w:hyperlink>
+      <w:r>
+        <w:rPr>
+          <w:lang w:val="zh_TW" w:bidi="zh_TW"/>
+        </w:rPr>
+        <w:t>；</w:t>
+      </w:r>
+      <w:hyperlink r:id="rId176">
+        <w:r>
+          <w:rPr>
+            <w:lang w:val="zh_TW" w:bidi="zh_TW"/>
+          </w:rPr>
+          <w:rPr>
+            <w:color w:val="0000EE"/>
+            <w:u w:val="single"/>
+          </w:rPr>
+          <w:t>太24:29</w:t>
+        </w:r>
+      </w:hyperlink>
+      <w:r>
+        <w:rPr>
+          <w:lang w:val="zh_TW" w:bidi="zh_TW"/>
+        </w:rPr>
+        <w:t>）。</w:t>
+      </w:r>
+    </w:p>
+    <w:p>
+      <w:pPr/>
+      <w:r>
+        <w:rPr>
+          <w:lang w:val="zh_TW" w:bidi="zh_TW"/>
+        </w:rPr>
+      </w:r>
+      <w:r>
+        <w:rPr>
+          <w:lang w:val="zh_TW" w:bidi="zh_TW"/>
+        </w:rPr>
+        <w:t>舊約也有提及一些星座。然而，實在難以具體對應希伯來文與現今的星座名稱。翻譯為「</w:t>
+      </w:r>
+      <w:r>
+        <w:rPr>
+          <w:lang w:val="zh_TW" w:bidi="zh_TW"/>
+        </w:rPr>
+        <w:t>昴星</w:t>
+      </w:r>
+      <w:r>
+        <w:rPr>
+          <w:lang w:val="zh_TW" w:bidi="zh_TW"/>
+        </w:rPr>
+        <w:t>」（一些英文譯本為Pleiades）一詞意指「一團」或「一堆」，很可能指的是金牛座中最明顯的星團（</w:t>
+      </w:r>
+      <w:hyperlink r:id="rId177">
+        <w:r>
+          <w:rPr>
+            <w:lang w:val="zh_TW" w:bidi="zh_TW"/>
+          </w:rPr>
+          <w:rPr>
+            <w:color w:val="0000EE"/>
+            <w:u w:val="single"/>
+          </w:rPr>
+          <w:t>伯9:9</w:t>
         </w:r>
       </w:hyperlink>
       <w:r>
@@ -496,16 +6483,76 @@
         </w:rPr>
         <w:t>，</w:t>
       </w:r>
-      <w:hyperlink r:id="rId22">
-        <w:r>
-          <w:rPr>
-            <w:lang w:val="zh_TW" w:bidi="zh_TW"/>
-          </w:rPr>
-          <w:rPr>
-            <w:color w:val="0000EE"/>
-            <w:u w:val="single"/>
-          </w:rPr>
-          <w:t>十五章7至21節</w:t>
+      <w:hyperlink r:id="rId178">
+        <w:r>
+          <w:rPr>
+            <w:lang w:val="zh_TW" w:bidi="zh_TW"/>
+          </w:rPr>
+          <w:rPr>
+            <w:color w:val="0000EE"/>
+            <w:u w:val="single"/>
+          </w:rPr>
+          <w:t>38:31</w:t>
+        </w:r>
+      </w:hyperlink>
+      <w:r>
+        <w:rPr>
+          <w:lang w:val="zh_TW" w:bidi="zh_TW"/>
+        </w:rPr>
+        <w:t>；</w:t>
+      </w:r>
+      <w:hyperlink r:id="rId179">
+        <w:r>
+          <w:rPr>
+            <w:lang w:val="zh_TW" w:bidi="zh_TW"/>
+          </w:rPr>
+          <w:rPr>
+            <w:color w:val="0000EE"/>
+            <w:u w:val="single"/>
+          </w:rPr>
+          <w:t>摩5:8</w:t>
+        </w:r>
+      </w:hyperlink>
+      <w:r>
+        <w:rPr>
+          <w:lang w:val="zh_TW" w:bidi="zh_TW"/>
+        </w:rPr>
+        <w:t>）。另一個希伯來文詞語可能與「愚頑人」相關，通常被理解為獵戶座（Orion；譯註：和合本譯為「參星」），但這詞與獵戶座的關聯原因不明。其他星座為「南方的</w:t>
+      </w:r>
+      <w:r>
+        <w:rPr>
+          <w:lang w:val="zh_TW" w:bidi="zh_TW"/>
+        </w:rPr>
+        <w:t>密宮</w:t>
+      </w:r>
+      <w:r>
+        <w:rPr>
+          <w:lang w:val="zh_TW" w:bidi="zh_TW"/>
+        </w:rPr>
+        <w:t>」和「大熊座（譯註：和合本譯為「</w:t>
+      </w:r>
+      <w:r>
+        <w:rPr>
+          <w:lang w:val="zh_TW" w:bidi="zh_TW"/>
+        </w:rPr>
+        <w:t>北斗</w:t>
+      </w:r>
+      <w:r>
+        <w:rPr>
+          <w:lang w:val="zh_TW" w:bidi="zh_TW"/>
+        </w:rPr>
+        <w:t>」）」（</w:t>
+      </w:r>
+      <w:hyperlink r:id="rId177">
+        <w:r>
+          <w:rPr>
+            <w:lang w:val="zh_TW" w:bidi="zh_TW"/>
+          </w:rPr>
+          <w:rPr>
+            <w:color w:val="0000EE"/>
+            <w:u w:val="single"/>
+          </w:rPr>
+          <w:t>伯9:9</w:t>
         </w:r>
       </w:hyperlink>
       <w:r>
@@ -514,34 +6561,78 @@
         </w:rPr>
         <w:t>，</w:t>
       </w:r>
-      <w:hyperlink r:id="rId23">
-        <w:r>
-          <w:rPr>
-            <w:lang w:val="zh_TW" w:bidi="zh_TW"/>
-          </w:rPr>
-          <w:rPr>
-            <w:color w:val="0000EE"/>
-            <w:u w:val="single"/>
-          </w:rPr>
-          <w:t>十七章7至8節</w:t>
-        </w:r>
-      </w:hyperlink>
-      <w:r>
-        <w:rPr>
-          <w:lang w:val="zh_TW" w:bidi="zh_TW"/>
-        </w:rPr>
-        <w:t>中進一步擴展。神告訴亞伯拉罕，他的後裔要以迦南地「永遠為業」（</w:t>
-      </w:r>
-      <w:hyperlink r:id="rId24">
-        <w:r>
-          <w:rPr>
-            <w:lang w:val="zh_TW" w:bidi="zh_TW"/>
-          </w:rPr>
-          <w:rPr>
-            <w:color w:val="0000EE"/>
-            <w:u w:val="single"/>
-          </w:rPr>
-          <w:t>17:8</w:t>
+      <w:hyperlink r:id="rId180">
+        <w:r>
+          <w:rPr>
+            <w:lang w:val="zh_TW" w:bidi="zh_TW"/>
+          </w:rPr>
+          <w:rPr>
+            <w:color w:val="0000EE"/>
+            <w:u w:val="single"/>
+          </w:rPr>
+          <w:t>38:32</w:t>
+        </w:r>
+      </w:hyperlink>
+      <w:r>
+        <w:rPr>
+          <w:lang w:val="zh_TW" w:bidi="zh_TW"/>
+        </w:rPr>
+        <w:t>），北斗可在北方天際出現。</w:t>
+      </w:r>
+    </w:p>
+    <w:p>
+      <w:pPr/>
+      <w:r>
+        <w:rPr>
+          <w:lang w:val="zh_TW" w:bidi="zh_TW"/>
+        </w:rPr>
+      </w:r>
+      <w:r>
+        <w:rPr>
+          <w:lang w:val="zh_TW" w:bidi="zh_TW"/>
+        </w:rPr>
+        <w:t>聖經常提到星辰。神曾應許亞伯拉罕，他的後裔將如天上的星那樣繁多（</w:t>
+      </w:r>
+      <w:hyperlink r:id="rId30">
+        <w:r>
+          <w:rPr>
+            <w:lang w:val="zh_TW" w:bidi="zh_TW"/>
+          </w:rPr>
+          <w:rPr>
+            <w:color w:val="0000EE"/>
+            <w:u w:val="single"/>
+          </w:rPr>
+          <w:t>創15:5</w:t>
+        </w:r>
+      </w:hyperlink>
+      <w:r>
+        <w:rPr>
+          <w:lang w:val="zh_TW" w:bidi="zh_TW"/>
+        </w:rPr>
+        <w:t>）。保羅也曾寫道，</w:t>
+      </w:r>
+      <w:r>
+        <w:rPr>
+          <w:lang w:val="zh_TW" w:bidi="zh_TW"/>
+        </w:rPr>
+        <w:t>這星和那星的榮光</w:t>
+      </w:r>
+      <w:r>
+        <w:rPr>
+          <w:lang w:val="zh_TW" w:bidi="zh_TW"/>
+        </w:rPr>
+        <w:t>各有不同（</w:t>
+      </w:r>
+      <w:hyperlink r:id="rId181">
+        <w:r>
+          <w:rPr>
+            <w:lang w:val="zh_TW" w:bidi="zh_TW"/>
+          </w:rPr>
+          <w:rPr>
+            <w:color w:val="0000EE"/>
+            <w:u w:val="single"/>
+          </w:rPr>
+          <w:t>林前15:41</w:t>
         </w:r>
       </w:hyperlink>
       <w:r>
@@ -558,76 +6649,35 @@
           <w:lang w:val="zh_TW" w:bidi="zh_TW"/>
         </w:rPr>
       </w:r>
-      <w:r>
-        <w:rPr>
-          <w:lang w:val="zh_TW" w:bidi="zh_TW"/>
-        </w:rPr>
-        <w:t>舊約聖經的敘事隨後追溯亞伯拉罕的後裔，經由以撒和雅各，並記載雅各的家族遷往埃及，在那裡大約經過四百年，他們成為強大而人數眾多的民族。在這段時期，神再次重申關於迦南地要歸屬的應許（</w:t>
-      </w:r>
-      <w:hyperlink r:id="rId25">
-        <w:r>
-          <w:rPr>
-            <w:lang w:val="zh_TW" w:bidi="zh_TW"/>
-          </w:rPr>
-          <w:rPr>
-            <w:color w:val="0000EE"/>
-            <w:u w:val="single"/>
-          </w:rPr>
-          <w:t>創28:15，</w:t>
-        </w:r>
-      </w:hyperlink>
-      <w:hyperlink r:id="rId26">
-        <w:r>
-          <w:rPr>
-            <w:lang w:val="zh_TW" w:bidi="zh_TW"/>
-          </w:rPr>
-          <w:rPr>
-            <w:color w:val="0000EE"/>
-            <w:u w:val="single"/>
-          </w:rPr>
-          <w:t>35:11–12，</w:t>
-        </w:r>
-      </w:hyperlink>
-      <w:hyperlink r:id="rId27">
-        <w:r>
-          <w:rPr>
-            <w:lang w:val="zh_TW" w:bidi="zh_TW"/>
-          </w:rPr>
-          <w:rPr>
-            <w:color w:val="0000EE"/>
-            <w:u w:val="single"/>
-          </w:rPr>
-          <w:t>46:3–4，</w:t>
-        </w:r>
-      </w:hyperlink>
-      <w:hyperlink r:id="rId28">
-        <w:r>
-          <w:rPr>
-            <w:lang w:val="zh_TW" w:bidi="zh_TW"/>
-          </w:rPr>
-          <w:rPr>
-            <w:color w:val="0000EE"/>
-            <w:u w:val="single"/>
-          </w:rPr>
-          <w:t>50:24</w:t>
-        </w:r>
-      </w:hyperlink>
-      <w:r>
-        <w:rPr>
-          <w:lang w:val="zh_TW" w:bidi="zh_TW"/>
-        </w:rPr>
-        <w:t>），並且不斷擺在亞伯拉罕後裔面前，作為神立約應許中不可或缺的一部分。</w:t>
-      </w:r>
-    </w:p>
-    <w:p>
-      <w:pPr>
-        <w:pStyle w:val="Heading3"/>
-      </w:pPr>
-      <w:r>
-        <w:rPr>
-          <w:lang w:val="zh_TW" w:bidi="zh_TW"/>
-        </w:rPr>
-        <w:t>土地與摩西之約</w:t>
+      <w:hyperlink r:id="rId182">
+        <w:r>
+          <w:rPr>
+            <w:lang w:val="zh_TW" w:bidi="zh_TW"/>
+          </w:rPr>
+          <w:rPr>
+            <w:color w:val="0000EE"/>
+            <w:u w:val="single"/>
+          </w:rPr>
+          <w:t>猶大書13節</w:t>
+        </w:r>
+      </w:hyperlink>
+      <w:r>
+        <w:rPr>
+          <w:lang w:val="zh_TW" w:bidi="zh_TW"/>
+        </w:rPr>
+        <w:t>將假教師比作「</w:t>
+      </w:r>
+      <w:r>
+        <w:rPr>
+          <w:lang w:val="zh_TW" w:bidi="zh_TW"/>
+        </w:rPr>
+        <w:t>流蕩的星</w:t>
+      </w:r>
+      <w:r>
+        <w:rPr>
+          <w:lang w:val="zh_TW" w:bidi="zh_TW"/>
+        </w:rPr>
+        <w:t>」。有人認為這個比喻來自星辰繞著極星（polestar，距離地極最近的恆星，看似固定不動）運行的觀察。極星因固定而成為航行定位的基準，而移動的星則是不可靠的嚮導，就如同假教師一樣。</w:t>
       </w:r>
     </w:p>
     <w:p>
@@ -641,61 +6691,7 @@
         <w:rPr>
           <w:lang w:val="zh_TW" w:bidi="zh_TW"/>
         </w:rPr>
-        <w:t>當神呼召摩西帶領以色列人出埃及時，祂將摩西的使命與祂對列祖成就的應許連繫在一起：「我也記念我的約……我要以你們為我的百姓，我也要作你們的神……我起誓應許給亞伯拉罕、以撒、雅各的那地，我要把你們領進去，將那地賜給你們為業」（</w:t>
-      </w:r>
-      <w:hyperlink r:id="rId29">
-        <w:r>
-          <w:rPr>
-            <w:lang w:val="zh_TW" w:bidi="zh_TW"/>
-          </w:rPr>
-          <w:rPr>
-            <w:color w:val="0000EE"/>
-            <w:u w:val="single"/>
-          </w:rPr>
-          <w:t>出6:5–8</w:t>
-        </w:r>
-      </w:hyperlink>
-      <w:r>
-        <w:rPr>
-          <w:lang w:val="zh_TW" w:bidi="zh_TW"/>
-        </w:rPr>
-        <w:t>）。神拯救以色列人出埃及，有兩個原因：第一，是要以色列人在西奈山成為神的約民；第二，是要以色列人承受神應許他們列祖的地。然而，至關重要的是，隨著摩西之約的建立，以色列人能否繼續擁有那地，已取決於他們是否順服。如果以色列人違背約中的義務，他們就要招來咒詛，其中最嚴厲的，便是被趕逐出應許之地（</w:t>
-      </w:r>
-      <w:hyperlink r:id="rId30">
-        <w:r>
-          <w:rPr>
-            <w:lang w:val="zh_TW" w:bidi="zh_TW"/>
-          </w:rPr>
-          <w:rPr>
-            <w:color w:val="0000EE"/>
-            <w:u w:val="single"/>
-          </w:rPr>
-          <w:t>利26:32–33</w:t>
-        </w:r>
-      </w:hyperlink>
-      <w:r>
-        <w:rPr>
-          <w:lang w:val="zh_TW" w:bidi="zh_TW"/>
-        </w:rPr>
-        <w:t>）。這並不表示神會完全或永遠棄絕祂的百姓與那地，因為神也應許說，當祂的百姓悔改時，「我就要記念我與雅各所立的約……並要記念這地」（</w:t>
-      </w:r>
-      <w:hyperlink r:id="rId31">
-        <w:r>
-          <w:rPr>
-            <w:lang w:val="zh_TW" w:bidi="zh_TW"/>
-          </w:rPr>
-          <w:rPr>
-            <w:color w:val="0000EE"/>
-            <w:u w:val="single"/>
-          </w:rPr>
-          <w:t>利26:42</w:t>
-        </w:r>
-      </w:hyperlink>
-      <w:r>
-        <w:rPr>
-          <w:lang w:val="zh_TW" w:bidi="zh_TW"/>
-        </w:rPr>
-        <w:t>）。</w:t>
+        <w:t>然而，更可能的解釋是，猶大所指的「流蕩的星」其實是行星。因為當時的人已知道星辰是規律地繞著極星而運行，所以不會把所有星辰（除了極星）都視為「流蕩的」。相反地，行星的運行軌跡看似不規則，與恆星的固定運轉不同。另一些註解者則認為，「流蕩的星」也可能指的是彗星（comet）。</w:t>
       </w:r>
     </w:p>
     <w:p>
@@ -707,622 +6703,28 @@
       </w:r>
       <w:r>
         <w:rPr>
-          <w:lang w:val="zh_TW" w:bidi="zh_TW"/>
-        </w:rPr>
-        <w:t>在大衛作王期間，有關土地的應許至少已經部分應驗。雖然約書亞帶領百姓進入那地時，應許已經開始成就，但那時的疆界並未達到神對亞伯拉罕所應許的範圍（</w:t>
-      </w:r>
-      <w:hyperlink r:id="rId32">
-        <w:r>
-          <w:rPr>
-            <w:lang w:val="zh_TW" w:bidi="zh_TW"/>
-          </w:rPr>
-          <w:rPr>
-            <w:color w:val="0000EE"/>
-            <w:u w:val="single"/>
-          </w:rPr>
-          <w:t>創15:18</w:t>
-        </w:r>
-      </w:hyperlink>
-      <w:r>
-        <w:rPr>
-          <w:lang w:val="zh_TW" w:bidi="zh_TW"/>
-        </w:rPr>
-        <w:t>），而且許多已佔領的地方仍有舊居民的抵抗勢力（</w:t>
-      </w:r>
-      <w:hyperlink r:id="rId33">
-        <w:r>
-          <w:rPr>
-            <w:lang w:val="zh_TW" w:bidi="zh_TW"/>
-          </w:rPr>
-          <w:rPr>
-            <w:color w:val="0000EE"/>
-            <w:u w:val="single"/>
-          </w:rPr>
-          <w:t>書13:1–6</w:t>
-        </w:r>
-      </w:hyperlink>
-      <w:r>
-        <w:rPr>
-          <w:lang w:val="zh_TW" w:bidi="zh_TW"/>
-        </w:rPr>
-        <w:t>；</w:t>
-      </w:r>
-      <w:hyperlink r:id="rId34">
-        <w:r>
-          <w:rPr>
-            <w:lang w:val="zh_TW" w:bidi="zh_TW"/>
-          </w:rPr>
-          <w:rPr>
-            <w:color w:val="0000EE"/>
-            <w:u w:val="single"/>
-          </w:rPr>
-          <w:t>士1章</w:t>
-        </w:r>
-      </w:hyperlink>
-      <w:r>
-        <w:rPr>
-          <w:lang w:val="zh_TW" w:bidi="zh_TW"/>
-        </w:rPr>
-        <w:t>）。直到大衛的時代，他們才完全奪取這地，如同起初所應許的一樣。（</w:t>
-      </w:r>
-      <w:hyperlink r:id="rId35">
-        <w:r>
-          <w:rPr>
-            <w:lang w:val="zh_TW" w:bidi="zh_TW"/>
-          </w:rPr>
-          <w:rPr>
-            <w:color w:val="0000EE"/>
-            <w:u w:val="single"/>
-          </w:rPr>
-          <w:t>撒下8章</w:t>
-        </w:r>
-      </w:hyperlink>
-      <w:r>
-        <w:rPr>
-          <w:lang w:val="zh_TW" w:bidi="zh_TW"/>
-        </w:rPr>
-        <w:t>；</w:t>
-      </w:r>
-      <w:hyperlink r:id="rId36">
-        <w:r>
-          <w:rPr>
-            <w:lang w:val="zh_TW" w:bidi="zh_TW"/>
-          </w:rPr>
-          <w:rPr>
-            <w:color w:val="0000EE"/>
-            <w:u w:val="single"/>
-          </w:rPr>
-          <w:t>王上4:21、24</w:t>
-        </w:r>
-      </w:hyperlink>
-      <w:r>
-        <w:rPr>
-          <w:lang w:val="zh_TW" w:bidi="zh_TW"/>
-        </w:rPr>
-        <w:t>）。</w:t>
-      </w:r>
-    </w:p>
-    <w:p>
-      <w:pPr/>
-      <w:r>
-        <w:rPr>
-          <w:lang w:val="zh_TW" w:bidi="zh_TW"/>
-        </w:rPr>
-      </w:r>
-      <w:r>
-        <w:rPr>
-          <w:lang w:val="zh_TW" w:bidi="zh_TW"/>
-        </w:rPr>
-        <w:t>所羅門獻殿時，再一次強調君王要遵守律法，以及約中的順服與承受土地之間的關聯。（</w:t>
-      </w:r>
-      <w:hyperlink r:id="rId37">
-        <w:r>
-          <w:rPr>
-            <w:lang w:val="zh_TW" w:bidi="zh_TW"/>
-          </w:rPr>
-          <w:rPr>
-            <w:color w:val="0000EE"/>
-            <w:u w:val="single"/>
-          </w:rPr>
-          <w:t>王上9:4–9</w:t>
-        </w:r>
-      </w:hyperlink>
-      <w:r>
-        <w:rPr>
-          <w:lang w:val="zh_TW" w:bidi="zh_TW"/>
-        </w:rPr>
-        <w:t>）。百姓不順服神便會失去土地，也使聖殿毀壞。</w:t>
-      </w:r>
-    </w:p>
-    <w:p>
-      <w:pPr/>
-      <w:r>
-        <w:rPr>
-          <w:lang w:val="zh_TW" w:bidi="zh_TW"/>
-        </w:rPr>
-      </w:r>
-      <w:r>
-        <w:rPr>
-          <w:lang w:val="zh_TW" w:bidi="zh_TW"/>
-        </w:rPr>
-        <w:t>分裂王國時期的歷史，大多是百姓與君王共同背約的歷史。耶和華一再藉著先知警告他們，這樣的不順服只會導致被逐出那地，但他們充耳不聞（</w:t>
-      </w:r>
-      <w:hyperlink r:id="rId38">
-        <w:r>
-          <w:rPr>
-            <w:lang w:val="zh_TW" w:bidi="zh_TW"/>
-          </w:rPr>
-          <w:rPr>
-            <w:color w:val="0000EE"/>
-            <w:u w:val="single"/>
-          </w:rPr>
-          <w:t>賽6:11–12</w:t>
-        </w:r>
-      </w:hyperlink>
-      <w:r>
-        <w:rPr>
-          <w:lang w:val="zh_TW" w:bidi="zh_TW"/>
-        </w:rPr>
-        <w:t>；</w:t>
-      </w:r>
-      <w:hyperlink r:id="rId39">
-        <w:r>
-          <w:rPr>
-            <w:lang w:val="zh_TW" w:bidi="zh_TW"/>
-          </w:rPr>
-          <w:rPr>
-            <w:color w:val="0000EE"/>
-            <w:u w:val="single"/>
-          </w:rPr>
-          <w:t>摩5:27，</w:t>
-        </w:r>
-      </w:hyperlink>
-      <w:hyperlink r:id="rId40">
-        <w:r>
-          <w:rPr>
-            <w:lang w:val="zh_TW" w:bidi="zh_TW"/>
-          </w:rPr>
-          <w:rPr>
-            <w:color w:val="0000EE"/>
-            <w:u w:val="single"/>
-          </w:rPr>
-          <w:t>7:17</w:t>
-        </w:r>
-      </w:hyperlink>
-      <w:r>
-        <w:rPr>
-          <w:lang w:val="zh_TW" w:bidi="zh_TW"/>
-        </w:rPr>
-        <w:t>；</w:t>
-      </w:r>
-      <w:hyperlink r:id="rId41">
-        <w:r>
-          <w:rPr>
-            <w:lang w:val="zh_TW" w:bidi="zh_TW"/>
-          </w:rPr>
-          <w:rPr>
-            <w:color w:val="0000EE"/>
-            <w:u w:val="single"/>
-          </w:rPr>
-          <w:t>何9:17</w:t>
-        </w:r>
-      </w:hyperlink>
-      <w:r>
-        <w:rPr>
-          <w:lang w:val="zh_TW" w:bidi="zh_TW"/>
-        </w:rPr>
-        <w:t>）。君王一次又一次證明自己不配擔任這職分。</w:t>
-      </w:r>
-    </w:p>
-    <w:p>
-      <w:pPr/>
-      <w:r>
-        <w:rPr>
-          <w:lang w:val="zh_TW" w:bidi="zh_TW"/>
-        </w:rPr>
-      </w:r>
-      <w:r>
-        <w:rPr>
-          <w:lang w:val="zh_TW" w:bidi="zh_TW"/>
-        </w:rPr>
-        <w:t>當百姓執意行惡時，耶利米宣告尼布甲尼撒要成為耶和華的器皿，把他們趕出那地（</w:t>
-      </w:r>
-      <w:hyperlink r:id="rId42">
-        <w:r>
-          <w:rPr>
-            <w:lang w:val="zh_TW" w:bidi="zh_TW"/>
-          </w:rPr>
-          <w:rPr>
-            <w:color w:val="0000EE"/>
-            <w:u w:val="single"/>
-          </w:rPr>
-          <w:t>耶21:2，</w:t>
-        </w:r>
-      </w:hyperlink>
-      <w:hyperlink r:id="rId43">
-        <w:r>
-          <w:rPr>
-            <w:lang w:val="zh_TW" w:bidi="zh_TW"/>
-          </w:rPr>
-          <w:rPr>
-            <w:color w:val="0000EE"/>
-            <w:u w:val="single"/>
-          </w:rPr>
-          <w:t>22:25，</w:t>
-        </w:r>
-      </w:hyperlink>
-      <w:hyperlink r:id="rId44">
-        <w:r>
-          <w:rPr>
-            <w:lang w:val="zh_TW" w:bidi="zh_TW"/>
-          </w:rPr>
-          <w:rPr>
-            <w:color w:val="0000EE"/>
-            <w:u w:val="single"/>
-          </w:rPr>
-          <w:t>25:8–9，</w:t>
-        </w:r>
-      </w:hyperlink>
-      <w:hyperlink r:id="rId45">
-        <w:r>
-          <w:rPr>
-            <w:lang w:val="zh_TW" w:bidi="zh_TW"/>
-          </w:rPr>
-          <w:rPr>
-            <w:color w:val="0000EE"/>
-            <w:u w:val="single"/>
-          </w:rPr>
-          <w:t>27:6，</w:t>
-        </w:r>
-      </w:hyperlink>
-      <w:hyperlink r:id="rId46">
-        <w:r>
-          <w:rPr>
-            <w:lang w:val="zh_TW" w:bidi="zh_TW"/>
-          </w:rPr>
-          <w:rPr>
-            <w:color w:val="0000EE"/>
-            <w:u w:val="single"/>
-          </w:rPr>
-          <w:t>28:14，</w:t>
-        </w:r>
-      </w:hyperlink>
-      <w:hyperlink r:id="rId47">
-        <w:r>
-          <w:rPr>
-            <w:lang w:val="zh_TW" w:bidi="zh_TW"/>
-          </w:rPr>
-          <w:rPr>
-            <w:color w:val="0000EE"/>
-            <w:u w:val="single"/>
-          </w:rPr>
-          <w:t>29:21</w:t>
-        </w:r>
-      </w:hyperlink>
-      <w:r>
-        <w:rPr>
-          <w:lang w:val="zh_TW" w:bidi="zh_TW"/>
-        </w:rPr>
-        <w:t>）。然而，耶利米與其他先知也把眼光放在被擄以後，宣告將來會復興與歸回應許之地（</w:t>
-      </w:r>
-      <w:hyperlink r:id="rId48">
-        <w:r>
-          <w:rPr>
-            <w:lang w:val="zh_TW" w:bidi="zh_TW"/>
-          </w:rPr>
-          <w:rPr>
-            <w:color w:val="0000EE"/>
-            <w:u w:val="single"/>
-          </w:rPr>
-          <w:t>耶32:6–25</w:t>
-        </w:r>
-      </w:hyperlink>
-      <w:r>
-        <w:rPr>
-          <w:lang w:val="zh_TW" w:bidi="zh_TW"/>
-        </w:rPr>
-        <w:t>）。在歷史上，這些事實際成就於波斯王塞魯士大帝統治時期（公元前538年），並記載在以斯拉記和尼希米記中。</w:t>
-      </w:r>
-    </w:p>
-    <w:p>
-      <w:pPr/>
-      <w:r>
-        <w:rPr>
-          <w:lang w:val="zh_TW" w:bidi="zh_TW"/>
-        </w:rPr>
-      </w:r>
-      <w:r>
-        <w:rPr>
-          <w:lang w:val="zh_TW" w:bidi="zh_TW"/>
-        </w:rPr>
-        <w:t>在解釋時出現的難題，就是要尋找某些有關被擄歸回的預言，如何得到充分的應驗（參</w:t>
-      </w:r>
-      <w:hyperlink r:id="rId49">
-        <w:r>
-          <w:rPr>
-            <w:lang w:val="zh_TW" w:bidi="zh_TW"/>
-          </w:rPr>
-          <w:rPr>
-            <w:color w:val="0000EE"/>
-            <w:u w:val="single"/>
-          </w:rPr>
-          <w:t>結37章</w:t>
-        </w:r>
-      </w:hyperlink>
-      <w:r>
-        <w:rPr>
-          <w:lang w:val="zh_TW" w:bidi="zh_TW"/>
-        </w:rPr>
-        <w:t>；</w:t>
-      </w:r>
-      <w:hyperlink r:id="rId50">
-        <w:r>
-          <w:rPr>
-            <w:lang w:val="zh_TW" w:bidi="zh_TW"/>
-          </w:rPr>
-          <w:rPr>
-            <w:color w:val="0000EE"/>
-            <w:u w:val="single"/>
-          </w:rPr>
-          <w:t>摩9:14–15</w:t>
-        </w:r>
-      </w:hyperlink>
-      <w:r>
-        <w:rPr>
-          <w:lang w:val="zh_TW" w:bidi="zh_TW"/>
-        </w:rPr>
-        <w:t>），因為這些預言描繪的是在一位大衛後裔君王統治下，以色列將大大昌盛，並且永遠得享那地為業。兩約之間似乎並不能成為這些預言的合理應驗。</w:t>
-      </w:r>
-    </w:p>
-    <w:p>
-      <w:pPr>
-        <w:pStyle w:val="Heading3"/>
-      </w:pPr>
-      <w:r>
-        <w:rPr>
-          <w:lang w:val="zh_TW" w:bidi="zh_TW"/>
-        </w:rPr>
-        <w:t>土地與新約</w:t>
-      </w:r>
-    </w:p>
-    <w:p>
-      <w:pPr/>
-      <w:r>
-        <w:rPr>
-          <w:lang w:val="zh_TW" w:bidi="zh_TW"/>
-        </w:rPr>
-      </w:r>
-      <w:r>
-        <w:rPr>
-          <w:lang w:val="zh_TW" w:bidi="zh_TW"/>
-        </w:rPr>
-        <w:t>在新約聖經裡，「土地」的主題不再那麼突出，並且多半被賦予屬靈的象徵意義。希伯來書的作者暗示，亞伯拉罕明白這土地的應許並不只是地理上的成就，而是指向更高且更令人滿足的天家。亞伯拉看透了世界上一切事物的不完全與暫時性，所以眼光超越了土地應許在今世的成就，仰望那有根基的城，就是神所經營所建造的（</w:t>
-      </w:r>
-      <w:hyperlink r:id="rId51">
-        <w:r>
-          <w:rPr>
-            <w:lang w:val="zh_TW" w:bidi="zh_TW"/>
-          </w:rPr>
-          <w:rPr>
-            <w:color w:val="0000EE"/>
-            <w:u w:val="single"/>
-          </w:rPr>
-          <w:t>來11:10</w:t>
-        </w:r>
-      </w:hyperlink>
-      <w:r>
-        <w:rPr>
-          <w:lang w:val="zh_TW" w:bidi="zh_TW"/>
-        </w:rPr>
-        <w:t>），並且尋求一個「更美的家鄉，就是在天上的」（</w:t>
-      </w:r>
-      <w:hyperlink r:id="rId52">
-        <w:r>
-          <w:rPr>
-            <w:lang w:val="zh_TW" w:bidi="zh_TW"/>
-          </w:rPr>
-          <w:rPr>
-            <w:color w:val="0000EE"/>
-            <w:u w:val="single"/>
-          </w:rPr>
-          <w:t>16節</w:t>
-        </w:r>
-      </w:hyperlink>
-      <w:r>
-        <w:rPr>
-          <w:lang w:val="zh_TW" w:bidi="zh_TW"/>
-        </w:rPr>
-        <w:t>）。在新約聖經中，以色列所得的土地應許與進入迦南，被理解為預表將來神子民要進入的天上安息（</w:t>
-      </w:r>
-      <w:hyperlink r:id="rId53">
-        <w:r>
-          <w:rPr>
-            <w:lang w:val="zh_TW" w:bidi="zh_TW"/>
-          </w:rPr>
-          <w:rPr>
-            <w:color w:val="0000EE"/>
-            <w:u w:val="single"/>
-          </w:rPr>
-          <w:t>來3–4章</w:t>
-        </w:r>
-      </w:hyperlink>
-      <w:r>
-        <w:rPr>
-          <w:lang w:val="zh_TW" w:bidi="zh_TW"/>
-        </w:rPr>
-        <w:t>）。或許，這也解釋了舊約聖經為何強調以色列人遵行神律法與承受土地之間的關聯。當以色列人未能活出聖潔，他們就失去預表蒙福的資格，因此不得進入那地，或被逐出那地。新約聖經顯明，神的旨意是為祂的子民預備一個永恆的家鄉。在那裡，神這位君王直接而公義地掌權，萬事都順服祂的旨意，死亡與罪惡被廢去，祂子民一切的需要都要完全得著滿足（</w:t>
-      </w:r>
-      <w:hyperlink r:id="rId54">
-        <w:r>
-          <w:rPr>
-            <w:lang w:val="zh_TW" w:bidi="zh_TW"/>
-          </w:rPr>
-          <w:rPr>
-            <w:color w:val="0000EE"/>
-            <w:u w:val="single"/>
-          </w:rPr>
-          <w:t>來11:13–16</w:t>
-        </w:r>
-      </w:hyperlink>
-      <w:r>
-        <w:rPr>
-          <w:lang w:val="zh_TW" w:bidi="zh_TW"/>
-        </w:rPr>
-        <w:t>；</w:t>
-      </w:r>
-      <w:hyperlink r:id="rId55">
-        <w:r>
-          <w:rPr>
-            <w:lang w:val="zh_TW" w:bidi="zh_TW"/>
-          </w:rPr>
-          <w:rPr>
-            <w:color w:val="0000EE"/>
-            <w:u w:val="single"/>
-          </w:rPr>
-          <w:t>啟21章</w:t>
-        </w:r>
-      </w:hyperlink>
-      <w:r>
-        <w:rPr>
-          <w:lang w:val="zh_TW" w:bidi="zh_TW"/>
-        </w:rPr>
-        <w:t>）。</w:t>
-      </w:r>
-    </w:p>
-    <w:p>
-      <w:pPr/>
-      <w:r>
-        <w:rPr>
-          <w:lang w:val="zh_TW" w:bidi="zh_TW"/>
-        </w:rPr>
-      </w:r>
-      <w:r>
-        <w:rPr>
-          <w:lang w:val="zh_TW" w:bidi="zh_TW"/>
-        </w:rPr>
-        <w:t>一些人認為，舊約有關土地的應許僅具有預表性的意義。因著基督道成肉身的光照，凡聖經中有關將來那地的應許，都要在教會裡得著屬靈層面得著應驗。如今教會就是新的以色列，承受舊約聖經應許的後嗣。因為神的國如今是一個屬靈的現實，所以若仍期待舊約中有關以色列歸回那地、並在大衛之子基督的統治下，進入和平與昌盛時期的預言，在將來會有實際的應驗，就被視為誤解舊約（參</w:t>
-      </w:r>
-      <w:hyperlink r:id="rId56">
-        <w:r>
-          <w:rPr>
-            <w:lang w:val="zh_TW" w:bidi="zh_TW"/>
-          </w:rPr>
-          <w:rPr>
-            <w:color w:val="0000EE"/>
-            <w:u w:val="single"/>
-          </w:rPr>
-          <w:t>賽2:1–5，</w:t>
-        </w:r>
-      </w:hyperlink>
-      <w:hyperlink r:id="rId57">
-        <w:r>
-          <w:rPr>
-            <w:lang w:val="zh_TW" w:bidi="zh_TW"/>
-          </w:rPr>
-          <w:rPr>
-            <w:color w:val="0000EE"/>
-            <w:u w:val="single"/>
-          </w:rPr>
-          <w:t>11:6–11；</w:t>
-        </w:r>
-      </w:hyperlink>
-      <w:hyperlink r:id="rId49">
-        <w:r>
-          <w:rPr>
-            <w:lang w:val="zh_TW" w:bidi="zh_TW"/>
-          </w:rPr>
-          <w:rPr>
-            <w:color w:val="0000EE"/>
-            <w:u w:val="single"/>
-          </w:rPr>
-          <w:t>結37；</w:t>
-        </w:r>
-      </w:hyperlink>
-      <w:hyperlink r:id="rId50">
-        <w:r>
-          <w:rPr>
-            <w:lang w:val="zh_TW" w:bidi="zh_TW"/>
-          </w:rPr>
-          <w:rPr>
-            <w:color w:val="0000EE"/>
-            <w:u w:val="single"/>
-          </w:rPr>
-          <w:t>摩9:14–15</w:t>
-        </w:r>
-      </w:hyperlink>
-      <w:r>
-        <w:rPr>
-          <w:lang w:val="zh_TW" w:bidi="zh_TW"/>
-        </w:rPr>
-        <w:t>）。住在基督裡，就被看作是對舊約時代有形地理應許的充分應驗。</w:t>
-      </w:r>
-    </w:p>
-    <w:p>
-      <w:pPr/>
-      <w:r>
-        <w:rPr>
-          <w:lang w:val="zh_TW" w:bidi="zh_TW"/>
-        </w:rPr>
-      </w:r>
-      <w:r>
-        <w:rPr>
-          <w:lang w:val="zh_TW" w:bidi="zh_TW"/>
-        </w:rPr>
-        <w:t>另一些人雖然不否認這些舊約現實具有預表性的意義，但他們認為有關土地的應許，仍然在其原本的具體、地理層面上有效。他們指出，保羅在</w:t>
-      </w:r>
-      <w:hyperlink r:id="rId58">
-        <w:r>
-          <w:rPr>
-            <w:lang w:val="zh_TW" w:bidi="zh_TW"/>
-          </w:rPr>
-          <w:rPr>
-            <w:color w:val="0000EE"/>
-            <w:u w:val="single"/>
-          </w:rPr>
-          <w:t>羅馬書九至十一章</w:t>
-        </w:r>
-      </w:hyperlink>
-      <w:r>
-        <w:rPr>
-          <w:lang w:val="zh_TW" w:bidi="zh_TW"/>
-        </w:rPr>
-        <w:t>論證，以色列民族仍有未來。雖然以色列在歷史中不斷不順服神，最終更拒絕彌賽亞，但神的揀選與呼召是不可廢棄的，以色列仍要被接回到那棵他們先前被折下的橄欖樹上。路加福音記載，耶路撒冷要被外邦人踐踏，直到外邦人的日期滿足（</w:t>
-      </w:r>
-      <w:hyperlink r:id="rId59">
-        <w:r>
-          <w:rPr>
-            <w:lang w:val="zh_TW" w:bidi="zh_TW"/>
-          </w:rPr>
-          <w:rPr>
-            <w:color w:val="0000EE"/>
-            <w:u w:val="single"/>
-          </w:rPr>
-          <w:t>路21:24</w:t>
-        </w:r>
-      </w:hyperlink>
-      <w:r>
-        <w:rPr>
-          <w:lang w:val="zh_TW" w:bidi="zh_TW"/>
-        </w:rPr>
-        <w:t>），表明將來必有一個時期，耶路撒冷要再度歸於猶太民族。然而，這並不必然意味著今日的以色列國，就是直接應驗舊約應許的歸回。舊約顯明，歸回的契機要出於信心（</w:t>
-      </w:r>
-      <w:hyperlink r:id="rId60">
-        <w:r>
-          <w:rPr>
-            <w:lang w:val="zh_TW" w:bidi="zh_TW"/>
-          </w:rPr>
-          <w:rPr>
-            <w:color w:val="0000EE"/>
-            <w:u w:val="single"/>
-          </w:rPr>
-          <w:t>申30:1–16</w:t>
-        </w:r>
-      </w:hyperlink>
-      <w:r>
-        <w:rPr>
-          <w:lang w:val="zh_TW" w:bidi="zh_TW"/>
-        </w:rPr>
-        <w:t>）；以色列人今天回到故土，卻仍舊不信神。同時，猶太民族在歷世歷代中的奇妙保存，以及近代以色列國的重建，也許可以理解為預示或徵象，舊約土地的應許將來會更完全成就。</w:t>
+          <w:i/>
+          <w:lang w:val="zh_TW" w:bidi="zh_TW"/>
+        </w:rPr>
+        <w:t>另見</w:t>
+      </w:r>
+      <w:r>
+        <w:rPr>
+          <w:lang w:val="zh_TW" w:bidi="zh_TW"/>
+        </w:rPr>
+        <w:t xml:space="preserve"> </w:t>
+      </w:r>
+      <w:r>
+        <w:rPr>
+          <w:lang w:val="zh_TW" w:bidi="zh_TW"/>
+        </w:rPr>
+        <w:t>占星術</w:t>
+      </w:r>
+      <w:r>
+        <w:rPr>
+          <w:lang w:val="zh_TW" w:bidi="zh_TW"/>
+        </w:rPr>
+        <w:t>。</w:t>
       </w:r>
       <w:r>
         <w:rPr>
@@ -3225,6 +8627,42 @@
   <w:num w:numId="13" w16cid:durableId="592781308">
     <w:abstractNumId w:val="11"/>
   </w:num>
+  <w:num w:numId="14">
+    <w:abstractNumId w:val="3"/>
+    <w:lvlOverride w:ilvl="0">
+      <w:startOverride w:val="1"/>
+    </w:lvlOverride>
+  </w:num>
+  <w:num w:numId="15">
+    <w:abstractNumId w:val="3"/>
+    <w:lvlOverride w:ilvl="0">
+      <w:startOverride w:val="1"/>
+    </w:lvlOverride>
+  </w:num>
+  <w:num w:numId="16">
+    <w:abstractNumId w:val="3"/>
+    <w:lvlOverride w:ilvl="0">
+      <w:startOverride w:val="1"/>
+    </w:lvlOverride>
+  </w:num>
+  <w:num w:numId="17">
+    <w:abstractNumId w:val="3"/>
+    <w:lvlOverride w:ilvl="0">
+      <w:startOverride w:val="1"/>
+    </w:lvlOverride>
+  </w:num>
+  <w:num w:numId="18">
+    <w:abstractNumId w:val="3"/>
+    <w:lvlOverride w:ilvl="0">
+      <w:startOverride w:val="1"/>
+    </w:lvlOverride>
+  </w:num>
+  <w:num w:numId="19">
+    <w:abstractNumId w:val="3"/>
+    <w:lvlOverride w:ilvl="0">
+      <w:startOverride w:val="1"/>
+    </w:lvlOverride>
+  </w:num>
   <w:numIdMacAtCleanup w:val="10"/>
 </w:numbering>
 </file>

--- a/zht/docx/142.content.docx
+++ b/zht/docx/142.content.docx
@@ -149,7 +149,7 @@
         <w:rPr>
           <w:lang w:val="zh_TW" w:bidi="zh_TW"/>
         </w:rPr>
-        <w:t>sha</w:t>
+        <w:t>sa</w:t>
       </w:r>
       <w:r>
         <w:rPr>
@@ -212,29 +212,198 @@
         <w:rPr>
           <w:lang w:val="zh_TW" w:bidi="zh_TW"/>
         </w:rPr>
-        <w:t>沙拉</w:t>
-      </w:r>
-      <w:r>
-        <w:rPr>
-          <w:lang w:val="zh_TW" w:bidi="zh_TW"/>
-        </w:rPr>
-      </w:r>
-    </w:p>
-    <w:p>
-      <w:pPr>
-        <w:pStyle w:val="Heading2"/>
-      </w:pPr>
-      <w:r>
-        <w:rPr>
-          <w:lang w:val="zh_TW" w:bidi="zh_TW"/>
-        </w:rPr>
-        <w:t>沙拉（</w:t>
-      </w:r>
-      <w:r>
-        <w:rPr>
-          <w:lang w:val="zh_TW" w:bidi="zh_TW"/>
-        </w:rPr>
-        <w:t>Salah</w:t>
+        <w:t>撒但</w:t>
+      </w:r>
+      <w:r>
+        <w:rPr>
+          <w:lang w:val="zh_TW" w:bidi="zh_TW"/>
+        </w:rPr>
+      </w:r>
+    </w:p>
+    <w:p>
+      <w:pPr/>
+      <w:r>
+        <w:rPr>
+          <w:lang w:val="zh_TW" w:bidi="zh_TW"/>
+        </w:rPr>
+      </w:r>
+      <w:r>
+        <w:rPr>
+          <w:lang w:val="zh_TW" w:bidi="zh_TW"/>
+        </w:rPr>
+        <w:t>一個與神為敵的靈體。撒但試圖阻止神的計劃，並引誘神的子民叛逆神。</w:t>
+      </w:r>
+    </w:p>
+    <w:p>
+      <w:pPr>
+        <w:pStyle w:val="Heading3"/>
+      </w:pPr>
+      <w:r>
+        <w:rPr>
+          <w:lang w:val="zh_TW" w:bidi="zh_TW"/>
+        </w:rPr>
+        <w:t>舊約中的撒但</w:t>
+      </w:r>
+    </w:p>
+    <w:p>
+      <w:pPr/>
+      <w:r>
+        <w:rPr>
+          <w:lang w:val="zh_TW" w:bidi="zh_TW"/>
+        </w:rPr>
+      </w:r>
+      <w:r>
+        <w:rPr>
+          <w:lang w:val="zh_TW" w:bidi="zh_TW"/>
+        </w:rPr>
+        <w:t>舊約很少提及撒但。牠被描述為一個天使，扮演天上控告者的角色（指控他人的人；</w:t>
+      </w:r>
+      <w:hyperlink r:id="rId13">
+        <w:r>
+          <w:rPr>
+            <w:lang w:val="zh_TW" w:bidi="zh_TW"/>
+          </w:rPr>
+          <w:rPr>
+            <w:color w:val="0000EE"/>
+            <w:u w:val="single"/>
+          </w:rPr>
+          <w:t>伯1:6–12，</w:t>
+        </w:r>
+      </w:hyperlink>
+      <w:hyperlink r:id="rId14">
+        <w:r>
+          <w:rPr>
+            <w:lang w:val="zh_TW" w:bidi="zh_TW"/>
+          </w:rPr>
+          <w:rPr>
+            <w:color w:val="0000EE"/>
+            <w:u w:val="single"/>
+          </w:rPr>
+          <w:t>2:1–7；</w:t>
+        </w:r>
+      </w:hyperlink>
+      <w:hyperlink r:id="rId15">
+        <w:r>
+          <w:rPr>
+            <w:lang w:val="zh_TW" w:bidi="zh_TW"/>
+          </w:rPr>
+          <w:rPr>
+            <w:color w:val="0000EE"/>
+            <w:u w:val="single"/>
+          </w:rPr>
+          <w:t>亞3:1–2</w:t>
+        </w:r>
+      </w:hyperlink>
+      <w:r>
+        <w:rPr>
+          <w:lang w:val="zh_TW" w:bidi="zh_TW"/>
+        </w:rPr>
+        <w:t>）。在這裡，撒但被稱為「撒但」或「控告者」，並無跡象顯示此天使是邪惡的。</w:t>
+      </w:r>
+    </w:p>
+    <w:p>
+      <w:pPr/>
+      <w:r>
+        <w:rPr>
+          <w:lang w:val="zh_TW" w:bidi="zh_TW"/>
+        </w:rPr>
+      </w:r>
+      <w:r>
+        <w:rPr>
+          <w:lang w:val="zh_TW" w:bidi="zh_TW"/>
+        </w:rPr>
+        <w:t>在舊約的後期，「撒但」的形象開始轉變為試探者。在</w:t>
+      </w:r>
+      <w:hyperlink r:id="rId16">
+        <w:r>
+          <w:rPr>
+            <w:lang w:val="zh_TW" w:bidi="zh_TW"/>
+          </w:rPr>
+          <w:rPr>
+            <w:color w:val="0000EE"/>
+            <w:u w:val="single"/>
+          </w:rPr>
+          <w:t>歷代志上二十一章1節</w:t>
+        </w:r>
+      </w:hyperlink>
+      <w:r>
+        <w:rPr>
+          <w:lang w:val="zh_TW" w:bidi="zh_TW"/>
+        </w:rPr>
+        <w:t>中，撒但首次以名字出現，並被描繪為一位邪惡的角色，重新敘述了</w:t>
+      </w:r>
+      <w:hyperlink r:id="rId17">
+        <w:r>
+          <w:rPr>
+            <w:lang w:val="zh_TW" w:bidi="zh_TW"/>
+          </w:rPr>
+          <w:rPr>
+            <w:color w:val="0000EE"/>
+            <w:u w:val="single"/>
+          </w:rPr>
+          <w:t>撒母耳記下二十四章1節</w:t>
+        </w:r>
+      </w:hyperlink>
+      <w:r>
+        <w:rPr>
+          <w:lang w:val="zh_TW" w:bidi="zh_TW"/>
+        </w:rPr>
+        <w:t>的故事。然而，舊約本身並未完整建立撒但的概念，而是為後來的教義奠定了基礎。有人認為</w:t>
+      </w:r>
+      <w:hyperlink r:id="rId18">
+        <w:r>
+          <w:rPr>
+            <w:lang w:val="zh_TW" w:bidi="zh_TW"/>
+          </w:rPr>
+          <w:rPr>
+            <w:color w:val="0000EE"/>
+            <w:u w:val="single"/>
+          </w:rPr>
+          <w:t>以賽亞書十四章12節</w:t>
+        </w:r>
+      </w:hyperlink>
+      <w:r>
+        <w:rPr>
+          <w:lang w:val="zh_TW" w:bidi="zh_TW"/>
+        </w:rPr>
+        <w:t>中的「明亮之星」指的是撒但，但實際上是指巴比倫王。</w:t>
+      </w:r>
+    </w:p>
+    <w:p>
+      <w:pPr>
+        <w:pStyle w:val="Heading3"/>
+      </w:pPr>
+      <w:r>
+        <w:rPr>
+          <w:lang w:val="zh_TW" w:bidi="zh_TW"/>
+        </w:rPr>
+        <w:t>撒但在猶太思想中的發展</w:t>
+      </w:r>
+    </w:p>
+    <w:p>
+      <w:pPr/>
+      <w:r>
+        <w:rPr>
+          <w:lang w:val="zh_TW" w:bidi="zh_TW"/>
+        </w:rPr>
+      </w:r>
+      <w:r>
+        <w:rPr>
+          <w:lang w:val="zh_TW" w:bidi="zh_TW"/>
+        </w:rPr>
+        <w:t>在舊約和新約之間的時期，猶太思想進一步發展了撒但的概念。牠被稱為彼列、</w:t>
+      </w:r>
+      <w:r>
+        <w:rPr>
+          <w:lang w:val="zh_TW" w:bidi="zh_TW"/>
+        </w:rPr>
+        <w:t>馬斯泰瑪（</w:t>
+      </w:r>
+      <w:r>
+        <w:rPr>
+          <w:lang w:val="zh_TW" w:bidi="zh_TW"/>
+        </w:rPr>
+        <w:t>Mastema</w:t>
       </w:r>
       <w:r>
         <w:rPr>
@@ -242,108 +411,11 @@
         </w:rPr>
         <w:t>）</w:t>
       </w:r>
-    </w:p>
-    <w:p>
-      <w:pPr/>
-      <w:r>
-        <w:rPr>
-          <w:lang w:val="zh_TW" w:bidi="zh_TW"/>
-        </w:rPr>
-      </w:r>
-      <w:r>
-        <w:rPr>
-          <w:lang w:val="zh_TW" w:bidi="zh_TW"/>
-        </w:rPr>
-        <w:t>在</w:t>
-      </w:r>
-      <w:hyperlink r:id="rId13">
-        <w:r>
-          <w:rPr>
-            <w:lang w:val="zh_TW" w:bidi="zh_TW"/>
-          </w:rPr>
-          <w:rPr>
-            <w:color w:val="0000EE"/>
-            <w:u w:val="single"/>
-          </w:rPr>
-          <w:t>創世記十章24節</w:t>
-        </w:r>
-      </w:hyperlink>
-      <w:r>
-        <w:rPr>
-          <w:lang w:val="zh_TW" w:bidi="zh_TW"/>
-        </w:rPr>
-        <w:t>和</w:t>
-      </w:r>
-      <w:hyperlink r:id="rId14">
-        <w:r>
-          <w:rPr>
-            <w:lang w:val="zh_TW" w:bidi="zh_TW"/>
-          </w:rPr>
-          <w:rPr>
-            <w:color w:val="0000EE"/>
-            <w:u w:val="single"/>
-          </w:rPr>
-          <w:t>十一章12至15節</w:t>
-        </w:r>
-      </w:hyperlink>
-      <w:r>
-        <w:rPr>
-          <w:lang w:val="zh_TW" w:bidi="zh_TW"/>
-        </w:rPr>
-        <w:t>中，這是沙拉（Shelah）——希伯的父親——在某些譯本中的拼寫形式。</w:t>
-      </w:r>
-      <w:r>
-        <w:rPr>
-          <w:i/>
-          <w:lang w:val="zh_TW" w:bidi="zh_TW"/>
-        </w:rPr>
-        <w:t>見</w:t>
-      </w:r>
-      <w:r>
-        <w:rPr>
-          <w:lang w:val="zh_TW" w:bidi="zh_TW"/>
-        </w:rPr>
-        <w:t>沙拉 #1</w:t>
-      </w:r>
-      <w:r>
-        <w:rPr>
-          <w:lang w:val="zh_TW" w:bidi="zh_TW"/>
-        </w:rPr>
-        <w:t>。</w:t>
-      </w:r>
-      <w:r>
-        <w:rPr>
-          <w:lang w:val="zh_TW" w:bidi="zh_TW"/>
-        </w:rPr>
-      </w:r>
-      <w:r>
-        <w:rPr>
-          <w:lang w:val="zh_TW" w:bidi="zh_TW"/>
-        </w:rPr>
-      </w:r>
-    </w:p>
-    <w:p>
-      <w:pPr/>
-      <w:r>
-        <w:rPr>
-          <w:lang w:val="zh_TW" w:bidi="zh_TW"/>
-        </w:rPr>
-      </w:r>
-    </w:p>
-    <w:p>
-      <w:pPr>
-        <w:pStyle w:val="Heading2"/>
-      </w:pPr>
-      <w:r>
-        <w:rPr>
-          <w:lang w:val="zh_TW" w:bidi="zh_TW"/>
-        </w:rPr>
-        <w:t>沙拉</w:t>
-      </w:r>
-      <w:r>
-        <w:rPr>
-          <w:lang w:val="zh_TW" w:bidi="zh_TW"/>
-        </w:rPr>
+      <w:r>
+        <w:rPr>
+          <w:lang w:val="zh_TW" w:bidi="zh_TW"/>
+        </w:rPr>
+        <w:t>和撒瑪爾（Sammael），並以三種不同的方式被描述：</w:t>
       </w:r>
     </w:p>
     <w:p>
@@ -365,99 +437,19 @@
         <w:rPr>
           <w:lang w:val="zh_TW" w:bidi="zh_TW"/>
         </w:rPr>
-        <w:t>亞法撒的兒子，也是希伯的父親（</w:t>
-      </w:r>
-      <w:hyperlink r:id="rId13">
-        <w:r>
-          <w:rPr>
-            <w:lang w:val="zh_TW" w:bidi="zh_TW"/>
-          </w:rPr>
-          <w:rPr>
-            <w:color w:val="0000EE"/>
-            <w:u w:val="single"/>
-          </w:rPr>
-          <w:t>創10:24</w:t>
-        </w:r>
-      </w:hyperlink>
-      <w:r>
-        <w:rPr>
-          <w:lang w:val="zh_TW" w:bidi="zh_TW"/>
-        </w:rPr>
-        <w:t>，</w:t>
-      </w:r>
-      <w:hyperlink r:id="rId14">
-        <w:r>
-          <w:rPr>
-            <w:lang w:val="zh_TW" w:bidi="zh_TW"/>
-          </w:rPr>
-          <w:rPr>
-            <w:color w:val="0000EE"/>
-            <w:u w:val="single"/>
-          </w:rPr>
-          <w:t>11:12–15</w:t>
-        </w:r>
-      </w:hyperlink>
-      <w:r>
-        <w:rPr>
-          <w:lang w:val="zh_TW" w:bidi="zh_TW"/>
-        </w:rPr>
-        <w:t>；</w:t>
-      </w:r>
-      <w:hyperlink r:id="rId15">
-        <w:r>
-          <w:rPr>
-            <w:lang w:val="zh_TW" w:bidi="zh_TW"/>
-          </w:rPr>
-          <w:rPr>
-            <w:color w:val="0000EE"/>
-            <w:u w:val="single"/>
-          </w:rPr>
-          <w:t>代上1:18</w:t>
-        </w:r>
-      </w:hyperlink>
-      <w:r>
-        <w:rPr>
-          <w:lang w:val="zh_TW" w:bidi="zh_TW"/>
-        </w:rPr>
-        <w:t>）。在路加福音所記載的耶穌祖先名單中，沙拉被列為該南的兒子，而該南則是亞法撒的兒子（</w:t>
-      </w:r>
-      <w:hyperlink r:id="rId16">
-        <w:r>
-          <w:rPr>
-            <w:lang w:val="zh_TW" w:bidi="zh_TW"/>
-          </w:rPr>
-          <w:rPr>
-            <w:color w:val="0000EE"/>
-            <w:u w:val="single"/>
-          </w:rPr>
-          <w:t>路3:35</w:t>
-        </w:r>
-      </w:hyperlink>
-      <w:r>
-        <w:rPr>
-          <w:lang w:val="zh_TW" w:bidi="zh_TW"/>
-        </w:rPr>
-        <w:t>）。</w:t>
-        <w:br/>
-      </w:r>
-      <w:r>
-        <w:rPr>
-          <w:i/>
-          <w:lang w:val="zh_TW" w:bidi="zh_TW"/>
-        </w:rPr>
-        <w:t>見</w:t>
-      </w:r>
-      <w:r>
-        <w:rPr>
-          <w:lang w:val="zh_TW" w:bidi="zh_TW"/>
-        </w:rPr>
-        <w:t>耶穌基督的家譜</w:t>
-      </w:r>
-      <w:r>
-        <w:rPr>
-          <w:lang w:val="zh_TW" w:bidi="zh_TW"/>
-        </w:rPr>
-        <w:t xml:space="preserve">。 </w:t>
+        <w:t>舊約中的撒但重新以試探者的形象出現，在神面前控告人，並阻礙神的救贖計劃（</w:t>
+      </w:r>
+      <w:r>
+        <w:rPr>
+          <w:lang w:val="zh_TW" w:bidi="zh_TW"/>
+        </w:rPr>
+        <w:t>禧年集</w:t>
+      </w:r>
+      <w:r>
+        <w:rPr>
+          <w:lang w:val="zh_TW" w:bidi="zh_TW"/>
+        </w:rPr>
+        <w:t>11:5，17:16；摩西升天記17章；以諾一書40:7）。</w:t>
       </w:r>
     </w:p>
     <w:p>
@@ -475,30 +467,423 @@
         <w:rPr>
           <w:lang w:val="zh_TW" w:bidi="zh_TW"/>
         </w:rPr>
-        <w:t>猶大與迦南女子書亞所生的第三個兒子，出生在猶大的小鎮</w:t>
-      </w:r>
-      <w:r>
-        <w:rPr>
-          <w:lang w:val="zh_TW" w:bidi="zh_TW"/>
-        </w:rPr>
-        <w:t>基悉</w:t>
-      </w:r>
+        <w:t>死海古卷中，撒但（彼列）被描繪為邪惡勢力的首領。這可能受到</w:t>
+      </w:r>
+      <w:r>
+        <w:rPr>
+          <w:lang w:val="zh_TW" w:bidi="zh_TW"/>
+        </w:rPr>
+        <w:t>拜火教</w:t>
+      </w:r>
+      <w:r>
+        <w:rPr>
+          <w:lang w:val="zh_TW" w:bidi="zh_TW"/>
+        </w:rPr>
+        <w:t>（Zoroastrianism，古波斯宗教）的影響，但它仍然保持了一神論的觀點，即一位創造了彼列和光明之子的神。</w:t>
+      </w:r>
+    </w:p>
+    <w:p>
+      <w:pPr>
+        <w:pStyle w:val="ListNumber"/>
+        <w:spacing w:line="240" w:lineRule="auto"/>
+        <w:ind w:left="720"/>
+      </w:pPr>
+      <w:r>
+        <w:rPr>
+          <w:lang w:val="zh_TW" w:bidi="zh_TW"/>
+        </w:rPr>
+      </w:r>
+      <w:r>
+        <w:rPr>
+          <w:lang w:val="zh_TW" w:bidi="zh_TW"/>
+        </w:rPr>
+        <w:t>撒但被加入到一些原本並未提及牠的舊約故事中：</w:t>
+      </w:r>
+    </w:p>
+    <w:p>
+      <w:pPr>
+        <w:pStyle w:val="ListBullet"/>
+        <w:spacing w:line="240" w:lineRule="auto"/>
+        <w:ind w:left="1440"/>
+      </w:pPr>
+      <w:r>
+        <w:rPr>
+          <w:lang w:val="zh_TW" w:bidi="zh_TW"/>
+        </w:rPr>
+      </w:r>
+      <w:r>
+        <w:rPr>
+          <w:lang w:val="zh_TW" w:bidi="zh_TW"/>
+        </w:rPr>
+        <w:t>牠貪戀夏娃，導致人的墮落（</w:t>
+      </w:r>
+      <w:hyperlink r:id="rId19">
+        <w:r>
+          <w:rPr>
+            <w:lang w:val="zh_TW" w:bidi="zh_TW"/>
+          </w:rPr>
+          <w:rPr>
+            <w:color w:val="0000EE"/>
+            <w:u w:val="single"/>
+          </w:rPr>
+          <w:t>所羅門智訓2:24</w:t>
+        </w:r>
+      </w:hyperlink>
+      <w:r>
+        <w:rPr>
+          <w:lang w:val="zh_TW" w:bidi="zh_TW"/>
+        </w:rPr>
+        <w:t>）</w:t>
+      </w:r>
+    </w:p>
+    <w:p>
+      <w:pPr>
+        <w:pStyle w:val="ListBullet"/>
+        <w:spacing w:line="240" w:lineRule="auto"/>
+        <w:ind w:left="1440"/>
+      </w:pPr>
+      <w:r>
+        <w:rPr>
+          <w:lang w:val="zh_TW" w:bidi="zh_TW"/>
+        </w:rPr>
+      </w:r>
+      <w:r>
+        <w:rPr>
+          <w:lang w:val="zh_TW" w:bidi="zh_TW"/>
+        </w:rPr>
+        <w:t>牠控制在</w:t>
+      </w:r>
+      <w:hyperlink r:id="rId20">
+        <w:r>
+          <w:rPr>
+            <w:lang w:val="zh_TW" w:bidi="zh_TW"/>
+          </w:rPr>
+          <w:rPr>
+            <w:color w:val="0000EE"/>
+            <w:u w:val="single"/>
+          </w:rPr>
+          <w:t>創世記六章1至4節</w:t>
+        </w:r>
+      </w:hyperlink>
       <w:r>
         <w:rPr>
           <w:lang w:val="zh_TW" w:bidi="zh_TW"/>
         </w:rPr>
         <w:t>（</w:t>
       </w:r>
-      <w:hyperlink r:id="rId17">
-        <w:r>
-          <w:rPr>
-            <w:lang w:val="zh_TW" w:bidi="zh_TW"/>
-          </w:rPr>
-          <w:rPr>
-            <w:color w:val="0000EE"/>
-            <w:u w:val="single"/>
-          </w:rPr>
-          <w:t>創38:5</w:t>
+      <w:r>
+        <w:rPr>
+          <w:lang w:val="zh_TW" w:bidi="zh_TW"/>
+        </w:rPr>
+        <w:t>禧年集</w:t>
+      </w:r>
+      <w:r>
+        <w:rPr>
+          <w:lang w:val="zh_TW" w:bidi="zh_TW"/>
+        </w:rPr>
+        <w:t>10:5–8，19:28）中墮落的天使，或</w:t>
+      </w:r>
+    </w:p>
+    <w:p>
+      <w:pPr>
+        <w:pStyle w:val="ListBullet"/>
+        <w:spacing w:line="240" w:lineRule="auto"/>
+        <w:ind w:left="1440"/>
+      </w:pPr>
+      <w:r>
+        <w:rPr>
+          <w:lang w:val="zh_TW" w:bidi="zh_TW"/>
+        </w:rPr>
+      </w:r>
+      <w:r>
+        <w:rPr>
+          <w:lang w:val="zh_TW" w:bidi="zh_TW"/>
+        </w:rPr>
+        <w:t>牠本身就是墮落的天使（以諾二書29:4）。</w:t>
+      </w:r>
+    </w:p>
+    <w:p>
+      <w:pPr>
+        <w:pStyle w:val="Heading3"/>
+      </w:pPr>
+      <w:r>
+        <w:rPr>
+          <w:lang w:val="zh_TW" w:bidi="zh_TW"/>
+        </w:rPr>
+        <w:t>新約中的撒但</w:t>
+      </w:r>
+    </w:p>
+    <w:p>
+      <w:pPr/>
+      <w:r>
+        <w:rPr>
+          <w:lang w:val="zh_TW" w:bidi="zh_TW"/>
+        </w:rPr>
+      </w:r>
+      <w:r>
+        <w:rPr>
+          <w:lang w:val="zh_TW" w:bidi="zh_TW"/>
+        </w:rPr>
+        <w:t>在新約中，撒但的形象更為完整，並有多種稱呼：</w:t>
+      </w:r>
+    </w:p>
+    <w:p>
+      <w:pPr>
+        <w:pStyle w:val="ListBullet"/>
+        <w:spacing w:line="240" w:lineRule="auto"/>
+        <w:ind w:left="720"/>
+      </w:pPr>
+      <w:r>
+        <w:rPr>
+          <w:lang w:val="zh_TW" w:bidi="zh_TW"/>
+        </w:rPr>
+      </w:r>
+      <w:r>
+        <w:rPr>
+          <w:lang w:val="zh_TW" w:bidi="zh_TW"/>
+        </w:rPr>
+        <w:t>撒但（希伯來文意為「控告者」）</w:t>
+      </w:r>
+    </w:p>
+    <w:p>
+      <w:pPr>
+        <w:pStyle w:val="ListBullet"/>
+        <w:spacing w:line="240" w:lineRule="auto"/>
+        <w:ind w:left="720"/>
+      </w:pPr>
+      <w:r>
+        <w:rPr>
+          <w:lang w:val="zh_TW" w:bidi="zh_TW"/>
+        </w:rPr>
+      </w:r>
+      <w:r>
+        <w:rPr>
+          <w:lang w:val="zh_TW" w:bidi="zh_TW"/>
+        </w:rPr>
+        <w:t>魔鬼（撒但的希臘文譯名）</w:t>
+      </w:r>
+    </w:p>
+    <w:p>
+      <w:pPr>
+        <w:pStyle w:val="ListBullet"/>
+        <w:spacing w:line="240" w:lineRule="auto"/>
+        <w:ind w:left="720"/>
+      </w:pPr>
+      <w:r>
+        <w:rPr>
+          <w:lang w:val="zh_TW" w:bidi="zh_TW"/>
+        </w:rPr>
+      </w:r>
+      <w:r>
+        <w:rPr>
+          <w:lang w:val="zh_TW" w:bidi="zh_TW"/>
+        </w:rPr>
+        <w:t>彼列</w:t>
+      </w:r>
+    </w:p>
+    <w:p>
+      <w:pPr>
+        <w:pStyle w:val="ListBullet"/>
+        <w:spacing w:line="240" w:lineRule="auto"/>
+        <w:ind w:left="720"/>
+      </w:pPr>
+      <w:r>
+        <w:rPr>
+          <w:lang w:val="zh_TW" w:bidi="zh_TW"/>
+        </w:rPr>
+      </w:r>
+      <w:r>
+        <w:rPr>
+          <w:lang w:val="zh_TW" w:bidi="zh_TW"/>
+        </w:rPr>
+        <w:t>別西卜</w:t>
+      </w:r>
+    </w:p>
+    <w:p>
+      <w:pPr>
+        <w:pStyle w:val="ListBullet"/>
+        <w:spacing w:line="240" w:lineRule="auto"/>
+        <w:ind w:left="720"/>
+      </w:pPr>
+      <w:r>
+        <w:rPr>
+          <w:lang w:val="zh_TW" w:bidi="zh_TW"/>
+        </w:rPr>
+      </w:r>
+      <w:r>
+        <w:rPr>
+          <w:lang w:val="zh_TW" w:bidi="zh_TW"/>
+        </w:rPr>
+        <w:t>對頭</w:t>
+      </w:r>
+    </w:p>
+    <w:p>
+      <w:pPr>
+        <w:pStyle w:val="ListBullet"/>
+        <w:spacing w:line="240" w:lineRule="auto"/>
+        <w:ind w:left="720"/>
+      </w:pPr>
+      <w:r>
+        <w:rPr>
+          <w:lang w:val="zh_TW" w:bidi="zh_TW"/>
+        </w:rPr>
+      </w:r>
+      <w:r>
+        <w:rPr>
+          <w:lang w:val="zh_TW" w:bidi="zh_TW"/>
+        </w:rPr>
+        <w:t>大龍</w:t>
+      </w:r>
+    </w:p>
+    <w:p>
+      <w:pPr>
+        <w:pStyle w:val="ListBullet"/>
+        <w:spacing w:line="240" w:lineRule="auto"/>
+        <w:ind w:left="720"/>
+      </w:pPr>
+      <w:r>
+        <w:rPr>
+          <w:lang w:val="zh_TW" w:bidi="zh_TW"/>
+        </w:rPr>
+      </w:r>
+      <w:r>
+        <w:rPr>
+          <w:lang w:val="zh_TW" w:bidi="zh_TW"/>
+        </w:rPr>
+        <w:t>仇敵</w:t>
+      </w:r>
+    </w:p>
+    <w:p>
+      <w:pPr>
+        <w:pStyle w:val="ListBullet"/>
+        <w:spacing w:line="240" w:lineRule="auto"/>
+        <w:ind w:left="720"/>
+      </w:pPr>
+      <w:r>
+        <w:rPr>
+          <w:lang w:val="zh_TW" w:bidi="zh_TW"/>
+        </w:rPr>
+      </w:r>
+      <w:r>
+        <w:rPr>
+          <w:lang w:val="zh_TW" w:bidi="zh_TW"/>
+        </w:rPr>
+        <w:t>那條蛇</w:t>
+      </w:r>
+    </w:p>
+    <w:p>
+      <w:pPr>
+        <w:pStyle w:val="ListBullet"/>
+        <w:spacing w:line="240" w:lineRule="auto"/>
+        <w:ind w:left="720"/>
+      </w:pPr>
+      <w:r>
+        <w:rPr>
+          <w:lang w:val="zh_TW" w:bidi="zh_TW"/>
+        </w:rPr>
+      </w:r>
+      <w:r>
+        <w:rPr>
+          <w:lang w:val="zh_TW" w:bidi="zh_TW"/>
+        </w:rPr>
+        <w:t>那試探人的</w:t>
+      </w:r>
+    </w:p>
+    <w:p>
+      <w:pPr>
+        <w:pStyle w:val="ListBullet"/>
+        <w:spacing w:line="240" w:lineRule="auto"/>
+        <w:ind w:left="720"/>
+      </w:pPr>
+      <w:r>
+        <w:rPr>
+          <w:lang w:val="zh_TW" w:bidi="zh_TW"/>
+        </w:rPr>
+      </w:r>
+      <w:r>
+        <w:rPr>
+          <w:lang w:val="zh_TW" w:bidi="zh_TW"/>
+        </w:rPr>
+        <w:t>那惡者</w:t>
+      </w:r>
+    </w:p>
+    <w:p>
+      <w:pPr/>
+      <w:r>
+        <w:rPr>
+          <w:lang w:val="zh_TW" w:bidi="zh_TW"/>
+        </w:rPr>
+      </w:r>
+      <w:r>
+        <w:rPr>
+          <w:lang w:val="zh_TW" w:bidi="zh_TW"/>
+        </w:rPr>
+        <w:t>牠被視為：</w:t>
+      </w:r>
+    </w:p>
+    <w:p>
+      <w:pPr>
+        <w:pStyle w:val="ListBullet"/>
+        <w:spacing w:line="240" w:lineRule="auto"/>
+        <w:ind w:left="720"/>
+      </w:pPr>
+      <w:r>
+        <w:rPr>
+          <w:lang w:val="zh_TW" w:bidi="zh_TW"/>
+        </w:rPr>
+      </w:r>
+      <w:r>
+        <w:rPr>
+          <w:lang w:val="zh_TW" w:bidi="zh_TW"/>
+        </w:rPr>
+        <w:t>一群天使的統領（</w:t>
+      </w:r>
+      <w:hyperlink r:id="rId21">
+        <w:r>
+          <w:rPr>
+            <w:lang w:val="zh_TW" w:bidi="zh_TW"/>
+          </w:rPr>
+          <w:rPr>
+            <w:color w:val="0000EE"/>
+            <w:u w:val="single"/>
+          </w:rPr>
+          <w:t>太25:41</w:t>
+        </w:r>
+      </w:hyperlink>
+      <w:r>
+        <w:rPr>
+          <w:lang w:val="zh_TW" w:bidi="zh_TW"/>
+        </w:rPr>
+        <w:t>）</w:t>
+      </w:r>
+    </w:p>
+    <w:p>
+      <w:pPr>
+        <w:pStyle w:val="ListBullet"/>
+        <w:spacing w:line="240" w:lineRule="auto"/>
+        <w:ind w:left="720"/>
+      </w:pPr>
+      <w:r>
+        <w:rPr>
+          <w:lang w:val="zh_TW" w:bidi="zh_TW"/>
+        </w:rPr>
+      </w:r>
+      <w:r>
+        <w:rPr>
+          <w:lang w:val="zh_TW" w:bidi="zh_TW"/>
+        </w:rPr>
+        <w:t>世界的掌控者（</w:t>
+      </w:r>
+      <w:hyperlink r:id="rId22">
+        <w:r>
+          <w:rPr>
+            <w:lang w:val="zh_TW" w:bidi="zh_TW"/>
+          </w:rPr>
+          <w:rPr>
+            <w:color w:val="0000EE"/>
+            <w:u w:val="single"/>
+          </w:rPr>
+          <w:t>路4:6</w:t>
         </w:r>
       </w:hyperlink>
       <w:r>
@@ -507,87 +892,131 @@
         </w:rPr>
         <w:t>；</w:t>
       </w:r>
-      <w:hyperlink r:id="rId18">
-        <w:r>
-          <w:rPr>
-            <w:lang w:val="zh_TW" w:bidi="zh_TW"/>
-          </w:rPr>
-          <w:rPr>
-            <w:color w:val="0000EE"/>
-            <w:u w:val="single"/>
-          </w:rPr>
-          <w:t>代上2:3</w:t>
-        </w:r>
-      </w:hyperlink>
-      <w:r>
-        <w:rPr>
-          <w:lang w:val="zh_TW" w:bidi="zh_TW"/>
-        </w:rPr>
-        <w:t>；譯註：和合本將此人名譯為「示拉」）。沙拉為示拉族的起源（譯註：和合本譯為「示拉」；</w:t>
-      </w:r>
-      <w:hyperlink r:id="rId19">
-        <w:r>
-          <w:rPr>
-            <w:lang w:val="zh_TW" w:bidi="zh_TW"/>
-          </w:rPr>
-          <w:rPr>
-            <w:color w:val="0000EE"/>
-            <w:u w:val="single"/>
-          </w:rPr>
-          <w:t>民26:20</w:t>
-        </w:r>
-      </w:hyperlink>
-      <w:r>
-        <w:rPr>
-          <w:lang w:val="zh_TW" w:bidi="zh_TW"/>
-        </w:rPr>
-        <w:t>）。在</w:t>
-      </w:r>
-      <w:hyperlink r:id="rId20">
-        <w:r>
-          <w:rPr>
-            <w:lang w:val="zh_TW" w:bidi="zh_TW"/>
-          </w:rPr>
-          <w:rPr>
-            <w:color w:val="0000EE"/>
-            <w:u w:val="single"/>
-          </w:rPr>
-          <w:t>尼希米記十一章5節</w:t>
-        </w:r>
-      </w:hyperlink>
-      <w:r>
-        <w:rPr>
-          <w:lang w:val="zh_TW" w:bidi="zh_TW"/>
-        </w:rPr>
-        <w:t>和</w:t>
-      </w:r>
-      <w:hyperlink r:id="rId21">
-        <w:r>
-          <w:rPr>
-            <w:lang w:val="zh_TW" w:bidi="zh_TW"/>
-          </w:rPr>
-          <w:rPr>
-            <w:color w:val="0000EE"/>
-            <w:u w:val="single"/>
-          </w:rPr>
-          <w:t>歷代志上九章5節</w:t>
-        </w:r>
-      </w:hyperlink>
-      <w:r>
-        <w:rPr>
-          <w:lang w:val="zh_TW" w:bidi="zh_TW"/>
-        </w:rPr>
-        <w:t>中，原本的「示羅/示羅尼（Shilonite）」（譯註：和合本在這兩處將其分別譯為「示羅尼」和「示羅」）可能應該要被更正為「示拉（Shelanite）」。</w:t>
-      </w:r>
-      <w:r>
-        <w:rPr>
-          <w:lang w:val="zh_TW" w:bidi="zh_TW"/>
-        </w:rPr>
-      </w:r>
-      <w:r>
-        <w:rPr>
-          <w:lang w:val="zh_TW" w:bidi="zh_TW"/>
-        </w:rPr>
+      <w:hyperlink r:id="rId23">
+        <w:r>
+          <w:rPr>
+            <w:lang w:val="zh_TW" w:bidi="zh_TW"/>
+          </w:rPr>
+          <w:rPr>
+            <w:color w:val="0000EE"/>
+            <w:u w:val="single"/>
+          </w:rPr>
+          <w:t>徒26:18</w:t>
+        </w:r>
+      </w:hyperlink>
+      <w:r>
+        <w:rPr>
+          <w:lang w:val="zh_TW" w:bidi="zh_TW"/>
+        </w:rPr>
+        <w:t>；</w:t>
+      </w:r>
+      <w:hyperlink r:id="rId24">
+        <w:r>
+          <w:rPr>
+            <w:lang w:val="zh_TW" w:bidi="zh_TW"/>
+          </w:rPr>
+          <w:rPr>
+            <w:color w:val="0000EE"/>
+            <w:u w:val="single"/>
+          </w:rPr>
+          <w:t>林後4:4</w:t>
+        </w:r>
+      </w:hyperlink>
+      <w:r>
+        <w:rPr>
+          <w:lang w:val="zh_TW" w:bidi="zh_TW"/>
+        </w:rPr>
+        <w:t>）</w:t>
+      </w:r>
+    </w:p>
+    <w:p>
+      <w:pPr>
+        <w:pStyle w:val="ListBullet"/>
+        <w:spacing w:line="240" w:lineRule="auto"/>
+        <w:ind w:left="720"/>
+      </w:pPr>
+      <w:r>
+        <w:rPr>
+          <w:lang w:val="zh_TW" w:bidi="zh_TW"/>
+        </w:rPr>
+      </w:r>
+      <w:r>
+        <w:rPr>
+          <w:lang w:val="zh_TW" w:bidi="zh_TW"/>
+        </w:rPr>
+        <w:t>所有非基督徒的掌控者（</w:t>
+      </w:r>
+      <w:hyperlink r:id="rId25">
+        <w:r>
+          <w:rPr>
+            <w:lang w:val="zh_TW" w:bidi="zh_TW"/>
+          </w:rPr>
+          <w:rPr>
+            <w:color w:val="0000EE"/>
+            <w:u w:val="single"/>
+          </w:rPr>
+          <w:t>可4:15</w:t>
+        </w:r>
+      </w:hyperlink>
+      <w:r>
+        <w:rPr>
+          <w:lang w:val="zh_TW" w:bidi="zh_TW"/>
+        </w:rPr>
+        <w:t>；</w:t>
+      </w:r>
+      <w:hyperlink r:id="rId26">
+        <w:r>
+          <w:rPr>
+            <w:lang w:val="zh_TW" w:bidi="zh_TW"/>
+          </w:rPr>
+          <w:rPr>
+            <w:color w:val="0000EE"/>
+            <w:u w:val="single"/>
+          </w:rPr>
+          <w:t>約8:44</w:t>
+        </w:r>
+      </w:hyperlink>
+      <w:r>
+        <w:rPr>
+          <w:lang w:val="zh_TW" w:bidi="zh_TW"/>
+        </w:rPr>
+        <w:t>；</w:t>
+      </w:r>
+      <w:hyperlink r:id="rId27">
+        <w:r>
+          <w:rPr>
+            <w:lang w:val="zh_TW" w:bidi="zh_TW"/>
+          </w:rPr>
+          <w:rPr>
+            <w:color w:val="0000EE"/>
+            <w:u w:val="single"/>
+          </w:rPr>
+          <w:t>徒13:10</w:t>
+        </w:r>
+      </w:hyperlink>
+      <w:r>
+        <w:rPr>
+          <w:lang w:val="zh_TW" w:bidi="zh_TW"/>
+        </w:rPr>
+        <w:t>；</w:t>
+      </w:r>
+      <w:hyperlink r:id="rId28">
+        <w:r>
+          <w:rPr>
+            <w:lang w:val="zh_TW" w:bidi="zh_TW"/>
+          </w:rPr>
+          <w:rPr>
+            <w:color w:val="0000EE"/>
+            <w:u w:val="single"/>
+          </w:rPr>
+          <w:t>西1:13</w:t>
+        </w:r>
+      </w:hyperlink>
+      <w:r>
+        <w:rPr>
+          <w:lang w:val="zh_TW" w:bidi="zh_TW"/>
+        </w:rPr>
+        <w:t>）</w:t>
       </w:r>
     </w:p>
     <w:p>
@@ -597,6 +1026,553 @@
           <w:lang w:val="zh_TW" w:bidi="zh_TW"/>
         </w:rPr>
       </w:r>
+      <w:r>
+        <w:rPr>
+          <w:lang w:val="zh_TW" w:bidi="zh_TW"/>
+        </w:rPr>
+        <w:t>撒但是神的仇敵，想要將所有人與神分開。特別是基督徒的危險敵人（</w:t>
+      </w:r>
+      <w:hyperlink r:id="rId29">
+        <w:r>
+          <w:rPr>
+            <w:lang w:val="zh_TW" w:bidi="zh_TW"/>
+          </w:rPr>
+          <w:rPr>
+            <w:color w:val="0000EE"/>
+            <w:u w:val="single"/>
+          </w:rPr>
+          <w:t>路8:33</w:t>
+        </w:r>
+      </w:hyperlink>
+      <w:r>
+        <w:rPr>
+          <w:lang w:val="zh_TW" w:bidi="zh_TW"/>
+        </w:rPr>
+        <w:t>；</w:t>
+      </w:r>
+      <w:hyperlink r:id="rId30">
+        <w:r>
+          <w:rPr>
+            <w:lang w:val="zh_TW" w:bidi="zh_TW"/>
+          </w:rPr>
+          <w:rPr>
+            <w:color w:val="0000EE"/>
+            <w:u w:val="single"/>
+          </w:rPr>
+          <w:t>林前7:5</w:t>
+        </w:r>
+      </w:hyperlink>
+      <w:r>
+        <w:rPr>
+          <w:lang w:val="zh_TW" w:bidi="zh_TW"/>
+        </w:rPr>
+        <w:t>；</w:t>
+      </w:r>
+      <w:hyperlink r:id="rId31">
+        <w:r>
+          <w:rPr>
+            <w:lang w:val="zh_TW" w:bidi="zh_TW"/>
+          </w:rPr>
+          <w:rPr>
+            <w:color w:val="0000EE"/>
+            <w:u w:val="single"/>
+          </w:rPr>
+          <w:t>彼前5:8</w:t>
+        </w:r>
+      </w:hyperlink>
+      <w:r>
+        <w:rPr>
+          <w:lang w:val="zh_TW" w:bidi="zh_TW"/>
+        </w:rPr>
+        <w:t>），基督徒必須抵擋牠，不被牠的詭計所迷惑（</w:t>
+      </w:r>
+      <w:hyperlink r:id="rId32">
+        <w:r>
+          <w:rPr>
+            <w:lang w:val="zh_TW" w:bidi="zh_TW"/>
+          </w:rPr>
+          <w:rPr>
+            <w:color w:val="0000EE"/>
+            <w:u w:val="single"/>
+          </w:rPr>
+          <w:t>林後2:11</w:t>
+        </w:r>
+      </w:hyperlink>
+      <w:r>
+        <w:rPr>
+          <w:lang w:val="zh_TW" w:bidi="zh_TW"/>
+        </w:rPr>
+        <w:t>；</w:t>
+      </w:r>
+      <w:hyperlink r:id="rId33">
+        <w:r>
+          <w:rPr>
+            <w:lang w:val="zh_TW" w:bidi="zh_TW"/>
+          </w:rPr>
+          <w:rPr>
+            <w:color w:val="0000EE"/>
+            <w:u w:val="single"/>
+          </w:rPr>
+          <w:t>弗6:11</w:t>
+        </w:r>
+      </w:hyperlink>
+      <w:r>
+        <w:rPr>
+          <w:lang w:val="zh_TW" w:bidi="zh_TW"/>
+        </w:rPr>
+        <w:t>；</w:t>
+      </w:r>
+      <w:hyperlink r:id="rId34">
+        <w:r>
+          <w:rPr>
+            <w:lang w:val="zh_TW" w:bidi="zh_TW"/>
+          </w:rPr>
+          <w:rPr>
+            <w:color w:val="0000EE"/>
+            <w:u w:val="single"/>
+          </w:rPr>
+          <w:t>雅4:7</w:t>
+        </w:r>
+      </w:hyperlink>
+      <w:r>
+        <w:rPr>
+          <w:lang w:val="zh_TW" w:bidi="zh_TW"/>
+        </w:rPr>
+        <w:t>）。</w:t>
+      </w:r>
+    </w:p>
+    <w:p>
+      <w:pPr/>
+      <w:r>
+        <w:rPr>
+          <w:lang w:val="zh_TW" w:bidi="zh_TW"/>
+        </w:rPr>
+      </w:r>
+      <w:r>
+        <w:rPr>
+          <w:lang w:val="zh_TW" w:bidi="zh_TW"/>
+        </w:rPr>
+        <w:t>撒但透過以下方式執行牠的邪惡計劃：</w:t>
+      </w:r>
+    </w:p>
+    <w:p>
+      <w:pPr>
+        <w:pStyle w:val="ListBullet"/>
+        <w:spacing w:line="240" w:lineRule="auto"/>
+        <w:ind w:left="720"/>
+      </w:pPr>
+      <w:r>
+        <w:rPr>
+          <w:lang w:val="zh_TW" w:bidi="zh_TW"/>
+        </w:rPr>
+      </w:r>
+      <w:r>
+        <w:rPr>
+          <w:lang w:val="zh_TW" w:bidi="zh_TW"/>
+        </w:rPr>
+        <w:t>試探人（</w:t>
+      </w:r>
+      <w:hyperlink r:id="rId35">
+        <w:r>
+          <w:rPr>
+            <w:lang w:val="zh_TW" w:bidi="zh_TW"/>
+          </w:rPr>
+          <w:rPr>
+            <w:color w:val="0000EE"/>
+            <w:u w:val="single"/>
+          </w:rPr>
+          <w:t>約13:2</w:t>
+        </w:r>
+      </w:hyperlink>
+      <w:r>
+        <w:rPr>
+          <w:lang w:val="zh_TW" w:bidi="zh_TW"/>
+        </w:rPr>
+        <w:t>；</w:t>
+      </w:r>
+      <w:hyperlink r:id="rId36">
+        <w:r>
+          <w:rPr>
+            <w:lang w:val="zh_TW" w:bidi="zh_TW"/>
+          </w:rPr>
+          <w:rPr>
+            <w:color w:val="0000EE"/>
+            <w:u w:val="single"/>
+          </w:rPr>
+          <w:t>徒5:3</w:t>
+        </w:r>
+      </w:hyperlink>
+      <w:r>
+        <w:rPr>
+          <w:lang w:val="zh_TW" w:bidi="zh_TW"/>
+        </w:rPr>
+        <w:t>）</w:t>
+      </w:r>
+    </w:p>
+    <w:p>
+      <w:pPr>
+        <w:pStyle w:val="ListBullet"/>
+        <w:spacing w:line="240" w:lineRule="auto"/>
+        <w:ind w:left="720"/>
+      </w:pPr>
+      <w:r>
+        <w:rPr>
+          <w:lang w:val="zh_TW" w:bidi="zh_TW"/>
+        </w:rPr>
+      </w:r>
+      <w:r>
+        <w:rPr>
+          <w:lang w:val="zh_TW" w:bidi="zh_TW"/>
+        </w:rPr>
+        <w:t>阻礙神的工人（</w:t>
+      </w:r>
+      <w:hyperlink r:id="rId37">
+        <w:r>
+          <w:rPr>
+            <w:lang w:val="zh_TW" w:bidi="zh_TW"/>
+          </w:rPr>
+          <w:rPr>
+            <w:color w:val="0000EE"/>
+            <w:u w:val="single"/>
+          </w:rPr>
+          <w:t>帖前2:18</w:t>
+        </w:r>
+      </w:hyperlink>
+      <w:r>
+        <w:rPr>
+          <w:lang w:val="zh_TW" w:bidi="zh_TW"/>
+        </w:rPr>
+        <w:t>）</w:t>
+      </w:r>
+    </w:p>
+    <w:p>
+      <w:pPr>
+        <w:pStyle w:val="ListBullet"/>
+        <w:spacing w:line="240" w:lineRule="auto"/>
+        <w:ind w:left="720"/>
+      </w:pPr>
+      <w:r>
+        <w:rPr>
+          <w:lang w:val="zh_TW" w:bidi="zh_TW"/>
+        </w:rPr>
+      </w:r>
+      <w:r>
+        <w:rPr>
+          <w:lang w:val="zh_TW" w:bidi="zh_TW"/>
+        </w:rPr>
+        <w:t>在神面前控告基督徒（</w:t>
+      </w:r>
+      <w:hyperlink r:id="rId38">
+        <w:r>
+          <w:rPr>
+            <w:lang w:val="zh_TW" w:bidi="zh_TW"/>
+          </w:rPr>
+          <w:rPr>
+            <w:color w:val="0000EE"/>
+            <w:u w:val="single"/>
+          </w:rPr>
+          <w:t>啟12:10</w:t>
+        </w:r>
+      </w:hyperlink>
+      <w:r>
+        <w:rPr>
+          <w:lang w:val="zh_TW" w:bidi="zh_TW"/>
+        </w:rPr>
+        <w:t>）</w:t>
+      </w:r>
+    </w:p>
+    <w:p>
+      <w:pPr>
+        <w:pStyle w:val="ListBullet"/>
+        <w:spacing w:line="240" w:lineRule="auto"/>
+        <w:ind w:left="720"/>
+      </w:pPr>
+      <w:r>
+        <w:rPr>
+          <w:lang w:val="zh_TW" w:bidi="zh_TW"/>
+        </w:rPr>
+      </w:r>
+      <w:r>
+        <w:rPr>
+          <w:lang w:val="zh_TW" w:bidi="zh_TW"/>
+        </w:rPr>
+        <w:t>控制那些棄絕福音的惡人（</w:t>
+      </w:r>
+      <w:hyperlink r:id="rId39">
+        <w:r>
+          <w:rPr>
+            <w:lang w:val="zh_TW" w:bidi="zh_TW"/>
+          </w:rPr>
+          <w:rPr>
+            <w:color w:val="0000EE"/>
+            <w:u w:val="single"/>
+          </w:rPr>
+          <w:t>帖後2:9</w:t>
+        </w:r>
+      </w:hyperlink>
+      <w:r>
+        <w:rPr>
+          <w:lang w:val="zh_TW" w:bidi="zh_TW"/>
+        </w:rPr>
+        <w:t>；</w:t>
+      </w:r>
+      <w:hyperlink r:id="rId40">
+        <w:r>
+          <w:rPr>
+            <w:lang w:val="zh_TW" w:bidi="zh_TW"/>
+          </w:rPr>
+          <w:rPr>
+            <w:color w:val="0000EE"/>
+            <w:u w:val="single"/>
+          </w:rPr>
+          <w:t>啟2:9、13，</w:t>
+        </w:r>
+      </w:hyperlink>
+      <w:hyperlink r:id="rId41">
+        <w:r>
+          <w:rPr>
+            <w:lang w:val="zh_TW" w:bidi="zh_TW"/>
+          </w:rPr>
+          <w:rPr>
+            <w:color w:val="0000EE"/>
+            <w:u w:val="single"/>
+          </w:rPr>
+          <w:t>13:2</w:t>
+        </w:r>
+      </w:hyperlink>
+      <w:r>
+        <w:rPr>
+          <w:lang w:val="zh_TW" w:bidi="zh_TW"/>
+        </w:rPr>
+        <w:t>）。</w:t>
+      </w:r>
+    </w:p>
+    <w:p>
+      <w:pPr/>
+      <w:r>
+        <w:rPr>
+          <w:lang w:val="zh_TW" w:bidi="zh_TW"/>
+        </w:rPr>
+      </w:r>
+      <w:r>
+        <w:rPr>
+          <w:lang w:val="zh_TW" w:bidi="zh_TW"/>
+        </w:rPr>
+        <w:t>然而，最重要的是，新約教導魔鬼自起初就是邪惡的（</w:t>
+      </w:r>
+      <w:hyperlink r:id="rId42">
+        <w:r>
+          <w:rPr>
+            <w:lang w:val="zh_TW" w:bidi="zh_TW"/>
+          </w:rPr>
+          <w:rPr>
+            <w:color w:val="0000EE"/>
+            <w:u w:val="single"/>
+          </w:rPr>
+          <w:t>約一3:8</w:t>
+        </w:r>
+      </w:hyperlink>
+      <w:r>
+        <w:rPr>
+          <w:lang w:val="zh_TW" w:bidi="zh_TW"/>
+        </w:rPr>
+        <w:t>），但藉著耶穌的服事，撒但已被擊敗，並被驅逐出天上（</w:t>
+      </w:r>
+      <w:hyperlink r:id="rId43">
+        <w:r>
+          <w:rPr>
+            <w:lang w:val="zh_TW" w:bidi="zh_TW"/>
+          </w:rPr>
+          <w:rPr>
+            <w:color w:val="0000EE"/>
+            <w:u w:val="single"/>
+          </w:rPr>
+          <w:t>路10:18</w:t>
+        </w:r>
+      </w:hyperlink>
+      <w:r>
+        <w:rPr>
+          <w:lang w:val="zh_TW" w:bidi="zh_TW"/>
+        </w:rPr>
+        <w:t>；</w:t>
+      </w:r>
+      <w:hyperlink r:id="rId44">
+        <w:r>
+          <w:rPr>
+            <w:lang w:val="zh_TW" w:bidi="zh_TW"/>
+          </w:rPr>
+          <w:rPr>
+            <w:color w:val="0000EE"/>
+            <w:u w:val="single"/>
+          </w:rPr>
+          <w:t>啟12</w:t>
+        </w:r>
+      </w:hyperlink>
+      <w:r>
+        <w:rPr>
+          <w:lang w:val="zh_TW" w:bidi="zh_TW"/>
+        </w:rPr>
+        <w:t>）。儘管牠是一個危險的仇敵，基督徒擁有強大的武器——禱告、信心以及耶穌之血的果效。撒但若獲准，仍可引發身體疾病（</w:t>
+      </w:r>
+      <w:hyperlink r:id="rId45">
+        <w:r>
+          <w:rPr>
+            <w:lang w:val="zh_TW" w:bidi="zh_TW"/>
+          </w:rPr>
+          <w:rPr>
+            <w:color w:val="0000EE"/>
+            <w:u w:val="single"/>
+          </w:rPr>
+          <w:t>林後12:7</w:t>
+        </w:r>
+      </w:hyperlink>
+      <w:r>
+        <w:rPr>
+          <w:lang w:val="zh_TW" w:bidi="zh_TW"/>
+        </w:rPr>
+        <w:t>），而人也可能被交給撒但受懲罰（</w:t>
+      </w:r>
+      <w:hyperlink r:id="rId46">
+        <w:r>
+          <w:rPr>
+            <w:lang w:val="zh_TW" w:bidi="zh_TW"/>
+          </w:rPr>
+          <w:rPr>
+            <w:color w:val="0000EE"/>
+            <w:u w:val="single"/>
+          </w:rPr>
+          <w:t>林前5:5</w:t>
+        </w:r>
+      </w:hyperlink>
+      <w:r>
+        <w:rPr>
+          <w:lang w:val="zh_TW" w:bidi="zh_TW"/>
+        </w:rPr>
+        <w:t>；</w:t>
+      </w:r>
+      <w:hyperlink r:id="rId47">
+        <w:r>
+          <w:rPr>
+            <w:lang w:val="zh_TW" w:bidi="zh_TW"/>
+          </w:rPr>
+          <w:rPr>
+            <w:color w:val="0000EE"/>
+            <w:u w:val="single"/>
+          </w:rPr>
+          <w:t>提前1:20</w:t>
+        </w:r>
+      </w:hyperlink>
+      <w:r>
+        <w:rPr>
+          <w:lang w:val="zh_TW" w:bidi="zh_TW"/>
+        </w:rPr>
+        <w:t>）。最終，神掌控撒但，並將徹底毀滅牠（</w:t>
+      </w:r>
+      <w:hyperlink r:id="rId48">
+        <w:r>
+          <w:rPr>
+            <w:lang w:val="zh_TW" w:bidi="zh_TW"/>
+          </w:rPr>
+          <w:rPr>
+            <w:color w:val="0000EE"/>
+            <w:u w:val="single"/>
+          </w:rPr>
+          <w:t>羅16:20</w:t>
+        </w:r>
+      </w:hyperlink>
+      <w:r>
+        <w:rPr>
+          <w:lang w:val="zh_TW" w:bidi="zh_TW"/>
+        </w:rPr>
+        <w:t>；</w:t>
+      </w:r>
+      <w:hyperlink r:id="rId49">
+        <w:r>
+          <w:rPr>
+            <w:lang w:val="zh_TW" w:bidi="zh_TW"/>
+          </w:rPr>
+          <w:rPr>
+            <w:color w:val="0000EE"/>
+            <w:u w:val="single"/>
+          </w:rPr>
+          <w:t>啟20:10</w:t>
+        </w:r>
+      </w:hyperlink>
+      <w:r>
+        <w:rPr>
+          <w:lang w:val="zh_TW" w:bidi="zh_TW"/>
+        </w:rPr>
+        <w:t>）。</w:t>
+      </w:r>
+    </w:p>
+    <w:p>
+      <w:pPr/>
+      <w:r>
+        <w:rPr>
+          <w:lang w:val="zh_TW" w:bidi="zh_TW"/>
+        </w:rPr>
+      </w:r>
+      <w:r>
+        <w:rPr>
+          <w:i/>
+          <w:lang w:val="zh_TW" w:bidi="zh_TW"/>
+        </w:rPr>
+        <w:t>另見</w:t>
+      </w:r>
+      <w:r>
+        <w:rPr>
+          <w:lang w:val="zh_TW" w:bidi="zh_TW"/>
+        </w:rPr>
+        <w:t xml:space="preserve"> </w:t>
+      </w:r>
+      <w:r>
+        <w:rPr>
+          <w:lang w:val="zh_TW" w:bidi="zh_TW"/>
+        </w:rPr>
+        <w:t>天使，</w:t>
+      </w:r>
+      <w:r>
+        <w:rPr>
+          <w:lang w:val="zh_TW" w:bidi="zh_TW"/>
+        </w:rPr>
+        <w:t>鬼魔，</w:t>
+      </w:r>
+      <w:r>
+        <w:rPr>
+          <w:lang w:val="zh_TW" w:bidi="zh_TW"/>
+        </w:rPr>
+        <w:t>鬼附，</w:t>
+      </w:r>
+      <w:r>
+        <w:rPr>
+          <w:lang w:val="zh_TW" w:bidi="zh_TW"/>
+        </w:rPr>
+        <w:t>路西弗</w:t>
+      </w:r>
+      <w:r>
+        <w:rPr>
+          <w:lang w:val="zh_TW" w:bidi="zh_TW"/>
+        </w:rPr>
+        <w:t>。</w:t>
+      </w:r>
+      <w:r>
+        <w:rPr>
+          <w:lang w:val="zh_TW" w:bidi="zh_TW"/>
+        </w:rPr>
+      </w:r>
+      <w:r>
+        <w:rPr>
+          <w:lang w:val="zh_TW" w:bidi="zh_TW"/>
+        </w:rPr>
+      </w:r>
+    </w:p>
+    <w:p>
+      <w:pPr/>
+      <w:r>
+        <w:rPr>
+          <w:lang w:val="zh_TW" w:bidi="zh_TW"/>
+        </w:rPr>
+      </w:r>
     </w:p>
     <w:p>
       <w:pPr>
@@ -606,7 +1582,7 @@
         <w:rPr>
           <w:lang w:val="zh_TW" w:bidi="zh_TW"/>
         </w:rPr>
-        <w:t>沙列</w:t>
+        <w:t>撒都該人</w:t>
       </w:r>
       <w:r>
         <w:rPr>
@@ -625,30 +1601,722 @@
         <w:rPr>
           <w:lang w:val="zh_TW" w:bidi="zh_TW"/>
         </w:rPr>
-        <w:t>約</w:t>
-      </w:r>
-      <w:r>
-        <w:rPr>
-          <w:lang w:val="zh_TW" w:bidi="zh_TW"/>
-        </w:rPr>
-        <w:t>坍</w:t>
-      </w:r>
-      <w:r>
-        <w:rPr>
-          <w:lang w:val="zh_TW" w:bidi="zh_TW"/>
-        </w:rPr>
-        <w:t>的兒子，也是一個居住在葉門（Yemen）的阿拉伯支族的祖先（</w:t>
-      </w:r>
-      <w:hyperlink r:id="rId22">
-        <w:r>
-          <w:rPr>
-            <w:lang w:val="zh_TW" w:bidi="zh_TW"/>
-          </w:rPr>
-          <w:rPr>
-            <w:color w:val="0000EE"/>
-            <w:u w:val="single"/>
-          </w:rPr>
-          <w:t>創10:26</w:t>
+        <w:t>在新約中提到14次的猶太教派，在舊約中並未提及。</w:t>
+      </w:r>
+    </w:p>
+    <w:p>
+      <w:pPr>
+        <w:pStyle w:val="Heading3"/>
+      </w:pPr>
+      <w:r>
+        <w:rPr>
+          <w:lang w:val="zh_TW" w:bidi="zh_TW"/>
+        </w:rPr>
+        <w:t>他們的歷史</w:t>
+      </w:r>
+    </w:p>
+    <w:p>
+      <w:pPr/>
+      <w:r>
+        <w:rPr>
+          <w:lang w:val="zh_TW" w:bidi="zh_TW"/>
+        </w:rPr>
+      </w:r>
+      <w:r>
+        <w:rPr>
+          <w:lang w:val="zh_TW" w:bidi="zh_TW"/>
+        </w:rPr>
+        <w:t>關於該名稱的起源，學者提出了幾種可能的解釋。首先，有人認為撒都該人（Sadducees）</w:t>
+      </w:r>
+      <w:r>
+        <w:rPr>
+          <w:lang w:val="zh_TW" w:bidi="zh_TW"/>
+        </w:rPr>
+        <w:t>這個</w:t>
+      </w:r>
+      <w:r>
+        <w:rPr>
+          <w:lang w:val="zh_TW" w:bidi="zh_TW"/>
+        </w:rPr>
+        <w:t>名稱與希伯來文中的「公義」（saddik）有關。然而，從語源學的角度來看，這種解釋並不穩妥，因為</w:t>
+      </w:r>
+      <w:r>
+        <w:rPr>
+          <w:lang w:val="zh_TW" w:bidi="zh_TW"/>
+        </w:rPr>
+        <w:t>這個</w:t>
+      </w:r>
+      <w:r>
+        <w:rPr>
+          <w:lang w:val="zh_TW" w:bidi="zh_TW"/>
+        </w:rPr>
+        <w:t>詞中的</w:t>
+      </w:r>
+      <w:r>
+        <w:rPr>
+          <w:i/>
+          <w:lang w:val="zh_TW" w:bidi="zh_TW"/>
+        </w:rPr>
+        <w:t>i</w:t>
+      </w:r>
+      <w:r>
+        <w:rPr>
+          <w:lang w:val="zh_TW" w:bidi="zh_TW"/>
+        </w:rPr>
+        <w:t>會變成</w:t>
+      </w:r>
+      <w:r>
+        <w:rPr>
+          <w:i/>
+          <w:lang w:val="zh_TW" w:bidi="zh_TW"/>
+        </w:rPr>
+        <w:t>u</w:t>
+      </w:r>
+      <w:r>
+        <w:rPr>
+          <w:lang w:val="zh_TW" w:bidi="zh_TW"/>
+        </w:rPr>
+        <w:t>，而且沒有明確的證據表明他們自稱為「義人」。其次，有人認為</w:t>
+      </w:r>
+      <w:r>
+        <w:rPr>
+          <w:lang w:val="zh_TW" w:bidi="zh_TW"/>
+        </w:rPr>
+        <w:t>這個</w:t>
+      </w:r>
+      <w:r>
+        <w:rPr>
+          <w:lang w:val="zh_TW" w:bidi="zh_TW"/>
+        </w:rPr>
+        <w:t>名稱源於撒督（Zadok，有時在希臘文中寫作Saddouk），即大衛時代的一位祭司（</w:t>
+      </w:r>
+      <w:hyperlink r:id="rId50">
+        <w:r>
+          <w:rPr>
+            <w:lang w:val="zh_TW" w:bidi="zh_TW"/>
+          </w:rPr>
+          <w:rPr>
+            <w:color w:val="0000EE"/>
+            <w:u w:val="single"/>
+          </w:rPr>
+          <w:t>撒下8:17</w:t>
+        </w:r>
+      </w:hyperlink>
+      <w:r>
+        <w:rPr>
+          <w:lang w:val="zh_TW" w:bidi="zh_TW"/>
+        </w:rPr>
+        <w:t>，</w:t>
+      </w:r>
+      <w:hyperlink r:id="rId51">
+        <w:r>
+          <w:rPr>
+            <w:lang w:val="zh_TW" w:bidi="zh_TW"/>
+          </w:rPr>
+          <w:rPr>
+            <w:color w:val="0000EE"/>
+            <w:u w:val="single"/>
+          </w:rPr>
+          <w:t>15:24–29</w:t>
+        </w:r>
+      </w:hyperlink>
+      <w:r>
+        <w:rPr>
+          <w:lang w:val="zh_TW" w:bidi="zh_TW"/>
+        </w:rPr>
+        <w:t>），他</w:t>
+      </w:r>
+      <w:r>
+        <w:rPr>
+          <w:lang w:val="zh_TW" w:bidi="zh_TW"/>
+        </w:rPr>
+        <w:t>用膏</w:t>
+      </w:r>
+      <w:r>
+        <w:rPr>
+          <w:lang w:val="zh_TW" w:bidi="zh_TW"/>
+        </w:rPr>
+        <w:t>膏</w:t>
+      </w:r>
+      <w:r>
+        <w:rPr>
+          <w:lang w:val="zh_TW" w:bidi="zh_TW"/>
+        </w:rPr>
+        <w:t>所羅門</w:t>
+      </w:r>
+      <w:r>
+        <w:rPr>
+          <w:lang w:val="zh_TW" w:bidi="zh_TW"/>
+        </w:rPr>
+        <w:t>（</w:t>
+      </w:r>
+      <w:hyperlink r:id="rId52">
+        <w:r>
+          <w:rPr>
+            <w:lang w:val="zh_TW" w:bidi="zh_TW"/>
+          </w:rPr>
+          <w:rPr>
+            <w:color w:val="0000EE"/>
+            <w:u w:val="single"/>
+          </w:rPr>
+          <w:t>王上1:32–39</w:t>
+        </w:r>
+      </w:hyperlink>
+      <w:r>
+        <w:rPr>
+          <w:lang w:val="zh_TW" w:bidi="zh_TW"/>
+        </w:rPr>
+        <w:t>），並在所羅門統治期間成為大祭司（</w:t>
+      </w:r>
+      <w:hyperlink r:id="rId53">
+        <w:r>
+          <w:rPr>
+            <w:lang w:val="zh_TW" w:bidi="zh_TW"/>
+          </w:rPr>
+          <w:rPr>
+            <w:color w:val="0000EE"/>
+            <w:u w:val="single"/>
+          </w:rPr>
+          <w:t>2:35</w:t>
+        </w:r>
+      </w:hyperlink>
+      <w:r>
+        <w:rPr>
+          <w:lang w:val="zh_TW" w:bidi="zh_TW"/>
+        </w:rPr>
+        <w:t>）。據記載，他是亞倫的兒子以利亞撒的後裔（</w:t>
+      </w:r>
+      <w:hyperlink r:id="rId54">
+        <w:r>
+          <w:rPr>
+            <w:lang w:val="zh_TW" w:bidi="zh_TW"/>
+          </w:rPr>
+          <w:rPr>
+            <w:color w:val="0000EE"/>
+            <w:u w:val="single"/>
+          </w:rPr>
+          <w:t>代上6:3–8</w:t>
+        </w:r>
+      </w:hyperlink>
+      <w:r>
+        <w:rPr>
+          <w:lang w:val="zh_TW" w:bidi="zh_TW"/>
+        </w:rPr>
+        <w:t>），撒督家族的祭司（Zadokite priests）應該一直在聖殿事奉，直到被擄時期。在關於聖殿崇拜恢復的藍圖中（</w:t>
+      </w:r>
+      <w:hyperlink r:id="rId55">
+        <w:r>
+          <w:rPr>
+            <w:lang w:val="zh_TW" w:bidi="zh_TW"/>
+          </w:rPr>
+          <w:rPr>
+            <w:color w:val="0000EE"/>
+            <w:u w:val="single"/>
+          </w:rPr>
+          <w:t>結40–48</w:t>
+        </w:r>
+      </w:hyperlink>
+      <w:r>
+        <w:rPr>
+          <w:lang w:val="zh_TW" w:bidi="zh_TW"/>
+        </w:rPr>
+        <w:t>），撒督家族的祭司再次被指派為「利未祭司」來事奉（</w:t>
+      </w:r>
+      <w:hyperlink r:id="rId56">
+        <w:r>
+          <w:rPr>
+            <w:lang w:val="zh_TW" w:bidi="zh_TW"/>
+          </w:rPr>
+          <w:rPr>
+            <w:color w:val="0000EE"/>
+            <w:u w:val="single"/>
+          </w:rPr>
+          <w:t>44:15–16</w:t>
+        </w:r>
+      </w:hyperlink>
+      <w:r>
+        <w:rPr>
+          <w:lang w:val="zh_TW" w:bidi="zh_TW"/>
+        </w:rPr>
+        <w:t>，</w:t>
+      </w:r>
+      <w:hyperlink r:id="rId57">
+        <w:r>
+          <w:rPr>
+            <w:lang w:val="zh_TW" w:bidi="zh_TW"/>
+          </w:rPr>
+          <w:rPr>
+            <w:color w:val="0000EE"/>
+            <w:u w:val="single"/>
+          </w:rPr>
+          <w:t>48:11–12</w:t>
+        </w:r>
+      </w:hyperlink>
+      <w:r>
+        <w:rPr>
+          <w:lang w:val="zh_TW" w:bidi="zh_TW"/>
+        </w:rPr>
+        <w:t>）。被擄歸回之後，我們讀到約薩答的兒子約書亞擔任大祭司（</w:t>
+      </w:r>
+      <w:hyperlink r:id="rId58">
+        <w:r>
+          <w:rPr>
+            <w:lang w:val="zh_TW" w:bidi="zh_TW"/>
+          </w:rPr>
+          <w:rPr>
+            <w:color w:val="0000EE"/>
+            <w:u w:val="single"/>
+          </w:rPr>
+          <w:t>該1:1</w:t>
+        </w:r>
+      </w:hyperlink>
+      <w:r>
+        <w:rPr>
+          <w:lang w:val="zh_TW" w:bidi="zh_TW"/>
+        </w:rPr>
+        <w:t>），他的家譜可追溯至撒督（</w:t>
+      </w:r>
+      <w:hyperlink r:id="rId59">
+        <w:r>
+          <w:rPr>
+            <w:lang w:val="zh_TW" w:bidi="zh_TW"/>
+          </w:rPr>
+          <w:rPr>
+            <w:color w:val="0000EE"/>
+            <w:u w:val="single"/>
+          </w:rPr>
+          <w:t>代上6:8–15</w:t>
+        </w:r>
+      </w:hyperlink>
+      <w:r>
+        <w:rPr>
+          <w:lang w:val="zh_TW" w:bidi="zh_TW"/>
+        </w:rPr>
+        <w:t>）。公元前二世紀初的文獻顯示，撒督家族的祭司地位仍然受到重視，但並不確定撒都該人是否支持撒督祭司的職</w:t>
+      </w:r>
+      <w:r>
+        <w:rPr>
+          <w:lang w:val="zh_TW" w:bidi="zh_TW"/>
+        </w:rPr>
+        <w:t>分</w:t>
+      </w:r>
+      <w:r>
+        <w:rPr>
+          <w:lang w:val="zh_TW" w:bidi="zh_TW"/>
+        </w:rPr>
+        <w:t>。此外，這種關於撒都該人名稱起源的解釋，無法合理</w:t>
+      </w:r>
+      <w:r>
+        <w:rPr>
+          <w:lang w:val="zh_TW" w:bidi="zh_TW"/>
+        </w:rPr>
+        <w:t>解釋</w:t>
+      </w:r>
+      <w:r>
+        <w:rPr>
+          <w:lang w:val="zh_TW" w:bidi="zh_TW"/>
+        </w:rPr>
+        <w:t>該詞中的雙</w:t>
+      </w:r>
+      <w:r>
+        <w:rPr>
+          <w:i/>
+          <w:lang w:val="zh_TW" w:bidi="zh_TW"/>
+        </w:rPr>
+        <w:t>d</w:t>
+      </w:r>
+      <w:r>
+        <w:rPr>
+          <w:lang w:val="zh_TW" w:bidi="zh_TW"/>
+        </w:rPr>
+        <w:t>。</w:t>
+      </w:r>
+    </w:p>
+    <w:p>
+      <w:pPr/>
+      <w:r>
+        <w:rPr>
+          <w:lang w:val="zh_TW" w:bidi="zh_TW"/>
+        </w:rPr>
+      </w:r>
+      <w:r>
+        <w:rPr>
+          <w:lang w:val="zh_TW" w:bidi="zh_TW"/>
+        </w:rPr>
+        <w:t>第三，根據一個</w:t>
+      </w:r>
+      <w:r>
+        <w:rPr>
+          <w:lang w:val="zh_TW" w:bidi="zh_TW"/>
+        </w:rPr>
+        <w:t>晚期</w:t>
+      </w:r>
+      <w:r>
+        <w:rPr>
+          <w:lang w:val="zh_TW" w:bidi="zh_TW"/>
+        </w:rPr>
+        <w:t>的拉比傳統，撒都該人</w:t>
+      </w:r>
+      <w:r>
+        <w:rPr>
+          <w:lang w:val="zh_TW" w:bidi="zh_TW"/>
+        </w:rPr>
+        <w:t>的名稱</w:t>
+      </w:r>
+      <w:r>
+        <w:rPr>
+          <w:lang w:val="zh_TW" w:bidi="zh_TW"/>
+        </w:rPr>
+        <w:t>源於公元前二世紀一位名為撒督的人。然而，這種觀點缺乏足夠的支持。</w:t>
+      </w:r>
+    </w:p>
+    <w:p>
+      <w:pPr/>
+      <w:r>
+        <w:rPr>
+          <w:lang w:val="zh_TW" w:bidi="zh_TW"/>
+        </w:rPr>
+      </w:r>
+      <w:r>
+        <w:rPr>
+          <w:lang w:val="zh_TW" w:bidi="zh_TW"/>
+        </w:rPr>
+        <w:t>最後，英國新約學者文信（T. W. Manson）</w:t>
+      </w:r>
+      <w:r>
+        <w:rPr>
+          <w:lang w:val="zh_TW" w:bidi="zh_TW"/>
+        </w:rPr>
+        <w:t>提出</w:t>
+      </w:r>
+      <w:r>
+        <w:rPr>
+          <w:lang w:val="zh_TW" w:bidi="zh_TW"/>
+        </w:rPr>
+        <w:t>，他們的名稱可能與希臘文詞語sundikoi有關，意思是「議會成員」，</w:t>
+      </w:r>
+      <w:r>
+        <w:rPr>
+          <w:lang w:val="zh_TW" w:bidi="zh_TW"/>
+        </w:rPr>
+        <w:t>因此</w:t>
+      </w:r>
+      <w:r>
+        <w:rPr>
+          <w:lang w:val="zh_TW" w:bidi="zh_TW"/>
+        </w:rPr>
+        <w:t>視</w:t>
+      </w:r>
+      <w:r>
+        <w:rPr>
+          <w:lang w:val="zh_TW" w:bidi="zh_TW"/>
+        </w:rPr>
+        <w:t>撒都該人為哈斯蒙尼家族統治者下的議員</w:t>
+      </w:r>
+      <w:r>
+        <w:rPr>
+          <w:lang w:val="zh_TW" w:bidi="zh_TW"/>
+        </w:rPr>
+        <w:t>。</w:t>
+      </w:r>
+    </w:p>
+    <w:p>
+      <w:pPr/>
+      <w:r>
+        <w:rPr>
+          <w:lang w:val="zh_TW" w:bidi="zh_TW"/>
+        </w:rPr>
+      </w:r>
+      <w:r>
+        <w:rPr>
+          <w:lang w:val="zh_TW" w:bidi="zh_TW"/>
+        </w:rPr>
+        <w:t>撒都該人最早的歷史記載，可追溯至約拿單‧馬加比（Jonathan Maccabeus）</w:t>
+      </w:r>
+      <w:r>
+        <w:rPr>
+          <w:lang w:val="zh_TW" w:bidi="zh_TW"/>
+        </w:rPr>
+        <w:t>的</w:t>
+      </w:r>
+      <w:r>
+        <w:rPr>
+          <w:lang w:val="zh_TW" w:bidi="zh_TW"/>
+        </w:rPr>
+        <w:t>時代，他在公元前160年至143年期間領導猶太人對抗西流古（Seleucids）。約瑟夫（Josephus，猶太古史記 13.5.9）提到，撒都該人</w:t>
+      </w:r>
+      <w:r>
+        <w:rPr>
+          <w:lang w:val="zh_TW" w:bidi="zh_TW"/>
+        </w:rPr>
+        <w:t>在此時已是一個派別</w:t>
+      </w:r>
+      <w:r>
+        <w:rPr>
+          <w:lang w:val="zh_TW" w:bidi="zh_TW"/>
+        </w:rPr>
+        <w:t>，並且在</w:t>
+      </w:r>
+      <w:r>
+        <w:rPr>
+          <w:lang w:val="zh_TW" w:bidi="zh_TW"/>
+        </w:rPr>
+        <w:t>約翰‧許爾堪</w:t>
+      </w:r>
+      <w:r>
+        <w:rPr>
+          <w:lang w:val="zh_TW" w:bidi="zh_TW"/>
+        </w:rPr>
+        <w:t>（John Hyrcanus）擔任猶太國的領袖（公元前135–104年）時，與法利賽人發生衝突（猶太古史記 13.10.6）。撒都該人可能在某種意義上支持撒督祭司的傳統，或聲稱當時耶路撒冷的祭司職分源自撒督的後裔，但這一點並不</w:t>
+      </w:r>
+      <w:r>
+        <w:rPr>
+          <w:lang w:val="zh_TW" w:bidi="zh_TW"/>
+        </w:rPr>
+        <w:t>清楚</w:t>
+      </w:r>
+      <w:r>
+        <w:rPr>
+          <w:b/>
+          <w:lang w:val="zh_TW" w:bidi="zh_TW"/>
+        </w:rPr>
+        <w:t>。</w:t>
+      </w:r>
+      <w:r>
+        <w:rPr>
+          <w:lang w:val="zh_TW" w:bidi="zh_TW"/>
+        </w:rPr>
+        <w:t>約瑟夫</w:t>
+      </w:r>
+      <w:r>
+        <w:rPr>
+          <w:lang w:val="zh_TW" w:bidi="zh_TW"/>
+        </w:rPr>
+        <w:t>指出，</w:t>
+      </w:r>
+      <w:r>
+        <w:rPr>
+          <w:lang w:val="zh_TW" w:bidi="zh_TW"/>
+        </w:rPr>
+        <w:t>撒都該人</w:t>
+      </w:r>
+      <w:r>
+        <w:rPr>
+          <w:lang w:val="zh_TW" w:bidi="zh_TW"/>
+        </w:rPr>
+        <w:t>得到富人的支持</w:t>
+      </w:r>
+      <w:r>
+        <w:rPr>
+          <w:lang w:val="zh_TW" w:bidi="zh_TW"/>
+        </w:rPr>
+        <w:t>，</w:t>
+      </w:r>
+      <w:r>
+        <w:rPr>
+          <w:lang w:val="zh_TW" w:bidi="zh_TW"/>
+        </w:rPr>
+        <w:t>而法利賽人則在普通民眾中擁有影響力</w:t>
+      </w:r>
+      <w:r>
+        <w:rPr>
+          <w:lang w:val="zh_TW" w:bidi="zh_TW"/>
+        </w:rPr>
+        <w:t>。在莎樂美·亞歷山德拉（Salome Alexandra，公元前76–67年）</w:t>
+      </w:r>
+      <w:r>
+        <w:rPr>
+          <w:lang w:val="zh_TW" w:bidi="zh_TW"/>
+        </w:rPr>
+        <w:t>統治時期</w:t>
+      </w:r>
+      <w:r>
+        <w:rPr>
+          <w:lang w:val="zh_TW" w:bidi="zh_TW"/>
+        </w:rPr>
+        <w:t>，法利賽人</w:t>
+      </w:r>
+      <w:r>
+        <w:rPr>
+          <w:lang w:val="zh_TW" w:bidi="zh_TW"/>
+        </w:rPr>
+        <w:t>佔據上風</w:t>
+      </w:r>
+      <w:r>
+        <w:rPr>
+          <w:lang w:val="zh_TW" w:bidi="zh_TW"/>
+        </w:rPr>
+        <w:t>。然而，但當猶太成為羅馬省份後，羅馬總督開始頻繁更換大祭司，而大多數大祭司似乎都來自撒都該人的貴族家庭。這些撒都該人的家族雖然能與羅馬人妥協，但在當地仍擁有權力和影響力。隨著猶太人與羅馬統治者之間的敵意加劇，撒都該人的影響力逐漸</w:t>
+      </w:r>
+      <w:r>
+        <w:rPr>
+          <w:lang w:val="zh_TW" w:bidi="zh_TW"/>
+        </w:rPr>
+        <w:t>下降</w:t>
+      </w:r>
+      <w:r>
+        <w:rPr>
+          <w:lang w:val="zh_TW" w:bidi="zh_TW"/>
+        </w:rPr>
+        <w:t>。公元70年，耶路撒冷被羅馬人攻陷後，撒都該人便從歷史中消失。</w:t>
+      </w:r>
+    </w:p>
+    <w:p>
+      <w:pPr>
+        <w:pStyle w:val="Heading3"/>
+      </w:pPr>
+      <w:r>
+        <w:rPr>
+          <w:lang w:val="zh_TW" w:bidi="zh_TW"/>
+        </w:rPr>
+        <w:t>在新約聖經中</w:t>
+      </w:r>
+    </w:p>
+    <w:p>
+      <w:pPr/>
+      <w:r>
+        <w:rPr>
+          <w:lang w:val="zh_TW" w:bidi="zh_TW"/>
+        </w:rPr>
+      </w:r>
+      <w:r>
+        <w:rPr>
+          <w:lang w:val="zh_TW" w:bidi="zh_TW"/>
+        </w:rPr>
+        <w:t>在福音書的敘述中，撒都該人的首次出現是在約翰的洗禮現場，當時跟與法利賽人在</w:t>
+      </w:r>
+      <w:r>
+        <w:rPr>
+          <w:lang w:val="zh_TW" w:bidi="zh_TW"/>
+        </w:rPr>
+        <w:t>一起</w:t>
+      </w:r>
+      <w:r>
+        <w:rPr>
+          <w:lang w:val="zh_TW" w:bidi="zh_TW"/>
+        </w:rPr>
+        <w:t>。施洗約翰稱他們為「</w:t>
+      </w:r>
+      <w:r>
+        <w:rPr>
+          <w:lang w:val="zh_TW" w:bidi="zh_TW"/>
+        </w:rPr>
+        <w:t>毒蛇的種類</w:t>
+      </w:r>
+      <w:r>
+        <w:rPr>
+          <w:lang w:val="zh_TW" w:bidi="zh_TW"/>
+        </w:rPr>
+        <w:t>」，並挑戰他們在生活中悔改（</w:t>
+      </w:r>
+      <w:hyperlink r:id="rId60">
+        <w:r>
+          <w:rPr>
+            <w:lang w:val="zh_TW" w:bidi="zh_TW"/>
+          </w:rPr>
+          <w:rPr>
+            <w:color w:val="0000EE"/>
+            <w:u w:val="single"/>
+          </w:rPr>
+          <w:t>太3:7–10</w:t>
+        </w:r>
+      </w:hyperlink>
+      <w:r>
+        <w:rPr>
+          <w:lang w:val="zh_TW" w:bidi="zh_TW"/>
+        </w:rPr>
+        <w:t>）。後來，撒都該人與一些法利賽人一起來試探耶穌，要求祂</w:t>
+      </w:r>
+      <w:r>
+        <w:rPr>
+          <w:lang w:val="zh_TW" w:bidi="zh_TW"/>
+        </w:rPr>
+        <w:t>從天上顯個神蹟給他們看</w:t>
+      </w:r>
+      <w:r>
+        <w:rPr>
+          <w:lang w:val="zh_TW" w:bidi="zh_TW"/>
+        </w:rPr>
+        <w:t>（</w:t>
+      </w:r>
+      <w:hyperlink r:id="rId61">
+        <w:r>
+          <w:rPr>
+            <w:lang w:val="zh_TW" w:bidi="zh_TW"/>
+          </w:rPr>
+          <w:rPr>
+            <w:color w:val="0000EE"/>
+            <w:u w:val="single"/>
+          </w:rPr>
+          <w:t>16:1</w:t>
+        </w:r>
+      </w:hyperlink>
+      <w:r>
+        <w:rPr>
+          <w:lang w:val="zh_TW" w:bidi="zh_TW"/>
+        </w:rPr>
+        <w:t>）。耶穌告訴門徒要提防撒都該人（</w:t>
+      </w:r>
+      <w:hyperlink r:id="rId62">
+        <w:r>
+          <w:rPr>
+            <w:lang w:val="zh_TW" w:bidi="zh_TW"/>
+          </w:rPr>
+          <w:rPr>
+            <w:color w:val="0000EE"/>
+            <w:u w:val="single"/>
+          </w:rPr>
+          <w:t>6、11–12</w:t>
+        </w:r>
+      </w:hyperlink>
+      <w:r>
+        <w:rPr>
+          <w:lang w:val="zh_TW" w:bidi="zh_TW"/>
+        </w:rPr>
+        <w:t>）。</w:t>
+      </w:r>
+    </w:p>
+    <w:p>
+      <w:pPr/>
+      <w:r>
+        <w:rPr>
+          <w:lang w:val="zh_TW" w:bidi="zh_TW"/>
+        </w:rPr>
+      </w:r>
+      <w:r>
+        <w:rPr>
+          <w:lang w:val="zh_TW" w:bidi="zh_TW"/>
+        </w:rPr>
+        <w:t>在</w:t>
+      </w:r>
+      <w:hyperlink r:id="rId63">
+        <w:r>
+          <w:rPr>
+            <w:lang w:val="zh_TW" w:bidi="zh_TW"/>
+          </w:rPr>
+          <w:rPr>
+            <w:color w:val="0000EE"/>
+            <w:u w:val="single"/>
+          </w:rPr>
+          <w:t>馬太福音二十二章23至33節</w:t>
+        </w:r>
+      </w:hyperlink>
+      <w:r>
+        <w:rPr>
+          <w:lang w:val="zh_TW" w:bidi="zh_TW"/>
+        </w:rPr>
+        <w:t>中（參</w:t>
+      </w:r>
+      <w:hyperlink r:id="rId64">
+        <w:r>
+          <w:rPr>
+            <w:lang w:val="zh_TW" w:bidi="zh_TW"/>
+          </w:rPr>
+          <w:rPr>
+            <w:color w:val="0000EE"/>
+            <w:u w:val="single"/>
+          </w:rPr>
+          <w:t>可12:18–27</w:t>
         </w:r>
       </w:hyperlink>
       <w:r>
@@ -657,16 +2325,162 @@
         </w:rPr>
         <w:t>；</w:t>
       </w:r>
-      <w:hyperlink r:id="rId23">
-        <w:r>
-          <w:rPr>
-            <w:lang w:val="zh_TW" w:bidi="zh_TW"/>
-          </w:rPr>
-          <w:rPr>
-            <w:color w:val="0000EE"/>
-            <w:u w:val="single"/>
-          </w:rPr>
-          <w:t>代上1:20</w:t>
+      <w:hyperlink r:id="rId65">
+        <w:r>
+          <w:rPr>
+            <w:lang w:val="zh_TW" w:bidi="zh_TW"/>
+          </w:rPr>
+          <w:rPr>
+            <w:color w:val="0000EE"/>
+            <w:u w:val="single"/>
+          </w:rPr>
+          <w:t>路20:27–38</w:t>
+        </w:r>
+      </w:hyperlink>
+      <w:r>
+        <w:rPr>
+          <w:lang w:val="zh_TW" w:bidi="zh_TW"/>
+        </w:rPr>
+        <w:t>），法利賽人和撒都該人之間開始出現巨大</w:t>
+      </w:r>
+      <w:r>
+        <w:rPr>
+          <w:lang w:val="zh_TW" w:bidi="zh_TW"/>
+        </w:rPr>
+        <w:t>分歧</w:t>
+      </w:r>
+      <w:r>
+        <w:rPr>
+          <w:lang w:val="zh_TW" w:bidi="zh_TW"/>
+        </w:rPr>
+        <w:t>。撒都該人和其他人一樣，想用問題讓刁難耶穌，於是提出了一個詭辯的問題，顯示他們對死人復活的懷疑</w:t>
+      </w:r>
+      <w:r>
+        <w:rPr>
+          <w:lang w:val="zh_TW" w:bidi="zh_TW"/>
+        </w:rPr>
+        <w:t>。</w:t>
+      </w:r>
+      <w:r>
+        <w:rPr>
+          <w:lang w:val="zh_TW" w:bidi="zh_TW"/>
+        </w:rPr>
+        <w:t>在這段經文中，撒都該人被描述為否認死後有復活的人。他們引用了一個</w:t>
+      </w:r>
+      <w:r>
+        <w:rPr>
+          <w:lang w:val="zh_TW" w:bidi="zh_TW"/>
+        </w:rPr>
+        <w:t>婦人</w:t>
+      </w:r>
+      <w:r>
+        <w:rPr>
+          <w:lang w:val="zh_TW" w:bidi="zh_TW"/>
+        </w:rPr>
+        <w:t>先後嫁給七個兄弟的例子，問道：「</w:t>
+      </w:r>
+      <w:r>
+        <w:rPr>
+          <w:lang w:val="zh_TW" w:bidi="zh_TW"/>
+        </w:rPr>
+        <w:t>當復活的時候，她是七個人中哪一個的妻子呢？</w:t>
+      </w:r>
+      <w:r>
+        <w:rPr>
+          <w:lang w:val="zh_TW" w:bidi="zh_TW"/>
+        </w:rPr>
+        <w:t>」這暗示了復活不可能是真實的，因為存在這樣的問題。</w:t>
+      </w:r>
+      <w:r>
+        <w:rPr>
+          <w:lang w:val="zh_TW" w:bidi="zh_TW"/>
+        </w:rPr>
+        <w:t>耶穌指出他們的錯誤在於不明白聖經和神的大能</w:t>
+      </w:r>
+      <w:r>
+        <w:rPr>
+          <w:lang w:val="zh_TW" w:bidi="zh_TW"/>
+        </w:rPr>
+        <w:t>。</w:t>
+      </w:r>
+    </w:p>
+    <w:p>
+      <w:pPr/>
+      <w:r>
+        <w:rPr>
+          <w:lang w:val="zh_TW" w:bidi="zh_TW"/>
+        </w:rPr>
+      </w:r>
+      <w:r>
+        <w:rPr>
+          <w:lang w:val="zh_TW" w:bidi="zh_TW"/>
+        </w:rPr>
+        <w:t>在耶路撒冷教會的初期，祭司、</w:t>
+      </w:r>
+      <w:r>
+        <w:rPr>
+          <w:lang w:val="zh_TW" w:bidi="zh_TW"/>
+        </w:rPr>
+        <w:t>守殿官</w:t>
+      </w:r>
+      <w:r>
+        <w:rPr>
+          <w:lang w:val="zh_TW" w:bidi="zh_TW"/>
+        </w:rPr>
+        <w:t>以及撒都該人</w:t>
+      </w:r>
+      <w:r>
+        <w:rPr>
+          <w:lang w:val="zh_TW" w:bidi="zh_TW"/>
+        </w:rPr>
+        <w:t>因使徒傳講死人復活而感到煩惱</w:t>
+      </w:r>
+      <w:r>
+        <w:rPr>
+          <w:lang w:val="zh_TW" w:bidi="zh_TW"/>
+        </w:rPr>
+        <w:t>（</w:t>
+      </w:r>
+      <w:hyperlink r:id="rId66">
+        <w:r>
+          <w:rPr>
+            <w:lang w:val="zh_TW" w:bidi="zh_TW"/>
+          </w:rPr>
+          <w:rPr>
+            <w:color w:val="0000EE"/>
+            <w:u w:val="single"/>
+          </w:rPr>
+          <w:t>徒4:1–2</w:t>
+        </w:r>
+      </w:hyperlink>
+      <w:r>
+        <w:rPr>
+          <w:lang w:val="zh_TW" w:bidi="zh_TW"/>
+        </w:rPr>
+        <w:t>）。撒都該人似乎主導了對使徒和他們</w:t>
+      </w:r>
+      <w:r>
+        <w:rPr>
+          <w:lang w:val="zh_TW" w:bidi="zh_TW"/>
+        </w:rPr>
+        <w:t>傳道</w:t>
+      </w:r>
+      <w:r>
+        <w:rPr>
+          <w:lang w:val="zh_TW" w:bidi="zh_TW"/>
+        </w:rPr>
+        <w:t>的反對聲音。後來，大祭司和撒都該人決定逮捕使徒並將他們關在監獄中（</w:t>
+      </w:r>
+      <w:hyperlink r:id="rId67">
+        <w:r>
+          <w:rPr>
+            <w:lang w:val="zh_TW" w:bidi="zh_TW"/>
+          </w:rPr>
+          <w:rPr>
+            <w:color w:val="0000EE"/>
+            <w:u w:val="single"/>
+          </w:rPr>
+          <w:t>5:17</w:t>
         </w:r>
       </w:hyperlink>
       <w:r>
@@ -679,11 +2493,61 @@
         <w:rPr>
           <w:lang w:val="zh_TW" w:bidi="zh_TW"/>
         </w:rPr>
-      </w:r>
-      <w:r>
-        <w:rPr>
-          <w:lang w:val="zh_TW" w:bidi="zh_TW"/>
-        </w:rPr>
+        <w:t>新約中唯一提到撒都該人的另一處，是</w:t>
+      </w:r>
+      <w:hyperlink r:id="rId68">
+        <w:r>
+          <w:rPr>
+            <w:lang w:val="zh_TW" w:bidi="zh_TW"/>
+          </w:rPr>
+          <w:rPr>
+            <w:color w:val="0000EE"/>
+            <w:u w:val="single"/>
+          </w:rPr>
+          <w:t>使徒行傳二十三章6至8節</w:t>
+        </w:r>
+      </w:hyperlink>
+      <w:r>
+        <w:rPr>
+          <w:lang w:val="zh_TW" w:bidi="zh_TW"/>
+        </w:rPr>
+        <w:t>，</w:t>
+      </w:r>
+      <w:r>
+        <w:rPr>
+          <w:lang w:val="zh_TW" w:bidi="zh_TW"/>
+        </w:rPr>
+        <w:t>記載</w:t>
+      </w:r>
+      <w:r>
+        <w:rPr>
+          <w:lang w:val="zh_TW" w:bidi="zh_TW"/>
+        </w:rPr>
+        <w:t>了保羅在猶太公會前的審訊。在那次場合中，保羅故意談到他對復活的信心，</w:t>
+      </w:r>
+      <w:r>
+        <w:rPr>
+          <w:lang w:val="zh_TW" w:bidi="zh_TW"/>
+        </w:rPr>
+        <w:t>以</w:t>
+      </w:r>
+      <w:r>
+        <w:rPr>
+          <w:lang w:val="zh_TW" w:bidi="zh_TW"/>
+        </w:rPr>
+        <w:t>引</w:t>
+      </w:r>
+      <w:r>
+        <w:rPr>
+          <w:lang w:val="zh_TW" w:bidi="zh_TW"/>
+        </w:rPr>
+        <w:t>起</w:t>
+      </w:r>
+      <w:r>
+        <w:rPr>
+          <w:lang w:val="zh_TW" w:bidi="zh_TW"/>
+        </w:rPr>
+        <w:t>法利賽人和不信復活的撒都該人之間的分歧。</w:t>
       </w:r>
     </w:p>
     <w:p>
@@ -693,6 +2557,298 @@
           <w:lang w:val="zh_TW" w:bidi="zh_TW"/>
         </w:rPr>
       </w:r>
+      <w:r>
+        <w:rPr>
+          <w:lang w:val="zh_TW" w:bidi="zh_TW"/>
+        </w:rPr>
+        <w:t>因此，從這些新約經文中，我們了解到撒都該人的基本信條、他們在大祭司家族中的顯赫地位，以及</w:t>
+      </w:r>
+      <w:r>
+        <w:rPr>
+          <w:lang w:val="zh_TW" w:bidi="zh_TW"/>
+        </w:rPr>
+        <w:t>他們與</w:t>
+      </w:r>
+      <w:r>
+        <w:rPr>
+          <w:lang w:val="zh_TW" w:bidi="zh_TW"/>
+        </w:rPr>
+        <w:t>法利賽人之間的</w:t>
+      </w:r>
+      <w:r>
+        <w:rPr>
+          <w:lang w:val="zh_TW" w:bidi="zh_TW"/>
+        </w:rPr>
+        <w:t>分歧。</w:t>
+      </w:r>
+    </w:p>
+    <w:p>
+      <w:pPr/>
+      <w:r>
+        <w:rPr>
+          <w:lang w:val="zh_TW" w:bidi="zh_TW"/>
+        </w:rPr>
+      </w:r>
+      <w:r>
+        <w:rPr>
+          <w:lang w:val="zh_TW" w:bidi="zh_TW"/>
+        </w:rPr>
+        <w:t>約瑟夫是公元一世紀末的猶太歷史學家，</w:t>
+      </w:r>
+      <w:r>
+        <w:rPr>
+          <w:lang w:val="zh_TW" w:bidi="zh_TW"/>
+        </w:rPr>
+        <w:t>他</w:t>
+      </w:r>
+      <w:r>
+        <w:rPr>
+          <w:lang w:val="zh_TW" w:bidi="zh_TW"/>
+        </w:rPr>
+        <w:t>補充了新約中關於這個派別的一些</w:t>
+      </w:r>
+      <w:r>
+        <w:rPr>
+          <w:lang w:val="zh_TW" w:bidi="zh_TW"/>
+        </w:rPr>
+        <w:t>信息</w:t>
+      </w:r>
+      <w:r>
+        <w:rPr>
+          <w:lang w:val="zh_TW" w:bidi="zh_TW"/>
+        </w:rPr>
+        <w:t>。他指出，與法利賽人和愛色尼派（Essenes）不同，</w:t>
+      </w:r>
+      <w:r>
+        <w:rPr>
+          <w:lang w:val="zh_TW" w:bidi="zh_TW"/>
+        </w:rPr>
+        <w:t>撒都該人</w:t>
+      </w:r>
+      <w:r>
+        <w:rPr>
+          <w:lang w:val="zh_TW" w:bidi="zh_TW"/>
+        </w:rPr>
+        <w:t>不承認神的主權護理，而強調我們所遭遇的一切都是我們所做的善或惡的結果（猶太古史記 13.5.9；猶太戰史</w:t>
+      </w:r>
+      <w:r>
+        <w:rPr>
+          <w:i/>
+          <w:lang w:val="zh_TW" w:bidi="zh_TW"/>
+        </w:rPr>
+        <w:t xml:space="preserve"> </w:t>
+      </w:r>
+      <w:r>
+        <w:rPr>
+          <w:lang w:val="zh_TW" w:bidi="zh_TW"/>
+        </w:rPr>
+        <w:t>2.8.14）。約瑟夫以類似新約的方式提到，撒都該人拒絕「靈魂的不朽持續性，以及在陰間的懲罰和獎賞」（猶太戰史 2.8.14）。他們宣稱「靈魂隨著身體一起死去」（</w:t>
+      </w:r>
+      <w:r>
+        <w:rPr>
+          <w:i/>
+          <w:lang w:val="zh_TW" w:bidi="zh_TW"/>
+        </w:rPr>
+        <w:t xml:space="preserve">猶太古史記 </w:t>
+      </w:r>
+      <w:r>
+        <w:rPr>
+          <w:lang w:val="zh_TW" w:bidi="zh_TW"/>
+        </w:rPr>
+        <w:t>18.1.4）。早期基督教作家——希坡律陀（Hippolytus）、俄利根（</w:t>
+      </w:r>
+      <w:r>
+        <w:rPr>
+          <w:lang w:val="zh_TW" w:bidi="zh_TW"/>
+        </w:rPr>
+        <w:t>Origen</w:t>
+      </w:r>
+      <w:r>
+        <w:rPr>
+          <w:lang w:val="zh_TW" w:bidi="zh_TW"/>
+        </w:rPr>
+        <w:t>）和耶柔米（</w:t>
+      </w:r>
+      <w:r>
+        <w:rPr>
+          <w:lang w:val="zh_TW" w:bidi="zh_TW"/>
+        </w:rPr>
+        <w:t>Jerome</w:t>
+      </w:r>
+      <w:r>
+        <w:rPr>
+          <w:lang w:val="zh_TW" w:bidi="zh_TW"/>
+        </w:rPr>
+        <w:t>）——表示撒都該人只接受摩西五經，而不接受其它舊約</w:t>
+      </w:r>
+      <w:r>
+        <w:rPr>
+          <w:lang w:val="zh_TW" w:bidi="zh_TW"/>
+        </w:rPr>
+        <w:t>書卷</w:t>
+      </w:r>
+      <w:r>
+        <w:rPr>
+          <w:lang w:val="zh_TW" w:bidi="zh_TW"/>
+        </w:rPr>
+        <w:t>。然而，他們似乎並不反對其它舊約書卷整體（不過我們可能懷疑，他們是否接受像但以理書這樣明確提到死人復活的書卷），而是反對法利賽人引入的律法規條，並主張只有舊約律法應被視為強制性的。在這一點上，</w:t>
+      </w:r>
+      <w:r>
+        <w:rPr>
+          <w:lang w:val="zh_TW" w:bidi="zh_TW"/>
+        </w:rPr>
+        <w:t>以及他們對天使和死後生命的否定上</w:t>
+      </w:r>
+      <w:r>
+        <w:rPr>
+          <w:lang w:val="zh_TW" w:bidi="zh_TW"/>
+        </w:rPr>
+        <w:t>，他們似乎</w:t>
+      </w:r>
+      <w:r>
+        <w:rPr>
+          <w:lang w:val="zh_TW" w:bidi="zh_TW"/>
+        </w:rPr>
+        <w:t>視法利賽人為革新者</w:t>
+      </w:r>
+      <w:r>
+        <w:rPr>
+          <w:lang w:val="zh_TW" w:bidi="zh_TW"/>
+        </w:rPr>
+        <w:t>，</w:t>
+      </w:r>
+      <w:r>
+        <w:rPr>
+          <w:lang w:val="zh_TW" w:bidi="zh_TW"/>
+        </w:rPr>
+        <w:t>而自視為保守派</w:t>
+      </w:r>
+      <w:r>
+        <w:rPr>
+          <w:lang w:val="zh_TW" w:bidi="zh_TW"/>
+        </w:rPr>
+        <w:t>。</w:t>
+      </w:r>
+    </w:p>
+    <w:p>
+      <w:pPr/>
+      <w:r>
+        <w:rPr>
+          <w:lang w:val="zh_TW" w:bidi="zh_TW"/>
+        </w:rPr>
+      </w:r>
+      <w:r>
+        <w:rPr>
+          <w:lang w:val="zh_TW" w:bidi="zh_TW"/>
+        </w:rPr>
+        <w:t>另一個</w:t>
+      </w:r>
+      <w:r>
+        <w:rPr>
+          <w:lang w:val="zh_TW" w:bidi="zh_TW"/>
+        </w:rPr>
+        <w:t>關於撒都該人的主要</w:t>
+      </w:r>
+      <w:r>
+        <w:rPr>
+          <w:lang w:val="zh_TW" w:bidi="zh_TW"/>
+        </w:rPr>
+        <w:t>資料</w:t>
+      </w:r>
+      <w:r>
+        <w:rPr>
+          <w:lang w:val="zh_TW" w:bidi="zh_TW"/>
+        </w:rPr>
+        <w:t>來源是米示拿（Mishnah），這是拉比教導的彙編，在公元二世紀成書。撒都該人反對法利賽人試圖強加於民眾的許多詳細規條（巴拉 3.3、7）。此外，它也表明，撒都該人比其它猶太派別，更傾向妥協接受外邦人的方式（拿達</w:t>
+      </w:r>
+      <w:r>
+        <w:rPr>
+          <w:i/>
+          <w:lang w:val="zh_TW" w:bidi="zh_TW"/>
+        </w:rPr>
+        <w:t xml:space="preserve"> </w:t>
+      </w:r>
+      <w:r>
+        <w:rPr>
+          <w:lang w:val="zh_TW" w:bidi="zh_TW"/>
+        </w:rPr>
+        <w:t>4.2）。</w:t>
+      </w:r>
+    </w:p>
+    <w:p>
+      <w:pPr/>
+      <w:r>
+        <w:rPr>
+          <w:lang w:val="zh_TW" w:bidi="zh_TW"/>
+        </w:rPr>
+      </w:r>
+      <w:r>
+        <w:rPr>
+          <w:i/>
+          <w:lang w:val="zh_TW" w:bidi="zh_TW"/>
+        </w:rPr>
+        <w:t>參見</w:t>
+      </w:r>
+      <w:r>
+        <w:rPr>
+          <w:lang w:val="zh_TW" w:bidi="zh_TW"/>
+        </w:rPr>
+        <w:t xml:space="preserve"> </w:t>
+      </w:r>
+      <w:r>
+        <w:rPr>
+          <w:lang w:val="zh_TW" w:bidi="zh_TW"/>
+        </w:rPr>
+        <w:t>愛色尼派</w:t>
+      </w:r>
+      <w:r>
+        <w:rPr>
+          <w:lang w:val="zh_TW" w:bidi="zh_TW"/>
+        </w:rPr>
+        <w:t>，</w:t>
+      </w:r>
+      <w:r>
+        <w:rPr>
+          <w:lang w:val="zh_TW" w:bidi="zh_TW"/>
+        </w:rPr>
+        <w:t>猶太教</w:t>
+      </w:r>
+      <w:r>
+        <w:rPr>
+          <w:lang w:val="zh_TW" w:bidi="zh_TW"/>
+        </w:rPr>
+        <w:t>，</w:t>
+      </w:r>
+      <w:r>
+        <w:rPr>
+          <w:lang w:val="zh_TW" w:bidi="zh_TW"/>
+        </w:rPr>
+        <w:t>法利賽人</w:t>
+      </w:r>
+      <w:r>
+        <w:rPr>
+          <w:lang w:val="zh_TW" w:bidi="zh_TW"/>
+        </w:rPr>
+        <w:t>。</w:t>
+      </w:r>
+      <w:r>
+        <w:rPr>
+          <w:lang w:val="zh_TW" w:bidi="zh_TW"/>
+        </w:rPr>
+      </w:r>
+      <w:r>
+        <w:rPr>
+          <w:lang w:val="zh_TW" w:bidi="zh_TW"/>
+        </w:rPr>
+      </w:r>
+    </w:p>
+    <w:p>
+      <w:pPr/>
+      <w:r>
+        <w:rPr>
+          <w:lang w:val="zh_TW" w:bidi="zh_TW"/>
+        </w:rPr>
+      </w:r>
     </w:p>
     <w:p>
       <w:pPr>
@@ -702,7 +2858,374 @@
         <w:rPr>
           <w:lang w:val="zh_TW" w:bidi="zh_TW"/>
         </w:rPr>
-        <w:t>沙瑪</w:t>
+        <w:t>撒發那忒‧巴內亞</w:t>
+      </w:r>
+      <w:r>
+        <w:rPr>
+          <w:lang w:val="zh_TW" w:bidi="zh_TW"/>
+        </w:rPr>
+      </w:r>
+    </w:p>
+    <w:p>
+      <w:pPr/>
+      <w:r>
+        <w:rPr>
+          <w:lang w:val="zh_TW" w:bidi="zh_TW"/>
+        </w:rPr>
+      </w:r>
+      <w:r>
+        <w:rPr>
+          <w:lang w:val="zh_TW" w:bidi="zh_TW"/>
+        </w:rPr>
+        <w:t>約瑟開始治理埃及時，法老賜給他的名字（</w:t>
+      </w:r>
+      <w:hyperlink r:id="rId69">
+        <w:r>
+          <w:rPr>
+            <w:lang w:val="zh_TW" w:bidi="zh_TW"/>
+          </w:rPr>
+          <w:rPr>
+            <w:color w:val="0000EE"/>
+            <w:u w:val="single"/>
+          </w:rPr>
+          <w:t>創41:45</w:t>
+        </w:r>
+      </w:hyperlink>
+      <w:r>
+        <w:rPr>
+          <w:lang w:val="zh_TW" w:bidi="zh_TW"/>
+        </w:rPr>
+        <w:t>）。這個名字最可能的意思是「神說：他必存活」。</w:t>
+      </w:r>
+      <w:r>
+        <w:rPr>
+          <w:i/>
+          <w:lang w:val="zh_TW" w:bidi="zh_TW"/>
+        </w:rPr>
+        <w:t>見</w:t>
+      </w:r>
+      <w:r>
+        <w:rPr>
+          <w:lang w:val="zh_TW" w:bidi="zh_TW"/>
+        </w:rPr>
+        <w:t xml:space="preserve"> </w:t>
+      </w:r>
+      <w:r>
+        <w:rPr>
+          <w:lang w:val="zh_TW" w:bidi="zh_TW"/>
+        </w:rPr>
+        <w:t>約瑟 #1</w:t>
+      </w:r>
+      <w:r>
+        <w:rPr>
+          <w:lang w:val="zh_TW" w:bidi="zh_TW"/>
+        </w:rPr>
+        <w:t>。</w:t>
+      </w:r>
+      <w:r>
+        <w:rPr>
+          <w:lang w:val="zh_TW" w:bidi="zh_TW"/>
+        </w:rPr>
+      </w:r>
+      <w:r>
+        <w:rPr>
+          <w:lang w:val="zh_TW" w:bidi="zh_TW"/>
+        </w:rPr>
+      </w:r>
+    </w:p>
+    <w:p>
+      <w:pPr/>
+      <w:r>
+        <w:rPr>
+          <w:lang w:val="zh_TW" w:bidi="zh_TW"/>
+        </w:rPr>
+      </w:r>
+    </w:p>
+    <w:p>
+      <w:pPr>
+        <w:pStyle w:val="Heading2"/>
+      </w:pPr>
+      <w:r>
+        <w:rPr>
+          <w:lang w:val="zh_TW" w:bidi="zh_TW"/>
+        </w:rPr>
+        <w:t>撒番</w:t>
+      </w:r>
+      <w:r>
+        <w:rPr>
+          <w:lang w:val="zh_TW" w:bidi="zh_TW"/>
+        </w:rPr>
+      </w:r>
+    </w:p>
+    <w:p>
+      <w:pPr/>
+      <w:r>
+        <w:rPr>
+          <w:lang w:val="zh_TW" w:bidi="zh_TW"/>
+        </w:rPr>
+      </w:r>
+      <w:r>
+        <w:rPr>
+          <w:lang w:val="zh_TW" w:bidi="zh_TW"/>
+        </w:rPr>
+        <w:t>以察的次子，也是何利人的族長（</w:t>
+      </w:r>
+      <w:hyperlink r:id="rId70">
+        <w:r>
+          <w:rPr>
+            <w:lang w:val="zh_TW" w:bidi="zh_TW"/>
+          </w:rPr>
+          <w:rPr>
+            <w:color w:val="0000EE"/>
+            <w:u w:val="single"/>
+          </w:rPr>
+          <w:t>創36:27</w:t>
+        </w:r>
+      </w:hyperlink>
+      <w:r>
+        <w:rPr>
+          <w:lang w:val="zh_TW" w:bidi="zh_TW"/>
+        </w:rPr>
+        <w:t>；</w:t>
+      </w:r>
+      <w:hyperlink r:id="rId71">
+        <w:r>
+          <w:rPr>
+            <w:lang w:val="zh_TW" w:bidi="zh_TW"/>
+          </w:rPr>
+          <w:rPr>
+            <w:color w:val="0000EE"/>
+            <w:u w:val="single"/>
+          </w:rPr>
+          <w:t>代上1:42</w:t>
+        </w:r>
+      </w:hyperlink>
+      <w:r>
+        <w:rPr>
+          <w:lang w:val="zh_TW" w:bidi="zh_TW"/>
+        </w:rPr>
+        <w:t>）。</w:t>
+      </w:r>
+      <w:r>
+        <w:rPr>
+          <w:lang w:val="zh_TW" w:bidi="zh_TW"/>
+        </w:rPr>
+      </w:r>
+      <w:r>
+        <w:rPr>
+          <w:lang w:val="zh_TW" w:bidi="zh_TW"/>
+        </w:rPr>
+      </w:r>
+    </w:p>
+    <w:p>
+      <w:pPr/>
+      <w:r>
+        <w:rPr>
+          <w:lang w:val="zh_TW" w:bidi="zh_TW"/>
+        </w:rPr>
+      </w:r>
+    </w:p>
+    <w:p>
+      <w:pPr>
+        <w:pStyle w:val="Heading2"/>
+      </w:pPr>
+      <w:r>
+        <w:rPr>
+          <w:lang w:val="zh_TW" w:bidi="zh_TW"/>
+        </w:rPr>
+        <w:t>撒弗他</w:t>
+      </w:r>
+      <w:r>
+        <w:rPr>
+          <w:lang w:val="zh_TW" w:bidi="zh_TW"/>
+        </w:rPr>
+      </w:r>
+    </w:p>
+    <w:p>
+      <w:pPr/>
+      <w:r>
+        <w:rPr>
+          <w:lang w:val="zh_TW" w:bidi="zh_TW"/>
+        </w:rPr>
+      </w:r>
+      <w:r>
+        <w:rPr>
+          <w:lang w:val="zh_TW" w:bidi="zh_TW"/>
+        </w:rPr>
+        <w:t>古實的五個兒子之一，是</w:t>
+      </w:r>
+      <w:r>
+        <w:rPr>
+          <w:lang w:val="zh_TW" w:bidi="zh_TW"/>
+        </w:rPr>
+        <w:t>挪亞經由含這一支系的後裔</w:t>
+      </w:r>
+      <w:r>
+        <w:rPr>
+          <w:lang w:val="zh_TW" w:bidi="zh_TW"/>
+        </w:rPr>
+        <w:t>（</w:t>
+      </w:r>
+      <w:hyperlink r:id="rId72">
+        <w:r>
+          <w:rPr>
+            <w:lang w:val="zh_TW" w:bidi="zh_TW"/>
+          </w:rPr>
+          <w:rPr>
+            <w:color w:val="0000EE"/>
+            <w:u w:val="single"/>
+          </w:rPr>
+          <w:t>創10:7</w:t>
+        </w:r>
+      </w:hyperlink>
+      <w:r>
+        <w:rPr>
+          <w:lang w:val="zh_TW" w:bidi="zh_TW"/>
+        </w:rPr>
+        <w:t>；</w:t>
+      </w:r>
+      <w:hyperlink r:id="rId73">
+        <w:r>
+          <w:rPr>
+            <w:lang w:val="zh_TW" w:bidi="zh_TW"/>
+          </w:rPr>
+          <w:rPr>
+            <w:color w:val="0000EE"/>
+            <w:u w:val="single"/>
+          </w:rPr>
+          <w:t>代上1:9</w:t>
+        </w:r>
+      </w:hyperlink>
+      <w:r>
+        <w:rPr>
+          <w:lang w:val="zh_TW" w:bidi="zh_TW"/>
+        </w:rPr>
+        <w:t>）。據推測，撒弗他定居在阿拉伯南岸，那裡有幾座城市就是以他的名字命名的。</w:t>
+      </w:r>
+      <w:r>
+        <w:rPr>
+          <w:lang w:val="zh_TW" w:bidi="zh_TW"/>
+        </w:rPr>
+      </w:r>
+      <w:r>
+        <w:rPr>
+          <w:lang w:val="zh_TW" w:bidi="zh_TW"/>
+        </w:rPr>
+      </w:r>
+    </w:p>
+    <w:p>
+      <w:pPr/>
+      <w:r>
+        <w:rPr>
+          <w:lang w:val="zh_TW" w:bidi="zh_TW"/>
+        </w:rPr>
+      </w:r>
+    </w:p>
+    <w:p>
+      <w:pPr>
+        <w:pStyle w:val="Heading2"/>
+      </w:pPr>
+      <w:r>
+        <w:rPr>
+          <w:lang w:val="zh_TW" w:bidi="zh_TW"/>
+        </w:rPr>
+        <w:t>撒弗提迦</w:t>
+      </w:r>
+      <w:r>
+        <w:rPr>
+          <w:lang w:val="zh_TW" w:bidi="zh_TW"/>
+        </w:rPr>
+      </w:r>
+    </w:p>
+    <w:p>
+      <w:pPr/>
+      <w:r>
+        <w:rPr>
+          <w:lang w:val="zh_TW" w:bidi="zh_TW"/>
+        </w:rPr>
+      </w:r>
+      <w:r>
+        <w:rPr>
+          <w:lang w:val="zh_TW" w:bidi="zh_TW"/>
+        </w:rPr>
+        <w:t>古實的五個兒子之一，是</w:t>
+      </w:r>
+      <w:r>
+        <w:rPr>
+          <w:lang w:val="zh_TW" w:bidi="zh_TW"/>
+        </w:rPr>
+        <w:t>挪亞的後裔含的家系</w:t>
+      </w:r>
+      <w:r>
+        <w:rPr>
+          <w:lang w:val="zh_TW" w:bidi="zh_TW"/>
+        </w:rPr>
+        <w:t>（</w:t>
+      </w:r>
+      <w:hyperlink r:id="rId72">
+        <w:r>
+          <w:rPr>
+            <w:lang w:val="zh_TW" w:bidi="zh_TW"/>
+          </w:rPr>
+          <w:rPr>
+            <w:color w:val="0000EE"/>
+            <w:u w:val="single"/>
+          </w:rPr>
+          <w:t>創10:7</w:t>
+        </w:r>
+      </w:hyperlink>
+      <w:r>
+        <w:rPr>
+          <w:lang w:val="zh_TW" w:bidi="zh_TW"/>
+        </w:rPr>
+        <w:t>；</w:t>
+      </w:r>
+      <w:hyperlink r:id="rId73">
+        <w:r>
+          <w:rPr>
+            <w:lang w:val="zh_TW" w:bidi="zh_TW"/>
+          </w:rPr>
+          <w:rPr>
+            <w:color w:val="0000EE"/>
+            <w:u w:val="single"/>
+          </w:rPr>
+          <w:t>代上1:9</w:t>
+        </w:r>
+      </w:hyperlink>
+      <w:r>
+        <w:rPr>
+          <w:lang w:val="zh_TW" w:bidi="zh_TW"/>
+        </w:rPr>
+        <w:t>）。撒弗提迦定居在阿拉伯地區。</w:t>
+      </w:r>
+      <w:r>
+        <w:rPr>
+          <w:lang w:val="zh_TW" w:bidi="zh_TW"/>
+        </w:rPr>
+      </w:r>
+      <w:r>
+        <w:rPr>
+          <w:lang w:val="zh_TW" w:bidi="zh_TW"/>
+        </w:rPr>
+      </w:r>
+    </w:p>
+    <w:p>
+      <w:pPr/>
+      <w:r>
+        <w:rPr>
+          <w:lang w:val="zh_TW" w:bidi="zh_TW"/>
+        </w:rPr>
+      </w:r>
+    </w:p>
+    <w:p>
+      <w:pPr>
+        <w:pStyle w:val="Heading2"/>
+      </w:pPr>
+      <w:r>
+        <w:rPr>
+          <w:lang w:val="zh_TW" w:bidi="zh_TW"/>
+        </w:rPr>
+        <w:t>撒拉</w:t>
       </w:r>
       <w:r>
         <w:rPr>
@@ -729,18 +3252,431 @@
         <w:rPr>
           <w:lang w:val="zh_TW" w:bidi="zh_TW"/>
         </w:rPr>
-        <w:t>流珥的四個兒子之一。流珥是以掃的兒子。沙瑪後來成為以東地的一位族長（</w:t>
-      </w:r>
-      <w:hyperlink r:id="rId24">
-        <w:r>
-          <w:rPr>
-            <w:lang w:val="zh_TW" w:bidi="zh_TW"/>
-          </w:rPr>
-          <w:rPr>
-            <w:color w:val="0000EE"/>
-            <w:u w:val="single"/>
-          </w:rPr>
-          <w:t>創36:13</w:t>
+        <w:t>亞伯拉罕的妻子。撒拉原本的名字叫「撒萊」 （</w:t>
+      </w:r>
+      <w:hyperlink r:id="rId74">
+        <w:r>
+          <w:rPr>
+            <w:lang w:val="zh_TW" w:bidi="zh_TW"/>
+          </w:rPr>
+          <w:rPr>
+            <w:color w:val="0000EE"/>
+            <w:u w:val="single"/>
+          </w:rPr>
+          <w:t>創11:29</w:t>
+        </w:r>
+      </w:hyperlink>
+      <w:r>
+        <w:rPr>
+          <w:lang w:val="zh_TW" w:bidi="zh_TW"/>
+        </w:rPr>
+        <w:t>）。當神應許她會生一個兒子，並成為多國、多王的母親時，神就把她的名字改成了撒拉（意思是「公主」)（</w:t>
+      </w:r>
+      <w:hyperlink r:id="rId75">
+        <w:r>
+          <w:rPr>
+            <w:lang w:val="zh_TW" w:bidi="zh_TW"/>
+          </w:rPr>
+          <w:rPr>
+            <w:color w:val="0000EE"/>
+            <w:u w:val="single"/>
+          </w:rPr>
+          <w:t>17:15–16</w:t>
+        </w:r>
+      </w:hyperlink>
+      <w:r>
+        <w:rPr>
+          <w:lang w:val="zh_TW" w:bidi="zh_TW"/>
+        </w:rPr>
+        <w:t>）。撒拉既是亞伯拉罕的妻子，也是他同父異母的妹妹（</w:t>
+      </w:r>
+      <w:hyperlink r:id="rId76">
+        <w:r>
+          <w:rPr>
+            <w:lang w:val="zh_TW" w:bidi="zh_TW"/>
+          </w:rPr>
+          <w:rPr>
+            <w:color w:val="0000EE"/>
+            <w:u w:val="single"/>
+          </w:rPr>
+          <w:t>20:12</w:t>
+        </w:r>
+      </w:hyperlink>
+      <w:r>
+        <w:rPr>
+          <w:lang w:val="zh_TW" w:bidi="zh_TW"/>
+        </w:rPr>
+        <w:t>）。</w:t>
+        <w:br/>
+      </w:r>
+      <w:r>
+        <w:rPr>
+          <w:lang w:val="zh_TW" w:bidi="zh_TW"/>
+        </w:rPr>
+        <w:t>撒拉一路跟隨亞伯拉罕，從迦勒底的吾珥搬到哈蘭，最後進入了迦南地（</w:t>
+      </w:r>
+      <w:hyperlink r:id="rId77">
+        <w:r>
+          <w:rPr>
+            <w:lang w:val="zh_TW" w:bidi="zh_TW"/>
+          </w:rPr>
+          <w:rPr>
+            <w:color w:val="0000EE"/>
+            <w:u w:val="single"/>
+          </w:rPr>
+          <w:t>創11:31</w:t>
+        </w:r>
+      </w:hyperlink>
+      <w:r>
+        <w:rPr>
+          <w:lang w:val="zh_TW" w:bidi="zh_TW"/>
+        </w:rPr>
+        <w:t>，</w:t>
+      </w:r>
+      <w:hyperlink r:id="rId78">
+        <w:r>
+          <w:rPr>
+            <w:lang w:val="zh_TW" w:bidi="zh_TW"/>
+          </w:rPr>
+          <w:rPr>
+            <w:color w:val="0000EE"/>
+            <w:u w:val="single"/>
+          </w:rPr>
+          <w:t>12:5</w:t>
+        </w:r>
+      </w:hyperlink>
+      <w:r>
+        <w:rPr>
+          <w:lang w:val="zh_TW" w:bidi="zh_TW"/>
+        </w:rPr>
+        <w:t>）。有很長一段時間，她都無法生育。儘管神曾應許亞伯拉罕，說要讓他成為大國（在</w:t>
+      </w:r>
+      <w:hyperlink r:id="rId79">
+        <w:r>
+          <w:rPr>
+            <w:lang w:val="zh_TW" w:bidi="zh_TW"/>
+          </w:rPr>
+          <w:rPr>
+            <w:color w:val="0000EE"/>
+            <w:u w:val="single"/>
+          </w:rPr>
+          <w:t>12:2</w:t>
+        </w:r>
+      </w:hyperlink>
+      <w:r>
+        <w:rPr>
+          <w:lang w:val="zh_TW" w:bidi="zh_TW"/>
+        </w:rPr>
+        <w:t>中），並要把迦南地賜給他的後裔（</w:t>
+      </w:r>
+      <w:hyperlink r:id="rId80">
+        <w:r>
+          <w:rPr>
+            <w:lang w:val="zh_TW" w:bidi="zh_TW"/>
+          </w:rPr>
+          <w:rPr>
+            <w:color w:val="0000EE"/>
+            <w:u w:val="single"/>
+          </w:rPr>
+          <w:t>7</w:t>
+        </w:r>
+      </w:hyperlink>
+      <w:r>
+        <w:rPr>
+          <w:lang w:val="zh_TW" w:bidi="zh_TW"/>
+        </w:rPr>
+        <w:t>節），但撒拉依然一直沒有孩子。</w:t>
+        <w:br/>
+      </w:r>
+      <w:r>
+        <w:rPr>
+          <w:lang w:val="zh_TW" w:bidi="zh_TW"/>
+        </w:rPr>
+        <w:t>十年過去了，撒拉還是沒有懷孕（參</w:t>
+      </w:r>
+      <w:hyperlink r:id="rId81">
+        <w:r>
+          <w:rPr>
+            <w:lang w:val="zh_TW" w:bidi="zh_TW"/>
+          </w:rPr>
+          <w:rPr>
+            <w:color w:val="0000EE"/>
+            <w:u w:val="single"/>
+          </w:rPr>
+          <w:t>創12:4</w:t>
+        </w:r>
+      </w:hyperlink>
+      <w:r>
+        <w:rPr>
+          <w:lang w:val="zh_TW" w:bidi="zh_TW"/>
+        </w:rPr>
+        <w:t>，</w:t>
+      </w:r>
+      <w:hyperlink r:id="rId82">
+        <w:r>
+          <w:rPr>
+            <w:lang w:val="zh_TW" w:bidi="zh_TW"/>
+          </w:rPr>
+          <w:rPr>
+            <w:color w:val="0000EE"/>
+            <w:u w:val="single"/>
+          </w:rPr>
+          <w:t>16:16</w:t>
+        </w:r>
+      </w:hyperlink>
+      <w:r>
+        <w:rPr>
+          <w:lang w:val="zh_TW" w:bidi="zh_TW"/>
+        </w:rPr>
+        <w:t>）。於是，她把自己的埃及使女夏甲送給亞伯拉罕當妾，夏甲隨後生下一個兒子，名叫以實瑪利（</w:t>
+      </w:r>
+      <w:hyperlink r:id="rId83">
+        <w:r>
+          <w:rPr>
+            <w:lang w:val="zh_TW" w:bidi="zh_TW"/>
+          </w:rPr>
+          <w:rPr>
+            <w:color w:val="0000EE"/>
+            <w:u w:val="single"/>
+          </w:rPr>
+          <w:t>16:3–4</w:t>
+        </w:r>
+      </w:hyperlink>
+      <w:r>
+        <w:rPr>
+          <w:lang w:val="zh_TW" w:bidi="zh_TW"/>
+        </w:rPr>
+        <w:t>）。雖然神應許以實瑪利也會成為大國（</w:t>
+      </w:r>
+      <w:hyperlink r:id="rId84">
+        <w:r>
+          <w:rPr>
+            <w:lang w:val="zh_TW" w:bidi="zh_TW"/>
+          </w:rPr>
+          <w:rPr>
+            <w:color w:val="0000EE"/>
+            <w:u w:val="single"/>
+          </w:rPr>
+          <w:t>17:20</w:t>
+        </w:r>
+      </w:hyperlink>
+      <w:r>
+        <w:rPr>
+          <w:lang w:val="zh_TW" w:bidi="zh_TW"/>
+        </w:rPr>
+        <w:t>），但神說，以實瑪利並不是那個應許的孩子。神指明撒拉才是那個孩子的母親，儘管撒拉在聽到這個預言時還笑了一下。最後，隨著以撒的出生，這個預言實現了（</w:t>
+      </w:r>
+      <w:hyperlink r:id="rId85">
+        <w:r>
+          <w:rPr>
+            <w:lang w:val="zh_TW" w:bidi="zh_TW"/>
+          </w:rPr>
+          <w:rPr>
+            <w:color w:val="0000EE"/>
+            <w:u w:val="single"/>
+          </w:rPr>
+          <w:t>21:2–3</w:t>
+        </w:r>
+      </w:hyperlink>
+      <w:r>
+        <w:rPr>
+          <w:lang w:val="zh_TW" w:bidi="zh_TW"/>
+        </w:rPr>
+        <w:t>）。那時撒拉已經90歲了，這距離神第一次應許亞伯拉罕會有孩子已經過了25年（</w:t>
+      </w:r>
+      <w:hyperlink r:id="rId86">
+        <w:r>
+          <w:rPr>
+            <w:lang w:val="zh_TW" w:bidi="zh_TW"/>
+          </w:rPr>
+          <w:rPr>
+            <w:color w:val="0000EE"/>
+            <w:u w:val="single"/>
+          </w:rPr>
+          <w:t>17:17</w:t>
+        </w:r>
+      </w:hyperlink>
+      <w:r>
+        <w:rPr>
+          <w:lang w:val="zh_TW" w:bidi="zh_TW"/>
+        </w:rPr>
+        <w:t>，</w:t>
+      </w:r>
+      <w:hyperlink r:id="rId87">
+        <w:r>
+          <w:rPr>
+            <w:lang w:val="zh_TW" w:bidi="zh_TW"/>
+          </w:rPr>
+          <w:rPr>
+            <w:color w:val="0000EE"/>
+            <w:u w:val="single"/>
+          </w:rPr>
+          <w:t>21:5</w:t>
+        </w:r>
+      </w:hyperlink>
+      <w:r>
+        <w:rPr>
+          <w:lang w:val="zh_TW" w:bidi="zh_TW"/>
+        </w:rPr>
+        <w:t>）。</w:t>
+        <w:br/>
+      </w:r>
+      <w:r>
+        <w:rPr>
+          <w:lang w:val="zh_TW" w:bidi="zh_TW"/>
+        </w:rPr>
+        <w:t>在亞伯拉罕和撒拉剛到迦南時，因為當地發生饑荒，他們不得不去埃及避難。亞伯拉罕告訴埃及人說，撒拉只是他的妹妹而不是妻子。因為撒拉非常漂亮，所以法老（埃及的王）就把她接進了宮裡（</w:t>
+      </w:r>
+      <w:hyperlink r:id="rId88">
+        <w:r>
+          <w:rPr>
+            <w:lang w:val="zh_TW" w:bidi="zh_TW"/>
+          </w:rPr>
+          <w:rPr>
+            <w:color w:val="0000EE"/>
+            <w:u w:val="single"/>
+          </w:rPr>
+          <w:t>創12:11–15</w:t>
+        </w:r>
+      </w:hyperlink>
+      <w:r>
+        <w:rPr>
+          <w:lang w:val="zh_TW" w:bidi="zh_TW"/>
+        </w:rPr>
+        <w:t>）。埃及人因此對亞伯拉罕很好，沒有殺他。神為了保護撒拉和亞伯拉罕的婚姻，降下災禍給法老全家，直到法老放走撒拉為止。</w:t>
+        <w:br/>
+      </w:r>
+      <w:r>
+        <w:rPr>
+          <w:lang w:val="zh_TW" w:bidi="zh_TW"/>
+        </w:rPr>
+        <w:t>類似的事情後來在基拉耳也發生過，當時的王亞比米勒也把撒拉接進了家門（第</w:t>
+      </w:r>
+      <w:hyperlink r:id="rId89">
+        <w:r>
+          <w:rPr>
+            <w:lang w:val="zh_TW" w:bidi="zh_TW"/>
+          </w:rPr>
+          <w:rPr>
+            <w:color w:val="0000EE"/>
+            <w:u w:val="single"/>
+          </w:rPr>
+          <w:t>20</w:t>
+        </w:r>
+      </w:hyperlink>
+      <w:r>
+        <w:rPr>
+          <w:lang w:val="zh_TW" w:bidi="zh_TW"/>
+        </w:rPr>
+        <w:t>章）。神再次保護了撒拉，保住她作為應許之子母親的身分。神確保了以撒就是亞伯拉罕和撒拉親生兒子的事實，不會有任何疑慮。這件事發生後不久，以撒就出生了（</w:t>
+      </w:r>
+      <w:hyperlink r:id="rId90">
+        <w:r>
+          <w:rPr>
+            <w:lang w:val="zh_TW" w:bidi="zh_TW"/>
+          </w:rPr>
+          <w:rPr>
+            <w:color w:val="0000EE"/>
+            <w:u w:val="single"/>
+          </w:rPr>
+          <w:t>21:1–5</w:t>
+        </w:r>
+      </w:hyperlink>
+      <w:r>
+        <w:rPr>
+          <w:lang w:val="zh_TW" w:bidi="zh_TW"/>
+        </w:rPr>
+        <w:t>），其出生大約是在神應許的一年後（</w:t>
+      </w:r>
+      <w:hyperlink r:id="rId91">
+        <w:r>
+          <w:rPr>
+            <w:lang w:val="zh_TW" w:bidi="zh_TW"/>
+          </w:rPr>
+          <w:rPr>
+            <w:color w:val="0000EE"/>
+            <w:u w:val="single"/>
+          </w:rPr>
+          <w:t>17:21</w:t>
+        </w:r>
+      </w:hyperlink>
+      <w:r>
+        <w:rPr>
+          <w:lang w:val="zh_TW" w:bidi="zh_TW"/>
+        </w:rPr>
+        <w:t>；</w:t>
+      </w:r>
+      <w:hyperlink r:id="rId92">
+        <w:r>
+          <w:rPr>
+            <w:lang w:val="zh_TW" w:bidi="zh_TW"/>
+          </w:rPr>
+          <w:rPr>
+            <w:color w:val="0000EE"/>
+            <w:u w:val="single"/>
+          </w:rPr>
+          <w:t>18:10–14</w:t>
+        </w:r>
+      </w:hyperlink>
+      <w:r>
+        <w:rPr>
+          <w:lang w:val="zh_TW" w:bidi="zh_TW"/>
+        </w:rPr>
+        <w:t>）。撒拉去世時享年127歲，安葬在麥比拉的洞，那是亞伯拉罕向赫人以弗崙買下的地方（第</w:t>
+      </w:r>
+      <w:hyperlink r:id="rId93">
+        <w:r>
+          <w:rPr>
+            <w:lang w:val="zh_TW" w:bidi="zh_TW"/>
+          </w:rPr>
+          <w:rPr>
+            <w:color w:val="0000EE"/>
+            <w:u w:val="single"/>
+          </w:rPr>
+          <w:t>23</w:t>
+        </w:r>
+      </w:hyperlink>
+      <w:r>
+        <w:rPr>
+          <w:lang w:val="zh_TW" w:bidi="zh_TW"/>
+        </w:rPr>
+        <w:t>章）。</w:t>
+        <w:br/>
+      </w:r>
+      <w:r>
+        <w:rPr>
+          <w:lang w:val="zh_TW" w:bidi="zh_TW"/>
+        </w:rPr>
+        <w:t>除了創世記，舊約聖經只在</w:t>
+      </w:r>
+      <w:hyperlink r:id="rId94">
+        <w:r>
+          <w:rPr>
+            <w:lang w:val="zh_TW" w:bidi="zh_TW"/>
+          </w:rPr>
+          <w:rPr>
+            <w:color w:val="0000EE"/>
+            <w:u w:val="single"/>
+          </w:rPr>
+          <w:t>以賽亞書五十一章2節</w:t>
+        </w:r>
+      </w:hyperlink>
+      <w:r>
+        <w:rPr>
+          <w:lang w:val="zh_TW" w:bidi="zh_TW"/>
+        </w:rPr>
+        <w:t>提到過撒拉。新約聖經則在</w:t>
+      </w:r>
+      <w:hyperlink r:id="rId95">
+        <w:r>
+          <w:rPr>
+            <w:lang w:val="zh_TW" w:bidi="zh_TW"/>
+          </w:rPr>
+          <w:rPr>
+            <w:color w:val="0000EE"/>
+            <w:u w:val="single"/>
+          </w:rPr>
+          <w:t>羅馬書四章19節</w:t>
         </w:r>
       </w:hyperlink>
       <w:r>
@@ -749,41 +3685,115 @@
         </w:rPr>
         <w:t>、</w:t>
       </w:r>
-      <w:hyperlink r:id="rId24">
-        <w:r>
-          <w:rPr>
-            <w:lang w:val="zh_TW" w:bidi="zh_TW"/>
-          </w:rPr>
-          <w:rPr>
-            <w:color w:val="0000EE"/>
-            <w:u w:val="single"/>
-          </w:rPr>
-          <w:t>17</w:t>
-        </w:r>
-      </w:hyperlink>
+      <w:hyperlink r:id="rId96">
+        <w:r>
+          <w:rPr>
+            <w:lang w:val="zh_TW" w:bidi="zh_TW"/>
+          </w:rPr>
+          <w:rPr>
+            <w:color w:val="0000EE"/>
+            <w:u w:val="single"/>
+          </w:rPr>
+          <w:t>九章9節</w:t>
+        </w:r>
+      </w:hyperlink>
+      <w:r>
+        <w:rPr>
+          <w:lang w:val="zh_TW" w:bidi="zh_TW"/>
+        </w:rPr>
+        <w:t>、</w:t>
+      </w:r>
+      <w:hyperlink r:id="rId97">
+        <w:r>
+          <w:rPr>
+            <w:lang w:val="zh_TW" w:bidi="zh_TW"/>
+          </w:rPr>
+          <w:rPr>
+            <w:color w:val="0000EE"/>
+            <w:u w:val="single"/>
+          </w:rPr>
+          <w:t>希伯來書十一章11節</w:t>
+        </w:r>
+      </w:hyperlink>
+      <w:r>
+        <w:rPr>
+          <w:lang w:val="zh_TW" w:bidi="zh_TW"/>
+        </w:rPr>
+        <w:t>、</w:t>
+      </w:r>
+      <w:hyperlink r:id="rId98">
+        <w:r>
+          <w:rPr>
+            <w:lang w:val="zh_TW" w:bidi="zh_TW"/>
+          </w:rPr>
+          <w:rPr>
+            <w:color w:val="0000EE"/>
+            <w:u w:val="single"/>
+          </w:rPr>
+          <w:t>彼得前書三章6節</w:t>
+        </w:r>
+      </w:hyperlink>
+      <w:r>
+        <w:rPr>
+          <w:lang w:val="zh_TW" w:bidi="zh_TW"/>
+        </w:rPr>
+        <w:t>和</w:t>
+      </w:r>
+      <w:hyperlink r:id="rId99">
+        <w:r>
+          <w:rPr>
+            <w:lang w:val="zh_TW" w:bidi="zh_TW"/>
+          </w:rPr>
+          <w:rPr>
+            <w:color w:val="0000EE"/>
+            <w:u w:val="single"/>
+          </w:rPr>
+          <w:t>加拉太書四章21至31節</w:t>
+        </w:r>
+      </w:hyperlink>
+      <w:r>
+        <w:rPr>
+          <w:lang w:val="zh_TW" w:bidi="zh_TW"/>
+        </w:rPr>
+        <w:t>提到了她（儘管在加拉太書的經文中沒有直接說出她的名字）。</w:t>
+        <w:br/>
+      </w:r>
+      <w:r>
+        <w:rPr>
+          <w:i/>
+          <w:lang w:val="zh_TW" w:bidi="zh_TW"/>
+        </w:rPr>
+        <w:t>另見</w:t>
+      </w:r>
+      <w:r>
+        <w:rPr>
+          <w:lang w:val="zh_TW" w:bidi="zh_TW"/>
+        </w:rPr>
+        <w:t xml:space="preserve"> </w:t>
+      </w:r>
+      <w:r>
+        <w:rPr>
+          <w:lang w:val="zh_TW" w:bidi="zh_TW"/>
+        </w:rPr>
+        <w:t>亞伯拉罕</w:t>
+      </w:r>
       <w:r>
         <w:rPr>
           <w:lang w:val="zh_TW" w:bidi="zh_TW"/>
         </w:rPr>
         <w:t>；</w:t>
       </w:r>
-      <w:hyperlink r:id="rId25">
-        <w:r>
-          <w:rPr>
-            <w:lang w:val="zh_TW" w:bidi="zh_TW"/>
-          </w:rPr>
-          <w:rPr>
-            <w:color w:val="0000EE"/>
-            <w:u w:val="single"/>
-          </w:rPr>
-          <w:t>代上1:37</w:t>
-        </w:r>
-      </w:hyperlink>
-      <w:r>
-        <w:rPr>
-          <w:lang w:val="zh_TW" w:bidi="zh_TW"/>
-        </w:rPr>
-        <w:t>）。</w:t>
+      <w:r>
+        <w:rPr>
+          <w:lang w:val="zh_TW" w:bidi="zh_TW"/>
+        </w:rPr>
+        <w:t>不能生育</w:t>
+      </w:r>
+      <w:r>
+        <w:rPr>
+          <w:lang w:val="zh_TW" w:bidi="zh_TW"/>
+        </w:rPr>
+        <w:t>。</w:t>
       </w:r>
     </w:p>
     <w:p>
@@ -801,151 +3811,44 @@
         <w:rPr>
           <w:lang w:val="zh_TW" w:bidi="zh_TW"/>
         </w:rPr>
-        <w:t>耶西八個兒子中的第三個，也是大衛王的兄長（</w:t>
-      </w:r>
-      <w:hyperlink r:id="rId26">
-        <w:r>
-          <w:rPr>
-            <w:lang w:val="zh_TW" w:bidi="zh_TW"/>
-          </w:rPr>
-          <w:rPr>
-            <w:color w:val="0000EE"/>
-            <w:u w:val="single"/>
-          </w:rPr>
-          <w:t>撒上16:9</w:t>
-        </w:r>
-      </w:hyperlink>
-      <w:r>
-        <w:rPr>
-          <w:lang w:val="zh_TW" w:bidi="zh_TW"/>
-        </w:rPr>
-        <w:t>，</w:t>
-      </w:r>
-      <w:hyperlink r:id="rId27">
-        <w:r>
-          <w:rPr>
-            <w:lang w:val="zh_TW" w:bidi="zh_TW"/>
-          </w:rPr>
-          <w:rPr>
-            <w:color w:val="0000EE"/>
-            <w:u w:val="single"/>
-          </w:rPr>
-          <w:t>17:13</w:t>
-        </w:r>
-      </w:hyperlink>
-      <w:r>
-        <w:rPr>
-          <w:lang w:val="zh_TW" w:bidi="zh_TW"/>
-        </w:rPr>
-        <w:t>）。沙瑪是約拿單和約拿達的父親（</w:t>
-      </w:r>
-      <w:hyperlink r:id="rId28">
-        <w:r>
-          <w:rPr>
-            <w:lang w:val="zh_TW" w:bidi="zh_TW"/>
-          </w:rPr>
-          <w:rPr>
-            <w:color w:val="0000EE"/>
-            <w:u w:val="single"/>
-          </w:rPr>
-          <w:t>撒下21:20–21</w:t>
-        </w:r>
-      </w:hyperlink>
-      <w:r>
-        <w:rPr>
-          <w:lang w:val="zh_TW" w:bidi="zh_TW"/>
-        </w:rPr>
-        <w:t>，</w:t>
-      </w:r>
-      <w:hyperlink r:id="rId29">
-        <w:r>
-          <w:rPr>
-            <w:lang w:val="zh_TW" w:bidi="zh_TW"/>
-          </w:rPr>
-          <w:rPr>
-            <w:color w:val="0000EE"/>
-            <w:u w:val="single"/>
-          </w:rPr>
-          <w:t>13:3–39</w:t>
-        </w:r>
-      </w:hyperlink>
-      <w:r>
-        <w:rPr>
-          <w:lang w:val="zh_TW" w:bidi="zh_TW"/>
-        </w:rPr>
-        <w:t>）。聖經也用其它名字稱呼他，包括示米亞（Shimea，</w:t>
-      </w:r>
-      <w:hyperlink r:id="rId30">
-        <w:r>
-          <w:rPr>
-            <w:lang w:val="zh_TW" w:bidi="zh_TW"/>
-          </w:rPr>
-          <w:rPr>
-            <w:color w:val="0000EE"/>
-            <w:u w:val="single"/>
-          </w:rPr>
-          <w:t>代上2:13</w:t>
-        </w:r>
-      </w:hyperlink>
-      <w:r>
-        <w:rPr>
-          <w:lang w:val="zh_TW" w:bidi="zh_TW"/>
-        </w:rPr>
-        <w:t>，</w:t>
-      </w:r>
-      <w:hyperlink r:id="rId31">
-        <w:r>
-          <w:rPr>
-            <w:lang w:val="zh_TW" w:bidi="zh_TW"/>
-          </w:rPr>
-          <w:rPr>
-            <w:color w:val="0000EE"/>
-            <w:u w:val="single"/>
-          </w:rPr>
-          <w:t>20:7</w:t>
-        </w:r>
-      </w:hyperlink>
-      <w:r>
-        <w:rPr>
-          <w:lang w:val="zh_TW" w:bidi="zh_TW"/>
-        </w:rPr>
-        <w:t>）、示米亞（Shimeah，</w:t>
-      </w:r>
-      <w:hyperlink r:id="rId32">
-        <w:r>
-          <w:rPr>
-            <w:lang w:val="zh_TW" w:bidi="zh_TW"/>
-          </w:rPr>
-          <w:rPr>
-            <w:color w:val="0000EE"/>
-            <w:u w:val="single"/>
-          </w:rPr>
-          <w:t>撒下13:3</w:t>
-        </w:r>
-      </w:hyperlink>
-      <w:r>
-        <w:rPr>
-          <w:lang w:val="zh_TW" w:bidi="zh_TW"/>
-        </w:rPr>
-        <w:t>）和示每（Shimei，</w:t>
-      </w:r>
-      <w:hyperlink r:id="rId33">
-        <w:r>
-          <w:rPr>
-            <w:lang w:val="zh_TW" w:bidi="zh_TW"/>
-          </w:rPr>
-          <w:rPr>
-            <w:color w:val="0000EE"/>
-            <w:u w:val="single"/>
-          </w:rPr>
-          <w:t>21:21</w:t>
-        </w:r>
-      </w:hyperlink>
-      <w:r>
-        <w:rPr>
-          <w:lang w:val="zh_TW" w:bidi="zh_TW"/>
-        </w:rPr>
-        <w:t>）。</w:t>
+        <w:t>這是一些譯本在</w:t>
+      </w:r>
+      <w:hyperlink r:id="rId100">
+        <w:r>
+          <w:rPr>
+            <w:lang w:val="zh_TW" w:bidi="zh_TW"/>
+          </w:rPr>
+          <w:rPr>
+            <w:color w:val="0000EE"/>
+            <w:u w:val="single"/>
+          </w:rPr>
+          <w:t>民數記二十六章46節</w:t>
+        </w:r>
+      </w:hyperlink>
+      <w:r>
+        <w:rPr>
+          <w:lang w:val="zh_TW" w:bidi="zh_TW"/>
+        </w:rPr>
+        <w:t>中對亞設的女兒西拉 (Serah) 的拼寫方式。</w:t>
+      </w:r>
+      <w:r>
+        <w:rPr>
+          <w:i/>
+          <w:lang w:val="zh_TW" w:bidi="zh_TW"/>
+        </w:rPr>
+        <w:t>見</w:t>
+      </w:r>
+      <w:r>
+        <w:rPr>
+          <w:lang w:val="zh_TW" w:bidi="zh_TW"/>
+        </w:rPr>
+        <w:t>西拉</w:t>
+      </w:r>
+      <w:r>
+        <w:rPr>
+          <w:lang w:val="zh_TW" w:bidi="zh_TW"/>
+        </w:rPr>
+        <w:t>。</w:t>
       </w:r>
     </w:p>
     <w:p>
@@ -963,18 +3866,54 @@
         <w:rPr>
           <w:lang w:val="zh_TW" w:bidi="zh_TW"/>
         </w:rPr>
-        <w:t>哈拉人亞基的兒子。他是大衛最傑出的勇士之一。他因獨自在利希抵擋非利士人而聞名（</w:t>
-      </w:r>
-      <w:hyperlink r:id="rId34">
-        <w:r>
-          <w:rPr>
-            <w:lang w:val="zh_TW" w:bidi="zh_TW"/>
-          </w:rPr>
-          <w:rPr>
-            <w:color w:val="0000EE"/>
-            <w:u w:val="single"/>
-          </w:rPr>
-          <w:t>撒下23:11–12</w:t>
+        <w:t>多比傳（the book of Tobit）的女主角是撒拉。撒拉在痛苦中的祈禱得到了神的垂聽，神差遣天使拉斐爾（Raphael）充當媒人，安排她嫁給多比亞（</w:t>
+      </w:r>
+      <w:hyperlink r:id="rId101">
+        <w:r>
+          <w:rPr>
+            <w:lang w:val="zh_TW" w:bidi="zh_TW"/>
+          </w:rPr>
+          <w:rPr>
+            <w:color w:val="0000EE"/>
+            <w:u w:val="single"/>
+          </w:rPr>
+          <w:t>多比傳6:9及之後</w:t>
+        </w:r>
+      </w:hyperlink>
+      <w:r>
+        <w:rPr>
+          <w:lang w:val="zh_TW" w:bidi="zh_TW"/>
+        </w:rPr>
+        <w:t>）。撒拉先前一直被惡魔折磨，導致她之前的七任丈夫都在婚禮當晚去世。後來多比亞按照天使拉斐爾給他的配方，使用魚的心臟和肝臟趕走了惡魔（</w:t>
+      </w:r>
+      <w:hyperlink r:id="rId102">
+        <w:r>
+          <w:rPr>
+            <w:lang w:val="zh_TW" w:bidi="zh_TW"/>
+          </w:rPr>
+          <w:rPr>
+            <w:color w:val="0000EE"/>
+            <w:u w:val="single"/>
+          </w:rPr>
+          <w:t>8:2</w:t>
+        </w:r>
+      </w:hyperlink>
+      <w:r>
+        <w:rPr>
+          <w:lang w:val="zh_TW" w:bidi="zh_TW"/>
+        </w:rPr>
+        <w:t>）。多比和妻子安娜在尼尼微去世後，多比亞和撒拉帶著孩子們回到了撒拉在埃克巴坦那 (Ecbatana) 的家（</w:t>
+      </w:r>
+      <w:hyperlink r:id="rId103">
+        <w:r>
+          <w:rPr>
+            <w:lang w:val="zh_TW" w:bidi="zh_TW"/>
+          </w:rPr>
+          <w:rPr>
+            <w:color w:val="0000EE"/>
+            <w:u w:val="single"/>
+          </w:rPr>
+          <w:t>14:12及之後</w:t>
         </w:r>
       </w:hyperlink>
       <w:r>
@@ -982,84 +3921,514 @@
           <w:lang w:val="zh_TW" w:bidi="zh_TW"/>
         </w:rPr>
         <w:t>）。</w:t>
+      </w:r>
+      <w:r>
+        <w:rPr>
+          <w:lang w:val="zh_TW" w:bidi="zh_TW"/>
+        </w:rPr>
+      </w:r>
+      <w:r>
+        <w:rPr>
+          <w:lang w:val="zh_TW" w:bidi="zh_TW"/>
+        </w:rPr>
+      </w:r>
+    </w:p>
+    <w:p>
+      <w:pPr/>
+      <w:r>
+        <w:rPr>
+          <w:lang w:val="zh_TW" w:bidi="zh_TW"/>
+        </w:rPr>
+      </w:r>
+    </w:p>
+    <w:p>
+      <w:pPr>
+        <w:pStyle w:val="Heading2"/>
+      </w:pPr>
+      <w:r>
+        <w:rPr>
+          <w:lang w:val="zh_TW" w:bidi="zh_TW"/>
+        </w:rPr>
+        <w:t>撒萊</w:t>
+      </w:r>
+      <w:r>
+        <w:rPr>
+          <w:lang w:val="zh_TW" w:bidi="zh_TW"/>
+        </w:rPr>
+      </w:r>
+    </w:p>
+    <w:p>
+      <w:pPr/>
+      <w:r>
+        <w:rPr>
+          <w:lang w:val="zh_TW" w:bidi="zh_TW"/>
+        </w:rPr>
+      </w:r>
+      <w:r>
+        <w:rPr>
+          <w:lang w:val="zh_TW" w:bidi="zh_TW"/>
+        </w:rPr>
+        <w:t>這是亞伯拉罕的妻子撒拉原來的名字（</w:t>
+      </w:r>
+      <w:hyperlink r:id="rId74">
+        <w:r>
+          <w:rPr>
+            <w:lang w:val="zh_TW" w:bidi="zh_TW"/>
+          </w:rPr>
+          <w:rPr>
+            <w:color w:val="0000EE"/>
+            <w:u w:val="single"/>
+          </w:rPr>
+          <w:t>創11:29</w:t>
+        </w:r>
+      </w:hyperlink>
+      <w:r>
+        <w:rPr>
+          <w:lang w:val="zh_TW" w:bidi="zh_TW"/>
+        </w:rPr>
+        <w:t>）。</w:t>
+      </w:r>
+      <w:r>
+        <w:rPr>
+          <w:i/>
+          <w:lang w:val="zh_TW" w:bidi="zh_TW"/>
+        </w:rPr>
+        <w:t>見</w:t>
+      </w:r>
+      <w:r>
+        <w:rPr>
+          <w:lang w:val="zh_TW" w:bidi="zh_TW"/>
+        </w:rPr>
+        <w:t>撒拉 #1</w:t>
+      </w:r>
+      <w:r>
+        <w:rPr>
+          <w:lang w:val="zh_TW" w:bidi="zh_TW"/>
+        </w:rPr>
+        <w:t>。</w:t>
+      </w:r>
+      <w:r>
+        <w:rPr>
+          <w:lang w:val="zh_TW" w:bidi="zh_TW"/>
+        </w:rPr>
+      </w:r>
+      <w:r>
+        <w:rPr>
+          <w:lang w:val="zh_TW" w:bidi="zh_TW"/>
+        </w:rPr>
+      </w:r>
+    </w:p>
+    <w:p>
+      <w:pPr/>
+      <w:r>
+        <w:rPr>
+          <w:lang w:val="zh_TW" w:bidi="zh_TW"/>
+        </w:rPr>
+      </w:r>
+    </w:p>
+    <w:p>
+      <w:pPr>
+        <w:pStyle w:val="Heading2"/>
+      </w:pPr>
+      <w:r>
+        <w:rPr>
+          <w:lang w:val="zh_TW" w:bidi="zh_TW"/>
+        </w:rPr>
+        <w:t>撒冷</w:t>
+      </w:r>
+      <w:r>
+        <w:rPr>
+          <w:lang w:val="zh_TW" w:bidi="zh_TW"/>
+        </w:rPr>
+      </w:r>
+    </w:p>
+    <w:p>
+      <w:pPr/>
+      <w:r>
+        <w:rPr>
+          <w:lang w:val="zh_TW" w:bidi="zh_TW"/>
+        </w:rPr>
+      </w:r>
+      <w:r>
+        <w:rPr>
+          <w:lang w:val="zh_TW" w:bidi="zh_TW"/>
+        </w:rPr>
+        <w:t>這是祭司—王麥基洗德的故鄉（</w:t>
+      </w:r>
+      <w:hyperlink r:id="rId104">
+        <w:r>
+          <w:rPr>
+            <w:lang w:val="zh_TW" w:bidi="zh_TW"/>
+          </w:rPr>
+          <w:rPr>
+            <w:color w:val="0000EE"/>
+            <w:u w:val="single"/>
+          </w:rPr>
+          <w:t>創14:18</w:t>
+        </w:r>
+      </w:hyperlink>
+      <w:r>
+        <w:rPr>
+          <w:lang w:val="zh_TW" w:bidi="zh_TW"/>
+        </w:rPr>
+        <w:t>；</w:t>
+      </w:r>
+      <w:hyperlink r:id="rId105">
+        <w:r>
+          <w:rPr>
+            <w:lang w:val="zh_TW" w:bidi="zh_TW"/>
+          </w:rPr>
+          <w:rPr>
+            <w:color w:val="0000EE"/>
+            <w:u w:val="single"/>
+          </w:rPr>
+          <w:t>詩76:2</w:t>
+        </w:r>
+      </w:hyperlink>
+      <w:r>
+        <w:rPr>
+          <w:lang w:val="zh_TW" w:bidi="zh_TW"/>
+        </w:rPr>
+        <w:t>；</w:t>
+      </w:r>
+      <w:hyperlink r:id="rId106">
+        <w:r>
+          <w:rPr>
+            <w:lang w:val="zh_TW" w:bidi="zh_TW"/>
+          </w:rPr>
+          <w:rPr>
+            <w:color w:val="0000EE"/>
+            <w:u w:val="single"/>
+          </w:rPr>
+          <w:t>來7:1–2</w:t>
+        </w:r>
+      </w:hyperlink>
+      <w:r>
+        <w:rPr>
+          <w:lang w:val="zh_TW" w:bidi="zh_TW"/>
+        </w:rPr>
+        <w:t>）。一般認為撒冷就是耶路撒冷的古稱。</w:t>
+      </w:r>
+      <w:r>
+        <w:rPr>
+          <w:i/>
+          <w:lang w:val="zh_TW" w:bidi="zh_TW"/>
+        </w:rPr>
+        <w:t>見</w:t>
+      </w:r>
+      <w:r>
+        <w:rPr>
+          <w:lang w:val="zh_TW" w:bidi="zh_TW"/>
+        </w:rPr>
+        <w:t>耶路撒冷</w:t>
+      </w:r>
+      <w:r>
+        <w:rPr>
+          <w:lang w:val="zh_TW" w:bidi="zh_TW"/>
+        </w:rPr>
+        <w:t>。</w:t>
+      </w:r>
+      <w:r>
+        <w:rPr>
+          <w:lang w:val="zh_TW" w:bidi="zh_TW"/>
+        </w:rPr>
+      </w:r>
+      <w:r>
+        <w:rPr>
+          <w:lang w:val="zh_TW" w:bidi="zh_TW"/>
+        </w:rPr>
+      </w:r>
+    </w:p>
+    <w:p>
+      <w:pPr/>
+      <w:r>
+        <w:rPr>
+          <w:lang w:val="zh_TW" w:bidi="zh_TW"/>
+        </w:rPr>
+      </w:r>
+    </w:p>
+    <w:p>
+      <w:pPr>
+        <w:pStyle w:val="Heading2"/>
+      </w:pPr>
+      <w:r>
+        <w:rPr>
+          <w:lang w:val="zh_TW" w:bidi="zh_TW"/>
+        </w:rPr>
+        <w:t>撒羅米</w:t>
+      </w:r>
+      <w:r>
+        <w:rPr>
+          <w:lang w:val="zh_TW" w:bidi="zh_TW"/>
+        </w:rPr>
+      </w:r>
+    </w:p>
+    <w:p>
+      <w:pPr/>
+      <w:r>
+        <w:rPr>
+          <w:lang w:val="zh_TW" w:bidi="zh_TW"/>
+        </w:rPr>
+      </w:r>
+      <w:r>
+        <w:rPr>
+          <w:lang w:val="zh_TW" w:bidi="zh_TW"/>
+        </w:rPr>
+        <w:t>撒羅米這個名字來自希伯來的問候語</w:t>
+      </w:r>
+      <w:r>
+        <w:rPr>
+          <w:i/>
+          <w:lang w:val="zh_TW" w:bidi="zh_TW"/>
+        </w:rPr>
+        <w:t>shalom，</w:t>
+      </w:r>
+      <w:r>
+        <w:rPr>
+          <w:lang w:val="zh_TW" w:bidi="zh_TW"/>
+        </w:rPr>
+        <w:t>意思是平安。這個名字在結尾加上字母「e」是希臘式的風格。</w:t>
+      </w:r>
+    </w:p>
+    <w:p>
+      <w:pPr>
+        <w:pStyle w:val="ListNumber"/>
+        <w:numPr>
+          <w:ilvl w:val="0"/>
+          <w:numId w:val="16"/>
+        </w:numPr>
+        <w:spacing w:line="240" w:lineRule="auto"/>
+        <w:ind w:left="720"/>
+      </w:pPr>
+      <w:r>
+        <w:rPr>
+          <w:lang w:val="zh_TW" w:bidi="zh_TW"/>
+        </w:rPr>
+      </w:r>
+      <w:r>
+        <w:rPr>
+          <w:lang w:val="zh_TW" w:bidi="zh_TW"/>
+        </w:rPr>
+        <w:t>一位名叫撒羅米的婦人是耶穌的追隨者。她可能是馬利亞的姐妹，雅各和約翰的母親。在</w:t>
+      </w:r>
+      <w:hyperlink r:id="rId107">
+        <w:r>
+          <w:rPr>
+            <w:lang w:val="zh_TW" w:bidi="zh_TW"/>
+          </w:rPr>
+          <w:rPr>
+            <w:color w:val="0000EE"/>
+            <w:u w:val="single"/>
+          </w:rPr>
+          <w:t>馬可福音十五章40節</w:t>
+        </w:r>
+      </w:hyperlink>
+      <w:r>
+        <w:rPr>
+          <w:lang w:val="zh_TW" w:bidi="zh_TW"/>
+        </w:rPr>
+        <w:t>中，福音書作者描述了站在十字架下的婦人。有三位的名字被提及：抹大拉的馬利亞、小雅各和約西的母親馬利亞，以及撒羅米。</w:t>
+        <w:br/>
+      </w:r>
+      <w:r>
+        <w:rPr>
+          <w:lang w:val="zh_TW" w:bidi="zh_TW"/>
+        </w:rPr>
+        <w:t>馬可後來描述了天未亮之前來到墳墓的婦人。馬可記載抹大拉的馬利亞、雅各的母親馬利亞和撒羅米帶了香料來膏抹屍體（</w:t>
+      </w:r>
+      <w:hyperlink r:id="rId108">
+        <w:r>
+          <w:rPr>
+            <w:lang w:val="zh_TW" w:bidi="zh_TW"/>
+          </w:rPr>
+          <w:rPr>
+            <w:color w:val="0000EE"/>
+            <w:u w:val="single"/>
+          </w:rPr>
+          <w:t>馬可福音16:1</w:t>
+        </w:r>
+      </w:hyperlink>
+      <w:r>
+        <w:rPr>
+          <w:lang w:val="zh_TW" w:bidi="zh_TW"/>
+        </w:rPr>
+        <w:t>）。</w:t>
+        <w:br/>
+      </w:r>
+      <w:r>
+        <w:rPr>
+          <w:lang w:val="zh_TW" w:bidi="zh_TW"/>
+        </w:rPr>
+        <w:t>馬太提到兩位名叫馬利亞的女人，以及西庇太兒子的母親，她可能是撒羅米（</w:t>
+      </w:r>
+      <w:hyperlink r:id="rId109">
+        <w:r>
+          <w:rPr>
+            <w:lang w:val="zh_TW" w:bidi="zh_TW"/>
+          </w:rPr>
+          <w:rPr>
+            <w:color w:val="0000EE"/>
+            <w:u w:val="single"/>
+          </w:rPr>
+          <w:t>馬太福音27:56</w:t>
+        </w:r>
+      </w:hyperlink>
+      <w:r>
+        <w:rPr>
+          <w:lang w:val="zh_TW" w:bidi="zh_TW"/>
+        </w:rPr>
+        <w:t>）。</w:t>
+        <w:br/>
+      </w:r>
+      <w:r>
+        <w:rPr>
+          <w:lang w:val="zh_TW" w:bidi="zh_TW"/>
+        </w:rPr>
+        <w:t>約翰提到四位女性：</w:t>
       </w:r>
     </w:p>
     <w:p>
       <w:pPr>
         <w:pStyle w:val="ListNumber"/>
         <w:spacing w:line="240" w:lineRule="auto"/>
-        <w:ind w:left="720"/>
-      </w:pPr>
-      <w:r>
-        <w:rPr>
-          <w:lang w:val="zh_TW" w:bidi="zh_TW"/>
-        </w:rPr>
-      </w:r>
-      <w:r>
-        <w:rPr>
-          <w:lang w:val="zh_TW" w:bidi="zh_TW"/>
-        </w:rPr>
-        <w:t>大衛麾下30位勇士之一。他的名字在名單中列在伊勒哈難和以利加之間（</w:t>
-      </w:r>
-      <w:hyperlink r:id="rId35">
-        <w:r>
-          <w:rPr>
-            <w:lang w:val="zh_TW" w:bidi="zh_TW"/>
-          </w:rPr>
-          <w:rPr>
-            <w:color w:val="0000EE"/>
-            <w:u w:val="single"/>
-          </w:rPr>
-          <w:t>撒下23:24–25</w:t>
-        </w:r>
-      </w:hyperlink>
-      <w:r>
-        <w:rPr>
-          <w:lang w:val="zh_TW" w:bidi="zh_TW"/>
-        </w:rPr>
-        <w:t>）。</w:t>
-      </w:r>
-      <w:hyperlink r:id="rId36">
-        <w:r>
-          <w:rPr>
-            <w:lang w:val="zh_TW" w:bidi="zh_TW"/>
-          </w:rPr>
-          <w:rPr>
-            <w:color w:val="0000EE"/>
-            <w:u w:val="single"/>
-          </w:rPr>
-          <w:t>歷代志上十一章27節</w:t>
-        </w:r>
-      </w:hyperlink>
-      <w:r>
-        <w:rPr>
-          <w:lang w:val="zh_TW" w:bidi="zh_TW"/>
-        </w:rPr>
-        <w:t>稱他為沙瑪（Shammoth，可能是沙瑪的複數形式）。在</w:t>
-      </w:r>
-      <w:hyperlink r:id="rId37">
-        <w:r>
-          <w:rPr>
-            <w:lang w:val="zh_TW" w:bidi="zh_TW"/>
-          </w:rPr>
-          <w:rPr>
-            <w:color w:val="0000EE"/>
-            <w:u w:val="single"/>
-          </w:rPr>
-          <w:t>二十七章8節</w:t>
-        </w:r>
-      </w:hyperlink>
-      <w:r>
-        <w:rPr>
-          <w:lang w:val="zh_TW" w:bidi="zh_TW"/>
-        </w:rPr>
-        <w:t>中，他可能就是稱為伊斯拉人珊合的那位人物；珊合是大衛軍隊一個班次的統領。</w:t>
+        <w:ind w:left="1440"/>
+      </w:pPr>
+      <w:r>
+        <w:rPr>
+          <w:lang w:val="zh_TW" w:bidi="zh_TW"/>
+        </w:rPr>
+      </w:r>
+      <w:r>
+        <w:rPr>
+          <w:lang w:val="zh_TW" w:bidi="zh_TW"/>
+        </w:rPr>
+        <w:t>耶穌的母親馬利亞；</w:t>
       </w:r>
     </w:p>
     <w:p>
       <w:pPr>
         <w:pStyle w:val="ListNumber"/>
         <w:spacing w:line="240" w:lineRule="auto"/>
+        <w:ind w:left="1440"/>
+      </w:pPr>
+      <w:r>
+        <w:rPr>
+          <w:lang w:val="zh_TW" w:bidi="zh_TW"/>
+        </w:rPr>
+      </w:r>
+      <w:r>
+        <w:rPr>
+          <w:lang w:val="zh_TW" w:bidi="zh_TW"/>
+        </w:rPr>
+        <w:t>革羅罷</w:t>
+      </w:r>
+      <w:r>
+        <w:rPr>
+          <w:lang w:val="zh_TW" w:bidi="zh_TW"/>
+        </w:rPr>
+        <w:t>的妻子馬利亞；</w:t>
+      </w:r>
+    </w:p>
+    <w:p>
+      <w:pPr>
+        <w:pStyle w:val="ListNumber"/>
+        <w:spacing w:line="240" w:lineRule="auto"/>
+        <w:ind w:left="1440"/>
+      </w:pPr>
+      <w:r>
+        <w:rPr>
+          <w:lang w:val="zh_TW" w:bidi="zh_TW"/>
+        </w:rPr>
+      </w:r>
+      <w:r>
+        <w:rPr>
+          <w:lang w:val="zh_TW" w:bidi="zh_TW"/>
+        </w:rPr>
+        <w:t>抹大拉的馬利亞；以及</w:t>
+      </w:r>
+    </w:p>
+    <w:p>
+      <w:pPr>
+        <w:pStyle w:val="ListNumber"/>
+        <w:spacing w:line="240" w:lineRule="auto"/>
+        <w:ind w:left="1440"/>
+      </w:pPr>
+      <w:r>
+        <w:rPr>
+          <w:lang w:val="zh_TW" w:bidi="zh_TW"/>
+        </w:rPr>
+      </w:r>
+      <w:r>
+        <w:rPr>
+          <w:lang w:val="zh_TW" w:bidi="zh_TW"/>
+        </w:rPr>
+        <w:t>馬利亞的</w:t>
+      </w:r>
+      <w:r>
+        <w:rPr>
+          <w:lang w:val="zh_TW" w:bidi="zh_TW"/>
+        </w:rPr>
+        <w:t>姊妹</w:t>
+      </w:r>
+      <w:r>
+        <w:rPr>
+          <w:lang w:val="zh_TW" w:bidi="zh_TW"/>
+        </w:rPr>
+        <w:t>（在</w:t>
+      </w:r>
+      <w:hyperlink r:id="rId110">
+        <w:r>
+          <w:rPr>
+            <w:lang w:val="zh_TW" w:bidi="zh_TW"/>
+          </w:rPr>
+          <w:rPr>
+            <w:color w:val="0000EE"/>
+            <w:u w:val="single"/>
+          </w:rPr>
+          <w:t>約翰福音19:25</w:t>
+        </w:r>
+      </w:hyperlink>
+      <w:r>
+        <w:rPr>
+          <w:lang w:val="zh_TW" w:bidi="zh_TW"/>
+        </w:rPr>
+        <w:t>中未提及名字）。</w:t>
+      </w:r>
+    </w:p>
+    <w:p>
+      <w:pPr/>
+      <w:r>
+        <w:rPr>
+          <w:lang w:val="zh_TW" w:bidi="zh_TW"/>
+        </w:rPr>
+      </w:r>
+      <w:r>
+        <w:rPr>
+          <w:lang w:val="zh_TW" w:bidi="zh_TW"/>
+        </w:rPr>
+        <w:t>如果馬利亞的</w:t>
+      </w:r>
+      <w:r>
+        <w:rPr>
+          <w:lang w:val="zh_TW" w:bidi="zh_TW"/>
+        </w:rPr>
+        <w:t>姊妹</w:t>
+      </w:r>
+      <w:r>
+        <w:rPr>
+          <w:lang w:val="zh_TW" w:bidi="zh_TW"/>
+        </w:rPr>
+        <w:t>是撒羅米，那麼她和西庇太兒子的母親很可能是同一個人。這就使雅各和約翰，即西庇太的兒子，是耶穌的表兄弟。</w:t>
+      </w:r>
+    </w:p>
+    <w:p>
+      <w:pPr>
+        <w:pStyle w:val="ListNumber"/>
+        <w:numPr>
+          <w:ilvl w:val="0"/>
+          <w:numId w:val="17"/>
+        </w:numPr>
+        <w:spacing w:line="240" w:lineRule="auto"/>
         <w:ind w:left="720"/>
       </w:pPr>
       <w:r>
@@ -1071,18 +4440,366 @@
         <w:rPr>
           <w:lang w:val="zh_TW" w:bidi="zh_TW"/>
         </w:rPr>
-        <w:t>哈拉人。他是大衛的勇士之一。他的名字在名單中列在約拿單和亞希暗之間（</w:t>
-      </w:r>
-      <w:hyperlink r:id="rId38">
-        <w:r>
-          <w:rPr>
-            <w:lang w:val="zh_TW" w:bidi="zh_TW"/>
-          </w:rPr>
-          <w:rPr>
-            <w:color w:val="0000EE"/>
-            <w:u w:val="single"/>
-          </w:rPr>
-          <w:t>撒下23:33</w:t>
+        <w:t>希羅底的女兒，來自希羅底與希律腓力的第一次婚姻。</w:t>
+      </w:r>
+      <w:hyperlink r:id="rId111">
+        <w:r>
+          <w:rPr>
+            <w:lang w:val="zh_TW" w:bidi="zh_TW"/>
+          </w:rPr>
+          <w:rPr>
+            <w:color w:val="0000EE"/>
+            <w:u w:val="single"/>
+          </w:rPr>
+          <w:t>馬太福音十四章6節</w:t>
+        </w:r>
+      </w:hyperlink>
+      <w:r>
+        <w:rPr>
+          <w:lang w:val="zh_TW" w:bidi="zh_TW"/>
+        </w:rPr>
+        <w:t>和</w:t>
+      </w:r>
+      <w:hyperlink r:id="rId112">
+        <w:r>
+          <w:rPr>
+            <w:lang w:val="zh_TW" w:bidi="zh_TW"/>
+          </w:rPr>
+          <w:rPr>
+            <w:color w:val="0000EE"/>
+            <w:u w:val="single"/>
+          </w:rPr>
+          <w:t>馬可福音六章22節</w:t>
+        </w:r>
+      </w:hyperlink>
+      <w:r>
+        <w:rPr>
+          <w:lang w:val="zh_TW" w:bidi="zh_TW"/>
+        </w:rPr>
+        <w:t>都沒有提到她的名字，但根據傳統，撒羅米是那位以舞蹈取悅希律的女孩。作為獎賞，希律發誓答應她任何要求，甚至他國的一半。在她母親的指使下，她要施洗約翰的頭。</w:t>
+      </w:r>
+      <w:r>
+        <w:rPr>
+          <w:lang w:val="zh_TW" w:bidi="zh_TW"/>
+        </w:rPr>
+      </w:r>
+      <w:r>
+        <w:rPr>
+          <w:lang w:val="zh_TW" w:bidi="zh_TW"/>
+        </w:rPr>
+      </w:r>
+    </w:p>
+    <w:p>
+      <w:pPr/>
+      <w:r>
+        <w:rPr>
+          <w:lang w:val="zh_TW" w:bidi="zh_TW"/>
+        </w:rPr>
+      </w:r>
+    </w:p>
+    <w:p>
+      <w:pPr>
+        <w:pStyle w:val="Heading2"/>
+      </w:pPr>
+      <w:r>
+        <w:rPr>
+          <w:lang w:val="zh_TW" w:bidi="zh_TW"/>
+        </w:rPr>
+        <w:t>撒馬利亞人</w:t>
+      </w:r>
+      <w:r>
+        <w:rPr>
+          <w:lang w:val="zh_TW" w:bidi="zh_TW"/>
+        </w:rPr>
+      </w:r>
+    </w:p>
+    <w:p>
+      <w:pPr/>
+      <w:r>
+        <w:rPr>
+          <w:lang w:val="zh_TW" w:bidi="zh_TW"/>
+        </w:rPr>
+      </w:r>
+      <w:r>
+        <w:rPr>
+          <w:lang w:val="zh_TW" w:bidi="zh_TW"/>
+        </w:rPr>
+        <w:t>從猶太人中分裂出來的群體。這個群體居住在猶太地的北方、加利利的南方，並且與其猶太鄰居之間處於敵對緊張的狀態。耶穌對這個備受鄙視的群體所表現的態度，與當時人們的普遍態度形成強烈對比。</w:t>
+      </w:r>
+    </w:p>
+    <w:p>
+      <w:pPr/>
+      <w:r>
+        <w:rPr>
+          <w:lang w:val="zh_TW" w:bidi="zh_TW"/>
+        </w:rPr>
+      </w:r>
+      <w:r>
+        <w:rPr>
+          <w:lang w:val="zh_TW" w:bidi="zh_TW"/>
+        </w:rPr>
+        <w:t>概述</w:t>
+      </w:r>
+    </w:p>
+    <w:p>
+      <w:pPr>
+        <w:pStyle w:val="ListBullet"/>
+        <w:spacing w:line="240" w:lineRule="auto"/>
+        <w:ind w:left="720"/>
+      </w:pPr>
+      <w:r>
+        <w:rPr>
+          <w:lang w:val="zh_TW" w:bidi="zh_TW"/>
+        </w:rPr>
+      </w:r>
+      <w:r>
+        <w:rPr>
+          <w:b/>
+          <w:u w:val="single"/>
+          <w:lang w:val="zh_TW" w:bidi="zh_TW"/>
+        </w:rPr>
+        <w:t>教派的起源</w:t>
+      </w:r>
+    </w:p>
+    <w:p>
+      <w:pPr>
+        <w:pStyle w:val="ListBullet"/>
+        <w:spacing w:line="240" w:lineRule="auto"/>
+        <w:ind w:left="720"/>
+      </w:pPr>
+      <w:r>
+        <w:rPr>
+          <w:lang w:val="zh_TW" w:bidi="zh_TW"/>
+        </w:rPr>
+      </w:r>
+      <w:r>
+        <w:rPr>
+          <w:b/>
+          <w:u w:val="single"/>
+          <w:lang w:val="zh_TW" w:bidi="zh_TW"/>
+        </w:rPr>
+        <w:t>撒馬利亞人與猶太人的關係</w:t>
+      </w:r>
+    </w:p>
+    <w:p>
+      <w:pPr>
+        <w:pStyle w:val="ListBullet"/>
+        <w:spacing w:line="240" w:lineRule="auto"/>
+        <w:ind w:left="720"/>
+      </w:pPr>
+      <w:r>
+        <w:rPr>
+          <w:lang w:val="zh_TW" w:bidi="zh_TW"/>
+        </w:rPr>
+      </w:r>
+      <w:r>
+        <w:rPr>
+          <w:b/>
+          <w:u w:val="single"/>
+          <w:lang w:val="zh_TW" w:bidi="zh_TW"/>
+        </w:rPr>
+        <w:t>撒馬利亞人的信仰</w:t>
+      </w:r>
+    </w:p>
+    <w:p>
+      <w:pPr>
+        <w:pStyle w:val="ListBullet"/>
+        <w:spacing w:line="240" w:lineRule="auto"/>
+        <w:ind w:left="720"/>
+      </w:pPr>
+      <w:r>
+        <w:rPr>
+          <w:lang w:val="zh_TW" w:bidi="zh_TW"/>
+        </w:rPr>
+      </w:r>
+      <w:r>
+        <w:rPr>
+          <w:b/>
+          <w:u w:val="single"/>
+          <w:lang w:val="zh_TW" w:bidi="zh_TW"/>
+        </w:rPr>
+        <w:t>耶穌與撒馬利亞人</w:t>
+      </w:r>
+    </w:p>
+    <w:p>
+      <w:pPr>
+        <w:pStyle w:val="ListBullet"/>
+        <w:spacing w:line="240" w:lineRule="auto"/>
+        <w:ind w:left="720"/>
+      </w:pPr>
+      <w:r>
+        <w:rPr>
+          <w:lang w:val="zh_TW" w:bidi="zh_TW"/>
+        </w:rPr>
+      </w:r>
+      <w:r>
+        <w:rPr>
+          <w:b/>
+          <w:u w:val="single"/>
+          <w:lang w:val="zh_TW" w:bidi="zh_TW"/>
+        </w:rPr>
+        <w:t>撒馬利亞在初代教會使命中的地位</w:t>
+      </w:r>
+    </w:p>
+    <w:p>
+      <w:pPr>
+        <w:pStyle w:val="Heading3"/>
+      </w:pPr>
+      <w:r>
+        <w:rPr>
+          <w:lang w:val="zh_TW" w:bidi="zh_TW"/>
+        </w:rPr>
+        <w:t>教派的起源</w:t>
+      </w:r>
+    </w:p>
+    <w:p>
+      <w:pPr/>
+      <w:r>
+        <w:rPr>
+          <w:lang w:val="zh_TW" w:bidi="zh_TW"/>
+        </w:rPr>
+      </w:r>
+      <w:r>
+        <w:rPr>
+          <w:lang w:val="zh_TW" w:bidi="zh_TW"/>
+        </w:rPr>
+        <w:t>我們難以確切判定撒馬利亞教派何時形成，以及與猶太教最終決裂的時間。舊約聖經對撒馬利亞人教派起源的看法是，他們源自被重新安置於該地的外邦民族，他們對神的敬拜只屬表面，其內在仍然是偶像崇拜。根據</w:t>
+      </w:r>
+      <w:hyperlink r:id="rId113">
+        <w:r>
+          <w:rPr>
+            <w:lang w:val="zh_TW" w:bidi="zh_TW"/>
+          </w:rPr>
+          <w:rPr>
+            <w:color w:val="0000EE"/>
+            <w:u w:val="single"/>
+          </w:rPr>
+          <w:t>列王紀下十七章</w:t>
+        </w:r>
+      </w:hyperlink>
+      <w:r>
+        <w:rPr>
+          <w:lang w:val="zh_TW" w:bidi="zh_TW"/>
+        </w:rPr>
+        <w:t>，撒馬利亞人教派起源於公元前722年，以色列被亞述擊敗後的人口安排。亞述王將以色列人逐出該地，並重新在該地安置巴比倫、古他和其它各國的被征服人民。</w:t>
+      </w:r>
+    </w:p>
+    <w:p>
+      <w:pPr/>
+      <w:r>
+        <w:rPr>
+          <w:lang w:val="zh_TW" w:bidi="zh_TW"/>
+        </w:rPr>
+      </w:r>
+      <w:r>
+        <w:rPr>
+          <w:lang w:val="zh_TW" w:bidi="zh_TW"/>
+        </w:rPr>
+        <w:t>撒馬利亞人對其起源提出了截然不同的見解。他們聲稱自己是以法蓮和瑪拿西兩個猶太支派的後裔（見</w:t>
+      </w:r>
+      <w:hyperlink r:id="rId114">
+        <w:r>
+          <w:rPr>
+            <w:lang w:val="zh_TW" w:bidi="zh_TW"/>
+          </w:rPr>
+          <w:rPr>
+            <w:color w:val="0000EE"/>
+            <w:u w:val="single"/>
+          </w:rPr>
+          <w:t>約4:12</w:t>
+        </w:r>
+      </w:hyperlink>
+      <w:r>
+        <w:rPr>
+          <w:lang w:val="zh_TW" w:bidi="zh_TW"/>
+        </w:rPr>
+        <w:t>），並認為以色列人在公元前722年被亞述擄掠，並非全面或永久性的。為了解釋他們群體與猶太人之間的敵意，撒馬利亞人的說法認為，猶太人有叛教之罪，他們在以利時代設立異教的敬拜聖所，而不是持守在基利心山上的唯一聖地。因此，撒馬利亞人認為自己在血統和敬拜上，都是真正的以色列人。</w:t>
+      </w:r>
+    </w:p>
+    <w:p>
+      <w:pPr/>
+      <w:r>
+        <w:rPr>
+          <w:lang w:val="zh_TW" w:bidi="zh_TW"/>
+        </w:rPr>
+      </w:r>
+      <w:r>
+        <w:rPr>
+          <w:lang w:val="zh_TW" w:bidi="zh_TW"/>
+        </w:rPr>
+        <w:t>根據該時期的亞述文獻記載，確實證明對北國的人口安排，但亞述王顯然未有全面驅逐（見</w:t>
+      </w:r>
+      <w:hyperlink r:id="rId115">
+        <w:r>
+          <w:rPr>
+            <w:lang w:val="zh_TW" w:bidi="zh_TW"/>
+          </w:rPr>
+          <w:rPr>
+            <w:color w:val="0000EE"/>
+            <w:u w:val="single"/>
+          </w:rPr>
+          <w:t>代下34:9</w:t>
+        </w:r>
+      </w:hyperlink>
+      <w:r>
+        <w:rPr>
+          <w:lang w:val="zh_TW" w:bidi="zh_TW"/>
+        </w:rPr>
+        <w:t>）。這表明該地可能存在兩個族群：第一是未被擄走的本地以色列餘民，第二是外來的被擄族群，他們逐漸被本地居民的信仰所吸引，然而在早期的融合過程中，無疑存在宗教混合的情況。</w:t>
+      </w:r>
+    </w:p>
+    <w:p>
+      <w:pPr>
+        <w:pStyle w:val="Heading3"/>
+      </w:pPr>
+      <w:r>
+        <w:rPr>
+          <w:lang w:val="zh_TW" w:bidi="zh_TW"/>
+        </w:rPr>
+        <w:t>撒馬利亞人與猶太人的關係</w:t>
+      </w:r>
+    </w:p>
+    <w:p>
+      <w:pPr/>
+      <w:r>
+        <w:rPr>
+          <w:lang w:val="zh_TW" w:bidi="zh_TW"/>
+        </w:rPr>
+      </w:r>
+      <w:r>
+        <w:rPr>
+          <w:lang w:val="zh_TW" w:bidi="zh_TW"/>
+        </w:rPr>
+        <w:t>住在北方的基利心山（他們的聖山）、示劍與撒馬利亞地區的撒馬利亞人，與曾住在猶太地、後來住到加利利的猶太人，他們的關係歷史實在充滿變化張力。被擄之民於波斯統治者賽魯士的詔令下（約公元前538年），返回耶路撒冷時，北方與南方王國之間古老的緊張關係再次出現。當時整個南部地區由北方撒馬利亞的參巴拉統治，他是波斯權下巴勒斯坦的本地統治者。被擄之民渴望返回耶路撒冷，特別是他們重建耶路撒冷聖殿的心願，對他在北方的領導地位構成實質的政治威脅（</w:t>
+      </w:r>
+      <w:hyperlink r:id="rId116">
+        <w:r>
+          <w:rPr>
+            <w:lang w:val="zh_TW" w:bidi="zh_TW"/>
+          </w:rPr>
+          <w:rPr>
+            <w:color w:val="0000EE"/>
+            <w:u w:val="single"/>
+          </w:rPr>
+          <w:t>拉4:7–24</w:t>
+        </w:r>
+      </w:hyperlink>
+      <w:r>
+        <w:rPr>
+          <w:lang w:val="zh_TW" w:bidi="zh_TW"/>
+        </w:rPr>
+        <w:t>；</w:t>
+      </w:r>
+      <w:hyperlink r:id="rId117">
+        <w:r>
+          <w:rPr>
+            <w:lang w:val="zh_TW" w:bidi="zh_TW"/>
+          </w:rPr>
+          <w:rPr>
+            <w:color w:val="0000EE"/>
+            <w:u w:val="single"/>
+          </w:rPr>
+          <w:t>尼4:1–9</w:t>
         </w:r>
       </w:hyperlink>
       <w:r>
@@ -1091,16 +4808,6 @@
         </w:rPr>
         <w:t>）。</w:t>
       </w:r>
-      <w:r>
-        <w:rPr>
-          <w:lang w:val="zh_TW" w:bidi="zh_TW"/>
-        </w:rPr>
-      </w:r>
-      <w:r>
-        <w:rPr>
-          <w:lang w:val="zh_TW" w:bidi="zh_TW"/>
-        </w:rPr>
-      </w:r>
     </w:p>
     <w:p>
       <w:pPr/>
@@ -1109,21 +4816,29 @@
           <w:lang w:val="zh_TW" w:bidi="zh_TW"/>
         </w:rPr>
       </w:r>
-    </w:p>
-    <w:p>
-      <w:pPr>
-        <w:pStyle w:val="Heading2"/>
-      </w:pPr>
-      <w:r>
-        <w:rPr>
-          <w:lang w:val="zh_TW" w:bidi="zh_TW"/>
-        </w:rPr>
-        <w:t>沙微谷</w:t>
-      </w:r>
-      <w:r>
-        <w:rPr>
-          <w:lang w:val="zh_TW" w:bidi="zh_TW"/>
-        </w:rPr>
+      <w:r>
+        <w:rPr>
+          <w:lang w:val="zh_TW" w:bidi="zh_TW"/>
+        </w:rPr>
+        <w:t>最初的反對是出於政治動機，但在之後某個時期，可能是在主前五世紀，另有一座聖殿在基利心山上建立時，反對便轉變為宗教層面之事。這段時間猶太人對撒馬利亞人的敵意，可參考另一個例子，來自</w:t>
+      </w:r>
+      <w:hyperlink r:id="rId118">
+        <w:r>
+          <w:rPr>
+            <w:lang w:val="zh_TW" w:bidi="zh_TW"/>
+          </w:rPr>
+          <w:rPr>
+            <w:color w:val="0000EE"/>
+            <w:u w:val="single"/>
+          </w:rPr>
+          <w:t>便西拉智訓五十篇25至26節</w:t>
+        </w:r>
+      </w:hyperlink>
+      <w:r>
+        <w:rPr>
+          <w:lang w:val="zh_TW" w:bidi="zh_TW"/>
+        </w:rPr>
+        <w:t>（約寫於公元前200年），其中將撒馬利亞人的地位置於以東人和非利士人之下，並稱他們為「愚蠢的民族」（參利未遺訓7:2）。</w:t>
       </w:r>
     </w:p>
     <w:p>
@@ -1137,246 +4852,785 @@
         <w:rPr>
           <w:lang w:val="zh_TW" w:bidi="zh_TW"/>
         </w:rPr>
-        <w:t>這是</w:t>
-      </w:r>
-      <w:hyperlink r:id="rId39">
-        <w:r>
-          <w:rPr>
-            <w:lang w:val="zh_TW" w:bidi="zh_TW"/>
-          </w:rPr>
-          <w:rPr>
-            <w:color w:val="0000EE"/>
-            <w:u w:val="single"/>
-          </w:rPr>
-          <w:t>創世記十四章17節</w:t>
-        </w:r>
-      </w:hyperlink>
-      <w:r>
-        <w:rPr>
-          <w:lang w:val="zh_TW" w:bidi="zh_TW"/>
-        </w:rPr>
-        <w:t>中提到的王谷的另一個名稱。這片山谷位於耶路撒冷附近。</w:t>
+        <w:t>猶太人對撒馬利亞人的輕視加深，因為撒馬利亞人未有對抗安提阿古·伊皮法尼（約公元前167年）在該區推行的希臘化敬拜的行動。部分猶太群體反對將耶路撒冷聖殿尹為宙斯的聖殿（</w:t>
+      </w:r>
+      <w:hyperlink r:id="rId119">
+        <w:r>
+          <w:rPr>
+            <w:lang w:val="zh_TW" w:bidi="zh_TW"/>
+          </w:rPr>
+          <w:rPr>
+            <w:color w:val="0000EE"/>
+            <w:u w:val="single"/>
+          </w:rPr>
+          <w:t>馬加比一書1:62–64</w:t>
+        </w:r>
+      </w:hyperlink>
+      <w:r>
+        <w:rPr>
+          <w:lang w:val="zh_TW" w:bidi="zh_TW"/>
+        </w:rPr>
+        <w:t>），並最終跟隨馬加比起義（</w:t>
+      </w:r>
+      <w:hyperlink r:id="rId120">
+        <w:r>
+          <w:rPr>
+            <w:lang w:val="zh_TW" w:bidi="zh_TW"/>
+          </w:rPr>
+          <w:rPr>
+            <w:color w:val="0000EE"/>
+            <w:u w:val="single"/>
+          </w:rPr>
+          <w:t>馬加比一書2:42–43</w:t>
+        </w:r>
+      </w:hyperlink>
+      <w:r>
+        <w:rPr>
+          <w:lang w:val="zh_TW" w:bidi="zh_TW"/>
+        </w:rPr>
+        <w:t>），但資料顯示撒馬利亞人並未有同樣表態（見</w:t>
+      </w:r>
+      <w:hyperlink r:id="rId121">
+        <w:r>
+          <w:rPr>
+            <w:lang w:val="zh_TW" w:bidi="zh_TW"/>
+          </w:rPr>
+          <w:rPr>
+            <w:color w:val="0000EE"/>
+            <w:u w:val="single"/>
+          </w:rPr>
+          <w:t>馬加比一書6:2</w:t>
+        </w:r>
+      </w:hyperlink>
+      <w:r>
+        <w:rPr>
+          <w:lang w:val="zh_TW" w:bidi="zh_TW"/>
+        </w:rPr>
+        <w:t>）。</w:t>
+      </w:r>
+    </w:p>
+    <w:p>
+      <w:pPr/>
+      <w:r>
+        <w:rPr>
+          <w:lang w:val="zh_TW" w:bidi="zh_TW"/>
+        </w:rPr>
+      </w:r>
+      <w:r>
+        <w:rPr>
+          <w:lang w:val="zh_TW" w:bidi="zh_TW"/>
+        </w:rPr>
+        <w:t>這種惡劣的關係，在哈斯蒙尼家族帶來短暫的猶太獨立時期，達到高峰。當時，猶太統治者約翰‧許爾堪率軍攻擊示劍，征服並摧毀撒馬利亞人位於基利心山上的聖殿（約公元前128年）。</w:t>
+      </w:r>
+    </w:p>
+    <w:p>
+      <w:pPr/>
+      <w:r>
+        <w:rPr>
+          <w:lang w:val="zh_TW" w:bidi="zh_TW"/>
+        </w:rPr>
+      </w:r>
+      <w:r>
+        <w:rPr>
+          <w:lang w:val="zh_TW" w:bidi="zh_TW"/>
+        </w:rPr>
+        <w:t>在大希律王統治之下，撒馬利亞的處境有所改善，然而撒馬利亞人與猶太地及加利利猶太人之間的敵意仍然持續。撒馬利亞人認為耶路撒冷聖殿是虛假的宗教中心，並被耶路撒冷當局排除在內院之外。大約在公元6年，一群撒馬利亞人在逾越節期間，將人骨撒在聖殿的門廊和聖所內，褻瀆耶路撒冷聖殿。當加利利猶太人在各種節期期間前往耶路撒冷，而必須穿越撒馬利亞時，他們遭遇敵意的情況亦屢見不鮮（</w:t>
+      </w:r>
+      <w:hyperlink r:id="rId122">
+        <w:r>
+          <w:rPr>
+            <w:lang w:val="zh_TW" w:bidi="zh_TW"/>
+          </w:rPr>
+          <w:rPr>
+            <w:color w:val="0000EE"/>
+            <w:u w:val="single"/>
+          </w:rPr>
+          <w:t>路9:51–53</w:t>
+        </w:r>
+      </w:hyperlink>
+      <w:r>
+        <w:rPr>
+          <w:lang w:val="zh_TW" w:bidi="zh_TW"/>
+        </w:rPr>
+        <w:t>）。</w:t>
+      </w:r>
+    </w:p>
+    <w:p>
+      <w:pPr/>
+      <w:r>
+        <w:rPr>
+          <w:lang w:val="zh_TW" w:bidi="zh_TW"/>
+        </w:rPr>
+      </w:r>
+      <w:r>
+        <w:rPr>
+          <w:lang w:val="zh_TW" w:bidi="zh_TW"/>
+        </w:rPr>
+        <w:t>這種敵對在耶穌時代仍然持續，兩個群體將對方排除在各自的敬拜中心之外，即耶路撒冷聖殿和位於基利心山的撒馬利亞人聖殿。例如，撒馬利亞人被禁止進入聖殿內院，他們所獻的祭物都被視為外邦人的獻祭。因此，若將撒馬利亞人稱為「分裂者」會更為準確，但實際上他們被當作外邦人對待。兩個群體之間不可通婚，人際關係也受到極大限制（</w:t>
+      </w:r>
+      <w:hyperlink r:id="rId123">
+        <w:r>
+          <w:rPr>
+            <w:lang w:val="zh_TW" w:bidi="zh_TW"/>
+          </w:rPr>
+          <w:rPr>
+            <w:color w:val="0000EE"/>
+            <w:u w:val="single"/>
+          </w:rPr>
+          <w:t>約4:9</w:t>
+        </w:r>
+      </w:hyperlink>
+      <w:r>
+        <w:rPr>
+          <w:lang w:val="zh_TW" w:bidi="zh_TW"/>
+        </w:rPr>
+        <w:t>）。在這種強制隔離下，兩個群體之間的互動難免有限。僅僅是「撒馬利亞人」這個詞，在猶太人口中就已是蔑視（</w:t>
+      </w:r>
+      <w:hyperlink r:id="rId124">
+        <w:r>
+          <w:rPr>
+            <w:lang w:val="zh_TW" w:bidi="zh_TW"/>
+          </w:rPr>
+          <w:rPr>
+            <w:color w:val="0000EE"/>
+            <w:u w:val="single"/>
+          </w:rPr>
+          <w:t>約8:48</w:t>
+        </w:r>
+      </w:hyperlink>
+      <w:r>
+        <w:rPr>
+          <w:lang w:val="zh_TW" w:bidi="zh_TW"/>
+        </w:rPr>
+        <w:t>），一些文士甚至不願直接說出這個稱呼（參</w:t>
+      </w:r>
+      <w:hyperlink r:id="rId125">
+        <w:r>
+          <w:rPr>
+            <w:lang w:val="zh_TW" w:bidi="zh_TW"/>
+          </w:rPr>
+          <w:rPr>
+            <w:color w:val="0000EE"/>
+            <w:u w:val="single"/>
+          </w:rPr>
+          <w:t>路10:37</w:t>
+        </w:r>
+      </w:hyperlink>
+      <w:r>
+        <w:rPr>
+          <w:lang w:val="zh_TW" w:bidi="zh_TW"/>
+        </w:rPr>
+        <w:t>中明顯的委婉說法）。門徒對撒馬利亞人拒絕提供住宿的反應（</w:t>
+      </w:r>
+      <w:hyperlink r:id="rId126">
+        <w:r>
+          <w:rPr>
+            <w:lang w:val="zh_TW" w:bidi="zh_TW"/>
+          </w:rPr>
+          <w:rPr>
+            <w:color w:val="0000EE"/>
+            <w:u w:val="single"/>
+          </w:rPr>
+          <w:t>路9:51–55</w:t>
+        </w:r>
+      </w:hyperlink>
+      <w:r>
+        <w:rPr>
+          <w:lang w:val="zh_TW" w:bidi="zh_TW"/>
+        </w:rPr>
+        <w:t>），即是當時猶太人對撒馬利亞人敵意的典型例子。</w:t>
+      </w:r>
+    </w:p>
+    <w:p>
+      <w:pPr/>
+      <w:r>
+        <w:rPr>
+          <w:lang w:val="zh_TW" w:bidi="zh_TW"/>
+        </w:rPr>
+      </w:r>
+      <w:r>
+        <w:rPr>
+          <w:lang w:val="zh_TW" w:bidi="zh_TW"/>
+        </w:rPr>
+        <w:t>目前證據雖然不足以顯示撒馬利亞人的態度相同，但我們可推測這種情況存在，亦相當合理。因此，在</w:t>
+      </w:r>
+      <w:hyperlink r:id="rId126">
+        <w:r>
+          <w:rPr>
+            <w:lang w:val="zh_TW" w:bidi="zh_TW"/>
+          </w:rPr>
+          <w:rPr>
+            <w:color w:val="0000EE"/>
+            <w:u w:val="single"/>
+          </w:rPr>
+          <w:t>路加福音九章51至55節</w:t>
+        </w:r>
+      </w:hyperlink>
+      <w:r>
+        <w:rPr>
+          <w:lang w:val="zh_TW" w:bidi="zh_TW"/>
+        </w:rPr>
+        <w:t>所記載的情況中，撒馬利亞人拒絕款待其他「定意向耶路撒冷去」的猶太人，很可能並非罕見。</w:t>
+      </w:r>
+    </w:p>
+    <w:p>
+      <w:pPr>
+        <w:pStyle w:val="Heading3"/>
+      </w:pPr>
+      <w:r>
+        <w:rPr>
+          <w:lang w:val="zh_TW" w:bidi="zh_TW"/>
+        </w:rPr>
+        <w:t>撒馬利亞人的信仰</w:t>
+      </w:r>
+    </w:p>
+    <w:p>
+      <w:pPr/>
+      <w:r>
+        <w:rPr>
+          <w:lang w:val="zh_TW" w:bidi="zh_TW"/>
+        </w:rPr>
+      </w:r>
+      <w:r>
+        <w:rPr>
+          <w:lang w:val="zh_TW" w:bidi="zh_TW"/>
+        </w:rPr>
+        <w:t>撒馬利亞人的主要信仰，同時展現了他們與主流猶太教之間的共通之處與明顯差異。他們與猶太教共同持守對亞伯拉罕、以撒、雅各之神的一神信仰。然而，相較之下，北方基利心山作為唯一獻祭聖地的地位則有所提升，這主張是基於撒馬利亞文本中，數處與申命記和出埃及記不同的段落。基利心山因此被認定為亞伯第一次獻祭的地點（</w:t>
+      </w:r>
+      <w:hyperlink r:id="rId127">
+        <w:r>
+          <w:rPr>
+            <w:lang w:val="zh_TW" w:bidi="zh_TW"/>
+          </w:rPr>
+          <w:rPr>
+            <w:color w:val="0000EE"/>
+            <w:u w:val="single"/>
+          </w:rPr>
+          <w:t>創4:4</w:t>
+        </w:r>
+      </w:hyperlink>
+      <w:r>
+        <w:rPr>
+          <w:lang w:val="zh_TW" w:bidi="zh_TW"/>
+        </w:rPr>
+        <w:t>）、挪亞在洪水後獻祭的地方（</w:t>
+      </w:r>
+      <w:hyperlink r:id="rId128">
+        <w:r>
+          <w:rPr>
+            <w:lang w:val="zh_TW" w:bidi="zh_TW"/>
+          </w:rPr>
+          <w:rPr>
+            <w:color w:val="0000EE"/>
+            <w:u w:val="single"/>
+          </w:rPr>
+          <w:t>8:20</w:t>
+        </w:r>
+      </w:hyperlink>
+      <w:r>
+        <w:rPr>
+          <w:lang w:val="zh_TW" w:bidi="zh_TW"/>
+        </w:rPr>
+        <w:t>）、亞伯拉罕與麥基洗德相會之處（</w:t>
+      </w:r>
+      <w:hyperlink r:id="rId104">
+        <w:r>
+          <w:rPr>
+            <w:lang w:val="zh_TW" w:bidi="zh_TW"/>
+          </w:rPr>
+          <w:rPr>
+            <w:color w:val="0000EE"/>
+            <w:u w:val="single"/>
+          </w:rPr>
+          <w:t>14:18</w:t>
+        </w:r>
+      </w:hyperlink>
+      <w:r>
+        <w:rPr>
+          <w:lang w:val="zh_TW" w:bidi="zh_TW"/>
+        </w:rPr>
+        <w:t>）、以撒獻祭預備之地（第</w:t>
+      </w:r>
+      <w:hyperlink r:id="rId129">
+        <w:r>
+          <w:rPr>
+            <w:lang w:val="zh_TW" w:bidi="zh_TW"/>
+          </w:rPr>
+          <w:rPr>
+            <w:color w:val="0000EE"/>
+            <w:u w:val="single"/>
+          </w:rPr>
+          <w:t>22</w:t>
+        </w:r>
+      </w:hyperlink>
+      <w:r>
+        <w:rPr>
+          <w:lang w:val="zh_TW" w:bidi="zh_TW"/>
+        </w:rPr>
+        <w:t>章），以及許多其它相關的地方。</w:t>
+      </w:r>
+    </w:p>
+    <w:p>
+      <w:pPr/>
+      <w:r>
+        <w:rPr>
+          <w:lang w:val="zh_TW" w:bidi="zh_TW"/>
+        </w:rPr>
+      </w:r>
+      <w:r>
+        <w:rPr>
+          <w:lang w:val="zh_TW" w:bidi="zh_TW"/>
+        </w:rPr>
+        <w:t>撒馬利亞人僅承認聖經的前五卷書（摩西五經）為神的啟示，其教義和實踐完全基於這些書卷。如此狹窄的正典範圍，不僅決定了撒馬利亞神學的方向，也使他們與當時的猶太思想進一步分離。例如，在撒馬利亞人的思想中，摩西的地位比猶太人所理解的更為崇高；他不僅被視為最主要的先知，更在後來的思想中，被描述為最卓越的人，在創造世之時便已存在，為以色列向神代求，並且被認為是人類的「世界之光」。撒馬利亞神學中的彌賽亞盼望，也反映了這種狹窄的正典觀。由於在五經中找不到任何關於大衛家彌賽亞的證據，因此撒馬利亞人不會期待出自大衛家的彌賽亞。相反，根據</w:t>
+      </w:r>
+      <w:hyperlink r:id="rId130">
+        <w:r>
+          <w:rPr>
+            <w:lang w:val="zh_TW" w:bidi="zh_TW"/>
+          </w:rPr>
+          <w:rPr>
+            <w:color w:val="0000EE"/>
+            <w:u w:val="single"/>
+          </w:rPr>
+          <w:t>申命記十八章15至18節</w:t>
+        </w:r>
+      </w:hyperlink>
+      <w:r>
+        <w:rPr>
+          <w:lang w:val="zh_TW" w:bidi="zh_TW"/>
+        </w:rPr>
+        <w:t>的內容，他們期待著一位「像摩西的先知」。這位期盼的先知也被稱為「塔合伯」（Taheb），即復興者，因為他在末後的日子，要在基利心山恢復正確的敬拜秩序，並使異教的敬拜歸向此處。</w:t>
+      </w:r>
+    </w:p>
+    <w:p>
+      <w:pPr/>
+      <w:r>
+        <w:rPr>
+          <w:lang w:val="zh_TW" w:bidi="zh_TW"/>
+        </w:rPr>
+      </w:r>
+      <w:r>
+        <w:rPr>
+          <w:lang w:val="zh_TW" w:bidi="zh_TW"/>
+        </w:rPr>
+        <w:t>因此明顯的是，正是這個群體高舉基利心山的主張，使他們在神學和文化上與猶太鄰居區分開來。</w:t>
+      </w:r>
+    </w:p>
+    <w:p>
+      <w:pPr>
+        <w:pStyle w:val="Heading3"/>
+      </w:pPr>
+      <w:r>
+        <w:rPr>
+          <w:lang w:val="zh_TW" w:bidi="zh_TW"/>
+        </w:rPr>
+        <w:t>耶穌與撒馬利亞人</w:t>
+      </w:r>
+    </w:p>
+    <w:p>
+      <w:pPr/>
+      <w:r>
+        <w:rPr>
+          <w:lang w:val="zh_TW" w:bidi="zh_TW"/>
+        </w:rPr>
+      </w:r>
+      <w:r>
+        <w:rPr>
+          <w:lang w:val="zh_TW" w:bidi="zh_TW"/>
+        </w:rPr>
+        <w:t>猶太人普遍認為撒馬利亞人幾乎等同外邦人，而耶穌在某種程度上也有這樣的看法。耶穌稱那位撒馬利亞痲瘋病人為「這外族人」（</w:t>
+      </w:r>
+      <w:hyperlink r:id="rId131">
+        <w:r>
+          <w:rPr>
+            <w:lang w:val="zh_TW" w:bidi="zh_TW"/>
+          </w:rPr>
+          <w:rPr>
+            <w:color w:val="0000EE"/>
+            <w:u w:val="single"/>
+          </w:rPr>
+          <w:t>路17:18</w:t>
+        </w:r>
+      </w:hyperlink>
+      <w:r>
+        <w:rPr>
+          <w:lang w:val="zh_TW" w:bidi="zh_TW"/>
+        </w:rPr>
+        <w:t>），並在差遣門徒時禁止他們將國度的信息傳給撒馬利亞人或外邦人（</w:t>
+      </w:r>
+      <w:hyperlink r:id="rId132">
+        <w:r>
+          <w:rPr>
+            <w:lang w:val="zh_TW" w:bidi="zh_TW"/>
+          </w:rPr>
+          <w:rPr>
+            <w:color w:val="0000EE"/>
+            <w:u w:val="single"/>
+          </w:rPr>
+          <w:t>太10:5</w:t>
+        </w:r>
+      </w:hyperlink>
+      <w:r>
+        <w:rPr>
+          <w:lang w:val="zh_TW" w:bidi="zh_TW"/>
+        </w:rPr>
+        <w:t>）。</w:t>
+      </w:r>
+    </w:p>
+    <w:p>
+      <w:pPr/>
+      <w:r>
+        <w:rPr>
+          <w:lang w:val="zh_TW" w:bidi="zh_TW"/>
+        </w:rPr>
+      </w:r>
+      <w:r>
+        <w:rPr>
+          <w:lang w:val="zh_TW" w:bidi="zh_TW"/>
+        </w:rPr>
+        <w:t>然而，福音書確鑿的證據顯示，耶穌對撒馬利亞人的態度與祂同時代的猶太人南轅北轍。當門徒表現出猶太人的敵意，並要求降下「審判之火」，懲罰拒絕接待的撒馬利亞人時，耶穌「責備了他們」（</w:t>
+      </w:r>
+      <w:hyperlink r:id="rId133">
+        <w:r>
+          <w:rPr>
+            <w:lang w:val="zh_TW" w:bidi="zh_TW"/>
+          </w:rPr>
+          <w:rPr>
+            <w:color w:val="0000EE"/>
+            <w:u w:val="single"/>
+          </w:rPr>
+          <w:t>路9:55</w:t>
+        </w:r>
+      </w:hyperlink>
+      <w:r>
+        <w:rPr>
+          <w:lang w:val="zh_TW" w:bidi="zh_TW"/>
+        </w:rPr>
+        <w:t>）。此外，祂不僅沒有拒絕醫治那位撒馬利亞痲瘋病人，反而肯定他是十人中唯一記得歸榮耀給神的（</w:t>
+      </w:r>
+      <w:hyperlink r:id="rId134">
+        <w:r>
+          <w:rPr>
+            <w:lang w:val="zh_TW" w:bidi="zh_TW"/>
+          </w:rPr>
+          <w:rPr>
+            <w:color w:val="0000EE"/>
+            <w:u w:val="single"/>
+          </w:rPr>
+          <w:t>17:11–19</w:t>
+        </w:r>
+      </w:hyperlink>
+      <w:r>
+        <w:rPr>
+          <w:lang w:val="zh_TW" w:bidi="zh_TW"/>
+        </w:rPr>
+        <w:t>）。同樣在好撒馬利亞人的比喻中（</w:t>
+      </w:r>
+      <w:hyperlink r:id="rId135">
+        <w:r>
+          <w:rPr>
+            <w:lang w:val="zh_TW" w:bidi="zh_TW"/>
+          </w:rPr>
+          <w:rPr>
+            <w:color w:val="0000EE"/>
+            <w:u w:val="single"/>
+          </w:rPr>
+          <w:t>10:30–37</w:t>
+        </w:r>
+      </w:hyperlink>
+      <w:r>
+        <w:rPr>
+          <w:lang w:val="zh_TW" w:bidi="zh_TW"/>
+        </w:rPr>
+        <w:t>），耶穌明顯突破了傳統的偏見，將被鄙視的撒馬利亞人（而非受尊敬的猶太祭司或利未人），描繪為真正幫助有需要者的鄰舍。在此處及其它地方，耶穌以神的要求挑戰聽眾，突破傳統對「義人」與「被排斥者」的界定。</w:t>
+      </w:r>
+    </w:p>
+    <w:p>
+      <w:pPr/>
+      <w:r>
+        <w:rPr>
+          <w:lang w:val="zh_TW" w:bidi="zh_TW"/>
+        </w:rPr>
+      </w:r>
+      <w:hyperlink r:id="rId136">
+        <w:r>
+          <w:rPr>
+            <w:lang w:val="zh_TW" w:bidi="zh_TW"/>
+          </w:rPr>
+          <w:rPr>
+            <w:color w:val="0000EE"/>
+            <w:u w:val="single"/>
+          </w:rPr>
+          <w:t>約翰福音四章4至43節</w:t>
+        </w:r>
+      </w:hyperlink>
+      <w:r>
+        <w:rPr>
+          <w:lang w:val="zh_TW" w:bidi="zh_TW"/>
+        </w:rPr>
+        <w:t>不僅記錄了耶穌與撒馬利亞婦人之間引人入勝的對話，還記錄了耶穌隨後在敘加這個撒馬利亞城市停留兩日的事蹟。在此，我們看見耶穌不僅冒著風險，與井邊的撒馬利亞婦人接觸，不介意被視為禮儀上不潔淨（</w:t>
+      </w:r>
+      <w:hyperlink r:id="rId137">
+        <w:r>
+          <w:rPr>
+            <w:lang w:val="zh_TW" w:bidi="zh_TW"/>
+          </w:rPr>
+          <w:rPr>
+            <w:color w:val="0000EE"/>
+            <w:u w:val="single"/>
+          </w:rPr>
+          <w:t>7–9</w:t>
+        </w:r>
+      </w:hyperlink>
+      <w:r>
+        <w:rPr>
+          <w:lang w:val="zh_TW" w:bidi="zh_TW"/>
+        </w:rPr>
+        <w:t>節），還給予她救贖的恩賜（</w:t>
+      </w:r>
+      <w:hyperlink r:id="rId138">
+        <w:r>
+          <w:rPr>
+            <w:lang w:val="zh_TW" w:bidi="zh_TW"/>
+          </w:rPr>
+          <w:rPr>
+            <w:color w:val="0000EE"/>
+            <w:u w:val="single"/>
+          </w:rPr>
+          <w:t>10</w:t>
+        </w:r>
+      </w:hyperlink>
+      <w:r>
+        <w:rPr>
+          <w:lang w:val="zh_TW" w:bidi="zh_TW"/>
+        </w:rPr>
+        <w:t>節），甚至涵蓋整個撒馬利亞城鎮（</w:t>
+      </w:r>
+      <w:hyperlink r:id="rId139">
+        <w:r>
+          <w:rPr>
+            <w:lang w:val="zh_TW" w:bidi="zh_TW"/>
+          </w:rPr>
+          <w:rPr>
+            <w:color w:val="0000EE"/>
+            <w:u w:val="single"/>
+          </w:rPr>
+          <w:t>39–41</w:t>
+        </w:r>
+      </w:hyperlink>
+      <w:r>
+        <w:rPr>
+          <w:lang w:val="zh_TW" w:bidi="zh_TW"/>
+        </w:rPr>
+        <w:t>節）。婦人聽見耶穌了解她的婚姻生活（</w:t>
+      </w:r>
+      <w:hyperlink r:id="rId140">
+        <w:r>
+          <w:rPr>
+            <w:lang w:val="zh_TW" w:bidi="zh_TW"/>
+          </w:rPr>
+          <w:rPr>
+            <w:color w:val="0000EE"/>
+            <w:u w:val="single"/>
+          </w:rPr>
+          <w:t>16–18</w:t>
+        </w:r>
+      </w:hyperlink>
+      <w:r>
+        <w:rPr>
+          <w:lang w:val="zh_TW" w:bidi="zh_TW"/>
+        </w:rPr>
+        <w:t>節），知道他必定是一位「先知」。呼應撒馬利亞人期盼，在末後的日子會有一位「像摩西的先知」，可能婦人會想到，耶穌就是他們期待已久的先知彌賽亞（</w:t>
+      </w:r>
+      <w:hyperlink r:id="rId141">
+        <w:r>
+          <w:rPr>
+            <w:lang w:val="zh_TW" w:bidi="zh_TW"/>
+          </w:rPr>
+          <w:rPr>
+            <w:color w:val="0000EE"/>
+            <w:u w:val="single"/>
+          </w:rPr>
+          <w:t>19</w:t>
+        </w:r>
+      </w:hyperlink>
+      <w:r>
+        <w:rPr>
+          <w:lang w:val="zh_TW" w:bidi="zh_TW"/>
+        </w:rPr>
+        <w:t>、</w:t>
+      </w:r>
+      <w:hyperlink r:id="rId141">
+        <w:r>
+          <w:rPr>
+            <w:lang w:val="zh_TW" w:bidi="zh_TW"/>
+          </w:rPr>
+          <w:rPr>
+            <w:color w:val="0000EE"/>
+            <w:u w:val="single"/>
+          </w:rPr>
+          <w:t>25–26</w:t>
+        </w:r>
+      </w:hyperlink>
+      <w:r>
+        <w:rPr>
+          <w:lang w:val="zh_TW" w:bidi="zh_TW"/>
+        </w:rPr>
+        <w:t>節）。耶穌停留在這個受鄙視的群體中，藉此突破猶太人對撒馬利亞人根深蒂固的敵意，也接受他們對自己作為「彌賽亞」（</w:t>
+      </w:r>
+      <w:hyperlink r:id="rId142">
+        <w:r>
+          <w:rPr>
+            <w:lang w:val="zh_TW" w:bidi="zh_TW"/>
+          </w:rPr>
+          <w:rPr>
+            <w:color w:val="0000EE"/>
+            <w:u w:val="single"/>
+          </w:rPr>
+          <w:t>26</w:t>
+        </w:r>
+      </w:hyperlink>
+      <w:r>
+        <w:rPr>
+          <w:lang w:val="zh_TW" w:bidi="zh_TW"/>
+        </w:rPr>
+        <w:t>節）和「世界的救主」（</w:t>
+      </w:r>
+      <w:hyperlink r:id="rId143">
+        <w:r>
+          <w:rPr>
+            <w:lang w:val="zh_TW" w:bidi="zh_TW"/>
+          </w:rPr>
+          <w:rPr>
+            <w:color w:val="0000EE"/>
+            <w:u w:val="single"/>
+          </w:rPr>
+          <w:t>42</w:t>
+        </w:r>
+      </w:hyperlink>
+      <w:r>
+        <w:rPr>
+          <w:lang w:val="zh_TW" w:bidi="zh_TW"/>
+        </w:rPr>
+        <w:t>節）的信仰。在此，正如耶穌與猶太社會中被排斥者的互動一般，祂重新定義公義，肯定其意思不是根據血統或宗教實踐，而是根據他們對祂的信心。如此，祂打破了當時種族與文化的界線，為福音進入整個外邦世界奠定基礎。</w:t>
+      </w:r>
+    </w:p>
+    <w:p>
+      <w:pPr>
+        <w:pStyle w:val="Heading3"/>
+      </w:pPr>
+      <w:r>
+        <w:rPr>
+          <w:lang w:val="zh_TW" w:bidi="zh_TW"/>
+        </w:rPr>
+        <w:t>撒馬利亞在初代教會使命中的地位</w:t>
+      </w:r>
+    </w:p>
+    <w:p>
+      <w:pPr/>
+      <w:r>
+        <w:rPr>
+          <w:lang w:val="zh_TW" w:bidi="zh_TW"/>
+        </w:rPr>
+      </w:r>
+      <w:r>
+        <w:rPr>
+          <w:lang w:val="zh_TW" w:bidi="zh_TW"/>
+        </w:rPr>
+        <w:t>耶穌升天前頒布大使命，吩咐門徒將福音傳到撒馬利亞（</w:t>
+      </w:r>
+      <w:hyperlink r:id="rId144">
+        <w:r>
+          <w:rPr>
+            <w:lang w:val="zh_TW" w:bidi="zh_TW"/>
+          </w:rPr>
+          <w:rPr>
+            <w:color w:val="0000EE"/>
+            <w:u w:val="single"/>
+          </w:rPr>
+          <w:t>徒1:8</w:t>
+        </w:r>
+      </w:hyperlink>
+      <w:r>
+        <w:rPr>
+          <w:lang w:val="zh_TW" w:bidi="zh_TW"/>
+        </w:rPr>
+        <w:t>）。初代教會的宣教行動確實包含這個地區。司提反殉道之後，許多基督徒被迫離開耶路撒冷（</w:t>
+      </w:r>
+      <w:hyperlink r:id="rId145">
+        <w:r>
+          <w:rPr>
+            <w:lang w:val="zh_TW" w:bidi="zh_TW"/>
+          </w:rPr>
+          <w:rPr>
+            <w:color w:val="0000EE"/>
+            <w:u w:val="single"/>
+          </w:rPr>
+          <w:t>8:1</w:t>
+        </w:r>
+      </w:hyperlink>
+      <w:r>
+        <w:rPr>
+          <w:lang w:val="zh_TW" w:bidi="zh_TW"/>
+        </w:rPr>
+        <w:t>），其中一位名叫腓利的基督徒，在撒馬利亞的城市傳揚福音（</w:t>
+      </w:r>
+      <w:hyperlink r:id="rId146">
+        <w:r>
+          <w:rPr>
+            <w:lang w:val="zh_TW" w:bidi="zh_TW"/>
+          </w:rPr>
+          <w:rPr>
+            <w:color w:val="0000EE"/>
+            <w:u w:val="single"/>
+          </w:rPr>
+          <w:t>5</w:t>
+        </w:r>
+      </w:hyperlink>
+      <w:r>
+        <w:rPr>
+          <w:lang w:val="zh_TW" w:bidi="zh_TW"/>
+        </w:rPr>
+        <w:t>節）。他所行神蹟引發強烈回應，因此彼得與約翰（代表耶路撒冷的使徒）被差派前往，調查並確認聖靈在他們中間。然而，主後第二世紀的證據顯示，基督教並未在撒馬利亞人當中建立穩固基礎。大多數撒馬利亞人仍維持自身的宗教傳統。至今，撒馬利亞人的小型餘民仍然存在，居住在基利心山（示劍）附近，以及以色列境內的若干城市。</w:t>
+      </w:r>
+    </w:p>
+    <w:p>
+      <w:pPr/>
+      <w:r>
+        <w:rPr>
+          <w:lang w:val="zh_TW" w:bidi="zh_TW"/>
+        </w:rPr>
       </w:r>
       <w:r>
         <w:rPr>
           <w:i/>
           <w:lang w:val="zh_TW" w:bidi="zh_TW"/>
         </w:rPr>
-        <w:t>見</w:t>
-      </w:r>
-      <w:r>
-        <w:rPr>
-          <w:lang w:val="zh_TW" w:bidi="zh_TW"/>
-        </w:rPr>
-        <w:t>王谷</w:t>
+        <w:t>另見</w:t>
+      </w:r>
+      <w:r>
+        <w:rPr>
+          <w:lang w:val="zh_TW" w:bidi="zh_TW"/>
+        </w:rPr>
+        <w:t>聖經聖經抄本與文本（舊約）</w:t>
+      </w:r>
+      <w:r>
+        <w:rPr>
+          <w:lang w:val="zh_TW" w:bidi="zh_TW"/>
+        </w:rPr>
+        <w:t>；</w:t>
+      </w:r>
+      <w:r>
+        <w:rPr>
+          <w:lang w:val="zh_TW" w:bidi="zh_TW"/>
+        </w:rPr>
+        <w:t>撒馬利亞</w:t>
       </w:r>
       <w:r>
         <w:rPr>
           <w:lang w:val="zh_TW" w:bidi="zh_TW"/>
         </w:rPr>
         <w:t>。</w:t>
-      </w:r>
-      <w:r>
-        <w:rPr>
-          <w:lang w:val="zh_TW" w:bidi="zh_TW"/>
-        </w:rPr>
-      </w:r>
-      <w:r>
-        <w:rPr>
-          <w:lang w:val="zh_TW" w:bidi="zh_TW"/>
-        </w:rPr>
-      </w:r>
-    </w:p>
-    <w:p>
-      <w:pPr/>
-      <w:r>
-        <w:rPr>
-          <w:lang w:val="zh_TW" w:bidi="zh_TW"/>
-        </w:rPr>
-      </w:r>
-    </w:p>
-    <w:p>
-      <w:pPr>
-        <w:pStyle w:val="Heading2"/>
-      </w:pPr>
-      <w:r>
-        <w:rPr>
-          <w:lang w:val="zh_TW" w:bidi="zh_TW"/>
-        </w:rPr>
-        <w:t>沙微谷</w:t>
-      </w:r>
-      <w:r>
-        <w:rPr>
-          <w:lang w:val="zh_TW" w:bidi="zh_TW"/>
-        </w:rPr>
-      </w:r>
-    </w:p>
-    <w:p>
-      <w:pPr>
-        <w:pStyle w:val="Heading2"/>
-      </w:pPr>
-      <w:r>
-        <w:rPr>
-          <w:lang w:val="zh_TW" w:bidi="zh_TW"/>
-        </w:rPr>
-        <w:t>沙微谷（</w:t>
-      </w:r>
-      <w:r>
-        <w:rPr>
-          <w:lang w:val="zh_TW" w:bidi="zh_TW"/>
-        </w:rPr>
-        <w:t>Valley of Shaveh</w:t>
-      </w:r>
-      <w:r>
-        <w:rPr>
-          <w:lang w:val="zh_TW" w:bidi="zh_TW"/>
-        </w:rPr>
-        <w:t>）</w:t>
-      </w:r>
-    </w:p>
-    <w:p>
-      <w:pPr/>
-      <w:r>
-        <w:rPr>
-          <w:lang w:val="zh_TW" w:bidi="zh_TW"/>
-        </w:rPr>
-      </w:r>
-      <w:r>
-        <w:rPr>
-          <w:lang w:val="zh_TW" w:bidi="zh_TW"/>
-        </w:rPr>
-        <w:t>位於撒冷附近的山谷，在</w:t>
-      </w:r>
-      <w:hyperlink r:id="rId39">
-        <w:r>
-          <w:rPr>
-            <w:lang w:val="zh_TW" w:bidi="zh_TW"/>
-          </w:rPr>
-          <w:rPr>
-            <w:color w:val="0000EE"/>
-            <w:u w:val="single"/>
-          </w:rPr>
-          <w:t>創世記十四章17節</w:t>
-        </w:r>
-      </w:hyperlink>
-      <w:r>
-        <w:rPr>
-          <w:lang w:val="zh_TW" w:bidi="zh_TW"/>
-        </w:rPr>
-        <w:t>中也被稱為王谷。見</w:t>
-      </w:r>
-      <w:r>
-        <w:rPr>
-          <w:lang w:val="zh_TW" w:bidi="zh_TW"/>
-        </w:rPr>
-        <w:t>王谷</w:t>
-      </w:r>
-      <w:r>
-        <w:rPr>
-          <w:lang w:val="zh_TW" w:bidi="zh_TW"/>
-        </w:rPr>
-        <w:t>。</w:t>
-      </w:r>
-      <w:r>
-        <w:rPr>
-          <w:lang w:val="zh_TW" w:bidi="zh_TW"/>
-        </w:rPr>
-      </w:r>
-      <w:r>
-        <w:rPr>
-          <w:lang w:val="zh_TW" w:bidi="zh_TW"/>
-        </w:rPr>
-      </w:r>
-    </w:p>
-    <w:p>
-      <w:pPr/>
-      <w:r>
-        <w:rPr>
-          <w:lang w:val="zh_TW" w:bidi="zh_TW"/>
-        </w:rPr>
-      </w:r>
-    </w:p>
-    <w:p>
-      <w:pPr>
-        <w:pStyle w:val="Heading2"/>
-      </w:pPr>
-      <w:r>
-        <w:rPr>
-          <w:lang w:val="zh_TW" w:bidi="zh_TW"/>
-        </w:rPr>
-        <w:t>沙微‧基列亭</w:t>
-      </w:r>
-      <w:r>
-        <w:rPr>
-          <w:lang w:val="zh_TW" w:bidi="zh_TW"/>
-        </w:rPr>
-      </w:r>
-    </w:p>
-    <w:p>
-      <w:pPr>
-        <w:pStyle w:val="Heading2"/>
-      </w:pPr>
-      <w:r>
-        <w:rPr>
-          <w:lang w:val="zh_TW" w:bidi="zh_TW"/>
-        </w:rPr>
-        <w:t>沙微‧基列亭（Shaveh Kiriathaim）</w:t>
-      </w:r>
-    </w:p>
-    <w:p>
-      <w:pPr/>
-      <w:r>
-        <w:rPr>
-          <w:lang w:val="zh_TW" w:bidi="zh_TW"/>
-        </w:rPr>
-      </w:r>
-      <w:r>
-        <w:rPr>
-          <w:lang w:val="zh_TW" w:bidi="zh_TW"/>
-        </w:rPr>
-        <w:t>這是</w:t>
-      </w:r>
-      <w:r>
-        <w:rPr>
-          <w:lang w:val="zh_TW" w:bidi="zh_TW"/>
-        </w:rPr>
-        <w:t>死海以東、靠近基列亭城的一片平原，為以米人所居住</w:t>
-      </w:r>
-      <w:r>
-        <w:rPr>
-          <w:lang w:val="zh_TW" w:bidi="zh_TW"/>
-        </w:rPr>
-        <w:t>。沙微·基列亭的以米人被列為</w:t>
-      </w:r>
-      <w:r>
-        <w:rPr>
-          <w:lang w:val="zh_TW" w:bidi="zh_TW"/>
-        </w:rPr>
-        <w:t>基大老瑪</w:t>
-      </w:r>
-      <w:r>
-        <w:rPr>
-          <w:lang w:val="zh_TW" w:bidi="zh_TW"/>
-        </w:rPr>
-        <w:t>王及其盟軍擊敗的眾多部族之一（</w:t>
-      </w:r>
-      <w:hyperlink r:id="rId40">
-        <w:r>
-          <w:rPr>
-            <w:lang w:val="zh_TW" w:bidi="zh_TW"/>
-          </w:rPr>
-          <w:rPr>
-            <w:color w:val="0000EE"/>
-            <w:u w:val="single"/>
-          </w:rPr>
-          <w:t>創14:5</w:t>
-        </w:r>
-      </w:hyperlink>
-      <w:r>
-        <w:rPr>
-          <w:lang w:val="zh_TW" w:bidi="zh_TW"/>
-        </w:rPr>
-        <w:t>；在一些譯本中，這詞拼寫為「Kiriathaim」）。這片平原後來是由呂便的子孫所繼承。</w:t>
       </w:r>
       <w:r>
         <w:rPr>
@@ -3291,6 +7545,18 @@
       <w:startOverride w:val="1"/>
     </w:lvlOverride>
   </w:num>
+  <w:num w:numId="16">
+    <w:abstractNumId w:val="3"/>
+    <w:lvlOverride w:ilvl="0">
+      <w:startOverride w:val="1"/>
+    </w:lvlOverride>
+  </w:num>
+  <w:num w:numId="17">
+    <w:abstractNumId w:val="3"/>
+    <w:lvlOverride w:ilvl="0">
+      <w:startOverride w:val="1"/>
+    </w:lvlOverride>
+  </w:num>
   <w:numIdMacAtCleanup w:val="10"/>
 </w:numbering>
 </file>

--- a/zht/docx/142.content.docx
+++ b/zht/docx/142.content.docx
@@ -283,186 +283,120 @@
         </w:rPr>
         <w:t>神的榮耀主要指祂的威嚴之美和和榮光，也指祂品格的彰顯（</w:t>
       </w:r>
-      <w:hyperlink r:id="rId13">
-        <w:r>
-          <w:rPr>
-            <w:lang w:val="zh_TW" w:bidi="zh_TW"/>
-          </w:rPr>
-          <w:rPr>
-            <w:color w:val="0000EE"/>
-            <w:u w:val="single"/>
-          </w:rPr>
-          <w:t>羅3:23</w:t>
-        </w:r>
-      </w:hyperlink>
+      <w:r>
+        <w:rPr>
+          <w:lang w:val="zh_TW" w:bidi="zh_TW"/>
+        </w:rPr>
+        <w:t>羅3:23</w:t>
+      </w:r>
       <w:r>
         <w:rPr>
           <w:lang w:val="zh_TW" w:bidi="zh_TW"/>
         </w:rPr>
         <w:t>）。聖經記載讚美祂榮耀的名（</w:t>
       </w:r>
-      <w:hyperlink r:id="rId14">
-        <w:r>
-          <w:rPr>
-            <w:lang w:val="zh_TW" w:bidi="zh_TW"/>
-          </w:rPr>
-          <w:rPr>
-            <w:color w:val="0000EE"/>
-            <w:u w:val="single"/>
-          </w:rPr>
-          <w:t>尼9:5</w:t>
-        </w:r>
-      </w:hyperlink>
+      <w:r>
+        <w:rPr>
+          <w:lang w:val="zh_TW" w:bidi="zh_TW"/>
+        </w:rPr>
+        <w:t>尼9:5</w:t>
+      </w:r>
       <w:r>
         <w:rPr>
           <w:lang w:val="zh_TW" w:bidi="zh_TW"/>
         </w:rPr>
         <w:t>），稱祂為榮耀的父（</w:t>
       </w:r>
-      <w:hyperlink r:id="rId15">
-        <w:r>
-          <w:rPr>
-            <w:lang w:val="zh_TW" w:bidi="zh_TW"/>
-          </w:rPr>
-          <w:rPr>
-            <w:color w:val="0000EE"/>
-            <w:u w:val="single"/>
-          </w:rPr>
-          <w:t>弗1:17</w:t>
-        </w:r>
-      </w:hyperlink>
+      <w:r>
+        <w:rPr>
+          <w:lang w:val="zh_TW" w:bidi="zh_TW"/>
+        </w:rPr>
+        <w:t>弗1:17</w:t>
+      </w:r>
       <w:r>
         <w:rPr>
           <w:lang w:val="zh_TW" w:bidi="zh_TW"/>
         </w:rPr>
         <w:t>）和榮耀的王（</w:t>
       </w:r>
-      <w:hyperlink r:id="rId16">
-        <w:r>
-          <w:rPr>
-            <w:lang w:val="zh_TW" w:bidi="zh_TW"/>
-          </w:rPr>
-          <w:rPr>
-            <w:color w:val="0000EE"/>
-            <w:u w:val="single"/>
-          </w:rPr>
-          <w:t>詩24篇</w:t>
-        </w:r>
-      </w:hyperlink>
+      <w:r>
+        <w:rPr>
+          <w:lang w:val="zh_TW" w:bidi="zh_TW"/>
+        </w:rPr>
+        <w:t>詩24篇</w:t>
+      </w:r>
       <w:r>
         <w:rPr>
           <w:lang w:val="zh_TW" w:bidi="zh_TW"/>
         </w:rPr>
         <w:t>）；祂被高舉在諸天之上，祂的榮耀遍滿全地（</w:t>
       </w:r>
-      <w:hyperlink r:id="rId17">
-        <w:r>
-          <w:rPr>
-            <w:lang w:val="zh_TW" w:bidi="zh_TW"/>
-          </w:rPr>
-          <w:rPr>
-            <w:color w:val="0000EE"/>
-            <w:u w:val="single"/>
-          </w:rPr>
-          <w:t>詩57:5、11，</w:t>
-        </w:r>
-      </w:hyperlink>
-      <w:hyperlink r:id="rId18">
-        <w:r>
-          <w:rPr>
-            <w:lang w:val="zh_TW" w:bidi="zh_TW"/>
-          </w:rPr>
-          <w:rPr>
-            <w:color w:val="0000EE"/>
-            <w:u w:val="single"/>
-          </w:rPr>
-          <w:t>108:5，</w:t>
-        </w:r>
-      </w:hyperlink>
-      <w:hyperlink r:id="rId19">
-        <w:r>
-          <w:rPr>
-            <w:lang w:val="zh_TW" w:bidi="zh_TW"/>
-          </w:rPr>
-          <w:rPr>
-            <w:color w:val="0000EE"/>
-            <w:u w:val="single"/>
-          </w:rPr>
-          <w:t>113:4</w:t>
-        </w:r>
-      </w:hyperlink>
+      <w:r>
+        <w:rPr>
+          <w:lang w:val="zh_TW" w:bidi="zh_TW"/>
+        </w:rPr>
+        <w:t>詩57:5、11，</w:t>
+      </w:r>
+      <w:r>
+        <w:rPr>
+          <w:lang w:val="zh_TW" w:bidi="zh_TW"/>
+        </w:rPr>
+        <w:t>108:5，</w:t>
+      </w:r>
+      <w:r>
+        <w:rPr>
+          <w:lang w:val="zh_TW" w:bidi="zh_TW"/>
+        </w:rPr>
+        <w:t>113:4</w:t>
+      </w:r>
       <w:r>
         <w:rPr>
           <w:lang w:val="zh_TW" w:bidi="zh_TW"/>
         </w:rPr>
         <w:t>）。祂是榮耀的神，曾向舊約的族長顯現（</w:t>
       </w:r>
-      <w:hyperlink r:id="rId20">
-        <w:r>
-          <w:rPr>
-            <w:lang w:val="zh_TW" w:bidi="zh_TW"/>
-          </w:rPr>
-          <w:rPr>
-            <w:color w:val="0000EE"/>
-            <w:u w:val="single"/>
-          </w:rPr>
-          <w:t>徒7:2</w:t>
-        </w:r>
-      </w:hyperlink>
+      <w:r>
+        <w:rPr>
+          <w:lang w:val="zh_TW" w:bidi="zh_TW"/>
+        </w:rPr>
+        <w:t>徒7:2</w:t>
+      </w:r>
       <w:r>
         <w:rPr>
           <w:lang w:val="zh_TW" w:bidi="zh_TW"/>
         </w:rPr>
         <w:t>）。祂嫉妒地維護祂的榮耀，不容讓歸予他人（</w:t>
       </w:r>
-      <w:hyperlink r:id="rId21">
-        <w:r>
-          <w:rPr>
-            <w:lang w:val="zh_TW" w:bidi="zh_TW"/>
-          </w:rPr>
-          <w:rPr>
-            <w:color w:val="0000EE"/>
-            <w:u w:val="single"/>
-          </w:rPr>
-          <w:t>賽42:8</w:t>
-        </w:r>
-      </w:hyperlink>
+      <w:r>
+        <w:rPr>
+          <w:lang w:val="zh_TW" w:bidi="zh_TW"/>
+        </w:rPr>
+        <w:t>賽42:8</w:t>
+      </w:r>
       <w:r>
         <w:rPr>
           <w:lang w:val="zh_TW" w:bidi="zh_TW"/>
         </w:rPr>
         <w:t>）；祂的作為旨在榮耀祂自己（</w:t>
       </w:r>
-      <w:hyperlink r:id="rId22">
-        <w:r>
-          <w:rPr>
-            <w:lang w:val="zh_TW" w:bidi="zh_TW"/>
-          </w:rPr>
-          <w:rPr>
-            <w:color w:val="0000EE"/>
-            <w:u w:val="single"/>
-          </w:rPr>
-          <w:t>詩79:9</w:t>
-        </w:r>
-      </w:hyperlink>
+      <w:r>
+        <w:rPr>
+          <w:lang w:val="zh_TW" w:bidi="zh_TW"/>
+        </w:rPr>
+        <w:t>詩79:9</w:t>
+      </w:r>
       <w:r>
         <w:rPr>
           <w:lang w:val="zh_TW" w:bidi="zh_TW"/>
         </w:rPr>
         <w:t>；</w:t>
       </w:r>
-      <w:hyperlink r:id="rId23">
-        <w:r>
-          <w:rPr>
-            <w:lang w:val="zh_TW" w:bidi="zh_TW"/>
-          </w:rPr>
-          <w:rPr>
-            <w:color w:val="0000EE"/>
-            <w:u w:val="single"/>
-          </w:rPr>
-          <w:t>賽48:11</w:t>
-        </w:r>
-      </w:hyperlink>
+      <w:r>
+        <w:rPr>
+          <w:lang w:val="zh_TW" w:bidi="zh_TW"/>
+        </w:rPr>
+        <w:t>賽48:11</w:t>
+      </w:r>
       <w:r>
         <w:rPr>
           <w:lang w:val="zh_TW" w:bidi="zh_TW"/>
@@ -483,252 +417,156 @@
         </w:rPr>
         <w:t>神的榮耀由受造之物所宣揚（</w:t>
       </w:r>
-      <w:hyperlink r:id="rId24">
-        <w:r>
-          <w:rPr>
-            <w:lang w:val="zh_TW" w:bidi="zh_TW"/>
-          </w:rPr>
-          <w:rPr>
-            <w:color w:val="0000EE"/>
-            <w:u w:val="single"/>
-          </w:rPr>
-          <w:t>詩19:1，</w:t>
-        </w:r>
-      </w:hyperlink>
-      <w:hyperlink r:id="rId25">
-        <w:r>
-          <w:rPr>
-            <w:lang w:val="zh_TW" w:bidi="zh_TW"/>
-          </w:rPr>
-          <w:rPr>
-            <w:color w:val="0000EE"/>
-            <w:u w:val="single"/>
-          </w:rPr>
-          <w:t>97:6</w:t>
-        </w:r>
-      </w:hyperlink>
+      <w:r>
+        <w:rPr>
+          <w:lang w:val="zh_TW" w:bidi="zh_TW"/>
+        </w:rPr>
+        <w:t>詩19:1，</w:t>
+      </w:r>
+      <w:r>
+        <w:rPr>
+          <w:lang w:val="zh_TW" w:bidi="zh_TW"/>
+        </w:rPr>
+        <w:t>97:6</w:t>
+      </w:r>
       <w:r>
         <w:rPr>
           <w:lang w:val="zh_TW" w:bidi="zh_TW"/>
         </w:rPr>
         <w:t>；</w:t>
       </w:r>
-      <w:hyperlink r:id="rId26">
-        <w:r>
-          <w:rPr>
-            <w:lang w:val="zh_TW" w:bidi="zh_TW"/>
-          </w:rPr>
-          <w:rPr>
-            <w:color w:val="0000EE"/>
-            <w:u w:val="single"/>
-          </w:rPr>
-          <w:t>羅1:20</w:t>
-        </w:r>
-      </w:hyperlink>
+      <w:r>
+        <w:rPr>
+          <w:lang w:val="zh_TW" w:bidi="zh_TW"/>
+        </w:rPr>
+        <w:t>羅1:20</w:t>
+      </w:r>
       <w:r>
         <w:rPr>
           <w:lang w:val="zh_TW" w:bidi="zh_TW"/>
         </w:rPr>
         <w:t>），也藉著祂拯救和解救的偉大行動彰顯（</w:t>
       </w:r>
-      <w:hyperlink r:id="rId27">
-        <w:r>
-          <w:rPr>
-            <w:lang w:val="zh_TW" w:bidi="zh_TW"/>
-          </w:rPr>
-          <w:rPr>
-            <w:color w:val="0000EE"/>
-            <w:u w:val="single"/>
-          </w:rPr>
-          <w:t>代上16:24</w:t>
-        </w:r>
-      </w:hyperlink>
+      <w:r>
+        <w:rPr>
+          <w:lang w:val="zh_TW" w:bidi="zh_TW"/>
+        </w:rPr>
+        <w:t>代上16:24</w:t>
+      </w:r>
       <w:r>
         <w:rPr>
           <w:lang w:val="zh_TW" w:bidi="zh_TW"/>
         </w:rPr>
         <w:t>；</w:t>
       </w:r>
-      <w:hyperlink r:id="rId28">
-        <w:r>
-          <w:rPr>
-            <w:lang w:val="zh_TW" w:bidi="zh_TW"/>
-          </w:rPr>
-          <w:rPr>
-            <w:color w:val="0000EE"/>
-            <w:u w:val="single"/>
-          </w:rPr>
-          <w:t>詩72:18–19，</w:t>
-        </w:r>
-      </w:hyperlink>
-      <w:hyperlink r:id="rId29">
-        <w:r>
-          <w:rPr>
-            <w:lang w:val="zh_TW" w:bidi="zh_TW"/>
-          </w:rPr>
-          <w:rPr>
-            <w:color w:val="0000EE"/>
-            <w:u w:val="single"/>
-          </w:rPr>
-          <w:t>96:3，</w:t>
-        </w:r>
-      </w:hyperlink>
-      <w:hyperlink r:id="rId30">
-        <w:r>
-          <w:rPr>
-            <w:lang w:val="zh_TW" w:bidi="zh_TW"/>
-          </w:rPr>
-          <w:rPr>
-            <w:color w:val="0000EE"/>
-            <w:u w:val="single"/>
-          </w:rPr>
-          <w:t>145:10–12</w:t>
-        </w:r>
-      </w:hyperlink>
+      <w:r>
+        <w:rPr>
+          <w:lang w:val="zh_TW" w:bidi="zh_TW"/>
+        </w:rPr>
+        <w:t>詩72:18–19，</w:t>
+      </w:r>
+      <w:r>
+        <w:rPr>
+          <w:lang w:val="zh_TW" w:bidi="zh_TW"/>
+        </w:rPr>
+        <w:t>96:3，</w:t>
+      </w:r>
+      <w:r>
+        <w:rPr>
+          <w:lang w:val="zh_TW" w:bidi="zh_TW"/>
+        </w:rPr>
+        <w:t>145:10–12</w:t>
+      </w:r>
       <w:r>
         <w:rPr>
           <w:lang w:val="zh_TW" w:bidi="zh_TW"/>
         </w:rPr>
         <w:t>；</w:t>
       </w:r>
-      <w:hyperlink r:id="rId31">
-        <w:r>
-          <w:rPr>
-            <w:lang w:val="zh_TW" w:bidi="zh_TW"/>
-          </w:rPr>
-          <w:rPr>
-            <w:color w:val="0000EE"/>
-            <w:u w:val="single"/>
-          </w:rPr>
-          <w:t>約11:4、40</w:t>
-        </w:r>
-      </w:hyperlink>
+      <w:r>
+        <w:rPr>
+          <w:lang w:val="zh_TW" w:bidi="zh_TW"/>
+        </w:rPr>
+        <w:t>約11:4、40</w:t>
+      </w:r>
       <w:r>
         <w:rPr>
           <w:lang w:val="zh_TW" w:bidi="zh_TW"/>
         </w:rPr>
         <w:t>）。祂的榮耀是人讚美祂的主題（</w:t>
       </w:r>
-      <w:hyperlink r:id="rId32">
-        <w:r>
-          <w:rPr>
-            <w:lang w:val="zh_TW" w:bidi="zh_TW"/>
-          </w:rPr>
-          <w:rPr>
-            <w:color w:val="0000EE"/>
-            <w:u w:val="single"/>
-          </w:rPr>
-          <w:t>代上16:24–29</w:t>
-        </w:r>
-      </w:hyperlink>
+      <w:r>
+        <w:rPr>
+          <w:lang w:val="zh_TW" w:bidi="zh_TW"/>
+        </w:rPr>
+        <w:t>代上16:24–29</w:t>
+      </w:r>
       <w:r>
         <w:rPr>
           <w:lang w:val="zh_TW" w:bidi="zh_TW"/>
         </w:rPr>
         <w:t>；</w:t>
       </w:r>
-      <w:hyperlink r:id="rId33">
-        <w:r>
-          <w:rPr>
-            <w:lang w:val="zh_TW" w:bidi="zh_TW"/>
-          </w:rPr>
-          <w:rPr>
-            <w:color w:val="0000EE"/>
-            <w:u w:val="single"/>
-          </w:rPr>
-          <w:t>詩29:1–2、9，</w:t>
-        </w:r>
-      </w:hyperlink>
-      <w:hyperlink r:id="rId34">
-        <w:r>
-          <w:rPr>
-            <w:lang w:val="zh_TW" w:bidi="zh_TW"/>
-          </w:rPr>
-          <w:rPr>
-            <w:color w:val="0000EE"/>
-            <w:u w:val="single"/>
-          </w:rPr>
-          <w:t>66:1–2，</w:t>
-        </w:r>
-      </w:hyperlink>
-      <w:hyperlink r:id="rId35">
-        <w:r>
-          <w:rPr>
-            <w:lang w:val="zh_TW" w:bidi="zh_TW"/>
-          </w:rPr>
-          <w:rPr>
-            <w:color w:val="0000EE"/>
-            <w:u w:val="single"/>
-          </w:rPr>
-          <w:t>96:7–8，</w:t>
-        </w:r>
-      </w:hyperlink>
-      <w:hyperlink r:id="rId36">
-        <w:r>
-          <w:rPr>
-            <w:lang w:val="zh_TW" w:bidi="zh_TW"/>
-          </w:rPr>
-          <w:rPr>
-            <w:color w:val="0000EE"/>
-            <w:u w:val="single"/>
-          </w:rPr>
-          <w:t>115:1</w:t>
-        </w:r>
-      </w:hyperlink>
+      <w:r>
+        <w:rPr>
+          <w:lang w:val="zh_TW" w:bidi="zh_TW"/>
+        </w:rPr>
+        <w:t>詩29:1–2、9，</w:t>
+      </w:r>
+      <w:r>
+        <w:rPr>
+          <w:lang w:val="zh_TW" w:bidi="zh_TW"/>
+        </w:rPr>
+        <w:t>66:1–2，</w:t>
+      </w:r>
+      <w:r>
+        <w:rPr>
+          <w:lang w:val="zh_TW" w:bidi="zh_TW"/>
+        </w:rPr>
+        <w:t>96:7–8，</w:t>
+      </w:r>
+      <w:r>
+        <w:rPr>
+          <w:lang w:val="zh_TW" w:bidi="zh_TW"/>
+        </w:rPr>
+        <w:t>115:1</w:t>
+      </w:r>
       <w:r>
         <w:rPr>
           <w:lang w:val="zh_TW" w:bidi="zh_TW"/>
         </w:rPr>
         <w:t>；</w:t>
       </w:r>
-      <w:hyperlink r:id="rId37">
-        <w:r>
-          <w:rPr>
-            <w:lang w:val="zh_TW" w:bidi="zh_TW"/>
-          </w:rPr>
-          <w:rPr>
-            <w:color w:val="0000EE"/>
-            <w:u w:val="single"/>
-          </w:rPr>
-          <w:t>賽42:12</w:t>
-        </w:r>
-      </w:hyperlink>
+      <w:r>
+        <w:rPr>
+          <w:lang w:val="zh_TW" w:bidi="zh_TW"/>
+        </w:rPr>
+        <w:t>賽42:12</w:t>
+      </w:r>
       <w:r>
         <w:rPr>
           <w:lang w:val="zh_TW" w:bidi="zh_TW"/>
         </w:rPr>
         <w:t>；</w:t>
       </w:r>
-      <w:hyperlink r:id="rId38">
-        <w:r>
-          <w:rPr>
-            <w:lang w:val="zh_TW" w:bidi="zh_TW"/>
-          </w:rPr>
-          <w:rPr>
-            <w:color w:val="0000EE"/>
-            <w:u w:val="single"/>
-          </w:rPr>
-          <w:t>羅4:20</w:t>
-        </w:r>
-      </w:hyperlink>
+      <w:r>
+        <w:rPr>
+          <w:lang w:val="zh_TW" w:bidi="zh_TW"/>
+        </w:rPr>
+        <w:t>羅4:20</w:t>
+      </w:r>
       <w:r>
         <w:rPr>
           <w:lang w:val="zh_TW" w:bidi="zh_TW"/>
         </w:rPr>
         <w:t>；</w:t>
       </w:r>
-      <w:hyperlink r:id="rId39">
-        <w:r>
-          <w:rPr>
-            <w:lang w:val="zh_TW" w:bidi="zh_TW"/>
-          </w:rPr>
-          <w:rPr>
-            <w:color w:val="0000EE"/>
-            <w:u w:val="single"/>
-          </w:rPr>
-          <w:t>腓2:9–11</w:t>
-        </w:r>
-      </w:hyperlink>
+      <w:r>
+        <w:rPr>
+          <w:lang w:val="zh_TW" w:bidi="zh_TW"/>
+        </w:rPr>
+        <w:t>腓2:9–11</w:t>
+      </w:r>
       <w:r>
         <w:rPr>
           <w:lang w:val="zh_TW" w:bidi="zh_TW"/>
@@ -774,132 +612,84 @@
         </w:rPr>
         <w:t>首次明確提到榮耀的雲彩的經文出現在</w:t>
       </w:r>
-      <w:hyperlink r:id="rId40">
-        <w:r>
-          <w:rPr>
-            <w:lang w:val="zh_TW" w:bidi="zh_TW"/>
-          </w:rPr>
-          <w:rPr>
-            <w:color w:val="0000EE"/>
-            <w:u w:val="single"/>
-          </w:rPr>
-          <w:t>出埃及記十三章21至22節</w:t>
-        </w:r>
-      </w:hyperlink>
+      <w:r>
+        <w:rPr>
+          <w:lang w:val="zh_TW" w:bidi="zh_TW"/>
+        </w:rPr>
+        <w:t>出埃及記十三章21至22節</w:t>
+      </w:r>
       <w:r>
         <w:rPr>
           <w:lang w:val="zh_TW" w:bidi="zh_TW"/>
         </w:rPr>
         <w:t>。在出埃及事件中，神的榮耀顯現在雲柱和火柱中，引領百姓穿越海洋和曠野（</w:t>
       </w:r>
-      <w:hyperlink r:id="rId41">
-        <w:r>
-          <w:rPr>
-            <w:lang w:val="zh_TW" w:bidi="zh_TW"/>
-          </w:rPr>
-          <w:rPr>
-            <w:color w:val="0000EE"/>
-            <w:u w:val="single"/>
-          </w:rPr>
-          <w:t>尼9:11–12、19</w:t>
-        </w:r>
-      </w:hyperlink>
+      <w:r>
+        <w:rPr>
+          <w:lang w:val="zh_TW" w:bidi="zh_TW"/>
+        </w:rPr>
+        <w:t>尼9:11–12、19</w:t>
+      </w:r>
       <w:r>
         <w:rPr>
           <w:lang w:val="zh_TW" w:bidi="zh_TW"/>
         </w:rPr>
         <w:t>）。在西奈山，當以色列人安營在山下時，神的榮耀伴隨雲和火降臨，向摩西說話，並讓百姓看見（</w:t>
       </w:r>
-      <w:hyperlink r:id="rId42">
-        <w:r>
-          <w:rPr>
-            <w:lang w:val="zh_TW" w:bidi="zh_TW"/>
-          </w:rPr>
-          <w:rPr>
-            <w:color w:val="0000EE"/>
-            <w:u w:val="single"/>
-          </w:rPr>
-          <w:t>出19:9、16–18，</w:t>
-        </w:r>
-      </w:hyperlink>
-      <w:hyperlink r:id="rId43">
-        <w:r>
-          <w:rPr>
-            <w:lang w:val="zh_TW" w:bidi="zh_TW"/>
-          </w:rPr>
-          <w:rPr>
-            <w:color w:val="0000EE"/>
-            <w:u w:val="single"/>
-          </w:rPr>
-          <w:t>24:15–18</w:t>
-        </w:r>
-      </w:hyperlink>
+      <w:r>
+        <w:rPr>
+          <w:lang w:val="zh_TW" w:bidi="zh_TW"/>
+        </w:rPr>
+        <w:t>出19:9、16–18，</w:t>
+      </w:r>
+      <w:r>
+        <w:rPr>
+          <w:lang w:val="zh_TW" w:bidi="zh_TW"/>
+        </w:rPr>
+        <w:t>24:15–18</w:t>
+      </w:r>
       <w:r>
         <w:rPr>
           <w:lang w:val="zh_TW" w:bidi="zh_TW"/>
         </w:rPr>
         <w:t>；</w:t>
       </w:r>
-      <w:hyperlink r:id="rId44">
-        <w:r>
-          <w:rPr>
-            <w:lang w:val="zh_TW" w:bidi="zh_TW"/>
-          </w:rPr>
-          <w:rPr>
-            <w:color w:val="0000EE"/>
-            <w:u w:val="single"/>
-          </w:rPr>
-          <w:t>申5:5、22–24</w:t>
-        </w:r>
-      </w:hyperlink>
+      <w:r>
+        <w:rPr>
+          <w:lang w:val="zh_TW" w:bidi="zh_TW"/>
+        </w:rPr>
+        <w:t>申5:5、22–24</w:t>
+      </w:r>
       <w:r>
         <w:rPr>
           <w:lang w:val="zh_TW" w:bidi="zh_TW"/>
         </w:rPr>
         <w:t>）。當摩西得以一睹未被雲火遮蔽的榮耀時，他的臉發光，百姓對此感到懼怕，他需要用帕子蒙上臉（</w:t>
       </w:r>
-      <w:hyperlink r:id="rId45">
-        <w:r>
-          <w:rPr>
-            <w:lang w:val="zh_TW" w:bidi="zh_TW"/>
-          </w:rPr>
-          <w:rPr>
-            <w:color w:val="0000EE"/>
-            <w:u w:val="single"/>
-          </w:rPr>
-          <w:t>出33:18–23，</w:t>
-        </w:r>
-      </w:hyperlink>
-      <w:hyperlink r:id="rId46">
-        <w:r>
-          <w:rPr>
-            <w:lang w:val="zh_TW" w:bidi="zh_TW"/>
-          </w:rPr>
-          <w:rPr>
-            <w:color w:val="0000EE"/>
-            <w:u w:val="single"/>
-          </w:rPr>
-          <w:t>34:29–35</w:t>
-        </w:r>
-      </w:hyperlink>
+      <w:r>
+        <w:rPr>
+          <w:lang w:val="zh_TW" w:bidi="zh_TW"/>
+        </w:rPr>
+        <w:t>出33:18–23，</w:t>
+      </w:r>
+      <w:r>
+        <w:rPr>
+          <w:lang w:val="zh_TW" w:bidi="zh_TW"/>
+        </w:rPr>
+        <w:t>34:29–35</w:t>
+      </w:r>
       <w:r>
         <w:rPr>
           <w:lang w:val="zh_TW" w:bidi="zh_TW"/>
         </w:rPr>
         <w:t>；</w:t>
       </w:r>
-      <w:hyperlink r:id="rId47">
-        <w:r>
-          <w:rPr>
-            <w:lang w:val="zh_TW" w:bidi="zh_TW"/>
-          </w:rPr>
-          <w:rPr>
-            <w:color w:val="0000EE"/>
-            <w:u w:val="single"/>
-          </w:rPr>
-          <w:t>林後3:7–18</w:t>
-        </w:r>
-      </w:hyperlink>
+      <w:r>
+        <w:rPr>
+          <w:lang w:val="zh_TW" w:bidi="zh_TW"/>
+        </w:rPr>
+        <w:t>林後3:7–18</w:t>
+      </w:r>
       <w:r>
         <w:rPr>
           <w:lang w:val="zh_TW" w:bidi="zh_TW"/>
@@ -920,126 +710,78 @@
         </w:rPr>
         <w:t>以色列圍繞著西奈山上的神的榮耀紮營的畫面，描繪神住在祂百姓中間的情景。當會幕完成後，百姓開始旅程時，神同在的榮耀雲彩始終停留在他們上方（</w:t>
       </w:r>
-      <w:hyperlink r:id="rId48">
-        <w:r>
-          <w:rPr>
-            <w:lang w:val="zh_TW" w:bidi="zh_TW"/>
-          </w:rPr>
-          <w:rPr>
-            <w:color w:val="0000EE"/>
-            <w:u w:val="single"/>
-          </w:rPr>
-          <w:t>出40:34–38</w:t>
-        </w:r>
-      </w:hyperlink>
+      <w:r>
+        <w:rPr>
+          <w:lang w:val="zh_TW" w:bidi="zh_TW"/>
+        </w:rPr>
+        <w:t>出40:34–38</w:t>
+      </w:r>
       <w:r>
         <w:rPr>
           <w:lang w:val="zh_TW" w:bidi="zh_TW"/>
         </w:rPr>
         <w:t>；</w:t>
       </w:r>
-      <w:hyperlink r:id="rId49">
-        <w:r>
-          <w:rPr>
-            <w:lang w:val="zh_TW" w:bidi="zh_TW"/>
-          </w:rPr>
-          <w:rPr>
-            <w:color w:val="0000EE"/>
-            <w:u w:val="single"/>
-          </w:rPr>
-          <w:t>民10:11–12</w:t>
-        </w:r>
-      </w:hyperlink>
+      <w:r>
+        <w:rPr>
+          <w:lang w:val="zh_TW" w:bidi="zh_TW"/>
+        </w:rPr>
+        <w:t>民10:11–12</w:t>
+      </w:r>
       <w:r>
         <w:rPr>
           <w:lang w:val="zh_TW" w:bidi="zh_TW"/>
         </w:rPr>
         <w:t>）。當他們安營時，各支派圍繞會幕紮營（</w:t>
       </w:r>
-      <w:hyperlink r:id="rId50">
-        <w:r>
-          <w:rPr>
-            <w:lang w:val="zh_TW" w:bidi="zh_TW"/>
-          </w:rPr>
-          <w:rPr>
-            <w:color w:val="0000EE"/>
-            <w:u w:val="single"/>
-          </w:rPr>
-          <w:t>民1:50–2:2</w:t>
-        </w:r>
-      </w:hyperlink>
+      <w:r>
+        <w:rPr>
+          <w:lang w:val="zh_TW" w:bidi="zh_TW"/>
+        </w:rPr>
+        <w:t>民1:50–2:2</w:t>
+      </w:r>
       <w:r>
         <w:rPr>
           <w:lang w:val="zh_TW" w:bidi="zh_TW"/>
         </w:rPr>
         <w:t>），雲彩提醒他們，神與他們同在。後來，同樣的榮耀充滿了所羅門所建的新聖殿（</w:t>
       </w:r>
-      <w:hyperlink r:id="rId51">
-        <w:r>
-          <w:rPr>
-            <w:lang w:val="zh_TW" w:bidi="zh_TW"/>
-          </w:rPr>
-          <w:rPr>
-            <w:color w:val="0000EE"/>
-            <w:u w:val="single"/>
-          </w:rPr>
-          <w:t>代下5:13–6:1，</w:t>
-        </w:r>
-      </w:hyperlink>
-      <w:hyperlink r:id="rId52">
-        <w:r>
-          <w:rPr>
-            <w:lang w:val="zh_TW" w:bidi="zh_TW"/>
-          </w:rPr>
-          <w:rPr>
-            <w:color w:val="0000EE"/>
-            <w:u w:val="single"/>
-          </w:rPr>
-          <w:t>7:1–3</w:t>
-        </w:r>
-      </w:hyperlink>
+      <w:r>
+        <w:rPr>
+          <w:lang w:val="zh_TW" w:bidi="zh_TW"/>
+        </w:rPr>
+        <w:t>代下5:13–6:1，</w:t>
+      </w:r>
+      <w:r>
+        <w:rPr>
+          <w:lang w:val="zh_TW" w:bidi="zh_TW"/>
+        </w:rPr>
+        <w:t>7:1–3</w:t>
+      </w:r>
       <w:r>
         <w:rPr>
           <w:lang w:val="zh_TW" w:bidi="zh_TW"/>
         </w:rPr>
         <w:t>）。詩篇作者讚頌耶路撒冷和聖殿為神榮耀的居所（</w:t>
       </w:r>
-      <w:hyperlink r:id="rId53">
-        <w:r>
-          <w:rPr>
-            <w:lang w:val="zh_TW" w:bidi="zh_TW"/>
-          </w:rPr>
-          <w:rPr>
-            <w:color w:val="0000EE"/>
-            <w:u w:val="single"/>
-          </w:rPr>
-          <w:t>詩26:8，</w:t>
-        </w:r>
-      </w:hyperlink>
-      <w:hyperlink r:id="rId54">
-        <w:r>
-          <w:rPr>
-            <w:lang w:val="zh_TW" w:bidi="zh_TW"/>
-          </w:rPr>
-          <w:rPr>
-            <w:color w:val="0000EE"/>
-            <w:u w:val="single"/>
-          </w:rPr>
-          <w:t>63:2，</w:t>
-        </w:r>
-      </w:hyperlink>
-      <w:hyperlink r:id="rId55">
-        <w:r>
-          <w:rPr>
-            <w:lang w:val="zh_TW" w:bidi="zh_TW"/>
-          </w:rPr>
-          <w:rPr>
-            <w:color w:val="0000EE"/>
-            <w:u w:val="single"/>
-          </w:rPr>
-          <w:t>85:9</w:t>
-        </w:r>
-      </w:hyperlink>
+      <w:r>
+        <w:rPr>
+          <w:lang w:val="zh_TW" w:bidi="zh_TW"/>
+        </w:rPr>
+        <w:t>詩26:8，</w:t>
+      </w:r>
+      <w:r>
+        <w:rPr>
+          <w:lang w:val="zh_TW" w:bidi="zh_TW"/>
+        </w:rPr>
+        <w:t>63:2，</w:t>
+      </w:r>
+      <w:r>
+        <w:rPr>
+          <w:lang w:val="zh_TW" w:bidi="zh_TW"/>
+        </w:rPr>
+        <w:t>85:9</w:t>
+      </w:r>
       <w:r>
         <w:rPr>
           <w:lang w:val="zh_TW" w:bidi="zh_TW"/>
@@ -1060,138 +802,90 @@
         </w:rPr>
         <w:t>然而，在以色列歷史的後期，他們否認神榮耀的同在（</w:t>
       </w:r>
-      <w:hyperlink r:id="rId56">
-        <w:r>
-          <w:rPr>
-            <w:lang w:val="zh_TW" w:bidi="zh_TW"/>
-          </w:rPr>
-          <w:rPr>
-            <w:color w:val="0000EE"/>
-            <w:u w:val="single"/>
-          </w:rPr>
-          <w:t>賽3:8</w:t>
-        </w:r>
-      </w:hyperlink>
+      <w:r>
+        <w:rPr>
+          <w:lang w:val="zh_TW" w:bidi="zh_TW"/>
+        </w:rPr>
+        <w:t>賽3:8</w:t>
+      </w:r>
       <w:r>
         <w:rPr>
           <w:lang w:val="zh_TW" w:bidi="zh_TW"/>
         </w:rPr>
         <w:t>），並以人手製造的偶像取代耶和華的榮耀（</w:t>
       </w:r>
-      <w:hyperlink r:id="rId57">
-        <w:r>
-          <w:rPr>
-            <w:lang w:val="zh_TW" w:bidi="zh_TW"/>
-          </w:rPr>
-          <w:rPr>
-            <w:color w:val="0000EE"/>
-            <w:u w:val="single"/>
-          </w:rPr>
-          <w:t>詩106:20</w:t>
-        </w:r>
-      </w:hyperlink>
+      <w:r>
+        <w:rPr>
+          <w:lang w:val="zh_TW" w:bidi="zh_TW"/>
+        </w:rPr>
+        <w:t>詩106:20</w:t>
+      </w:r>
       <w:r>
         <w:rPr>
           <w:lang w:val="zh_TW" w:bidi="zh_TW"/>
         </w:rPr>
         <w:t>；</w:t>
       </w:r>
-      <w:hyperlink r:id="rId58">
-        <w:r>
-          <w:rPr>
-            <w:lang w:val="zh_TW" w:bidi="zh_TW"/>
-          </w:rPr>
-          <w:rPr>
-            <w:color w:val="0000EE"/>
-            <w:u w:val="single"/>
-          </w:rPr>
-          <w:t>耶2:10–11</w:t>
-        </w:r>
-      </w:hyperlink>
+      <w:r>
+        <w:rPr>
+          <w:lang w:val="zh_TW" w:bidi="zh_TW"/>
+        </w:rPr>
+        <w:t>耶2:10–11</w:t>
+      </w:r>
       <w:r>
         <w:rPr>
           <w:lang w:val="zh_TW" w:bidi="zh_TW"/>
         </w:rPr>
         <w:t>；參</w:t>
       </w:r>
-      <w:hyperlink r:id="rId59">
-        <w:r>
-          <w:rPr>
-            <w:lang w:val="zh_TW" w:bidi="zh_TW"/>
-          </w:rPr>
-          <w:rPr>
-            <w:color w:val="0000EE"/>
-            <w:u w:val="single"/>
-          </w:rPr>
-          <w:t>羅1:23</w:t>
-        </w:r>
-      </w:hyperlink>
+      <w:r>
+        <w:rPr>
+          <w:lang w:val="zh_TW" w:bidi="zh_TW"/>
+        </w:rPr>
+        <w:t>羅1:23</w:t>
+      </w:r>
       <w:r>
         <w:rPr>
           <w:lang w:val="zh_TW" w:bidi="zh_TW"/>
         </w:rPr>
         <w:t>）。因他們的悖逆，審判臨到耶路撒冷，執行違背約而帶來的懲罰。神不再作悖逆祂的百姓的神（</w:t>
       </w:r>
-      <w:hyperlink r:id="rId60">
-        <w:r>
-          <w:rPr>
-            <w:lang w:val="zh_TW" w:bidi="zh_TW"/>
-          </w:rPr>
-          <w:rPr>
-            <w:color w:val="0000EE"/>
-            <w:u w:val="single"/>
-          </w:rPr>
-          <w:t>何1:9</w:t>
-        </w:r>
-      </w:hyperlink>
+      <w:r>
+        <w:rPr>
+          <w:lang w:val="zh_TW" w:bidi="zh_TW"/>
+        </w:rPr>
+        <w:t>何1:9</w:t>
+      </w:r>
       <w:r>
         <w:rPr>
           <w:lang w:val="zh_TW" w:bidi="zh_TW"/>
         </w:rPr>
         <w:t>）。神榮耀的雲彩離開了聖殿（</w:t>
       </w:r>
-      <w:hyperlink r:id="rId61">
-        <w:r>
-          <w:rPr>
-            <w:lang w:val="zh_TW" w:bidi="zh_TW"/>
-          </w:rPr>
-          <w:rPr>
-            <w:color w:val="0000EE"/>
-            <w:u w:val="single"/>
-          </w:rPr>
-          <w:t>結10:4、18–19，</w:t>
-        </w:r>
-      </w:hyperlink>
-      <w:hyperlink r:id="rId62">
-        <w:r>
-          <w:rPr>
-            <w:lang w:val="zh_TW" w:bidi="zh_TW"/>
-          </w:rPr>
-          <w:rPr>
-            <w:color w:val="0000EE"/>
-            <w:u w:val="single"/>
-          </w:rPr>
-          <w:t>11:22</w:t>
-        </w:r>
-      </w:hyperlink>
+      <w:r>
+        <w:rPr>
+          <w:lang w:val="zh_TW" w:bidi="zh_TW"/>
+        </w:rPr>
+        <w:t>結10:4、18–19，</w:t>
+      </w:r>
+      <w:r>
+        <w:rPr>
+          <w:lang w:val="zh_TW" w:bidi="zh_TW"/>
+        </w:rPr>
+        <w:t>11:22</w:t>
+      </w:r>
       <w:r>
         <w:rPr>
           <w:lang w:val="zh_TW" w:bidi="zh_TW"/>
         </w:rPr>
         <w:t>），然後以色列人被擄（</w:t>
       </w:r>
-      <w:hyperlink r:id="rId63">
-        <w:r>
-          <w:rPr>
-            <w:lang w:val="zh_TW" w:bidi="zh_TW"/>
-          </w:rPr>
-          <w:rPr>
-            <w:color w:val="0000EE"/>
-            <w:u w:val="single"/>
-          </w:rPr>
-          <w:t>12:1–15</w:t>
-        </w:r>
-      </w:hyperlink>
+      <w:r>
+        <w:rPr>
+          <w:lang w:val="zh_TW" w:bidi="zh_TW"/>
+        </w:rPr>
+        <w:t>12:1–15</w:t>
+      </w:r>
       <w:r>
         <w:rPr>
           <w:lang w:val="zh_TW" w:bidi="zh_TW"/>
@@ -1212,54 +906,36 @@
         </w:rPr>
         <w:t>然而，神決定在這審判中留下餘民，以重建城和聖殿。以西結在異象中看見耶和華的榮耀回到聖殿中（</w:t>
       </w:r>
-      <w:hyperlink r:id="rId64">
-        <w:r>
-          <w:rPr>
-            <w:lang w:val="zh_TW" w:bidi="zh_TW"/>
-          </w:rPr>
-          <w:rPr>
-            <w:color w:val="0000EE"/>
-            <w:u w:val="single"/>
-          </w:rPr>
-          <w:t>結43:2–9</w:t>
-        </w:r>
-      </w:hyperlink>
+      <w:r>
+        <w:rPr>
+          <w:lang w:val="zh_TW" w:bidi="zh_TW"/>
+        </w:rPr>
+        <w:t>結43:2–9</w:t>
+      </w:r>
       <w:r>
         <w:rPr>
           <w:lang w:val="zh_TW" w:bidi="zh_TW"/>
         </w:rPr>
         <w:t>），這是一個榮耀回到純潔百姓並永遠與他們同住的時刻。當被擄結束、第二聖殿建造時，哈該和撒迦利亞以神榮耀將如同初建的聖殿般充滿新聖殿的應許，鼓勵百姓繼續建造，並使榮耀「住在你們中間」（</w:t>
       </w:r>
-      <w:hyperlink r:id="rId65">
-        <w:r>
-          <w:rPr>
-            <w:lang w:val="zh_TW" w:bidi="zh_TW"/>
-          </w:rPr>
-          <w:rPr>
-            <w:color w:val="0000EE"/>
-            <w:u w:val="single"/>
-          </w:rPr>
-          <w:t>該2:3–9</w:t>
-        </w:r>
-      </w:hyperlink>
+      <w:r>
+        <w:rPr>
+          <w:lang w:val="zh_TW" w:bidi="zh_TW"/>
+        </w:rPr>
+        <w:t>該2:3–9</w:t>
+      </w:r>
       <w:r>
         <w:rPr>
           <w:lang w:val="zh_TW" w:bidi="zh_TW"/>
         </w:rPr>
         <w:t>；</w:t>
       </w:r>
-      <w:hyperlink r:id="rId66">
-        <w:r>
-          <w:rPr>
-            <w:lang w:val="zh_TW" w:bidi="zh_TW"/>
-          </w:rPr>
-          <w:rPr>
-            <w:color w:val="0000EE"/>
-            <w:u w:val="single"/>
-          </w:rPr>
-          <w:t>亞2:5、10–11</w:t>
-        </w:r>
-      </w:hyperlink>
+      <w:r>
+        <w:rPr>
+          <w:lang w:val="zh_TW" w:bidi="zh_TW"/>
+        </w:rPr>
+        <w:t>亞2:5、10–11</w:t>
+      </w:r>
       <w:r>
         <w:rPr>
           <w:lang w:val="zh_TW" w:bidi="zh_TW"/>
@@ -1291,18 +967,12 @@
         </w:rPr>
         <w:t>我們並未被告知舍吉拿榮耀是否回到第二聖殿，但聖經確告訴我們，神的榮耀藉著耶穌基督再次顯現在地上。</w:t>
       </w:r>
-      <w:hyperlink r:id="rId67">
-        <w:r>
-          <w:rPr>
-            <w:lang w:val="zh_TW" w:bidi="zh_TW"/>
-          </w:rPr>
-          <w:rPr>
-            <w:color w:val="0000EE"/>
-            <w:u w:val="single"/>
-          </w:rPr>
-          <w:t>約翰福音一章14節</w:t>
-        </w:r>
-      </w:hyperlink>
+      <w:r>
+        <w:rPr>
+          <w:lang w:val="zh_TW" w:bidi="zh_TW"/>
+        </w:rPr>
+        <w:t>約翰福音一章14節</w:t>
+      </w:r>
       <w:r>
         <w:rPr>
           <w:lang w:val="zh_TW" w:bidi="zh_TW"/>
@@ -1348,108 +1018,72 @@
         </w:rPr>
         <w:t>」。耶穌成為神永住榮耀的新會幕。神在耶穌裡住在人間。由於基督是（且仍是）神的真實形像，看到祂臉上的光就等於認識神的榮耀（</w:t>
       </w:r>
-      <w:hyperlink r:id="rId68">
-        <w:r>
-          <w:rPr>
-            <w:lang w:val="zh_TW" w:bidi="zh_TW"/>
-          </w:rPr>
-          <w:rPr>
-            <w:color w:val="0000EE"/>
-            <w:u w:val="single"/>
-          </w:rPr>
-          <w:t>林後4:4–6</w:t>
-        </w:r>
-      </w:hyperlink>
+      <w:r>
+        <w:rPr>
+          <w:lang w:val="zh_TW" w:bidi="zh_TW"/>
+        </w:rPr>
+        <w:t>林後4:4–6</w:t>
+      </w:r>
       <w:r>
         <w:rPr>
           <w:lang w:val="zh_TW" w:bidi="zh_TW"/>
         </w:rPr>
         <w:t>）。看到耶穌就是看到「外邦人的光， 又是你民以色列的榮耀」（</w:t>
       </w:r>
-      <w:hyperlink r:id="rId69">
-        <w:r>
-          <w:rPr>
-            <w:lang w:val="zh_TW" w:bidi="zh_TW"/>
-          </w:rPr>
-          <w:rPr>
-            <w:color w:val="0000EE"/>
-            <w:u w:val="single"/>
-          </w:rPr>
-          <w:t>路2:30–32</w:t>
-        </w:r>
-      </w:hyperlink>
+      <w:r>
+        <w:rPr>
+          <w:lang w:val="zh_TW" w:bidi="zh_TW"/>
+        </w:rPr>
+        <w:t>路2:30–32</w:t>
+      </w:r>
       <w:r>
         <w:rPr>
           <w:lang w:val="zh_TW" w:bidi="zh_TW"/>
         </w:rPr>
         <w:t>）。那些見證耶穌登山變像的門徒（</w:t>
       </w:r>
-      <w:hyperlink r:id="rId70">
-        <w:r>
-          <w:rPr>
-            <w:lang w:val="zh_TW" w:bidi="zh_TW"/>
-          </w:rPr>
-          <w:rPr>
-            <w:color w:val="0000EE"/>
-            <w:u w:val="single"/>
-          </w:rPr>
-          <w:t>太17:1–8</w:t>
-        </w:r>
-      </w:hyperlink>
+      <w:r>
+        <w:rPr>
+          <w:lang w:val="zh_TW" w:bidi="zh_TW"/>
+        </w:rPr>
+        <w:t>太17:1–8</w:t>
+      </w:r>
       <w:r>
         <w:rPr>
           <w:lang w:val="zh_TW" w:bidi="zh_TW"/>
         </w:rPr>
         <w:t>）以奇妙的方式看到祂的榮耀（</w:t>
       </w:r>
-      <w:hyperlink r:id="rId71">
-        <w:r>
-          <w:rPr>
-            <w:lang w:val="zh_TW" w:bidi="zh_TW"/>
-          </w:rPr>
-          <w:rPr>
-            <w:color w:val="0000EE"/>
-            <w:u w:val="single"/>
-          </w:rPr>
-          <w:t>彼後1:16–17</w:t>
-        </w:r>
-      </w:hyperlink>
+      <w:r>
+        <w:rPr>
+          <w:lang w:val="zh_TW" w:bidi="zh_TW"/>
+        </w:rPr>
+        <w:t>彼後1:16–17</w:t>
+      </w:r>
       <w:r>
         <w:rPr>
           <w:lang w:val="zh_TW" w:bidi="zh_TW"/>
         </w:rPr>
         <w:t>），因為那是從祂人的身體中迸發出的榮耀。這榮耀的顯現預示了基督在復活與升天中所經歷的榮耀（見</w:t>
       </w:r>
-      <w:hyperlink r:id="rId72">
-        <w:r>
-          <w:rPr>
-            <w:lang w:val="zh_TW" w:bidi="zh_TW"/>
-          </w:rPr>
-          <w:rPr>
-            <w:color w:val="0000EE"/>
-            <w:u w:val="single"/>
-          </w:rPr>
-          <w:t>約17:5</w:t>
-        </w:r>
-      </w:hyperlink>
+      <w:r>
+        <w:rPr>
+          <w:lang w:val="zh_TW" w:bidi="zh_TW"/>
+        </w:rPr>
+        <w:t>約17:5</w:t>
+      </w:r>
       <w:r>
         <w:rPr>
           <w:lang w:val="zh_TW" w:bidi="zh_TW"/>
         </w:rPr>
         <w:t>；</w:t>
       </w:r>
-      <w:hyperlink r:id="rId73">
-        <w:r>
-          <w:rPr>
-            <w:lang w:val="zh_TW" w:bidi="zh_TW"/>
-          </w:rPr>
-          <w:rPr>
-            <w:color w:val="0000EE"/>
-            <w:u w:val="single"/>
-          </w:rPr>
-          <w:t>腓2:5–11</w:t>
-        </w:r>
-      </w:hyperlink>
+      <w:r>
+        <w:rPr>
+          <w:lang w:val="zh_TW" w:bidi="zh_TW"/>
+        </w:rPr>
+        <w:t>腓2:5–11</w:t>
+      </w:r>
       <w:r>
         <w:rPr>
           <w:lang w:val="zh_TW" w:bidi="zh_TW"/>
@@ -1470,228 +1104,150 @@
         </w:rPr>
         <w:t>因為耶穌謙卑自己，順服至死，神就將祂升為至高（</w:t>
       </w:r>
-      <w:hyperlink r:id="rId74">
-        <w:r>
-          <w:rPr>
-            <w:lang w:val="zh_TW" w:bidi="zh_TW"/>
-          </w:rPr>
-          <w:rPr>
-            <w:color w:val="0000EE"/>
-            <w:u w:val="single"/>
-          </w:rPr>
-          <w:t>腓2:8–9</w:t>
-        </w:r>
-      </w:hyperlink>
+      <w:r>
+        <w:rPr>
+          <w:lang w:val="zh_TW" w:bidi="zh_TW"/>
+        </w:rPr>
+        <w:t>腓2:8–9</w:t>
+      </w:r>
       <w:r>
         <w:rPr>
           <w:lang w:val="zh_TW" w:bidi="zh_TW"/>
         </w:rPr>
         <w:t>）。祂在十字架上受死之後，進入了祂的榮耀（</w:t>
       </w:r>
-      <w:hyperlink r:id="rId75">
-        <w:r>
-          <w:rPr>
-            <w:lang w:val="zh_TW" w:bidi="zh_TW"/>
-          </w:rPr>
-          <w:rPr>
-            <w:color w:val="0000EE"/>
-            <w:u w:val="single"/>
-          </w:rPr>
-          <w:t>路24:26</w:t>
-        </w:r>
-      </w:hyperlink>
+      <w:r>
+        <w:rPr>
+          <w:lang w:val="zh_TW" w:bidi="zh_TW"/>
+        </w:rPr>
+        <w:t>路24:26</w:t>
+      </w:r>
       <w:r>
         <w:rPr>
           <w:lang w:val="zh_TW" w:bidi="zh_TW"/>
         </w:rPr>
         <w:t>），擁有一個全新的榮耀身體（</w:t>
       </w:r>
-      <w:hyperlink r:id="rId76">
-        <w:r>
-          <w:rPr>
-            <w:lang w:val="zh_TW" w:bidi="zh_TW"/>
-          </w:rPr>
-          <w:rPr>
-            <w:color w:val="0000EE"/>
-            <w:u w:val="single"/>
-          </w:rPr>
-          <w:t>林前15:39–43</w:t>
-        </w:r>
-      </w:hyperlink>
+      <w:r>
+        <w:rPr>
+          <w:lang w:val="zh_TW" w:bidi="zh_TW"/>
+        </w:rPr>
+        <w:t>林前15:39–43</w:t>
+      </w:r>
       <w:r>
         <w:rPr>
           <w:lang w:val="zh_TW" w:bidi="zh_TW"/>
         </w:rPr>
         <w:t>；</w:t>
       </w:r>
-      <w:hyperlink r:id="rId77">
-        <w:r>
-          <w:rPr>
-            <w:lang w:val="zh_TW" w:bidi="zh_TW"/>
-          </w:rPr>
-          <w:rPr>
-            <w:color w:val="0000EE"/>
-            <w:u w:val="single"/>
-          </w:rPr>
-          <w:t>腓3:21</w:t>
-        </w:r>
-      </w:hyperlink>
+      <w:r>
+        <w:rPr>
+          <w:lang w:val="zh_TW" w:bidi="zh_TW"/>
+        </w:rPr>
+        <w:t>腓3:21</w:t>
+      </w:r>
       <w:r>
         <w:rPr>
           <w:lang w:val="zh_TW" w:bidi="zh_TW"/>
         </w:rPr>
         <w:t>）。榮耀的基督向祂的僕人顯現。司提反看見了祂的榮耀（</w:t>
       </w:r>
-      <w:hyperlink r:id="rId78">
-        <w:r>
-          <w:rPr>
-            <w:lang w:val="zh_TW" w:bidi="zh_TW"/>
-          </w:rPr>
-          <w:rPr>
-            <w:color w:val="0000EE"/>
-            <w:u w:val="single"/>
-          </w:rPr>
-          <w:t>徒7:55</w:t>
-        </w:r>
-      </w:hyperlink>
+      <w:r>
+        <w:rPr>
+          <w:lang w:val="zh_TW" w:bidi="zh_TW"/>
+        </w:rPr>
+        <w:t>徒7:55</w:t>
+      </w:r>
       <w:r>
         <w:rPr>
           <w:lang w:val="zh_TW" w:bidi="zh_TW"/>
         </w:rPr>
         <w:t>），掃羅因祂的光輝而失明（</w:t>
       </w:r>
-      <w:hyperlink r:id="rId79">
-        <w:r>
-          <w:rPr>
-            <w:lang w:val="zh_TW" w:bidi="zh_TW"/>
-          </w:rPr>
-          <w:rPr>
-            <w:color w:val="0000EE"/>
-            <w:u w:val="single"/>
-          </w:rPr>
-          <w:t>9:3</w:t>
-        </w:r>
-      </w:hyperlink>
+      <w:r>
+        <w:rPr>
+          <w:lang w:val="zh_TW" w:bidi="zh_TW"/>
+        </w:rPr>
+        <w:t>9:3</w:t>
+      </w:r>
       <w:r>
         <w:rPr>
           <w:lang w:val="zh_TW" w:bidi="zh_TW"/>
         </w:rPr>
         <w:t>）。同一位基督被預言將以榮耀再來。祂將坐在寶座上施行審判（</w:t>
       </w:r>
-      <w:hyperlink r:id="rId80">
-        <w:r>
-          <w:rPr>
-            <w:lang w:val="zh_TW" w:bidi="zh_TW"/>
-          </w:rPr>
-          <w:rPr>
-            <w:color w:val="0000EE"/>
-            <w:u w:val="single"/>
-          </w:rPr>
-          <w:t>太25:31</w:t>
-        </w:r>
-      </w:hyperlink>
+      <w:r>
+        <w:rPr>
+          <w:lang w:val="zh_TW" w:bidi="zh_TW"/>
+        </w:rPr>
+        <w:t>太25:31</w:t>
+      </w:r>
       <w:r>
         <w:rPr>
           <w:lang w:val="zh_TW" w:bidi="zh_TW"/>
         </w:rPr>
         <w:t>）；惡人將受到懲罰（</w:t>
       </w:r>
-      <w:hyperlink r:id="rId81">
-        <w:r>
-          <w:rPr>
-            <w:lang w:val="zh_TW" w:bidi="zh_TW"/>
-          </w:rPr>
-          <w:rPr>
-            <w:color w:val="0000EE"/>
-            <w:u w:val="single"/>
-          </w:rPr>
-          <w:t>16:27，</w:t>
-        </w:r>
-      </w:hyperlink>
-      <w:hyperlink r:id="rId82">
-        <w:r>
-          <w:rPr>
-            <w:lang w:val="zh_TW" w:bidi="zh_TW"/>
-          </w:rPr>
-          <w:rPr>
-            <w:color w:val="0000EE"/>
-            <w:u w:val="single"/>
-          </w:rPr>
-          <w:t>24:30</w:t>
-        </w:r>
-      </w:hyperlink>
+      <w:r>
+        <w:rPr>
+          <w:lang w:val="zh_TW" w:bidi="zh_TW"/>
+        </w:rPr>
+        <w:t>16:27，</w:t>
+      </w:r>
+      <w:r>
+        <w:rPr>
+          <w:lang w:val="zh_TW" w:bidi="zh_TW"/>
+        </w:rPr>
+        <w:t>24:30</w:t>
+      </w:r>
       <w:r>
         <w:rPr>
           <w:lang w:val="zh_TW" w:bidi="zh_TW"/>
         </w:rPr>
         <w:t>；</w:t>
       </w:r>
-      <w:hyperlink r:id="rId83">
-        <w:r>
-          <w:rPr>
-            <w:lang w:val="zh_TW" w:bidi="zh_TW"/>
-          </w:rPr>
-          <w:rPr>
-            <w:color w:val="0000EE"/>
-            <w:u w:val="single"/>
-          </w:rPr>
-          <w:t>可13:26</w:t>
-        </w:r>
-      </w:hyperlink>
+      <w:r>
+        <w:rPr>
+          <w:lang w:val="zh_TW" w:bidi="zh_TW"/>
+        </w:rPr>
+        <w:t>可13:26</w:t>
+      </w:r>
       <w:r>
         <w:rPr>
           <w:lang w:val="zh_TW" w:bidi="zh_TW"/>
         </w:rPr>
         <w:t>；</w:t>
       </w:r>
-      <w:hyperlink r:id="rId84">
-        <w:r>
-          <w:rPr>
-            <w:lang w:val="zh_TW" w:bidi="zh_TW"/>
-          </w:rPr>
-          <w:rPr>
-            <w:color w:val="0000EE"/>
-            <w:u w:val="single"/>
-          </w:rPr>
-          <w:t>路21:27</w:t>
-        </w:r>
-      </w:hyperlink>
+      <w:r>
+        <w:rPr>
+          <w:lang w:val="zh_TW" w:bidi="zh_TW"/>
+        </w:rPr>
+        <w:t>路21:27</w:t>
+      </w:r>
       <w:r>
         <w:rPr>
           <w:lang w:val="zh_TW" w:bidi="zh_TW"/>
         </w:rPr>
         <w:t>；</w:t>
       </w:r>
-      <w:hyperlink r:id="rId85">
-        <w:r>
-          <w:rPr>
-            <w:lang w:val="zh_TW" w:bidi="zh_TW"/>
-          </w:rPr>
-          <w:rPr>
-            <w:color w:val="0000EE"/>
-            <w:u w:val="single"/>
-          </w:rPr>
-          <w:t>帖後2:9–10</w:t>
-        </w:r>
-      </w:hyperlink>
+      <w:r>
+        <w:rPr>
+          <w:lang w:val="zh_TW" w:bidi="zh_TW"/>
+        </w:rPr>
+        <w:t>帖後2:9–10</w:t>
+      </w:r>
       <w:r>
         <w:rPr>
           <w:lang w:val="zh_TW" w:bidi="zh_TW"/>
         </w:rPr>
         <w:t>）。那些在人前承認祂的人，不必懼怕祂榮耀的顯現（</w:t>
       </w:r>
-      <w:hyperlink r:id="rId86">
-        <w:r>
-          <w:rPr>
-            <w:lang w:val="zh_TW" w:bidi="zh_TW"/>
-          </w:rPr>
-          <w:rPr>
-            <w:color w:val="0000EE"/>
-            <w:u w:val="single"/>
-          </w:rPr>
-          <w:t>可8:38</w:t>
-        </w:r>
-      </w:hyperlink>
+      <w:r>
+        <w:rPr>
+          <w:lang w:val="zh_TW" w:bidi="zh_TW"/>
+        </w:rPr>
+        <w:t>可8:38</w:t>
+      </w:r>
       <w:r>
         <w:rPr>
           <w:lang w:val="zh_TW" w:bidi="zh_TW"/>
@@ -1712,90 +1268,60 @@
         </w:rPr>
         <w:t>到了成全的時候，全地將被祂的榮耀充滿（</w:t>
       </w:r>
-      <w:hyperlink r:id="rId87">
-        <w:r>
-          <w:rPr>
-            <w:lang w:val="zh_TW" w:bidi="zh_TW"/>
-          </w:rPr>
-          <w:rPr>
-            <w:color w:val="0000EE"/>
-            <w:u w:val="single"/>
-          </w:rPr>
-          <w:t>詩72:19</w:t>
-        </w:r>
-      </w:hyperlink>
+      <w:r>
+        <w:rPr>
+          <w:lang w:val="zh_TW" w:bidi="zh_TW"/>
+        </w:rPr>
+        <w:t>詩72:19</w:t>
+      </w:r>
       <w:r>
         <w:rPr>
           <w:lang w:val="zh_TW" w:bidi="zh_TW"/>
         </w:rPr>
         <w:t>；</w:t>
       </w:r>
-      <w:hyperlink r:id="rId88">
-        <w:r>
-          <w:rPr>
-            <w:lang w:val="zh_TW" w:bidi="zh_TW"/>
-          </w:rPr>
-          <w:rPr>
-            <w:color w:val="0000EE"/>
-            <w:u w:val="single"/>
-          </w:rPr>
-          <w:t>賽6:3</w:t>
-        </w:r>
-      </w:hyperlink>
+      <w:r>
+        <w:rPr>
+          <w:lang w:val="zh_TW" w:bidi="zh_TW"/>
+        </w:rPr>
+        <w:t>賽6:3</w:t>
+      </w:r>
       <w:r>
         <w:rPr>
           <w:lang w:val="zh_TW" w:bidi="zh_TW"/>
         </w:rPr>
         <w:t>；</w:t>
       </w:r>
-      <w:hyperlink r:id="rId89">
-        <w:r>
-          <w:rPr>
-            <w:lang w:val="zh_TW" w:bidi="zh_TW"/>
-          </w:rPr>
-          <w:rPr>
-            <w:color w:val="0000EE"/>
-            <w:u w:val="single"/>
-          </w:rPr>
-          <w:t>哈2:14</w:t>
-        </w:r>
-      </w:hyperlink>
+      <w:r>
+        <w:rPr>
+          <w:lang w:val="zh_TW" w:bidi="zh_TW"/>
+        </w:rPr>
+        <w:t>哈2:14</w:t>
+      </w:r>
       <w:r>
         <w:rPr>
           <w:lang w:val="zh_TW" w:bidi="zh_TW"/>
         </w:rPr>
         <w:t>）。屆時，不再有榮耀的雲彩停留在聖殿上標誌聖所，因為將有新天新地（</w:t>
       </w:r>
-      <w:hyperlink r:id="rId90">
-        <w:r>
-          <w:rPr>
-            <w:lang w:val="zh_TW" w:bidi="zh_TW"/>
-          </w:rPr>
-          <w:rPr>
-            <w:color w:val="0000EE"/>
-            <w:u w:val="single"/>
-          </w:rPr>
-          <w:t>啟21:1</w:t>
-        </w:r>
-      </w:hyperlink>
+      <w:r>
+        <w:rPr>
+          <w:lang w:val="zh_TW" w:bidi="zh_TW"/>
+        </w:rPr>
+        <w:t>啟21:1</w:t>
+      </w:r>
       <w:r>
         <w:rPr>
           <w:lang w:val="zh_TW" w:bidi="zh_TW"/>
         </w:rPr>
         <w:t>）。聖城將發出神榮耀的光輝（</w:t>
       </w:r>
-      <w:hyperlink r:id="rId91">
-        <w:r>
-          <w:rPr>
-            <w:lang w:val="zh_TW" w:bidi="zh_TW"/>
-          </w:rPr>
-          <w:rPr>
-            <w:color w:val="0000EE"/>
-            <w:u w:val="single"/>
-          </w:rPr>
-          <w:t>10–11</w:t>
-        </w:r>
-      </w:hyperlink>
+      <w:r>
+        <w:rPr>
+          <w:lang w:val="zh_TW" w:bidi="zh_TW"/>
+        </w:rPr>
+        <w:t>10–11</w:t>
+      </w:r>
       <w:r>
         <w:rPr>
           <w:lang w:val="zh_TW" w:bidi="zh_TW"/>
@@ -1840,90 +1366,60 @@
         </w:rPr>
         <w:t>的榮耀（</w:t>
       </w:r>
-      <w:hyperlink r:id="rId57">
-        <w:r>
-          <w:rPr>
-            <w:lang w:val="zh_TW" w:bidi="zh_TW"/>
-          </w:rPr>
-          <w:rPr>
-            <w:color w:val="0000EE"/>
-            <w:u w:val="single"/>
-          </w:rPr>
-          <w:t>詩106:20</w:t>
-        </w:r>
-      </w:hyperlink>
+      <w:r>
+        <w:rPr>
+          <w:lang w:val="zh_TW" w:bidi="zh_TW"/>
+        </w:rPr>
+        <w:t>詩106:20</w:t>
+      </w:r>
       <w:r>
         <w:rPr>
           <w:lang w:val="zh_TW" w:bidi="zh_TW"/>
         </w:rPr>
         <w:t>；</w:t>
       </w:r>
-      <w:hyperlink r:id="rId92">
-        <w:r>
-          <w:rPr>
-            <w:lang w:val="zh_TW" w:bidi="zh_TW"/>
-          </w:rPr>
-          <w:rPr>
-            <w:color w:val="0000EE"/>
-            <w:u w:val="single"/>
-          </w:rPr>
-          <w:t>耶2:11</w:t>
-        </w:r>
-      </w:hyperlink>
+      <w:r>
+        <w:rPr>
+          <w:lang w:val="zh_TW" w:bidi="zh_TW"/>
+        </w:rPr>
+        <w:t>耶2:11</w:t>
+      </w:r>
       <w:r>
         <w:rPr>
           <w:lang w:val="zh_TW" w:bidi="zh_TW"/>
         </w:rPr>
         <w:t>）。基督作為神榮耀的化身來到祂的百姓中間，當基督升天後，祂將聖靈賜給信徒（</w:t>
       </w:r>
-      <w:hyperlink r:id="rId93">
-        <w:r>
-          <w:rPr>
-            <w:lang w:val="zh_TW" w:bidi="zh_TW"/>
-          </w:rPr>
-          <w:rPr>
-            <w:color w:val="0000EE"/>
-            <w:u w:val="single"/>
-          </w:rPr>
-          <w:t>約16:7–14</w:t>
-        </w:r>
-      </w:hyperlink>
+      <w:r>
+        <w:rPr>
+          <w:lang w:val="zh_TW" w:bidi="zh_TW"/>
+        </w:rPr>
+        <w:t>約16:7–14</w:t>
+      </w:r>
       <w:r>
         <w:rPr>
           <w:lang w:val="zh_TW" w:bidi="zh_TW"/>
         </w:rPr>
         <w:t>），使神可以住在祂的百姓中間。為基督名受苦的人，榮耀的靈住在他們身上（</w:t>
       </w:r>
-      <w:hyperlink r:id="rId94">
-        <w:r>
-          <w:rPr>
-            <w:lang w:val="zh_TW" w:bidi="zh_TW"/>
-          </w:rPr>
-          <w:rPr>
-            <w:color w:val="0000EE"/>
-            <w:u w:val="single"/>
-          </w:rPr>
-          <w:t>彼前4:14</w:t>
-        </w:r>
-      </w:hyperlink>
+      <w:r>
+        <w:rPr>
+          <w:lang w:val="zh_TW" w:bidi="zh_TW"/>
+        </w:rPr>
+        <w:t>彼前4:14</w:t>
+      </w:r>
       <w:r>
         <w:rPr>
           <w:lang w:val="zh_TW" w:bidi="zh_TW"/>
         </w:rPr>
         <w:t>）；這靈是聖徒榮耀基業的保證（</w:t>
       </w:r>
-      <w:hyperlink r:id="rId95">
-        <w:r>
-          <w:rPr>
-            <w:lang w:val="zh_TW" w:bidi="zh_TW"/>
-          </w:rPr>
-          <w:rPr>
-            <w:color w:val="0000EE"/>
-            <w:u w:val="single"/>
-          </w:rPr>
-          <w:t>羅8:16–17</w:t>
-        </w:r>
-      </w:hyperlink>
+      <w:r>
+        <w:rPr>
+          <w:lang w:val="zh_TW" w:bidi="zh_TW"/>
+        </w:rPr>
+        <w:t>羅8:16–17</w:t>
+      </w:r>
       <w:r>
         <w:rPr>
           <w:lang w:val="zh_TW" w:bidi="zh_TW"/>
@@ -1944,264 +1440,174 @@
         </w:rPr>
         <w:t>神賜給祂百姓「榮耀的盼望」（</w:t>
       </w:r>
-      <w:hyperlink r:id="rId96">
-        <w:r>
-          <w:rPr>
-            <w:lang w:val="zh_TW" w:bidi="zh_TW"/>
-          </w:rPr>
-          <w:rPr>
-            <w:color w:val="0000EE"/>
-            <w:u w:val="single"/>
-          </w:rPr>
-          <w:t>羅5:2</w:t>
-        </w:r>
-      </w:hyperlink>
+      <w:r>
+        <w:rPr>
+          <w:lang w:val="zh_TW" w:bidi="zh_TW"/>
+        </w:rPr>
+        <w:t>羅5:2</w:t>
+      </w:r>
       <w:r>
         <w:rPr>
           <w:lang w:val="zh_TW" w:bidi="zh_TW"/>
         </w:rPr>
         <w:t>；</w:t>
       </w:r>
-      <w:hyperlink r:id="rId77">
-        <w:r>
-          <w:rPr>
-            <w:lang w:val="zh_TW" w:bidi="zh_TW"/>
-          </w:rPr>
-          <w:rPr>
-            <w:color w:val="0000EE"/>
-            <w:u w:val="single"/>
-          </w:rPr>
-          <w:t>腓3:21</w:t>
-        </w:r>
-      </w:hyperlink>
+      <w:r>
+        <w:rPr>
+          <w:lang w:val="zh_TW" w:bidi="zh_TW"/>
+        </w:rPr>
+        <w:t>腓3:21</w:t>
+      </w:r>
       <w:r>
         <w:rPr>
           <w:lang w:val="zh_TW" w:bidi="zh_TW"/>
         </w:rPr>
         <w:t>；</w:t>
       </w:r>
-      <w:hyperlink r:id="rId97">
-        <w:r>
-          <w:rPr>
-            <w:lang w:val="zh_TW" w:bidi="zh_TW"/>
-          </w:rPr>
-          <w:rPr>
-            <w:color w:val="0000EE"/>
-            <w:u w:val="single"/>
-          </w:rPr>
-          <w:t>西1:27</w:t>
-        </w:r>
-      </w:hyperlink>
+      <w:r>
+        <w:rPr>
+          <w:lang w:val="zh_TW" w:bidi="zh_TW"/>
+        </w:rPr>
+        <w:t>西1:27</w:t>
+      </w:r>
       <w:r>
         <w:rPr>
           <w:lang w:val="zh_TW" w:bidi="zh_TW"/>
         </w:rPr>
         <w:t>；</w:t>
       </w:r>
-      <w:hyperlink r:id="rId98">
-        <w:r>
-          <w:rPr>
-            <w:lang w:val="zh_TW" w:bidi="zh_TW"/>
-          </w:rPr>
-          <w:rPr>
-            <w:color w:val="0000EE"/>
-            <w:u w:val="single"/>
-          </w:rPr>
-          <w:t>猶24–25</w:t>
-        </w:r>
-      </w:hyperlink>
+      <w:r>
+        <w:rPr>
+          <w:lang w:val="zh_TW" w:bidi="zh_TW"/>
+        </w:rPr>
+        <w:t>猶24–25</w:t>
+      </w:r>
       <w:r>
         <w:rPr>
           <w:lang w:val="zh_TW" w:bidi="zh_TW"/>
         </w:rPr>
         <w:t>）。那些祂所揀選的人，祂也必使他們得榮耀（</w:t>
       </w:r>
-      <w:hyperlink r:id="rId99">
-        <w:r>
-          <w:rPr>
-            <w:lang w:val="zh_TW" w:bidi="zh_TW"/>
-          </w:rPr>
-          <w:rPr>
-            <w:color w:val="0000EE"/>
-            <w:u w:val="single"/>
-          </w:rPr>
-          <w:t>羅8:30，</w:t>
-        </w:r>
-      </w:hyperlink>
-      <w:hyperlink r:id="rId100">
-        <w:r>
-          <w:rPr>
-            <w:lang w:val="zh_TW" w:bidi="zh_TW"/>
-          </w:rPr>
-          <w:rPr>
-            <w:color w:val="0000EE"/>
-            <w:u w:val="single"/>
-          </w:rPr>
-          <w:t>9:23</w:t>
-        </w:r>
-      </w:hyperlink>
+      <w:r>
+        <w:rPr>
+          <w:lang w:val="zh_TW" w:bidi="zh_TW"/>
+        </w:rPr>
+        <w:t>羅8:30，</w:t>
+      </w:r>
+      <w:r>
+        <w:rPr>
+          <w:lang w:val="zh_TW" w:bidi="zh_TW"/>
+        </w:rPr>
+        <w:t>9:23</w:t>
+      </w:r>
       <w:r>
         <w:rPr>
           <w:lang w:val="zh_TW" w:bidi="zh_TW"/>
         </w:rPr>
         <w:t>）；他們將在基督裡分享祂的榮耀（</w:t>
       </w:r>
-      <w:hyperlink r:id="rId101">
-        <w:r>
-          <w:rPr>
-            <w:lang w:val="zh_TW" w:bidi="zh_TW"/>
-          </w:rPr>
-          <w:rPr>
-            <w:color w:val="0000EE"/>
-            <w:u w:val="single"/>
-          </w:rPr>
-          <w:t>西3:4</w:t>
-        </w:r>
-      </w:hyperlink>
+      <w:r>
+        <w:rPr>
+          <w:lang w:val="zh_TW" w:bidi="zh_TW"/>
+        </w:rPr>
+        <w:t>西3:4</w:t>
+      </w:r>
       <w:r>
         <w:rPr>
           <w:lang w:val="zh_TW" w:bidi="zh_TW"/>
         </w:rPr>
         <w:t>；</w:t>
       </w:r>
-      <w:hyperlink r:id="rId102">
-        <w:r>
-          <w:rPr>
-            <w:lang w:val="zh_TW" w:bidi="zh_TW"/>
-          </w:rPr>
-          <w:rPr>
-            <w:color w:val="0000EE"/>
-            <w:u w:val="single"/>
-          </w:rPr>
-          <w:t>帖後2:14</w:t>
-        </w:r>
-      </w:hyperlink>
+      <w:r>
+        <w:rPr>
+          <w:lang w:val="zh_TW" w:bidi="zh_TW"/>
+        </w:rPr>
+        <w:t>帖後2:14</w:t>
+      </w:r>
       <w:r>
         <w:rPr>
           <w:lang w:val="zh_TW" w:bidi="zh_TW"/>
         </w:rPr>
         <w:t>；</w:t>
       </w:r>
-      <w:hyperlink r:id="rId103">
-        <w:r>
-          <w:rPr>
-            <w:lang w:val="zh_TW" w:bidi="zh_TW"/>
-          </w:rPr>
-          <w:rPr>
-            <w:color w:val="0000EE"/>
-            <w:u w:val="single"/>
-          </w:rPr>
-          <w:t>提後2:10</w:t>
-        </w:r>
-      </w:hyperlink>
+      <w:r>
+        <w:rPr>
+          <w:lang w:val="zh_TW" w:bidi="zh_TW"/>
+        </w:rPr>
+        <w:t>提後2:10</w:t>
+      </w:r>
       <w:r>
         <w:rPr>
           <w:lang w:val="zh_TW" w:bidi="zh_TW"/>
         </w:rPr>
         <w:t>）。今世的苦楚與將來要顯於我們的榮耀無法相比（</w:t>
       </w:r>
-      <w:hyperlink r:id="rId104">
-        <w:r>
-          <w:rPr>
-            <w:lang w:val="zh_TW" w:bidi="zh_TW"/>
-          </w:rPr>
-          <w:rPr>
-            <w:color w:val="0000EE"/>
-            <w:u w:val="single"/>
-          </w:rPr>
-          <w:t>羅8:18</w:t>
-        </w:r>
-      </w:hyperlink>
+      <w:r>
+        <w:rPr>
+          <w:lang w:val="zh_TW" w:bidi="zh_TW"/>
+        </w:rPr>
+        <w:t>羅8:18</w:t>
+      </w:r>
       <w:r>
         <w:rPr>
           <w:lang w:val="zh_TW" w:bidi="zh_TW"/>
         </w:rPr>
         <w:t>；</w:t>
       </w:r>
-      <w:hyperlink r:id="rId105">
-        <w:r>
-          <w:rPr>
-            <w:lang w:val="zh_TW" w:bidi="zh_TW"/>
-          </w:rPr>
-          <w:rPr>
-            <w:color w:val="0000EE"/>
-            <w:u w:val="single"/>
-          </w:rPr>
-          <w:t>林後4:17</w:t>
-        </w:r>
-      </w:hyperlink>
+      <w:r>
+        <w:rPr>
+          <w:lang w:val="zh_TW" w:bidi="zh_TW"/>
+        </w:rPr>
+        <w:t>林後4:17</w:t>
+      </w:r>
       <w:r>
         <w:rPr>
           <w:lang w:val="zh_TW" w:bidi="zh_TW"/>
         </w:rPr>
         <w:t>）。整個受造界渴望看見神兒女自由的榮耀（</w:t>
       </w:r>
-      <w:hyperlink r:id="rId106">
-        <w:r>
-          <w:rPr>
-            <w:lang w:val="zh_TW" w:bidi="zh_TW"/>
-          </w:rPr>
-          <w:rPr>
-            <w:color w:val="0000EE"/>
-            <w:u w:val="single"/>
-          </w:rPr>
-          <w:t>羅8:21</w:t>
-        </w:r>
-      </w:hyperlink>
+      <w:r>
+        <w:rPr>
+          <w:lang w:val="zh_TW" w:bidi="zh_TW"/>
+        </w:rPr>
+        <w:t>羅8:21</w:t>
+      </w:r>
       <w:r>
         <w:rPr>
           <w:lang w:val="zh_TW" w:bidi="zh_TW"/>
         </w:rPr>
         <w:t>）。這樣的榮耀盼望如此確定，以致彼得甚至可以在今世就說自己同享基督的榮耀（</w:t>
       </w:r>
-      <w:hyperlink r:id="rId107">
-        <w:r>
-          <w:rPr>
-            <w:lang w:val="zh_TW" w:bidi="zh_TW"/>
-          </w:rPr>
-          <w:rPr>
-            <w:color w:val="0000EE"/>
-            <w:u w:val="single"/>
-          </w:rPr>
-          <w:t>彼前5:1</w:t>
-        </w:r>
-      </w:hyperlink>
+      <w:r>
+        <w:rPr>
+          <w:lang w:val="zh_TW" w:bidi="zh_TW"/>
+        </w:rPr>
+        <w:t>彼前5:1</w:t>
+      </w:r>
       <w:r>
         <w:rPr>
           <w:lang w:val="zh_TW" w:bidi="zh_TW"/>
         </w:rPr>
         <w:t>），同時也仰望那永恆的榮耀（見</w:t>
       </w:r>
-      <w:hyperlink r:id="rId108">
-        <w:r>
-          <w:rPr>
-            <w:lang w:val="zh_TW" w:bidi="zh_TW"/>
-          </w:rPr>
-          <w:rPr>
-            <w:color w:val="0000EE"/>
-            <w:u w:val="single"/>
-          </w:rPr>
-          <w:t>10</w:t>
-        </w:r>
-      </w:hyperlink>
+      <w:r>
+        <w:rPr>
+          <w:lang w:val="zh_TW" w:bidi="zh_TW"/>
+        </w:rPr>
+        <w:t>10</w:t>
+      </w:r>
       <w:r>
         <w:rPr>
           <w:lang w:val="zh_TW" w:bidi="zh_TW"/>
         </w:rPr>
         <w:t>節）。作為基督榮耀的分享者，教會被召去榮耀神。因著他們內心的盼望，他們潔淨自己（</w:t>
       </w:r>
-      <w:hyperlink r:id="rId109">
-        <w:r>
-          <w:rPr>
-            <w:lang w:val="zh_TW" w:bidi="zh_TW"/>
-          </w:rPr>
-          <w:rPr>
-            <w:color w:val="0000EE"/>
-            <w:u w:val="single"/>
-          </w:rPr>
-          <w:t>約一3:3</w:t>
-        </w:r>
-      </w:hyperlink>
+      <w:r>
+        <w:rPr>
+          <w:lang w:val="zh_TW" w:bidi="zh_TW"/>
+        </w:rPr>
+        <w:t>約一3:3</w:t>
+      </w:r>
       <w:r>
         <w:rPr>
           <w:lang w:val="zh_TW" w:bidi="zh_TW"/>
